--- a/доп материалы/пробные варианты/politika_variant_3.docx
+++ b/доп материалы/пробные варианты/politika_variant_3.docx
@@ -4,40 +4,46 @@
   <w:body>
     <w:p>
       <w:pPr>
-        <w:jc w:val="center"/>
+        <w:widowControl/>
+        <w:spacing w:line="240" w:lineRule="auto" w:after="120"/>
+        <w:jc w:val="left"/>
       </w:pPr>
       <w:r>
         <w:rPr>
+          <w:rFonts w:ascii="Times New Roman" w:hAnsi="Times New Roman" w:eastAsia="Times New Roman"/>
           <w:b/>
-          <w:color w:val="2975E5"/>
-          <w:sz w:val="32"/>
+          <w:color w:val="181A1F"/>
+          <w:sz w:val="28"/>
         </w:rPr>
-        <w:t>ЕГЭ ПО ОБЩЕСТВОЗНАНИЮ — 2026</w:t>
+        <w:t>Тематический пробный вариант № 3. Политика + социология + экономика</w:t>
       </w:r>
     </w:p>
     <w:p>
       <w:pPr>
-        <w:jc w:val="center"/>
+        <w:widowControl/>
+        <w:spacing w:line="240" w:lineRule="auto" w:after="140"/>
+        <w:jc w:val="left"/>
       </w:pPr>
       <w:r>
         <w:rPr>
-          <w:b/>
-          <w:sz w:val="30"/>
+          <w:rFonts w:ascii="Times New Roman" w:hAnsi="Times New Roman" w:eastAsia="Times New Roman"/>
+          <w:color w:val="181A1F"/>
+          <w:sz w:val="28"/>
         </w:rPr>
-        <w:t>Тематический пробный вариант № 3</w:t>
-        <w:br/>
-        <w:t>Политика + социология + экономика</w:t>
-      </w:r>
-    </w:p>
-    <w:p>
-      <w:r>
         <w:t>25 заданий • максимальный первичный балл — 58 • рекомендуемое время — 3 часа 30 минут</w:t>
       </w:r>
     </w:p>
     <w:p>
+      <w:pPr>
+        <w:widowControl/>
+        <w:spacing w:line="240" w:lineRule="auto" w:after="0"/>
+      </w:pPr>
       <w:r>
         <w:rPr>
+          <w:rFonts w:ascii="Times New Roman" w:hAnsi="Times New Roman" w:eastAsia="Times New Roman"/>
           <w:i/>
+          <w:color w:val="181A1F"/>
+          <w:sz w:val="28"/>
         </w:rPr>
         <w:t>Смешанный вариант: задания распределены между указанными разделами.</w:t>
       </w:r>
@@ -45,42 +51,81 @@
     <w:p>
       <w:pPr>
         <w:pStyle w:val="Heading1"/>
+        <w:keepNext/>
+        <w:widowControl/>
+        <w:spacing w:line="240" w:lineRule="auto" w:after="60" w:before="160"/>
       </w:pPr>
       <w:r>
+        <w:rPr>
+          <w:rFonts w:ascii="Times New Roman" w:hAnsi="Times New Roman" w:eastAsia="Times New Roman"/>
+          <w:b/>
+          <w:color w:val="181A1F"/>
+          <w:sz w:val="28"/>
+        </w:rPr>
         <w:t>Часть 1</w:t>
       </w:r>
     </w:p>
     <w:p>
+      <w:pPr>
+        <w:widowControl/>
+        <w:spacing w:line="240" w:lineRule="auto" w:after="0"/>
+      </w:pPr>
       <w:r>
+        <w:rPr>
+          <w:rFonts w:ascii="Times New Roman" w:hAnsi="Times New Roman" w:eastAsia="Times New Roman"/>
+          <w:color w:val="181A1F"/>
+          <w:sz w:val="28"/>
+        </w:rPr>
         <w:t>Ответами к заданиям 1–16 являются последовательности цифр. Запишите ответ без пробелов и дополнительных символов.</w:t>
       </w:r>
     </w:p>
     <w:p>
+      <w:pPr>
+        <w:keepNext/>
+        <w:widowControl/>
+        <w:spacing w:line="240" w:lineRule="auto" w:after="0" w:before="120"/>
+      </w:pPr>
       <w:r>
         <w:rPr>
+          <w:rFonts w:ascii="Times New Roman" w:hAnsi="Times New Roman" w:eastAsia="Times New Roman"/>
           <w:b/>
-          <w:sz w:val="24"/>
+          <w:color w:val="181A1F"/>
+          <w:sz w:val="28"/>
         </w:rPr>
         <w:t>1.</w:t>
       </w:r>
     </w:p>
     <w:p>
+      <w:pPr>
+        <w:widowControl/>
+        <w:spacing w:line="240" w:lineRule="auto" w:after="0"/>
+      </w:pPr>
       <w:r>
         <w:rPr>
+          <w:rFonts w:ascii="Times New Roman" w:hAnsi="Times New Roman" w:eastAsia="Times New Roman"/>
           <w:b w:val="0"/>
           <w:i w:val="0"/>
+          <w:color w:val="181A1F"/>
+          <w:sz w:val="28"/>
         </w:rPr>
         <w:t>В ходе социологического опроса совершеннолетних юношей и девушек страны Z им задавали вопрос: «Почему Вы не хотите активно участвовать в политике?» (Можно было выбрать несколько ответов). Полученные результаты (в % от числа опрошенных) представлены в виде диаграммы.</w:t>
       </w:r>
     </w:p>
     <w:p>
       <w:pPr>
+        <w:widowControl/>
+        <w:spacing w:line="240" w:lineRule="auto" w:after="0"/>
         <w:jc w:val="center"/>
       </w:pPr>
       <w:r>
+        <w:rPr>
+          <w:rFonts w:ascii="Times New Roman" w:hAnsi="Times New Roman" w:eastAsia="Times New Roman"/>
+          <w:color w:val="181A1F"/>
+          <w:sz w:val="28"/>
+        </w:rPr>
         <w:drawing>
           <wp:inline xmlns:a="http://schemas.openxmlformats.org/drawingml/2006/main" xmlns:pic="http://schemas.openxmlformats.org/drawingml/2006/picture">
-            <wp:extent cx="5400000" cy="5400000"/>
+            <wp:extent cx="5400000" cy="4752000"/>
             <wp:docPr id="1" name="Picture 1"/>
             <wp:cNvGraphicFramePr>
               <a:graphicFrameLocks noChangeAspect="1"/>
@@ -94,6 +139,7 @@
                   </pic:nvPicPr>
                   <pic:blipFill>
                     <a:blip r:embed="rId9"/>
+                    <a:srcRect b="12000"/>
                     <a:stretch>
                       <a:fillRect/>
                     </a:stretch>
@@ -101,7 +147,7 @@
                   <pic:spPr>
                     <a:xfrm>
                       <a:off x="0" y="0"/>
-                      <a:ext cx="5400000" cy="5400000"/>
+                      <a:ext cx="5400000" cy="4752000"/>
                     </a:xfrm>
                     <a:prstGeom prst="rect"/>
                   </pic:spPr>
@@ -113,78 +159,129 @@
       </w:r>
     </w:p>
     <w:p>
+      <w:pPr>
+        <w:widowControl/>
+        <w:spacing w:line="240" w:lineRule="auto" w:after="0"/>
+      </w:pPr>
       <w:r>
         <w:rPr>
+          <w:rFonts w:ascii="Times New Roman" w:hAnsi="Times New Roman" w:eastAsia="Times New Roman"/>
           <w:b w:val="0"/>
           <w:i w:val="0"/>
+          <w:color w:val="181A1F"/>
+          <w:sz w:val="28"/>
         </w:rPr>
         <w:t>Найдите в приведённом списке выводы, которые можно сделать на основе диаграммы, и запишите цифры, под которыми они указаны.</w:t>
       </w:r>
     </w:p>
     <w:p>
+      <w:pPr>
+        <w:widowControl/>
+        <w:spacing w:line="240" w:lineRule="auto" w:after="0"/>
+      </w:pPr>
       <w:r>
         <w:rPr>
+          <w:rFonts w:ascii="Times New Roman" w:hAnsi="Times New Roman" w:eastAsia="Times New Roman"/>
           <w:b w:val="0"/>
           <w:i w:val="0"/>
+          <w:color w:val="181A1F"/>
+          <w:sz w:val="28"/>
         </w:rPr>
         <w:t>1) Доля тех, кто считает, что политика — не дело рядовых граждан среди юношей больше, чем среди девушек.</w:t>
       </w:r>
     </w:p>
     <w:p>
+      <w:pPr>
+        <w:widowControl/>
+        <w:spacing w:line="240" w:lineRule="auto" w:after="0"/>
+      </w:pPr>
       <w:r>
         <w:rPr>
+          <w:rFonts w:ascii="Times New Roman" w:hAnsi="Times New Roman" w:eastAsia="Times New Roman"/>
           <w:b w:val="0"/>
           <w:i w:val="0"/>
+          <w:color w:val="181A1F"/>
+          <w:sz w:val="28"/>
         </w:rPr>
         <w:t>2) Равные доли девушек отметили, что у них нет времени заниматься политикой и что всё равно ничего нельзя изменить.</w:t>
       </w:r>
     </w:p>
     <w:p>
+      <w:pPr>
+        <w:widowControl/>
+        <w:spacing w:line="240" w:lineRule="auto" w:after="0"/>
+      </w:pPr>
       <w:r>
         <w:rPr>
+          <w:rFonts w:ascii="Times New Roman" w:hAnsi="Times New Roman" w:eastAsia="Times New Roman"/>
           <w:b w:val="0"/>
           <w:i w:val="0"/>
+          <w:color w:val="181A1F"/>
+          <w:sz w:val="28"/>
         </w:rPr>
         <w:t>3) Доля тех, кто отметил, что ничего не понимает в политике, среди юношей меньше, чем среди девушек.</w:t>
       </w:r>
     </w:p>
     <w:p>
+      <w:pPr>
+        <w:widowControl/>
+        <w:spacing w:line="240" w:lineRule="auto" w:after="0"/>
+      </w:pPr>
       <w:r>
         <w:rPr>
+          <w:rFonts w:ascii="Times New Roman" w:hAnsi="Times New Roman" w:eastAsia="Times New Roman"/>
           <w:b w:val="0"/>
           <w:i w:val="0"/>
+          <w:color w:val="181A1F"/>
+          <w:sz w:val="28"/>
         </w:rPr>
         <w:t>4) Среди юношей мнение о том, что равно ничего нельзя изменить, менее популярно, чем мнение о том, что политики — «грязное дело».</w:t>
       </w:r>
     </w:p>
     <w:p>
+      <w:pPr>
+        <w:widowControl/>
+        <w:spacing w:line="240" w:lineRule="auto" w:after="0"/>
+      </w:pPr>
       <w:r>
         <w:rPr>
+          <w:rFonts w:ascii="Times New Roman" w:hAnsi="Times New Roman" w:eastAsia="Times New Roman"/>
           <w:b w:val="0"/>
           <w:i w:val="0"/>
+          <w:color w:val="181A1F"/>
+          <w:sz w:val="28"/>
         </w:rPr>
         <w:t>5) Одинаковые доли опрошенных в обеих группах затруднились с ответом.</w:t>
       </w:r>
     </w:p>
     <w:p>
-      <w:r>
-        <w:t>Ответ: ______________________________</w:t>
-      </w:r>
-    </w:p>
-    <w:p>
+      <w:pPr>
+        <w:keepNext/>
+        <w:widowControl/>
+        <w:spacing w:line="240" w:lineRule="auto" w:after="0" w:before="120"/>
+      </w:pPr>
       <w:r>
         <w:rPr>
+          <w:rFonts w:ascii="Times New Roman" w:hAnsi="Times New Roman" w:eastAsia="Times New Roman"/>
           <w:b/>
-          <w:sz w:val="24"/>
+          <w:color w:val="181A1F"/>
+          <w:sz w:val="28"/>
         </w:rPr>
         <w:t>2.</w:t>
       </w:r>
     </w:p>
     <w:p>
+      <w:pPr>
+        <w:widowControl/>
+        <w:spacing w:line="240" w:lineRule="auto" w:after="0"/>
+      </w:pPr>
       <w:r>
         <w:rPr>
+          <w:rFonts w:ascii="Times New Roman" w:hAnsi="Times New Roman" w:eastAsia="Times New Roman"/>
           <w:b w:val="0"/>
           <w:i w:val="0"/>
+          <w:color w:val="181A1F"/>
+          <w:sz w:val="28"/>
         </w:rPr>
         <w:t>Установите соответствие между факторами предложения телевизоров на соответствующем рынке и возможными изменениями предложения: к каждому элементу, данному в первом столбце, подберите элемент из второго столбца.</w:t>
       </w:r>
@@ -193,6 +290,7 @@
       <w:tblPr>
         <w:tblStyle w:val="TableGrid"/>
         <w:tblW w:type="auto" w:w="0"/>
+        <w:tblLayout w:type="autofit"/>
         <w:tblLook w:firstColumn="1" w:firstRow="1" w:lastColumn="0" w:lastRow="0" w:noHBand="0" w:noVBand="1" w:val="04A0"/>
       </w:tblPr>
       <w:tblGrid>
@@ -205,7 +303,16 @@
             <w:tcW w:type="dxa" w:w="5128"/>
           </w:tcPr>
           <w:p>
+            <w:pPr>
+              <w:spacing w:after="0" w:line="240" w:lineRule="auto"/>
+            </w:pPr>
             <w:r>
+              <w:rPr>
+                <w:rFonts w:ascii="Times New Roman" w:hAnsi="Times New Roman" w:eastAsia="Times New Roman"/>
+                <w:b/>
+                <w:color w:val="181A1F"/>
+                <w:sz w:val="28"/>
+              </w:rPr>
               <w:t>ФАКТОРЫ ПРЕДЛОЖЕНИЯ ТЕЛЕВИЗОРОВ</w:t>
             </w:r>
           </w:p>
@@ -215,7 +322,16 @@
             <w:tcW w:type="dxa" w:w="5128"/>
           </w:tcPr>
           <w:p>
+            <w:pPr>
+              <w:spacing w:after="0" w:line="240" w:lineRule="auto"/>
+            </w:pPr>
             <w:r>
+              <w:rPr>
+                <w:rFonts w:ascii="Times New Roman" w:hAnsi="Times New Roman" w:eastAsia="Times New Roman"/>
+                <w:b/>
+                <w:color w:val="181A1F"/>
+                <w:sz w:val="28"/>
+              </w:rPr>
               <w:t>ВОЗМОЖНЫЕ ИЗМЕНЕНИЯ ПРЕДЛОЖЕНИЯ</w:t>
             </w:r>
           </w:p>
@@ -227,8 +343,24 @@
             <w:tcW w:type="dxa" w:w="5128"/>
           </w:tcPr>
           <w:p>
+            <w:pPr>
+              <w:spacing w:after="0" w:line="240" w:lineRule="auto"/>
+            </w:pPr>
             <w:r>
-              <w:t>А) снижение процентов по кредитам для производителейБ) ожидание падения цен на телевизорыВ) использование устаревшей технологииГ) рост расходов на оплату труда работниковД) банкротство фирм, выпускающих телевизоры</w:t>
+              <w:rPr>
+                <w:rFonts w:ascii="Times New Roman" w:hAnsi="Times New Roman" w:eastAsia="Times New Roman"/>
+                <w:color w:val="181A1F"/>
+                <w:sz w:val="28"/>
+              </w:rPr>
+              <w:t>А) снижение процентов по кредитам для производителей</w:t>
+              <w:br/>
+              <w:t>Б) ожидание падения цен на телевизоры</w:t>
+              <w:br/>
+              <w:t>В) использование устаревшей технологии</w:t>
+              <w:br/>
+              <w:t>Г) рост расходов на оплату труда работников</w:t>
+              <w:br/>
+              <w:t>Д) банкротство фирм, выпускающих телевизоры</w:t>
             </w:r>
           </w:p>
         </w:tc>
@@ -237,18 +369,35 @@
             <w:tcW w:type="dxa" w:w="5128"/>
           </w:tcPr>
           <w:p>
+            <w:pPr>
+              <w:spacing w:after="0" w:line="240" w:lineRule="auto"/>
+            </w:pPr>
             <w:r>
-              <w:t>1) увеличение2) уменьшение</w:t>
+              <w:rPr>
+                <w:rFonts w:ascii="Times New Roman" w:hAnsi="Times New Roman" w:eastAsia="Times New Roman"/>
+                <w:color w:val="181A1F"/>
+                <w:sz w:val="28"/>
+              </w:rPr>
+              <w:t>1) увеличение</w:t>
+              <w:br/>
+              <w:t>2) уменьшение</w:t>
             </w:r>
           </w:p>
         </w:tc>
       </w:tr>
     </w:tbl>
     <w:p>
+      <w:pPr>
+        <w:widowControl/>
+        <w:spacing w:line="240" w:lineRule="auto" w:after="0"/>
+      </w:pPr>
       <w:r>
         <w:rPr>
+          <w:rFonts w:ascii="Times New Roman" w:hAnsi="Times New Roman" w:eastAsia="Times New Roman"/>
           <w:b w:val="0"/>
           <w:i w:val="0"/>
+          <w:color w:val="181A1F"/>
+          <w:sz w:val="28"/>
         </w:rPr>
         <w:t>Запишите в ответ цифры, расположив их в порядке, соответствующем буквам:</w:t>
       </w:r>
@@ -257,6 +406,7 @@
       <w:tblPr>
         <w:tblStyle w:val="TableGrid"/>
         <w:tblW w:type="auto" w:w="0"/>
+        <w:tblLayout w:type="autofit"/>
         <w:tblLook w:firstColumn="1" w:firstRow="1" w:lastColumn="0" w:lastRow="0" w:noHBand="0" w:noVBand="1" w:val="04A0"/>
       </w:tblPr>
       <w:tblGrid>
@@ -272,7 +422,16 @@
             <w:tcW w:type="dxa" w:w="2051"/>
           </w:tcPr>
           <w:p>
+            <w:pPr>
+              <w:spacing w:after="0" w:line="240" w:lineRule="auto"/>
+            </w:pPr>
             <w:r>
+              <w:rPr>
+                <w:rFonts w:ascii="Times New Roman" w:hAnsi="Times New Roman" w:eastAsia="Times New Roman"/>
+                <w:b/>
+                <w:color w:val="181A1F"/>
+                <w:sz w:val="28"/>
+              </w:rPr>
               <w:t>А</w:t>
             </w:r>
           </w:p>
@@ -282,7 +441,16 @@
             <w:tcW w:type="dxa" w:w="2051"/>
           </w:tcPr>
           <w:p>
+            <w:pPr>
+              <w:spacing w:after="0" w:line="240" w:lineRule="auto"/>
+            </w:pPr>
             <w:r>
+              <w:rPr>
+                <w:rFonts w:ascii="Times New Roman" w:hAnsi="Times New Roman" w:eastAsia="Times New Roman"/>
+                <w:b/>
+                <w:color w:val="181A1F"/>
+                <w:sz w:val="28"/>
+              </w:rPr>
               <w:t>Б</w:t>
             </w:r>
           </w:p>
@@ -292,7 +460,16 @@
             <w:tcW w:type="dxa" w:w="2051"/>
           </w:tcPr>
           <w:p>
+            <w:pPr>
+              <w:spacing w:after="0" w:line="240" w:lineRule="auto"/>
+            </w:pPr>
             <w:r>
+              <w:rPr>
+                <w:rFonts w:ascii="Times New Roman" w:hAnsi="Times New Roman" w:eastAsia="Times New Roman"/>
+                <w:b/>
+                <w:color w:val="181A1F"/>
+                <w:sz w:val="28"/>
+              </w:rPr>
               <w:t>В</w:t>
             </w:r>
           </w:p>
@@ -302,7 +479,16 @@
             <w:tcW w:type="dxa" w:w="2051"/>
           </w:tcPr>
           <w:p>
+            <w:pPr>
+              <w:spacing w:after="0" w:line="240" w:lineRule="auto"/>
+            </w:pPr>
             <w:r>
+              <w:rPr>
+                <w:rFonts w:ascii="Times New Roman" w:hAnsi="Times New Roman" w:eastAsia="Times New Roman"/>
+                <w:b/>
+                <w:color w:val="181A1F"/>
+                <w:sz w:val="28"/>
+              </w:rPr>
               <w:t>Г</w:t>
             </w:r>
           </w:p>
@@ -312,7 +498,16 @@
             <w:tcW w:type="dxa" w:w="2051"/>
           </w:tcPr>
           <w:p>
+            <w:pPr>
+              <w:spacing w:after="0" w:line="240" w:lineRule="auto"/>
+            </w:pPr>
             <w:r>
+              <w:rPr>
+                <w:rFonts w:ascii="Times New Roman" w:hAnsi="Times New Roman" w:eastAsia="Times New Roman"/>
+                <w:b/>
+                <w:color w:val="181A1F"/>
+                <w:sz w:val="28"/>
+              </w:rPr>
               <w:t>Д</w:t>
             </w:r>
           </w:p>
@@ -324,7 +519,16 @@
             <w:tcW w:type="dxa" w:w="2051"/>
           </w:tcPr>
           <w:p>
-            <w:r/>
+            <w:pPr>
+              <w:spacing w:after="0" w:line="240" w:lineRule="auto"/>
+            </w:pPr>
+            <w:r>
+              <w:rPr>
+                <w:rFonts w:ascii="Times New Roman" w:hAnsi="Times New Roman" w:eastAsia="Times New Roman"/>
+                <w:color w:val="181A1F"/>
+                <w:sz w:val="28"/>
+              </w:rPr>
+            </w:r>
           </w:p>
         </w:tc>
         <w:tc>
@@ -332,7 +536,16 @@
             <w:tcW w:type="dxa" w:w="2051"/>
           </w:tcPr>
           <w:p>
-            <w:r/>
+            <w:pPr>
+              <w:spacing w:after="0" w:line="240" w:lineRule="auto"/>
+            </w:pPr>
+            <w:r>
+              <w:rPr>
+                <w:rFonts w:ascii="Times New Roman" w:hAnsi="Times New Roman" w:eastAsia="Times New Roman"/>
+                <w:color w:val="181A1F"/>
+                <w:sz w:val="28"/>
+              </w:rPr>
+            </w:r>
           </w:p>
         </w:tc>
         <w:tc>
@@ -340,7 +553,16 @@
             <w:tcW w:type="dxa" w:w="2051"/>
           </w:tcPr>
           <w:p>
-            <w:r/>
+            <w:pPr>
+              <w:spacing w:after="0" w:line="240" w:lineRule="auto"/>
+            </w:pPr>
+            <w:r>
+              <w:rPr>
+                <w:rFonts w:ascii="Times New Roman" w:hAnsi="Times New Roman" w:eastAsia="Times New Roman"/>
+                <w:color w:val="181A1F"/>
+                <w:sz w:val="28"/>
+              </w:rPr>
+            </w:r>
           </w:p>
         </w:tc>
         <w:tc>
@@ -348,7 +570,16 @@
             <w:tcW w:type="dxa" w:w="2051"/>
           </w:tcPr>
           <w:p>
-            <w:r/>
+            <w:pPr>
+              <w:spacing w:after="0" w:line="240" w:lineRule="auto"/>
+            </w:pPr>
+            <w:r>
+              <w:rPr>
+                <w:rFonts w:ascii="Times New Roman" w:hAnsi="Times New Roman" w:eastAsia="Times New Roman"/>
+                <w:color w:val="181A1F"/>
+                <w:sz w:val="28"/>
+              </w:rPr>
+            </w:r>
           </w:p>
         </w:tc>
         <w:tc>
@@ -356,495 +587,819 @@
             <w:tcW w:type="dxa" w:w="2051"/>
           </w:tcPr>
           <w:p>
-            <w:r/>
+            <w:pPr>
+              <w:spacing w:after="0" w:line="240" w:lineRule="auto"/>
+            </w:pPr>
+            <w:r>
+              <w:rPr>
+                <w:rFonts w:ascii="Times New Roman" w:hAnsi="Times New Roman" w:eastAsia="Times New Roman"/>
+                <w:color w:val="181A1F"/>
+                <w:sz w:val="28"/>
+              </w:rPr>
+            </w:r>
           </w:p>
         </w:tc>
       </w:tr>
     </w:tbl>
     <w:p>
-      <w:r>
-        <w:t>Ответ: ______________________________</w:t>
-      </w:r>
-    </w:p>
-    <w:p>
+      <w:pPr>
+        <w:keepNext/>
+        <w:widowControl/>
+        <w:spacing w:line="240" w:lineRule="auto" w:after="0" w:before="120"/>
+      </w:pPr>
       <w:r>
         <w:rPr>
+          <w:rFonts w:ascii="Times New Roman" w:hAnsi="Times New Roman" w:eastAsia="Times New Roman"/>
           <w:b/>
-          <w:sz w:val="24"/>
+          <w:color w:val="181A1F"/>
+          <w:sz w:val="28"/>
         </w:rPr>
         <w:t>3.</w:t>
       </w:r>
     </w:p>
     <w:p>
+      <w:pPr>
+        <w:widowControl/>
+        <w:spacing w:line="240" w:lineRule="auto" w:after="0"/>
+      </w:pPr>
       <w:r>
         <w:rPr>
+          <w:rFonts w:ascii="Times New Roman" w:hAnsi="Times New Roman" w:eastAsia="Times New Roman"/>
           <w:b w:val="0"/>
           <w:i w:val="0"/>
+          <w:color w:val="181A1F"/>
+          <w:sz w:val="28"/>
         </w:rPr>
         <w:t>Ниже приведён перечень действий. Все они, за исключением двух, относятся к цифровым финансовым услугам.</w:t>
       </w:r>
     </w:p>
     <w:p>
+      <w:pPr>
+        <w:widowControl/>
+        <w:spacing w:line="240" w:lineRule="auto" w:after="0"/>
+      </w:pPr>
       <w:r>
         <w:rPr>
+          <w:rFonts w:ascii="Times New Roman" w:hAnsi="Times New Roman" w:eastAsia="Times New Roman"/>
           <w:b w:val="0"/>
           <w:i w:val="0"/>
+          <w:color w:val="181A1F"/>
+          <w:sz w:val="28"/>
         </w:rPr>
         <w:t>1) открытие депозита в мобильном приложении банка;</w:t>
       </w:r>
     </w:p>
     <w:p>
+      <w:pPr>
+        <w:widowControl/>
+        <w:spacing w:line="240" w:lineRule="auto" w:after="0"/>
+      </w:pPr>
       <w:r>
         <w:rPr>
+          <w:rFonts w:ascii="Times New Roman" w:hAnsi="Times New Roman" w:eastAsia="Times New Roman"/>
           <w:b w:val="0"/>
           <w:i w:val="0"/>
+          <w:color w:val="181A1F"/>
+          <w:sz w:val="28"/>
         </w:rPr>
         <w:t>2) оформление потребительского кредита онлайн;</w:t>
       </w:r>
     </w:p>
     <w:p>
+      <w:pPr>
+        <w:widowControl/>
+        <w:spacing w:line="240" w:lineRule="auto" w:after="0"/>
+      </w:pPr>
       <w:r>
         <w:rPr>
+          <w:rFonts w:ascii="Times New Roman" w:hAnsi="Times New Roman" w:eastAsia="Times New Roman"/>
           <w:b w:val="0"/>
           <w:i w:val="0"/>
+          <w:color w:val="181A1F"/>
+          <w:sz w:val="28"/>
         </w:rPr>
         <w:t>3) установка в торговом центре банкомата;</w:t>
       </w:r>
     </w:p>
     <w:p>
+      <w:pPr>
+        <w:widowControl/>
+        <w:spacing w:line="240" w:lineRule="auto" w:after="0"/>
+      </w:pPr>
       <w:r>
         <w:rPr>
+          <w:rFonts w:ascii="Times New Roman" w:hAnsi="Times New Roman" w:eastAsia="Times New Roman"/>
           <w:b w:val="0"/>
           <w:i w:val="0"/>
+          <w:color w:val="181A1F"/>
+          <w:sz w:val="28"/>
         </w:rPr>
         <w:t>4) финансовая консультация при личном посещении банка;</w:t>
       </w:r>
     </w:p>
     <w:p>
+      <w:pPr>
+        <w:widowControl/>
+        <w:spacing w:line="240" w:lineRule="auto" w:after="0"/>
+      </w:pPr>
       <w:r>
         <w:rPr>
+          <w:rFonts w:ascii="Times New Roman" w:hAnsi="Times New Roman" w:eastAsia="Times New Roman"/>
           <w:b w:val="0"/>
           <w:i w:val="0"/>
+          <w:color w:val="181A1F"/>
+          <w:sz w:val="28"/>
         </w:rPr>
         <w:t>5) заключение электронной сделки по покупке ценных бумаг;</w:t>
       </w:r>
     </w:p>
     <w:p>
+      <w:pPr>
+        <w:widowControl/>
+        <w:spacing w:line="240" w:lineRule="auto" w:after="0"/>
+      </w:pPr>
       <w:r>
         <w:rPr>
+          <w:rFonts w:ascii="Times New Roman" w:hAnsi="Times New Roman" w:eastAsia="Times New Roman"/>
           <w:b w:val="0"/>
           <w:i w:val="0"/>
+          <w:color w:val="181A1F"/>
+          <w:sz w:val="28"/>
         </w:rPr>
         <w:t>6) продление страхового полиса на сайте компании.</w:t>
       </w:r>
     </w:p>
     <w:p>
+      <w:pPr>
+        <w:widowControl/>
+        <w:spacing w:line="240" w:lineRule="auto" w:after="0"/>
+      </w:pPr>
       <w:r>
         <w:rPr>
+          <w:rFonts w:ascii="Times New Roman" w:hAnsi="Times New Roman" w:eastAsia="Times New Roman"/>
           <w:b w:val="0"/>
           <w:i w:val="0"/>
+          <w:color w:val="181A1F"/>
+          <w:sz w:val="28"/>
         </w:rPr>
         <w:t>Найдите два действия, «выпадающих» из общего ряда, и запишите в таблицу цифры, под которыми они указаны.</w:t>
       </w:r>
     </w:p>
     <w:p>
-      <w:r>
-        <w:t>Ответ: ______________________________</w:t>
-      </w:r>
-    </w:p>
-    <w:p>
+      <w:pPr>
+        <w:keepNext/>
+        <w:widowControl/>
+        <w:spacing w:line="240" w:lineRule="auto" w:after="0" w:before="120"/>
+      </w:pPr>
       <w:r>
         <w:rPr>
+          <w:rFonts w:ascii="Times New Roman" w:hAnsi="Times New Roman" w:eastAsia="Times New Roman"/>
           <w:b/>
-          <w:sz w:val="24"/>
+          <w:color w:val="181A1F"/>
+          <w:sz w:val="28"/>
         </w:rPr>
         <w:t>4.</w:t>
       </w:r>
     </w:p>
     <w:p>
+      <w:pPr>
+        <w:widowControl/>
+        <w:spacing w:line="240" w:lineRule="auto" w:after="0"/>
+      </w:pPr>
       <w:r>
         <w:rPr>
+          <w:rFonts w:ascii="Times New Roman" w:hAnsi="Times New Roman" w:eastAsia="Times New Roman"/>
           <w:b w:val="0"/>
           <w:i w:val="0"/>
+          <w:color w:val="181A1F"/>
+          <w:sz w:val="28"/>
         </w:rPr>
         <w:t>А. был избран губернатором области Z. Oн уделяет большое внимание защите прав и свобод граждан, развитию институтов гражданского общества. В общении он доброжелателен, открыт для критики. Что из перечисленного ниже характеризует тип политического лидерства, описанный в данной ситуации? Запишите цифры, под которыми указаны верные характеристики.</w:t>
       </w:r>
     </w:p>
     <w:p>
+      <w:pPr>
+        <w:widowControl/>
+        <w:spacing w:line="240" w:lineRule="auto" w:after="0"/>
+      </w:pPr>
       <w:r>
         <w:rPr>
+          <w:rFonts w:ascii="Times New Roman" w:hAnsi="Times New Roman" w:eastAsia="Times New Roman"/>
           <w:b w:val="0"/>
           <w:i w:val="0"/>
+          <w:color w:val="181A1F"/>
+          <w:sz w:val="28"/>
         </w:rPr>
         <w:t>1) общенациональный</w:t>
       </w:r>
     </w:p>
     <w:p>
+      <w:pPr>
+        <w:widowControl/>
+        <w:spacing w:line="240" w:lineRule="auto" w:after="0"/>
+      </w:pPr>
       <w:r>
         <w:rPr>
+          <w:rFonts w:ascii="Times New Roman" w:hAnsi="Times New Roman" w:eastAsia="Times New Roman"/>
           <w:b w:val="0"/>
           <w:i w:val="0"/>
+          <w:color w:val="181A1F"/>
+          <w:sz w:val="28"/>
         </w:rPr>
         <w:t>2) демократический</w:t>
       </w:r>
     </w:p>
     <w:p>
+      <w:pPr>
+        <w:widowControl/>
+        <w:spacing w:line="240" w:lineRule="auto" w:after="0"/>
+      </w:pPr>
       <w:r>
         <w:rPr>
+          <w:rFonts w:ascii="Times New Roman" w:hAnsi="Times New Roman" w:eastAsia="Times New Roman"/>
           <w:b w:val="0"/>
           <w:i w:val="0"/>
+          <w:color w:val="181A1F"/>
+          <w:sz w:val="28"/>
         </w:rPr>
         <w:t>3) традиционный</w:t>
       </w:r>
     </w:p>
     <w:p>
+      <w:pPr>
+        <w:widowControl/>
+        <w:spacing w:line="240" w:lineRule="auto" w:after="0"/>
+      </w:pPr>
       <w:r>
         <w:rPr>
+          <w:rFonts w:ascii="Times New Roman" w:hAnsi="Times New Roman" w:eastAsia="Times New Roman"/>
           <w:b w:val="0"/>
           <w:i w:val="0"/>
+          <w:color w:val="181A1F"/>
+          <w:sz w:val="28"/>
         </w:rPr>
         <w:t>4) авторитарный</w:t>
       </w:r>
     </w:p>
     <w:p>
+      <w:pPr>
+        <w:widowControl/>
+        <w:spacing w:line="240" w:lineRule="auto" w:after="0"/>
+      </w:pPr>
       <w:r>
         <w:rPr>
+          <w:rFonts w:ascii="Times New Roman" w:hAnsi="Times New Roman" w:eastAsia="Times New Roman"/>
           <w:b w:val="0"/>
           <w:i w:val="0"/>
+          <w:color w:val="181A1F"/>
+          <w:sz w:val="28"/>
         </w:rPr>
         <w:t>5) региональный</w:t>
       </w:r>
     </w:p>
     <w:p>
+      <w:pPr>
+        <w:widowControl/>
+        <w:spacing w:line="240" w:lineRule="auto" w:after="0"/>
+      </w:pPr>
       <w:r>
         <w:rPr>
+          <w:rFonts w:ascii="Times New Roman" w:hAnsi="Times New Roman" w:eastAsia="Times New Roman"/>
           <w:b w:val="0"/>
           <w:i w:val="0"/>
+          <w:color w:val="181A1F"/>
+          <w:sz w:val="28"/>
         </w:rPr>
         <w:t>6) харизматический</w:t>
       </w:r>
     </w:p>
     <w:p>
-      <w:r>
-        <w:t>Ответ: ______________________________</w:t>
-      </w:r>
-    </w:p>
-    <w:p>
+      <w:pPr>
+        <w:keepNext/>
+        <w:widowControl/>
+        <w:spacing w:line="240" w:lineRule="auto" w:after="0" w:before="120"/>
+      </w:pPr>
       <w:r>
         <w:rPr>
+          <w:rFonts w:ascii="Times New Roman" w:hAnsi="Times New Roman" w:eastAsia="Times New Roman"/>
           <w:b/>
-          <w:sz w:val="24"/>
+          <w:color w:val="181A1F"/>
+          <w:sz w:val="28"/>
         </w:rPr>
         <w:t>5.</w:t>
       </w:r>
     </w:p>
     <w:p>
+      <w:pPr>
+        <w:widowControl/>
+        <w:spacing w:line="240" w:lineRule="auto" w:after="0"/>
+      </w:pPr>
       <w:r>
         <w:rPr>
+          <w:rFonts w:ascii="Times New Roman" w:hAnsi="Times New Roman" w:eastAsia="Times New Roman"/>
           <w:b w:val="0"/>
           <w:i w:val="0"/>
+          <w:color w:val="181A1F"/>
+          <w:sz w:val="28"/>
         </w:rPr>
         <w:t>Выберите верные суждения о политической элите и запишите цифры, под которыми они указаны.</w:t>
       </w:r>
     </w:p>
     <w:p>
+      <w:pPr>
+        <w:widowControl/>
+        <w:spacing w:line="240" w:lineRule="auto" w:after="0"/>
+      </w:pPr>
       <w:r>
         <w:rPr>
+          <w:rFonts w:ascii="Times New Roman" w:hAnsi="Times New Roman" w:eastAsia="Times New Roman"/>
           <w:b w:val="0"/>
           <w:i w:val="0"/>
+          <w:color w:val="181A1F"/>
+          <w:sz w:val="28"/>
         </w:rPr>
         <w:t>1) В зависимости от участия в осуществлении власти политическая элита делится на правящую и оппозиционную (контрэлиту).</w:t>
       </w:r>
     </w:p>
     <w:p>
+      <w:pPr>
+        <w:widowControl/>
+        <w:spacing w:line="240" w:lineRule="auto" w:after="0"/>
+      </w:pPr>
       <w:r>
         <w:rPr>
+          <w:rFonts w:ascii="Times New Roman" w:hAnsi="Times New Roman" w:eastAsia="Times New Roman"/>
           <w:b w:val="0"/>
           <w:i w:val="0"/>
+          <w:color w:val="181A1F"/>
+          <w:sz w:val="28"/>
         </w:rPr>
         <w:t>2) Политическая элита разрабатывает стратегию и тактику развития общества, определяет политическую программу действий.</w:t>
       </w:r>
     </w:p>
     <w:p>
+      <w:pPr>
+        <w:widowControl/>
+        <w:spacing w:line="240" w:lineRule="auto" w:after="0"/>
+      </w:pPr>
       <w:r>
         <w:rPr>
+          <w:rFonts w:ascii="Times New Roman" w:hAnsi="Times New Roman" w:eastAsia="Times New Roman"/>
           <w:b w:val="0"/>
           <w:i w:val="0"/>
+          <w:color w:val="181A1F"/>
+          <w:sz w:val="28"/>
         </w:rPr>
         <w:t xml:space="preserve">3) Политическая элита это привилегированная группа, которая занимает руководящие позиции в государстве и непосредственно участвует в принятии важнейших решений, связанных с использованием власти. </w:t>
       </w:r>
     </w:p>
     <w:p>
+      <w:pPr>
+        <w:widowControl/>
+        <w:spacing w:line="240" w:lineRule="auto" w:after="0"/>
+      </w:pPr>
       <w:r>
         <w:rPr>
+          <w:rFonts w:ascii="Times New Roman" w:hAnsi="Times New Roman" w:eastAsia="Times New Roman"/>
           <w:b w:val="0"/>
           <w:i w:val="0"/>
+          <w:color w:val="181A1F"/>
+          <w:sz w:val="28"/>
         </w:rPr>
         <w:t>4) Каналами рекрутирования политической элиты служат только политические партии.</w:t>
       </w:r>
     </w:p>
     <w:p>
+      <w:pPr>
+        <w:widowControl/>
+        <w:spacing w:line="240" w:lineRule="auto" w:after="0"/>
+      </w:pPr>
       <w:r>
         <w:rPr>
+          <w:rFonts w:ascii="Times New Roman" w:hAnsi="Times New Roman" w:eastAsia="Times New Roman"/>
           <w:b w:val="0"/>
           <w:i w:val="0"/>
+          <w:color w:val="181A1F"/>
+          <w:sz w:val="28"/>
         </w:rPr>
         <w:t>5) B зависимости от типа осуществления власти выделяют профессиональные и демократические элиты.</w:t>
       </w:r>
     </w:p>
     <w:p>
-      <w:r>
-        <w:t>Ответ: ______________________________</w:t>
-      </w:r>
-    </w:p>
-    <w:p>
+      <w:pPr>
+        <w:keepNext/>
+        <w:widowControl/>
+        <w:spacing w:line="240" w:lineRule="auto" w:after="0" w:before="120"/>
+      </w:pPr>
       <w:r>
         <w:rPr>
+          <w:rFonts w:ascii="Times New Roman" w:hAnsi="Times New Roman" w:eastAsia="Times New Roman"/>
           <w:b/>
-          <w:sz w:val="24"/>
+          <w:color w:val="181A1F"/>
+          <w:sz w:val="28"/>
         </w:rPr>
         <w:t>6.</w:t>
       </w:r>
     </w:p>
     <w:p>
+      <w:pPr>
+        <w:widowControl/>
+        <w:spacing w:line="240" w:lineRule="auto" w:after="0"/>
+      </w:pPr>
       <w:r>
         <w:rPr>
+          <w:rFonts w:ascii="Times New Roman" w:hAnsi="Times New Roman" w:eastAsia="Times New Roman"/>
           <w:b w:val="0"/>
           <w:i w:val="0"/>
+          <w:color w:val="181A1F"/>
+          <w:sz w:val="28"/>
         </w:rPr>
         <w:t>Выберите верные суждения о социальном конфликте и запишите цифры, под которыми они указаны.</w:t>
       </w:r>
     </w:p>
     <w:p>
+      <w:pPr>
+        <w:widowControl/>
+        <w:spacing w:line="240" w:lineRule="auto" w:after="0"/>
+      </w:pPr>
       <w:r>
         <w:rPr>
+          <w:rFonts w:ascii="Times New Roman" w:hAnsi="Times New Roman" w:eastAsia="Times New Roman"/>
           <w:b w:val="0"/>
           <w:i w:val="0"/>
+          <w:color w:val="181A1F"/>
+          <w:sz w:val="28"/>
         </w:rPr>
         <w:t>1) Социальный конфликт — это всегда конфликт индивидуальных интересов.</w:t>
       </w:r>
     </w:p>
     <w:p>
+      <w:pPr>
+        <w:widowControl/>
+        <w:spacing w:line="240" w:lineRule="auto" w:after="0"/>
+      </w:pPr>
       <w:r>
         <w:rPr>
+          <w:rFonts w:ascii="Times New Roman" w:hAnsi="Times New Roman" w:eastAsia="Times New Roman"/>
           <w:b w:val="0"/>
           <w:i w:val="0"/>
+          <w:color w:val="181A1F"/>
+          <w:sz w:val="28"/>
         </w:rPr>
         <w:t>2) В процессе социального конфликта стороны осознают свои интересы и стараются их защитить.</w:t>
       </w:r>
     </w:p>
     <w:p>
+      <w:pPr>
+        <w:widowControl/>
+        <w:spacing w:line="240" w:lineRule="auto" w:after="0"/>
+      </w:pPr>
       <w:r>
         <w:rPr>
+          <w:rFonts w:ascii="Times New Roman" w:hAnsi="Times New Roman" w:eastAsia="Times New Roman"/>
           <w:b w:val="0"/>
           <w:i w:val="0"/>
+          <w:color w:val="181A1F"/>
+          <w:sz w:val="28"/>
         </w:rPr>
         <w:t>3) Все конфликты оказывают дезинтегративное, разрушительное влияние на общественную жизнь.</w:t>
       </w:r>
     </w:p>
     <w:p>
+      <w:pPr>
+        <w:widowControl/>
+        <w:spacing w:line="240" w:lineRule="auto" w:after="0"/>
+      </w:pPr>
       <w:r>
         <w:rPr>
+          <w:rFonts w:ascii="Times New Roman" w:hAnsi="Times New Roman" w:eastAsia="Times New Roman"/>
           <w:b w:val="0"/>
           <w:i w:val="0"/>
+          <w:color w:val="181A1F"/>
+          <w:sz w:val="28"/>
         </w:rPr>
         <w:t>4) Конфликты могут быть скрытыми или явными, но в их основе всегда лежит отсутствие согласия между двумя или более сторонами.</w:t>
       </w:r>
     </w:p>
     <w:p>
+      <w:pPr>
+        <w:widowControl/>
+        <w:spacing w:line="240" w:lineRule="auto" w:after="0"/>
+      </w:pPr>
       <w:r>
         <w:rPr>
+          <w:rFonts w:ascii="Times New Roman" w:hAnsi="Times New Roman" w:eastAsia="Times New Roman"/>
           <w:b w:val="0"/>
           <w:i w:val="0"/>
+          <w:color w:val="181A1F"/>
+          <w:sz w:val="28"/>
         </w:rPr>
         <w:t>5) Последствия социального конфликта нельзя оценить однозначно.</w:t>
       </w:r>
     </w:p>
     <w:p>
-      <w:r>
-        <w:t>Ответ: ______________________________</w:t>
-      </w:r>
-    </w:p>
-    <w:p>
+      <w:pPr>
+        <w:keepNext/>
+        <w:widowControl/>
+        <w:spacing w:line="240" w:lineRule="auto" w:after="0" w:before="120"/>
+      </w:pPr>
       <w:r>
         <w:rPr>
+          <w:rFonts w:ascii="Times New Roman" w:hAnsi="Times New Roman" w:eastAsia="Times New Roman"/>
           <w:b/>
-          <w:sz w:val="24"/>
+          <w:color w:val="181A1F"/>
+          <w:sz w:val="28"/>
         </w:rPr>
         <w:t>7.</w:t>
       </w:r>
     </w:p>
     <w:p>
+      <w:pPr>
+        <w:widowControl/>
+        <w:spacing w:line="240" w:lineRule="auto" w:after="0"/>
+      </w:pPr>
       <w:r>
         <w:rPr>
+          <w:rFonts w:ascii="Times New Roman" w:hAnsi="Times New Roman" w:eastAsia="Times New Roman"/>
           <w:b w:val="0"/>
           <w:i w:val="0"/>
+          <w:color w:val="181A1F"/>
+          <w:sz w:val="28"/>
         </w:rPr>
         <w:t>Каждые 6 лет в стране Z проходят парламентские выборы. Какие из приведённых признаков свидетельствуют о том, что выборы проводятся по пропорциональной избирательной системе? Запишите номера, под которыми они указаны.</w:t>
       </w:r>
     </w:p>
     <w:p>
+      <w:pPr>
+        <w:widowControl/>
+        <w:spacing w:line="240" w:lineRule="auto" w:after="0"/>
+      </w:pPr>
       <w:r>
         <w:rPr>
+          <w:rFonts w:ascii="Times New Roman" w:hAnsi="Times New Roman" w:eastAsia="Times New Roman"/>
           <w:b w:val="0"/>
           <w:i w:val="0"/>
+          <w:color w:val="181A1F"/>
+          <w:sz w:val="28"/>
         </w:rPr>
         <w:t>1) Количество депутатских мандатов определяется процентом голосов, полученных партией на выборах.</w:t>
       </w:r>
     </w:p>
     <w:p>
+      <w:pPr>
+        <w:widowControl/>
+        <w:spacing w:line="240" w:lineRule="auto" w:after="0"/>
+      </w:pPr>
       <w:r>
         <w:rPr>
+          <w:rFonts w:ascii="Times New Roman" w:hAnsi="Times New Roman" w:eastAsia="Times New Roman"/>
           <w:b w:val="0"/>
           <w:i w:val="0"/>
+          <w:color w:val="181A1F"/>
+          <w:sz w:val="28"/>
         </w:rPr>
         <w:t>2) Избиратели голосуют за политическую программу той или иной партии/блока партий.</w:t>
       </w:r>
     </w:p>
     <w:p>
+      <w:pPr>
+        <w:widowControl/>
+        <w:spacing w:line="240" w:lineRule="auto" w:after="0"/>
+      </w:pPr>
       <w:r>
         <w:rPr>
+          <w:rFonts w:ascii="Times New Roman" w:hAnsi="Times New Roman" w:eastAsia="Times New Roman"/>
           <w:b w:val="0"/>
           <w:i w:val="0"/>
+          <w:color w:val="181A1F"/>
+          <w:sz w:val="28"/>
         </w:rPr>
         <w:t>3) B парламенте представлены все официально зарегистрированные политические партии.</w:t>
       </w:r>
     </w:p>
     <w:p>
+      <w:pPr>
+        <w:widowControl/>
+        <w:spacing w:line="240" w:lineRule="auto" w:after="0"/>
+      </w:pPr>
       <w:r>
         <w:rPr>
+          <w:rFonts w:ascii="Times New Roman" w:hAnsi="Times New Roman" w:eastAsia="Times New Roman"/>
           <w:b w:val="0"/>
           <w:i w:val="0"/>
+          <w:color w:val="181A1F"/>
+          <w:sz w:val="28"/>
         </w:rPr>
         <w:t>4) В стране для выдвижения кандидатов и проведения выборов создаются одномандатные округа.</w:t>
       </w:r>
     </w:p>
     <w:p>
+      <w:pPr>
+        <w:widowControl/>
+        <w:spacing w:line="240" w:lineRule="auto" w:after="0"/>
+      </w:pPr>
       <w:r>
         <w:rPr>
+          <w:rFonts w:ascii="Times New Roman" w:hAnsi="Times New Roman" w:eastAsia="Times New Roman"/>
           <w:b w:val="0"/>
           <w:i w:val="0"/>
+          <w:color w:val="181A1F"/>
+          <w:sz w:val="28"/>
         </w:rPr>
         <w:t>5) Места в парламенте получают партии, набравшие больше 6% голосов.</w:t>
       </w:r>
     </w:p>
     <w:p>
+      <w:pPr>
+        <w:widowControl/>
+        <w:spacing w:line="240" w:lineRule="auto" w:after="0"/>
+      </w:pPr>
       <w:r>
         <w:rPr>
+          <w:rFonts w:ascii="Times New Roman" w:hAnsi="Times New Roman" w:eastAsia="Times New Roman"/>
           <w:b w:val="0"/>
           <w:i w:val="0"/>
+          <w:color w:val="181A1F"/>
+          <w:sz w:val="28"/>
         </w:rPr>
         <w:t>6) В стране активно проходит предвыборная кампания.</w:t>
       </w:r>
     </w:p>
     <w:p>
-      <w:r>
-        <w:t>Ответ: ______________________________</w:t>
-      </w:r>
-    </w:p>
-    <w:p>
+      <w:pPr>
+        <w:keepNext/>
+        <w:widowControl/>
+        <w:spacing w:line="240" w:lineRule="auto" w:after="0" w:before="120"/>
+      </w:pPr>
       <w:r>
         <w:rPr>
+          <w:rFonts w:ascii="Times New Roman" w:hAnsi="Times New Roman" w:eastAsia="Times New Roman"/>
           <w:b/>
-          <w:sz w:val="24"/>
+          <w:color w:val="181A1F"/>
+          <w:sz w:val="28"/>
         </w:rPr>
         <w:t>8.</w:t>
       </w:r>
     </w:p>
     <w:p>
+      <w:pPr>
+        <w:widowControl/>
+        <w:spacing w:line="240" w:lineRule="auto" w:after="0"/>
+      </w:pPr>
       <w:r>
         <w:rPr>
+          <w:rFonts w:ascii="Times New Roman" w:hAnsi="Times New Roman" w:eastAsia="Times New Roman"/>
           <w:b w:val="0"/>
           <w:i w:val="0"/>
+          <w:color w:val="181A1F"/>
+          <w:sz w:val="28"/>
         </w:rPr>
         <w:t>В государстве каждые пять лет проходят выборы его главы и депутатов парламента. Какие из перечисленных признаков позволяют считать политический режим в государстве недемократическим? Запишите цифры, под которыми они указаны.</w:t>
       </w:r>
     </w:p>
     <w:p>
+      <w:pPr>
+        <w:widowControl/>
+        <w:spacing w:line="240" w:lineRule="auto" w:after="0"/>
+      </w:pPr>
       <w:r>
         <w:rPr>
+          <w:rFonts w:ascii="Times New Roman" w:hAnsi="Times New Roman" w:eastAsia="Times New Roman"/>
           <w:b w:val="0"/>
           <w:i w:val="0"/>
+          <w:color w:val="181A1F"/>
+          <w:sz w:val="28"/>
         </w:rPr>
         <w:t>1) наличие государственного аппарата</w:t>
       </w:r>
     </w:p>
     <w:p>
+      <w:pPr>
+        <w:widowControl/>
+        <w:spacing w:line="240" w:lineRule="auto" w:after="0"/>
+      </w:pPr>
       <w:r>
         <w:rPr>
+          <w:rFonts w:ascii="Times New Roman" w:hAnsi="Times New Roman" w:eastAsia="Times New Roman"/>
           <w:b w:val="0"/>
           <w:i w:val="0"/>
+          <w:color w:val="181A1F"/>
+          <w:sz w:val="28"/>
         </w:rPr>
         <w:t>2) зависимость правосудия от мнения главы государства</w:t>
       </w:r>
     </w:p>
     <w:p>
+      <w:pPr>
+        <w:widowControl/>
+        <w:spacing w:line="240" w:lineRule="auto" w:after="0"/>
+      </w:pPr>
       <w:r>
         <w:rPr>
+          <w:rFonts w:ascii="Times New Roman" w:hAnsi="Times New Roman" w:eastAsia="Times New Roman"/>
           <w:b w:val="0"/>
           <w:i w:val="0"/>
+          <w:color w:val="181A1F"/>
+          <w:sz w:val="28"/>
         </w:rPr>
         <w:t>3) всесторонний контроль государства за жизнью общества и гражданина</w:t>
       </w:r>
     </w:p>
     <w:p>
+      <w:pPr>
+        <w:widowControl/>
+        <w:spacing w:line="240" w:lineRule="auto" w:after="0"/>
+      </w:pPr>
       <w:r>
         <w:rPr>
+          <w:rFonts w:ascii="Times New Roman" w:hAnsi="Times New Roman" w:eastAsia="Times New Roman"/>
           <w:b w:val="0"/>
           <w:i w:val="0"/>
+          <w:color w:val="181A1F"/>
+          <w:sz w:val="28"/>
         </w:rPr>
         <w:t>4) монополия государства на правотворчество</w:t>
       </w:r>
     </w:p>
     <w:p>
+      <w:pPr>
+        <w:widowControl/>
+        <w:spacing w:line="240" w:lineRule="auto" w:after="0"/>
+      </w:pPr>
       <w:r>
         <w:rPr>
+          <w:rFonts w:ascii="Times New Roman" w:hAnsi="Times New Roman" w:eastAsia="Times New Roman"/>
           <w:b w:val="0"/>
           <w:i w:val="0"/>
+          <w:color w:val="181A1F"/>
+          <w:sz w:val="28"/>
         </w:rPr>
         <w:t>5) массовые репрессии и террор со стороны силовых структур</w:t>
       </w:r>
     </w:p>
     <w:p>
+      <w:pPr>
+        <w:widowControl/>
+        <w:spacing w:line="240" w:lineRule="auto" w:after="0"/>
+      </w:pPr>
       <w:r>
         <w:rPr>
+          <w:rFonts w:ascii="Times New Roman" w:hAnsi="Times New Roman" w:eastAsia="Times New Roman"/>
           <w:b w:val="0"/>
           <w:i w:val="0"/>
+          <w:color w:val="181A1F"/>
+          <w:sz w:val="28"/>
         </w:rPr>
         <w:t>6) обеспечение охраны государственной границы</w:t>
       </w:r>
     </w:p>
     <w:p>
-      <w:r>
-        <w:t>Ответ: ______________________________</w:t>
-      </w:r>
-    </w:p>
-    <w:p>
+      <w:pPr>
+        <w:keepNext/>
+        <w:widowControl/>
+        <w:spacing w:line="240" w:lineRule="auto" w:after="0" w:before="120"/>
+      </w:pPr>
       <w:r>
         <w:rPr>
+          <w:rFonts w:ascii="Times New Roman" w:hAnsi="Times New Roman" w:eastAsia="Times New Roman"/>
           <w:b/>
-          <w:sz w:val="24"/>
+          <w:color w:val="181A1F"/>
+          <w:sz w:val="28"/>
         </w:rPr>
         <w:t>9.</w:t>
       </w:r>
     </w:p>
     <w:p>
+      <w:pPr>
+        <w:widowControl/>
+        <w:spacing w:line="240" w:lineRule="auto" w:after="0"/>
+      </w:pPr>
       <w:r>
         <w:rPr>
+          <w:rFonts w:ascii="Times New Roman" w:hAnsi="Times New Roman" w:eastAsia="Times New Roman"/>
           <w:b w:val="0"/>
           <w:i w:val="0"/>
+          <w:color w:val="181A1F"/>
+          <w:sz w:val="28"/>
         </w:rPr>
         <w:t>В ходе социологического опроса совершеннолетних граждан страны Z, имеющих разный уровень образования, им задавали вопрос: «Где Вы, как правило, покупаете одежду и обувь?» (Можно было выбрать не более двух ответов). Полученные результаты (в % от числа опрошенных) представлены в виде диаграммы.</w:t>
       </w:r>
     </w:p>
     <w:p>
       <w:pPr>
+        <w:widowControl/>
+        <w:spacing w:line="240" w:lineRule="auto" w:after="0"/>
         <w:jc w:val="center"/>
       </w:pPr>
       <w:r>
+        <w:rPr>
+          <w:rFonts w:ascii="Times New Roman" w:hAnsi="Times New Roman" w:eastAsia="Times New Roman"/>
+          <w:color w:val="181A1F"/>
+          <w:sz w:val="28"/>
+        </w:rPr>
         <w:drawing>
           <wp:inline xmlns:a="http://schemas.openxmlformats.org/drawingml/2006/main" xmlns:pic="http://schemas.openxmlformats.org/drawingml/2006/picture">
-            <wp:extent cx="5400000" cy="5400000"/>
+            <wp:extent cx="5400000" cy="4752000"/>
             <wp:docPr id="2" name="Picture 2"/>
             <wp:cNvGraphicFramePr>
               <a:graphicFrameLocks noChangeAspect="1"/>
@@ -858,6 +1413,7 @@
                   </pic:nvPicPr>
                   <pic:blipFill>
                     <a:blip r:embed="rId10"/>
+                    <a:srcRect b="12000"/>
                     <a:stretch>
                       <a:fillRect/>
                     </a:stretch>
@@ -865,7 +1421,7 @@
                   <pic:spPr>
                     <a:xfrm>
                       <a:off x="0" y="0"/>
-                      <a:ext cx="5400000" cy="5400000"/>
+                      <a:ext cx="5400000" cy="4752000"/>
                     </a:xfrm>
                     <a:prstGeom prst="rect"/>
                   </pic:spPr>
@@ -877,810 +1433,1338 @@
       </w:r>
     </w:p>
     <w:p>
+      <w:pPr>
+        <w:widowControl/>
+        <w:spacing w:line="240" w:lineRule="auto" w:after="0"/>
+      </w:pPr>
       <w:r>
         <w:rPr>
+          <w:rFonts w:ascii="Times New Roman" w:hAnsi="Times New Roman" w:eastAsia="Times New Roman"/>
           <w:b w:val="0"/>
           <w:i w:val="0"/>
+          <w:color w:val="181A1F"/>
+          <w:sz w:val="28"/>
         </w:rPr>
         <w:t>Найдите в приведенном списке выводы, которые можно сделать на основе диаграммы, и запишите цифры, под которыми они указаны.</w:t>
       </w:r>
     </w:p>
     <w:p>
+      <w:pPr>
+        <w:widowControl/>
+        <w:spacing w:line="240" w:lineRule="auto" w:after="0"/>
+      </w:pPr>
       <w:r>
         <w:rPr>
+          <w:rFonts w:ascii="Times New Roman" w:hAnsi="Times New Roman" w:eastAsia="Times New Roman"/>
           <w:b w:val="0"/>
           <w:i w:val="0"/>
+          <w:color w:val="181A1F"/>
+          <w:sz w:val="28"/>
         </w:rPr>
         <w:t>1) Доля тех, кто покупает одежду и обувь в интернет-магазине, среди получивших среднее образование больше, чем среди получивших высшее образование.</w:t>
       </w:r>
     </w:p>
     <w:p>
+      <w:pPr>
+        <w:widowControl/>
+        <w:spacing w:line="240" w:lineRule="auto" w:after="0"/>
+      </w:pPr>
       <w:r>
         <w:rPr>
+          <w:rFonts w:ascii="Times New Roman" w:hAnsi="Times New Roman" w:eastAsia="Times New Roman"/>
           <w:b w:val="0"/>
           <w:i w:val="0"/>
+          <w:color w:val="181A1F"/>
+          <w:sz w:val="28"/>
         </w:rPr>
         <w:t>2) Равные доли респондентов, получивших среднее образование, покупают одежду и обувь в торговых центрах и специализированных магазинах.</w:t>
       </w:r>
     </w:p>
     <w:p>
+      <w:pPr>
+        <w:widowControl/>
+        <w:spacing w:line="240" w:lineRule="auto" w:after="0"/>
+      </w:pPr>
       <w:r>
         <w:rPr>
+          <w:rFonts w:ascii="Times New Roman" w:hAnsi="Times New Roman" w:eastAsia="Times New Roman"/>
           <w:b w:val="0"/>
           <w:i w:val="0"/>
+          <w:color w:val="181A1F"/>
+          <w:sz w:val="28"/>
         </w:rPr>
         <w:t>3) Доля тех, кто покупает одежду и обувь на вещевых рынках, среди получивших среднее образование больше, чем среди получивших высшее образование.</w:t>
       </w:r>
     </w:p>
     <w:p>
+      <w:pPr>
+        <w:widowControl/>
+        <w:spacing w:line="240" w:lineRule="auto" w:after="0"/>
+      </w:pPr>
       <w:r>
         <w:rPr>
+          <w:rFonts w:ascii="Times New Roman" w:hAnsi="Times New Roman" w:eastAsia="Times New Roman"/>
           <w:b w:val="0"/>
           <w:i w:val="0"/>
+          <w:color w:val="181A1F"/>
+          <w:sz w:val="28"/>
         </w:rPr>
         <w:t>4) Среди получивших высшее образование доля тех, кто покупает одежду и обувь в торговом центре, больше доли тех, кто покупает одежду и обувь на вещевых рынках.</w:t>
       </w:r>
     </w:p>
     <w:p>
+      <w:pPr>
+        <w:widowControl/>
+        <w:spacing w:line="240" w:lineRule="auto" w:after="0"/>
+      </w:pPr>
       <w:r>
         <w:rPr>
+          <w:rFonts w:ascii="Times New Roman" w:hAnsi="Times New Roman" w:eastAsia="Times New Roman"/>
           <w:b w:val="0"/>
           <w:i w:val="0"/>
+          <w:color w:val="181A1F"/>
+          <w:sz w:val="28"/>
         </w:rPr>
         <w:t xml:space="preserve">5) Равные доли опрошенных каждой группы затруднились ответить. </w:t>
       </w:r>
     </w:p>
     <w:p>
-      <w:r>
-        <w:t>Ответ: ______________________________</w:t>
-      </w:r>
-    </w:p>
-    <w:p>
+      <w:pPr>
+        <w:keepNext/>
+        <w:widowControl/>
+        <w:spacing w:line="240" w:lineRule="auto" w:after="0" w:before="120"/>
+      </w:pPr>
       <w:r>
         <w:rPr>
+          <w:rFonts w:ascii="Times New Roman" w:hAnsi="Times New Roman" w:eastAsia="Times New Roman"/>
           <w:b/>
-          <w:sz w:val="24"/>
+          <w:color w:val="181A1F"/>
+          <w:sz w:val="28"/>
         </w:rPr>
         <w:t>10.</w:t>
       </w:r>
     </w:p>
     <w:p>
+      <w:pPr>
+        <w:widowControl/>
+        <w:spacing w:line="240" w:lineRule="auto" w:after="0"/>
+      </w:pPr>
       <w:r>
         <w:rPr>
+          <w:rFonts w:ascii="Times New Roman" w:hAnsi="Times New Roman" w:eastAsia="Times New Roman"/>
           <w:b w:val="0"/>
           <w:i w:val="0"/>
+          <w:color w:val="181A1F"/>
+          <w:sz w:val="28"/>
         </w:rPr>
         <w:t>Выберите верные суждения об инфляции и запишите цифры, под которыми они указаны.</w:t>
       </w:r>
     </w:p>
     <w:p>
+      <w:pPr>
+        <w:widowControl/>
+        <w:spacing w:line="240" w:lineRule="auto" w:after="0"/>
+      </w:pPr>
       <w:r>
         <w:rPr>
+          <w:rFonts w:ascii="Times New Roman" w:hAnsi="Times New Roman" w:eastAsia="Times New Roman"/>
           <w:b w:val="0"/>
           <w:i w:val="0"/>
+          <w:color w:val="181A1F"/>
+          <w:sz w:val="28"/>
         </w:rPr>
         <w:t>1) В периоды высокой инфляции повышается покупательная способность национальной валюты.</w:t>
       </w:r>
     </w:p>
     <w:p>
+      <w:pPr>
+        <w:widowControl/>
+        <w:spacing w:line="240" w:lineRule="auto" w:after="0"/>
+      </w:pPr>
       <w:r>
         <w:rPr>
+          <w:rFonts w:ascii="Times New Roman" w:hAnsi="Times New Roman" w:eastAsia="Times New Roman"/>
           <w:b w:val="0"/>
           <w:i w:val="0"/>
+          <w:color w:val="181A1F"/>
+          <w:sz w:val="28"/>
         </w:rPr>
         <w:t>2) Высокая инфляция усиливает риск, связанный с инновациями и долгосрочными инвестициями.</w:t>
       </w:r>
     </w:p>
     <w:p>
+      <w:pPr>
+        <w:widowControl/>
+        <w:spacing w:line="240" w:lineRule="auto" w:after="0"/>
+      </w:pPr>
       <w:r>
         <w:rPr>
+          <w:rFonts w:ascii="Times New Roman" w:hAnsi="Times New Roman" w:eastAsia="Times New Roman"/>
           <w:b w:val="0"/>
           <w:i w:val="0"/>
+          <w:color w:val="181A1F"/>
+          <w:sz w:val="28"/>
         </w:rPr>
         <w:t>3) От инфляции страдают вкладчики банков, если уровень инфляции ниже процента по депозитам.</w:t>
       </w:r>
     </w:p>
     <w:p>
+      <w:pPr>
+        <w:widowControl/>
+        <w:spacing w:line="240" w:lineRule="auto" w:after="0"/>
+      </w:pPr>
       <w:r>
         <w:rPr>
+          <w:rFonts w:ascii="Times New Roman" w:hAnsi="Times New Roman" w:eastAsia="Times New Roman"/>
           <w:b w:val="0"/>
           <w:i w:val="0"/>
+          <w:color w:val="181A1F"/>
+          <w:sz w:val="28"/>
         </w:rPr>
         <w:t>4) Инфляцией называют процесс долговременного устойчивого повышения общего уровня цен в стране.</w:t>
       </w:r>
     </w:p>
     <w:p>
+      <w:pPr>
+        <w:widowControl/>
+        <w:spacing w:line="240" w:lineRule="auto" w:after="0"/>
+      </w:pPr>
       <w:r>
         <w:rPr>
+          <w:rFonts w:ascii="Times New Roman" w:hAnsi="Times New Roman" w:eastAsia="Times New Roman"/>
           <w:b w:val="0"/>
           <w:i w:val="0"/>
+          <w:color w:val="181A1F"/>
+          <w:sz w:val="28"/>
         </w:rPr>
         <w:t>5) Экономисты различают фрикционную, структурную и циклическую инфляцию.</w:t>
       </w:r>
     </w:p>
     <w:p>
-      <w:r>
-        <w:t>Ответ: ______________________________</w:t>
-      </w:r>
-    </w:p>
-    <w:p>
+      <w:pPr>
+        <w:keepNext/>
+        <w:widowControl/>
+        <w:spacing w:line="240" w:lineRule="auto" w:after="0" w:before="120"/>
+      </w:pPr>
       <w:r>
         <w:rPr>
+          <w:rFonts w:ascii="Times New Roman" w:hAnsi="Times New Roman" w:eastAsia="Times New Roman"/>
           <w:b/>
-          <w:sz w:val="24"/>
+          <w:color w:val="181A1F"/>
+          <w:sz w:val="28"/>
         </w:rPr>
         <w:t>11.</w:t>
       </w:r>
     </w:p>
     <w:p>
+      <w:pPr>
+        <w:widowControl/>
+        <w:spacing w:line="240" w:lineRule="auto" w:after="0"/>
+      </w:pPr>
       <w:r>
         <w:rPr>
+          <w:rFonts w:ascii="Times New Roman" w:hAnsi="Times New Roman" w:eastAsia="Times New Roman"/>
           <w:b w:val="0"/>
           <w:i w:val="0"/>
+          <w:color w:val="181A1F"/>
+          <w:sz w:val="28"/>
         </w:rPr>
         <w:t>Выберите верные суждения об этнических группах и межнациональных отношениях и запишите цифры, под которыми они указаны.</w:t>
       </w:r>
     </w:p>
     <w:p>
+      <w:pPr>
+        <w:widowControl/>
+        <w:spacing w:line="240" w:lineRule="auto" w:after="0"/>
+      </w:pPr>
       <w:r>
         <w:rPr>
+          <w:rFonts w:ascii="Times New Roman" w:hAnsi="Times New Roman" w:eastAsia="Times New Roman"/>
           <w:b w:val="0"/>
           <w:i w:val="0"/>
+          <w:color w:val="181A1F"/>
+          <w:sz w:val="28"/>
         </w:rPr>
         <w:t>1) Один из способов предотвращения межнациональных конфликтов в демократическом обществе — компактное расселение людей одной национальности в пределах многонационального государства.</w:t>
       </w:r>
     </w:p>
     <w:p>
+      <w:pPr>
+        <w:widowControl/>
+        <w:spacing w:line="240" w:lineRule="auto" w:after="0"/>
+      </w:pPr>
       <w:r>
         <w:rPr>
+          <w:rFonts w:ascii="Times New Roman" w:hAnsi="Times New Roman" w:eastAsia="Times New Roman"/>
           <w:b w:val="0"/>
           <w:i w:val="0"/>
+          <w:color w:val="181A1F"/>
+          <w:sz w:val="28"/>
         </w:rPr>
         <w:t>2) Этническими общностями являются племена, народности, нации.</w:t>
       </w:r>
     </w:p>
     <w:p>
+      <w:pPr>
+        <w:widowControl/>
+        <w:spacing w:line="240" w:lineRule="auto" w:after="0"/>
+      </w:pPr>
       <w:r>
         <w:rPr>
+          <w:rFonts w:ascii="Times New Roman" w:hAnsi="Times New Roman" w:eastAsia="Times New Roman"/>
           <w:b w:val="0"/>
           <w:i w:val="0"/>
+          <w:color w:val="181A1F"/>
+          <w:sz w:val="28"/>
         </w:rPr>
         <w:t>3) Одним из способов гармонизации межнациональных отношений является развитие культурных связей между народами.</w:t>
       </w:r>
     </w:p>
     <w:p>
+      <w:pPr>
+        <w:widowControl/>
+        <w:spacing w:line="240" w:lineRule="auto" w:after="0"/>
+      </w:pPr>
       <w:r>
         <w:rPr>
+          <w:rFonts w:ascii="Times New Roman" w:hAnsi="Times New Roman" w:eastAsia="Times New Roman"/>
           <w:b w:val="0"/>
           <w:i w:val="0"/>
+          <w:color w:val="181A1F"/>
+          <w:sz w:val="28"/>
         </w:rPr>
         <w:t>4) Все этнические общности обязательно имеют свою государственность.</w:t>
       </w:r>
     </w:p>
     <w:p>
+      <w:pPr>
+        <w:widowControl/>
+        <w:spacing w:line="240" w:lineRule="auto" w:after="0"/>
+      </w:pPr>
       <w:r>
         <w:rPr>
+          <w:rFonts w:ascii="Times New Roman" w:hAnsi="Times New Roman" w:eastAsia="Times New Roman"/>
           <w:b w:val="0"/>
           <w:i w:val="0"/>
+          <w:color w:val="181A1F"/>
+          <w:sz w:val="28"/>
         </w:rPr>
         <w:t>5) Один из способов предотвращения межнациональных конфликтов в демократическом обществе — обеспечение прав и свобод всех граждан независимо от их национальной принадлежности.</w:t>
       </w:r>
     </w:p>
     <w:p>
-      <w:r>
-        <w:t>Ответ: ______________________________</w:t>
-      </w:r>
-    </w:p>
-    <w:p>
+      <w:pPr>
+        <w:keepNext/>
+        <w:widowControl/>
+        <w:spacing w:line="240" w:lineRule="auto" w:after="0" w:before="120"/>
+      </w:pPr>
       <w:r>
         <w:rPr>
+          <w:rFonts w:ascii="Times New Roman" w:hAnsi="Times New Roman" w:eastAsia="Times New Roman"/>
           <w:b/>
-          <w:sz w:val="24"/>
+          <w:color w:val="181A1F"/>
+          <w:sz w:val="28"/>
         </w:rPr>
         <w:t>12.</w:t>
       </w:r>
     </w:p>
     <w:p>
+      <w:pPr>
+        <w:widowControl/>
+        <w:spacing w:line="240" w:lineRule="auto" w:after="0"/>
+      </w:pPr>
       <w:r>
         <w:rPr>
+          <w:rFonts w:ascii="Times New Roman" w:hAnsi="Times New Roman" w:eastAsia="Times New Roman"/>
           <w:b w:val="0"/>
           <w:i w:val="0"/>
+          <w:color w:val="181A1F"/>
+          <w:sz w:val="28"/>
         </w:rPr>
         <w:t>Ниже приведен ряд источников финансирования бизнеса. Все они, за исключением двух, относятся к внешним источникам финансирования бизнеса.</w:t>
       </w:r>
     </w:p>
     <w:p>
+      <w:pPr>
+        <w:widowControl/>
+        <w:spacing w:line="240" w:lineRule="auto" w:after="0"/>
+      </w:pPr>
       <w:r>
         <w:rPr>
+          <w:rFonts w:ascii="Times New Roman" w:hAnsi="Times New Roman" w:eastAsia="Times New Roman"/>
           <w:b w:val="0"/>
           <w:i w:val="0"/>
+          <w:color w:val="181A1F"/>
+          <w:sz w:val="28"/>
         </w:rPr>
         <w:t>1) амортизационные отчисления;</w:t>
       </w:r>
     </w:p>
     <w:p>
+      <w:pPr>
+        <w:widowControl/>
+        <w:spacing w:line="240" w:lineRule="auto" w:after="0"/>
+      </w:pPr>
       <w:r>
         <w:rPr>
+          <w:rFonts w:ascii="Times New Roman" w:hAnsi="Times New Roman" w:eastAsia="Times New Roman"/>
           <w:b w:val="0"/>
           <w:i w:val="0"/>
+          <w:color w:val="181A1F"/>
+          <w:sz w:val="28"/>
         </w:rPr>
         <w:t>2) средства государственного бюджета;</w:t>
       </w:r>
     </w:p>
     <w:p>
+      <w:pPr>
+        <w:widowControl/>
+        <w:spacing w:line="240" w:lineRule="auto" w:after="0"/>
+      </w:pPr>
       <w:r>
         <w:rPr>
+          <w:rFonts w:ascii="Times New Roman" w:hAnsi="Times New Roman" w:eastAsia="Times New Roman"/>
           <w:b w:val="0"/>
           <w:i w:val="0"/>
+          <w:color w:val="181A1F"/>
+          <w:sz w:val="28"/>
         </w:rPr>
         <w:t>3) целевые банковские кредиты;</w:t>
       </w:r>
     </w:p>
     <w:p>
+      <w:pPr>
+        <w:widowControl/>
+        <w:spacing w:line="240" w:lineRule="auto" w:after="0"/>
+      </w:pPr>
       <w:r>
         <w:rPr>
+          <w:rFonts w:ascii="Times New Roman" w:hAnsi="Times New Roman" w:eastAsia="Times New Roman"/>
           <w:b w:val="0"/>
           <w:i w:val="0"/>
+          <w:color w:val="181A1F"/>
+          <w:sz w:val="28"/>
         </w:rPr>
         <w:t>4) продажа акций и облигаций;</w:t>
       </w:r>
     </w:p>
     <w:p>
+      <w:pPr>
+        <w:widowControl/>
+        <w:spacing w:line="240" w:lineRule="auto" w:after="0"/>
+      </w:pPr>
       <w:r>
         <w:rPr>
+          <w:rFonts w:ascii="Times New Roman" w:hAnsi="Times New Roman" w:eastAsia="Times New Roman"/>
           <w:b w:val="0"/>
           <w:i w:val="0"/>
+          <w:color w:val="181A1F"/>
+          <w:sz w:val="28"/>
         </w:rPr>
         <w:t>5) средства внебюджетных фондов;</w:t>
       </w:r>
     </w:p>
     <w:p>
+      <w:pPr>
+        <w:widowControl/>
+        <w:spacing w:line="240" w:lineRule="auto" w:after="0"/>
+      </w:pPr>
       <w:r>
         <w:rPr>
+          <w:rFonts w:ascii="Times New Roman" w:hAnsi="Times New Roman" w:eastAsia="Times New Roman"/>
           <w:b w:val="0"/>
           <w:i w:val="0"/>
+          <w:color w:val="181A1F"/>
+          <w:sz w:val="28"/>
         </w:rPr>
         <w:t>6) прибыль фирмы.</w:t>
       </w:r>
     </w:p>
     <w:p>
+      <w:pPr>
+        <w:widowControl/>
+        <w:spacing w:line="240" w:lineRule="auto" w:after="0"/>
+      </w:pPr>
       <w:r>
         <w:rPr>
+          <w:rFonts w:ascii="Times New Roman" w:hAnsi="Times New Roman" w:eastAsia="Times New Roman"/>
           <w:b w:val="0"/>
           <w:i w:val="0"/>
+          <w:color w:val="181A1F"/>
+          <w:sz w:val="28"/>
         </w:rPr>
         <w:t>Найдите два примера, «выпадающих» из общего ряда, и запишите в таблицу цифры, под которыми они указаны.</w:t>
       </w:r>
     </w:p>
     <w:p>
-      <w:r>
-        <w:t>Ответ: ______________________________</w:t>
-      </w:r>
-    </w:p>
-    <w:p>
+      <w:pPr>
+        <w:keepNext/>
+        <w:widowControl/>
+        <w:spacing w:line="240" w:lineRule="auto" w:after="0" w:before="120"/>
+      </w:pPr>
       <w:r>
         <w:rPr>
+          <w:rFonts w:ascii="Times New Roman" w:hAnsi="Times New Roman" w:eastAsia="Times New Roman"/>
           <w:b/>
-          <w:sz w:val="24"/>
+          <w:color w:val="181A1F"/>
+          <w:sz w:val="28"/>
         </w:rPr>
         <w:t>13.</w:t>
       </w:r>
     </w:p>
     <w:p>
+      <w:pPr>
+        <w:widowControl/>
+        <w:spacing w:line="240" w:lineRule="auto" w:after="0"/>
+      </w:pPr>
       <w:r>
         <w:rPr>
+          <w:rFonts w:ascii="Times New Roman" w:hAnsi="Times New Roman" w:eastAsia="Times New Roman"/>
           <w:b w:val="0"/>
           <w:i w:val="0"/>
+          <w:color w:val="181A1F"/>
+          <w:sz w:val="28"/>
         </w:rPr>
         <w:t>Выберите верные суждения о семье и её типах и запишите цифры, под которыми они указаны.</w:t>
       </w:r>
     </w:p>
     <w:p>
+      <w:pPr>
+        <w:widowControl/>
+        <w:spacing w:line="240" w:lineRule="auto" w:after="0"/>
+      </w:pPr>
       <w:r>
         <w:rPr>
+          <w:rFonts w:ascii="Times New Roman" w:hAnsi="Times New Roman" w:eastAsia="Times New Roman"/>
           <w:b w:val="0"/>
           <w:i w:val="0"/>
+          <w:color w:val="181A1F"/>
+          <w:sz w:val="28"/>
         </w:rPr>
         <w:t>1) Семьёй считают любую группу людей, имеющих общие интересы.</w:t>
       </w:r>
     </w:p>
     <w:p>
+      <w:pPr>
+        <w:widowControl/>
+        <w:spacing w:line="240" w:lineRule="auto" w:after="0"/>
+      </w:pPr>
       <w:r>
         <w:rPr>
+          <w:rFonts w:ascii="Times New Roman" w:hAnsi="Times New Roman" w:eastAsia="Times New Roman"/>
           <w:b w:val="0"/>
           <w:i w:val="0"/>
+          <w:color w:val="181A1F"/>
+          <w:sz w:val="28"/>
         </w:rPr>
         <w:t>2) Для семьи демократического (партнерского) типа характерно справедливое разделение домашних обязанностей.</w:t>
       </w:r>
     </w:p>
     <w:p>
+      <w:pPr>
+        <w:widowControl/>
+        <w:spacing w:line="240" w:lineRule="auto" w:after="0"/>
+      </w:pPr>
       <w:r>
         <w:rPr>
+          <w:rFonts w:ascii="Times New Roman" w:hAnsi="Times New Roman" w:eastAsia="Times New Roman"/>
           <w:b w:val="0"/>
           <w:i w:val="0"/>
+          <w:color w:val="181A1F"/>
+          <w:sz w:val="28"/>
         </w:rPr>
         <w:t>3) Семье традиционного (патриархального) типа свойственна экономическая зависимость женщины от мужчины.</w:t>
       </w:r>
     </w:p>
     <w:p>
+      <w:pPr>
+        <w:widowControl/>
+        <w:spacing w:line="240" w:lineRule="auto" w:after="0"/>
+      </w:pPr>
       <w:r>
         <w:rPr>
+          <w:rFonts w:ascii="Times New Roman" w:hAnsi="Times New Roman" w:eastAsia="Times New Roman"/>
           <w:b w:val="0"/>
           <w:i w:val="0"/>
+          <w:color w:val="181A1F"/>
+          <w:sz w:val="28"/>
         </w:rPr>
         <w:t>4) Нуклеарная семья  — семья, состоящая из родителей (родителя) и детей.</w:t>
       </w:r>
     </w:p>
     <w:p>
+      <w:pPr>
+        <w:widowControl/>
+        <w:spacing w:line="240" w:lineRule="auto" w:after="0"/>
+      </w:pPr>
       <w:r>
         <w:rPr>
+          <w:rFonts w:ascii="Times New Roman" w:hAnsi="Times New Roman" w:eastAsia="Times New Roman"/>
           <w:b w:val="0"/>
           <w:i w:val="0"/>
+          <w:color w:val="181A1F"/>
+          <w:sz w:val="28"/>
         </w:rPr>
         <w:t>5) Для семьи демократического (партнерского) типа характерно возложение всех домашних обязанностей на женщину.</w:t>
       </w:r>
     </w:p>
     <w:p>
-      <w:r>
-        <w:t>Ответ: ______________________________</w:t>
-      </w:r>
-    </w:p>
-    <w:p>
+      <w:pPr>
+        <w:keepNext/>
+        <w:widowControl/>
+        <w:spacing w:line="240" w:lineRule="auto" w:after="0" w:before="120"/>
+      </w:pPr>
       <w:r>
         <w:rPr>
+          <w:rFonts w:ascii="Times New Roman" w:hAnsi="Times New Roman" w:eastAsia="Times New Roman"/>
           <w:b/>
-          <w:sz w:val="24"/>
+          <w:color w:val="181A1F"/>
+          <w:sz w:val="28"/>
         </w:rPr>
         <w:t>14.</w:t>
       </w:r>
     </w:p>
     <w:p>
+      <w:pPr>
+        <w:widowControl/>
+        <w:spacing w:line="240" w:lineRule="auto" w:after="0"/>
+      </w:pPr>
       <w:r>
         <w:rPr>
+          <w:rFonts w:ascii="Times New Roman" w:hAnsi="Times New Roman" w:eastAsia="Times New Roman"/>
           <w:b w:val="0"/>
           <w:i w:val="0"/>
+          <w:color w:val="181A1F"/>
+          <w:sz w:val="28"/>
         </w:rPr>
         <w:t>Ателье специализируется на пошиве вечерних платьев и костюмов. Найдите в приведённом списке примеры переменных издержек ателье в краткосрочном периоде и запишите цифры, под которыми они указаны.</w:t>
       </w:r>
     </w:p>
     <w:p>
+      <w:pPr>
+        <w:widowControl/>
+        <w:spacing w:line="240" w:lineRule="auto" w:after="0"/>
+      </w:pPr>
       <w:r>
         <w:rPr>
+          <w:rFonts w:ascii="Times New Roman" w:hAnsi="Times New Roman" w:eastAsia="Times New Roman"/>
           <w:b w:val="0"/>
           <w:i w:val="0"/>
+          <w:color w:val="181A1F"/>
+          <w:sz w:val="28"/>
         </w:rPr>
         <w:t>1) оклад главного бухгалтера</w:t>
       </w:r>
     </w:p>
     <w:p>
+      <w:pPr>
+        <w:widowControl/>
+        <w:spacing w:line="240" w:lineRule="auto" w:after="0"/>
+      </w:pPr>
       <w:r>
         <w:rPr>
+          <w:rFonts w:ascii="Times New Roman" w:hAnsi="Times New Roman" w:eastAsia="Times New Roman"/>
           <w:b w:val="0"/>
           <w:i w:val="0"/>
+          <w:color w:val="181A1F"/>
+          <w:sz w:val="28"/>
         </w:rPr>
         <w:t>2) оплата потреблённой электроэнергии</w:t>
       </w:r>
     </w:p>
     <w:p>
+      <w:pPr>
+        <w:widowControl/>
+        <w:spacing w:line="240" w:lineRule="auto" w:after="0"/>
+      </w:pPr>
       <w:r>
         <w:rPr>
+          <w:rFonts w:ascii="Times New Roman" w:hAnsi="Times New Roman" w:eastAsia="Times New Roman"/>
           <w:b w:val="0"/>
           <w:i w:val="0"/>
+          <w:color w:val="181A1F"/>
+          <w:sz w:val="28"/>
         </w:rPr>
         <w:t>3) сдельная оплата труда мастеров</w:t>
       </w:r>
     </w:p>
     <w:p>
+      <w:pPr>
+        <w:widowControl/>
+        <w:spacing w:line="240" w:lineRule="auto" w:after="0"/>
+      </w:pPr>
       <w:r>
         <w:rPr>
+          <w:rFonts w:ascii="Times New Roman" w:hAnsi="Times New Roman" w:eastAsia="Times New Roman"/>
           <w:b w:val="0"/>
           <w:i w:val="0"/>
+          <w:color w:val="181A1F"/>
+          <w:sz w:val="28"/>
         </w:rPr>
         <w:t>4) арендная плата за помещение</w:t>
       </w:r>
     </w:p>
     <w:p>
+      <w:pPr>
+        <w:widowControl/>
+        <w:spacing w:line="240" w:lineRule="auto" w:after="0"/>
+      </w:pPr>
       <w:r>
         <w:rPr>
+          <w:rFonts w:ascii="Times New Roman" w:hAnsi="Times New Roman" w:eastAsia="Times New Roman"/>
           <w:b w:val="0"/>
           <w:i w:val="0"/>
+          <w:color w:val="181A1F"/>
+          <w:sz w:val="28"/>
         </w:rPr>
         <w:t>5) приобретение тканей, фурнитуры</w:t>
       </w:r>
     </w:p>
     <w:p>
+      <w:pPr>
+        <w:widowControl/>
+        <w:spacing w:line="240" w:lineRule="auto" w:after="0"/>
+      </w:pPr>
       <w:r>
         <w:rPr>
+          <w:rFonts w:ascii="Times New Roman" w:hAnsi="Times New Roman" w:eastAsia="Times New Roman"/>
           <w:b w:val="0"/>
           <w:i w:val="0"/>
+          <w:color w:val="181A1F"/>
+          <w:sz w:val="28"/>
         </w:rPr>
         <w:t>6) страховые взносы</w:t>
       </w:r>
     </w:p>
     <w:p>
-      <w:r>
-        <w:t>Ответ: ______________________________</w:t>
-      </w:r>
-    </w:p>
-    <w:p>
+      <w:pPr>
+        <w:keepNext/>
+        <w:widowControl/>
+        <w:spacing w:line="240" w:lineRule="auto" w:after="0" w:before="120"/>
+      </w:pPr>
       <w:r>
         <w:rPr>
+          <w:rFonts w:ascii="Times New Roman" w:hAnsi="Times New Roman" w:eastAsia="Times New Roman"/>
           <w:b/>
-          <w:sz w:val="24"/>
+          <w:color w:val="181A1F"/>
+          <w:sz w:val="28"/>
         </w:rPr>
         <w:t>15.</w:t>
       </w:r>
     </w:p>
     <w:p>
+      <w:pPr>
+        <w:widowControl/>
+        <w:spacing w:line="240" w:lineRule="auto" w:after="0"/>
+      </w:pPr>
       <w:r>
         <w:rPr>
+          <w:rFonts w:ascii="Times New Roman" w:hAnsi="Times New Roman" w:eastAsia="Times New Roman"/>
           <w:b w:val="0"/>
           <w:i w:val="0"/>
+          <w:color w:val="181A1F"/>
+          <w:sz w:val="28"/>
         </w:rPr>
         <w:t>Выберите верные суждения о мировой экономике и международных экономических отношениях. Запишите цифры, под которыми они указаны.</w:t>
       </w:r>
     </w:p>
     <w:p>
+      <w:pPr>
+        <w:widowControl/>
+        <w:spacing w:line="240" w:lineRule="auto" w:after="0"/>
+      </w:pPr>
       <w:r>
         <w:rPr>
+          <w:rFonts w:ascii="Times New Roman" w:hAnsi="Times New Roman" w:eastAsia="Times New Roman"/>
           <w:b w:val="0"/>
           <w:i w:val="0"/>
+          <w:color w:val="181A1F"/>
+          <w:sz w:val="28"/>
         </w:rPr>
         <w:t>1) Мировая экономика — это система, в которую входят все национальные экономики мира.</w:t>
       </w:r>
     </w:p>
     <w:p>
+      <w:pPr>
+        <w:widowControl/>
+        <w:spacing w:line="240" w:lineRule="auto" w:after="0"/>
+      </w:pPr>
       <w:r>
         <w:rPr>
+          <w:rFonts w:ascii="Times New Roman" w:hAnsi="Times New Roman" w:eastAsia="Times New Roman"/>
           <w:b w:val="0"/>
           <w:i w:val="0"/>
+          <w:color w:val="181A1F"/>
+          <w:sz w:val="28"/>
         </w:rPr>
         <w:t>2) Протекционизм — политика государства, ориентированная на свободное развитие международной торговли.</w:t>
       </w:r>
     </w:p>
     <w:p>
+      <w:pPr>
+        <w:widowControl/>
+        <w:spacing w:line="240" w:lineRule="auto" w:after="0"/>
+      </w:pPr>
       <w:r>
         <w:rPr>
+          <w:rFonts w:ascii="Times New Roman" w:hAnsi="Times New Roman" w:eastAsia="Times New Roman"/>
           <w:b w:val="0"/>
           <w:i w:val="0"/>
+          <w:color w:val="181A1F"/>
+          <w:sz w:val="28"/>
         </w:rPr>
         <w:t>3) В основе развития мировой экономики лежат объективные закономерности интернационализации рыночного хозяйства, выходящего за национальные рамки.</w:t>
       </w:r>
     </w:p>
     <w:p>
+      <w:pPr>
+        <w:widowControl/>
+        <w:spacing w:line="240" w:lineRule="auto" w:after="0"/>
+      </w:pPr>
       <w:r>
         <w:rPr>
+          <w:rFonts w:ascii="Times New Roman" w:hAnsi="Times New Roman" w:eastAsia="Times New Roman"/>
           <w:b w:val="0"/>
           <w:i w:val="0"/>
+          <w:color w:val="181A1F"/>
+          <w:sz w:val="28"/>
         </w:rPr>
         <w:t>4) Под субъектами мировой экономики понимаются хозяйственные единицы, деятельность которых выходит за национальные границы.</w:t>
       </w:r>
     </w:p>
     <w:p>
+      <w:pPr>
+        <w:widowControl/>
+        <w:spacing w:line="240" w:lineRule="auto" w:after="0"/>
+      </w:pPr>
       <w:r>
         <w:rPr>
+          <w:rFonts w:ascii="Times New Roman" w:hAnsi="Times New Roman" w:eastAsia="Times New Roman"/>
           <w:b w:val="0"/>
           <w:i w:val="0"/>
+          <w:color w:val="181A1F"/>
+          <w:sz w:val="28"/>
         </w:rPr>
         <w:t>5) К тарифным методам регулирования международной торговли относят установление квот, экспортные кредиты и т.п.</w:t>
       </w:r>
     </w:p>
     <w:p>
-      <w:r>
-        <w:t>Ответ: ______________________________</w:t>
-      </w:r>
-    </w:p>
-    <w:p>
+      <w:pPr>
+        <w:keepNext/>
+        <w:widowControl/>
+        <w:spacing w:line="240" w:lineRule="auto" w:after="0" w:before="120"/>
+      </w:pPr>
       <w:r>
         <w:rPr>
+          <w:rFonts w:ascii="Times New Roman" w:hAnsi="Times New Roman" w:eastAsia="Times New Roman"/>
           <w:b/>
-          <w:sz w:val="24"/>
+          <w:color w:val="181A1F"/>
+          <w:sz w:val="28"/>
         </w:rPr>
         <w:t>16.</w:t>
       </w:r>
     </w:p>
     <w:p>
+      <w:pPr>
+        <w:widowControl/>
+        <w:spacing w:line="240" w:lineRule="auto" w:after="0"/>
+      </w:pPr>
       <w:r>
         <w:rPr>
+          <w:rFonts w:ascii="Times New Roman" w:hAnsi="Times New Roman" w:eastAsia="Times New Roman"/>
           <w:b w:val="0"/>
           <w:i w:val="0"/>
+          <w:color w:val="181A1F"/>
+          <w:sz w:val="28"/>
         </w:rPr>
         <w:t>Выберите верные суждения о банковской системе и запишите цифры, под которыми они указаны.</w:t>
       </w:r>
     </w:p>
     <w:p>
+      <w:pPr>
+        <w:widowControl/>
+        <w:spacing w:line="240" w:lineRule="auto" w:after="0"/>
+      </w:pPr>
       <w:r>
         <w:rPr>
+          <w:rFonts w:ascii="Times New Roman" w:hAnsi="Times New Roman" w:eastAsia="Times New Roman"/>
           <w:b w:val="0"/>
           <w:i w:val="0"/>
+          <w:color w:val="181A1F"/>
+          <w:sz w:val="28"/>
         </w:rPr>
         <w:t>1) Деятельность Банка России нацелена на обеспечение стабильности финансового рынка Российской Федерации.</w:t>
       </w:r>
     </w:p>
     <w:p>
+      <w:pPr>
+        <w:widowControl/>
+        <w:spacing w:line="240" w:lineRule="auto" w:after="0"/>
+      </w:pPr>
       <w:r>
         <w:rPr>
+          <w:rFonts w:ascii="Times New Roman" w:hAnsi="Times New Roman" w:eastAsia="Times New Roman"/>
           <w:b w:val="0"/>
           <w:i w:val="0"/>
+          <w:color w:val="181A1F"/>
+          <w:sz w:val="28"/>
         </w:rPr>
         <w:t>2) Цель деятельности Банка России — получение прибыли.</w:t>
       </w:r>
     </w:p>
     <w:p>
+      <w:pPr>
+        <w:widowControl/>
+        <w:spacing w:line="240" w:lineRule="auto" w:after="0"/>
+      </w:pPr>
       <w:r>
         <w:rPr>
+          <w:rFonts w:ascii="Times New Roman" w:hAnsi="Times New Roman" w:eastAsia="Times New Roman"/>
           <w:b w:val="0"/>
           <w:i w:val="0"/>
+          <w:color w:val="181A1F"/>
+          <w:sz w:val="28"/>
         </w:rPr>
         <w:t>3) Коммерческие банки проводят монопольную эмиссию денег.</w:t>
       </w:r>
     </w:p>
     <w:p>
+      <w:pPr>
+        <w:widowControl/>
+        <w:spacing w:line="240" w:lineRule="auto" w:after="0"/>
+      </w:pPr>
       <w:r>
         <w:rPr>
+          <w:rFonts w:ascii="Times New Roman" w:hAnsi="Times New Roman" w:eastAsia="Times New Roman"/>
           <w:b w:val="0"/>
           <w:i w:val="0"/>
+          <w:color w:val="181A1F"/>
+          <w:sz w:val="28"/>
         </w:rPr>
         <w:t>4) Коммерческие банки аккумулируют сбережения домохозяйств.</w:t>
       </w:r>
     </w:p>
     <w:p>
+      <w:pPr>
+        <w:widowControl/>
+        <w:spacing w:line="240" w:lineRule="auto" w:after="0"/>
+      </w:pPr>
       <w:r>
         <w:rPr>
+          <w:rFonts w:ascii="Times New Roman" w:hAnsi="Times New Roman" w:eastAsia="Times New Roman"/>
           <w:b w:val="0"/>
           <w:i w:val="0"/>
+          <w:color w:val="181A1F"/>
+          <w:sz w:val="28"/>
         </w:rPr>
         <w:t>5) Коммерческие банки устанавливают правила проведения банковских</w:t>
       </w:r>
     </w:p>
     <w:p>
+      <w:pPr>
+        <w:widowControl/>
+        <w:spacing w:line="240" w:lineRule="auto" w:after="0"/>
+      </w:pPr>
       <w:r>
         <w:rPr>
+          <w:rFonts w:ascii="Times New Roman" w:hAnsi="Times New Roman" w:eastAsia="Times New Roman"/>
           <w:b w:val="0"/>
           <w:i w:val="0"/>
+          <w:color w:val="181A1F"/>
+          <w:sz w:val="28"/>
         </w:rPr>
         <w:t>операций.</w:t>
       </w:r>
     </w:p>
     <w:p>
+      <w:pPr>
+        <w:widowControl/>
+        <w:spacing w:line="240" w:lineRule="auto" w:after="0"/>
+      </w:pPr>
       <w:r>
-        <w:t>Ответ: ______________________________</w:t>
-      </w:r>
-    </w:p>
-    <w:p>
-      <w:r>
+        <w:rPr>
+          <w:rFonts w:ascii="Times New Roman" w:hAnsi="Times New Roman" w:eastAsia="Times New Roman"/>
+          <w:color w:val="181A1F"/>
+          <w:sz w:val="28"/>
+        </w:rPr>
         <w:br w:type="page"/>
       </w:r>
     </w:p>
     <w:p>
       <w:pPr>
         <w:pStyle w:val="Heading1"/>
+        <w:keepNext/>
+        <w:widowControl/>
+        <w:spacing w:line="240" w:lineRule="auto" w:after="60" w:before="160"/>
       </w:pPr>
       <w:r>
+        <w:rPr>
+          <w:rFonts w:ascii="Times New Roman" w:hAnsi="Times New Roman" w:eastAsia="Times New Roman"/>
+          <w:b/>
+          <w:color w:val="181A1F"/>
+          <w:sz w:val="28"/>
+        </w:rPr>
         <w:t>Часть 2</w:t>
       </w:r>
     </w:p>
     <w:p>
+      <w:pPr>
+        <w:widowControl/>
+        <w:spacing w:line="240" w:lineRule="auto" w:after="0"/>
+      </w:pPr>
       <w:r>
+        <w:rPr>
+          <w:rFonts w:ascii="Times New Roman" w:hAnsi="Times New Roman" w:eastAsia="Times New Roman"/>
+          <w:color w:val="181A1F"/>
+          <w:sz w:val="28"/>
+        </w:rPr>
         <w:t>Для заданий 17–25 запишите полный развёрнутый ответ. Каждый вопрос самодостаточен и тематически соответствует варианту.</w:t>
       </w:r>
     </w:p>
     <w:p>
+      <w:pPr>
+        <w:keepNext/>
+        <w:widowControl/>
+        <w:spacing w:line="240" w:lineRule="auto" w:after="0" w:before="120"/>
+      </w:pPr>
       <w:r>
         <w:rPr>
+          <w:rFonts w:ascii="Times New Roman" w:hAnsi="Times New Roman" w:eastAsia="Times New Roman"/>
           <w:b/>
-          <w:sz w:val="24"/>
+          <w:color w:val="181A1F"/>
+          <w:sz w:val="28"/>
         </w:rPr>
         <w:t>17.</w:t>
       </w:r>
     </w:p>
     <w:p>
+      <w:pPr>
+        <w:widowControl/>
+        <w:spacing w:line="240" w:lineRule="auto" w:after="0"/>
+      </w:pPr>
       <w:r>
         <w:rPr>
+          <w:rFonts w:ascii="Times New Roman" w:hAnsi="Times New Roman" w:eastAsia="Times New Roman"/>
           <w:b w:val="0"/>
           <w:i w:val="0"/>
+          <w:color w:val="181A1F"/>
+          <w:sz w:val="28"/>
         </w:rPr>
         <w:t xml:space="preserve">В процессе исторического развития в социуме объективно возникают регуляторы социальных связей, вследствие чего он существует и развивается как целостная система. К числу таких регуляторов можно отнести социальные ценности и социальные нормы. Первые являются принципиальными, фундаментальными ориентирами общественной жизни. Они осуществляют самую общую, стратегическую регуляцию поведения людей и социальных групп… </w:t>
       </w:r>
     </w:p>
     <w:p>
+      <w:pPr>
+        <w:widowControl/>
+        <w:spacing w:line="240" w:lineRule="auto" w:after="0"/>
+      </w:pPr>
       <w:r>
         <w:rPr>
+          <w:rFonts w:ascii="Times New Roman" w:hAnsi="Times New Roman" w:eastAsia="Times New Roman"/>
           <w:b w:val="0"/>
           <w:i w:val="0"/>
+          <w:color w:val="181A1F"/>
+          <w:sz w:val="28"/>
         </w:rPr>
         <w:t xml:space="preserve">Социальная норма определяет исторически сложившийся в конкретном обществе предел, меру, интервал допустимого (дозволенного или обязательного) поведения, деятельности людей, социальных групп, социальных институтов. Социальные нормы могут быть зафиксированы в письменных документах (законах, уставах, религиозных текстах) или существовать во мнениях, взглядах, обычаях, традициях. Однако всем им свойственны три основных способа регулирования: дозволение – указание на варианты поведения, которые не запрещены, желательны, но не обязательны; предписание – указание на требуемые действия; запрет – указание на действия, которые не следует совершать. </w:t>
       </w:r>
     </w:p>
     <w:p>
+      <w:pPr>
+        <w:widowControl/>
+        <w:spacing w:line="240" w:lineRule="auto" w:after="0"/>
+      </w:pPr>
       <w:r>
         <w:rPr>
+          <w:rFonts w:ascii="Times New Roman" w:hAnsi="Times New Roman" w:eastAsia="Times New Roman"/>
           <w:b w:val="0"/>
           <w:i w:val="0"/>
+          <w:color w:val="181A1F"/>
+          <w:sz w:val="28"/>
         </w:rPr>
         <w:t xml:space="preserve">В отличие от недавнего прошлого, когда действовал принцип «запрещено всё, что не приказано (дозволено)», в современных условиях утверждается новый принцип общественной жизни: «разрешено всё, что не запрещено законом». </w:t>
       </w:r>
     </w:p>
     <w:p>
+      <w:pPr>
+        <w:widowControl/>
+        <w:spacing w:line="240" w:lineRule="auto" w:after="0"/>
+      </w:pPr>
       <w:r>
         <w:rPr>
+          <w:rFonts w:ascii="Times New Roman" w:hAnsi="Times New Roman" w:eastAsia="Times New Roman"/>
           <w:b w:val="0"/>
           <w:i w:val="0"/>
+          <w:color w:val="181A1F"/>
+          <w:sz w:val="28"/>
         </w:rPr>
         <w:t xml:space="preserve">Для правовых норм характерны письменное закрепление, издание и отмена их в официальном порядке, чёткое и однозначное описание вариантов либо границ поведения, наличие ясно обозначенной санкции, обеспечение их соблюдения силой государства. Право – объективная, внешняя по отношению к индивиду система правил, руководящая его поведением. </w:t>
       </w:r>
     </w:p>
     <w:p>
+      <w:pPr>
+        <w:widowControl/>
+        <w:spacing w:line="240" w:lineRule="auto" w:after="0"/>
+      </w:pPr>
       <w:r>
         <w:rPr>
+          <w:rFonts w:ascii="Times New Roman" w:hAnsi="Times New Roman" w:eastAsia="Times New Roman"/>
           <w:b w:val="0"/>
           <w:i w:val="0"/>
+          <w:color w:val="181A1F"/>
+          <w:sz w:val="28"/>
         </w:rPr>
         <w:t xml:space="preserve">В отличие от права, мораль, во-первых, несёт оценочную нагрузку (хорошо – плохо, справедливо – несправедливо), во-вторых, в связи с этим её нормы действуют прежде всего через внутренние психологические механизмы, где на первый план выступают такие понятия, как совесть, долг, честь и т.д. </w:t>
       </w:r>
     </w:p>
     <w:p>
+      <w:pPr>
+        <w:widowControl/>
+        <w:spacing w:line="240" w:lineRule="auto" w:after="0"/>
+      </w:pPr>
       <w:r>
         <w:rPr>
+          <w:rFonts w:ascii="Times New Roman" w:hAnsi="Times New Roman" w:eastAsia="Times New Roman"/>
           <w:b w:val="0"/>
           <w:i w:val="0"/>
+          <w:color w:val="181A1F"/>
+          <w:sz w:val="28"/>
         </w:rPr>
         <w:t>Как правило, требования морали и права совпадают. Воровство аморально, а хищение имущества наказывается в уголовном порядке. Однако в некоторых случаях моральная и правовая оценка того или иного поступка могут не совпадать. Так, человек может поступить вполне правомерно, но при этом совершенно безнравственно, и наоборот. Это связано с несовершенством самих нормативных систем, а также, в некоторых случаях, с нравственными ориентирами субкультур, не совпадающими с общепринятыми правовыми и моральными нормами.</w:t>
       </w:r>
     </w:p>
     <w:p>
+      <w:pPr>
+        <w:widowControl/>
+        <w:spacing w:line="240" w:lineRule="auto" w:after="0"/>
+      </w:pPr>
       <w:r>
         <w:rPr>
+          <w:rFonts w:ascii="Times New Roman" w:hAnsi="Times New Roman" w:eastAsia="Times New Roman"/>
           <w:b w:val="0"/>
           <w:i w:val="0"/>
+          <w:color w:val="181A1F"/>
+          <w:sz w:val="28"/>
         </w:rPr>
         <w:t>Границы между позитивным и негативным девиантным поведением достаточно подвижны, так как существует множественность критериев оценки того или иного поведенческого акта. В качестве базового критерия следует выделить общечеловеческие ценности как принципиальные ориентиры социального прогресса (свобода, справедливость, права человека и т.д.).  (По Л.С. Башировой)</w:t>
       </w:r>
     </w:p>
     <w:p>
+      <w:pPr>
+        <w:widowControl/>
+        <w:spacing w:line="240" w:lineRule="auto" w:after="0"/>
+      </w:pPr>
       <w:r>
         <w:rPr>
+          <w:rFonts w:ascii="Times New Roman" w:hAnsi="Times New Roman" w:eastAsia="Times New Roman"/>
           <w:b w:val="0"/>
           <w:i w:val="0"/>
+          <w:color w:val="181A1F"/>
+          <w:sz w:val="28"/>
         </w:rPr>
         <w:t>Какие три способа регулирования свойственны всем социальным нормам? Какой новый принцип общественной жизни утверждается в современных условиях? Что следует выделить в качестве базового критерия оценки того или иного поведенческого акта? (Ответы на три вопроса даются только с опорой на текст.)</w:t>
       </w:r>
     </w:p>
     <w:p>
+      <w:pPr>
+        <w:widowControl/>
+        <w:spacing w:line="240" w:lineRule="auto" w:after="0"/>
+      </w:pPr>
       <w:r>
+        <w:rPr>
+          <w:rFonts w:ascii="Times New Roman" w:hAnsi="Times New Roman" w:eastAsia="Times New Roman"/>
+          <w:color w:val="181A1F"/>
+          <w:sz w:val="28"/>
+        </w:rPr>
         <w:t>Ответ:</w:t>
       </w:r>
     </w:p>
     <w:p>
-      <w:r>
-        <w:t>__________________________________________________________________________________________</w:t>
-      </w:r>
-    </w:p>
-    <w:p>
-      <w:r>
-        <w:t>__________________________________________________________________________________________</w:t>
-      </w:r>
-    </w:p>
-    <w:p>
-      <w:r>
-        <w:t>__________________________________________________________________________________________</w:t>
-      </w:r>
-    </w:p>
-    <w:p>
+      <w:pPr>
+        <w:keepNext/>
+        <w:widowControl/>
+        <w:spacing w:line="240" w:lineRule="auto" w:after="0" w:before="120"/>
+      </w:pPr>
       <w:r>
         <w:rPr>
+          <w:rFonts w:ascii="Times New Roman" w:hAnsi="Times New Roman" w:eastAsia="Times New Roman"/>
           <w:b/>
-          <w:sz w:val="24"/>
+          <w:color w:val="181A1F"/>
+          <w:sz w:val="28"/>
         </w:rPr>
         <w:t>18.</w:t>
       </w:r>
     </w:p>
     <w:p>
+      <w:pPr>
+        <w:widowControl/>
+        <w:spacing w:line="240" w:lineRule="auto" w:after="0"/>
+      </w:pPr>
       <w:r>
         <w:rPr>
+          <w:rFonts w:ascii="Times New Roman" w:hAnsi="Times New Roman" w:eastAsia="Times New Roman"/>
           <w:b w:val="0"/>
           <w:i w:val="0"/>
+          <w:color w:val="181A1F"/>
+          <w:sz w:val="28"/>
         </w:rPr>
         <w:t xml:space="preserve">Как показывает практика, рынок не существует в чистом виде ни в одной стране. Избавляя общество от товарного дефицита, стимулируя прогресс, рыночная экономика не в состоянии избавиться от социально-экономических проблем, которые невозможно решать на рыночной основе. Это поддержание работы систем национальной обороны, правопорядка, единой энергетической системы, образования, здравоохранения. Эти товары и услуги должно полностью обеспечивать государство, финансируя их из средств государственного бюджета за счёт налогов и других платежей. </w:t>
       </w:r>
     </w:p>
     <w:p>
+      <w:pPr>
+        <w:widowControl/>
+        <w:spacing w:line="240" w:lineRule="auto" w:after="0"/>
+      </w:pPr>
       <w:r>
         <w:rPr>
+          <w:rFonts w:ascii="Times New Roman" w:hAnsi="Times New Roman" w:eastAsia="Times New Roman"/>
           <w:b w:val="0"/>
           <w:i w:val="0"/>
+          <w:color w:val="181A1F"/>
+          <w:sz w:val="28"/>
         </w:rPr>
         <w:t xml:space="preserve">Совершенно ясно, что рынок как механизм, ориентирующий экономику только на возрастающий платёжеспособный спрос, не может нейтрализовать внешние эффекты. Суть их заключается в том, что деятельность предприятий в рыночной экономике имеет кроме положительных результатов ещё и отрицательные, которые реально влияют на благосостояние других членов общества. Например, это загрязнение окружающей среды, исчерпание природных ресурсов в результате всё возрастающего вовлечения их в хозяйственный оборот. </w:t>
       </w:r>
     </w:p>
     <w:p>
+      <w:pPr>
+        <w:widowControl/>
+        <w:spacing w:line="240" w:lineRule="auto" w:after="0"/>
+      </w:pPr>
       <w:r>
         <w:rPr>
+          <w:rFonts w:ascii="Times New Roman" w:hAnsi="Times New Roman" w:eastAsia="Times New Roman"/>
           <w:b w:val="0"/>
           <w:i w:val="0"/>
+          <w:color w:val="181A1F"/>
+          <w:sz w:val="28"/>
         </w:rPr>
         <w:t xml:space="preserve">Регулирование внешних эффектов должно брать на себя государство. Негативное воздействие внешних эффектов государство гасит перераспределением доходов через государственный бюджет или перераспределением выгод, полученных от положительных внешних эффектов, административных запретов на применение вредных технологий, эксплуатации природных ресурсов. </w:t>
       </w:r>
     </w:p>
     <w:p>
+      <w:pPr>
+        <w:widowControl/>
+        <w:spacing w:line="240" w:lineRule="auto" w:after="0"/>
+      </w:pPr>
       <w:r>
         <w:rPr>
+          <w:rFonts w:ascii="Times New Roman" w:hAnsi="Times New Roman" w:eastAsia="Times New Roman"/>
           <w:b w:val="0"/>
           <w:i w:val="0"/>
+          <w:color w:val="181A1F"/>
+          <w:sz w:val="28"/>
         </w:rPr>
         <w:t xml:space="preserve">Особого внимания требует ещё одна группа проблем, порождаемых ограниченностью рыночного механизма. Это социально-экономические права личности и, прежде всего, право на труд. </w:t>
       </w:r>
     </w:p>
     <w:p>
+      <w:pPr>
+        <w:widowControl/>
+        <w:spacing w:line="240" w:lineRule="auto" w:after="0"/>
+      </w:pPr>
       <w:r>
         <w:rPr>
+          <w:rFonts w:ascii="Times New Roman" w:hAnsi="Times New Roman" w:eastAsia="Times New Roman"/>
           <w:b w:val="0"/>
           <w:i w:val="0"/>
+          <w:color w:val="181A1F"/>
+          <w:sz w:val="28"/>
         </w:rPr>
         <w:t xml:space="preserve">Кроме этого, без активного вмешательства со стороны государства невозможны крупные инвестиционные проекты, не дающие скорой прибыли и связанные с большим риском; смягчение неравномерности регионального развития; необходимая борьба с инфляцией и монополизмом. Государственный сектор «встроен» в рыночную экономику с другой целью: он способствует эффективному распределению ресурсов в целом в обществе. </w:t>
       </w:r>
     </w:p>
     <w:p>
+      <w:pPr>
+        <w:widowControl/>
+        <w:spacing w:line="240" w:lineRule="auto" w:after="0"/>
+      </w:pPr>
       <w:r>
         <w:rPr>
+          <w:rFonts w:ascii="Times New Roman" w:hAnsi="Times New Roman" w:eastAsia="Times New Roman"/>
           <w:b w:val="0"/>
           <w:i w:val="0"/>
+          <w:color w:val="181A1F"/>
+          <w:sz w:val="28"/>
         </w:rPr>
         <w:t>Государственное регулирование предпринимательской деятельности осуществляется в основном косвенными методами, главный из которых — налоговая система. Однако возможно и прямое влияние государства на экономику путём государственных инвестиций, дотаций, создания и функционирования предприятий государственного сектора. (По В.В. Рубину)</w:t>
       </w:r>
     </w:p>
     <w:p>
+      <w:pPr>
+        <w:widowControl/>
+        <w:spacing w:line="240" w:lineRule="auto" w:after="0"/>
+      </w:pPr>
       <w:r>
         <w:rPr>
+          <w:rFonts w:ascii="Times New Roman" w:hAnsi="Times New Roman" w:eastAsia="Times New Roman"/>
           <w:b w:val="0"/>
           <w:i w:val="0"/>
+          <w:color w:val="181A1F"/>
+          <w:sz w:val="28"/>
         </w:rPr>
         <w:t>Какие товары и услуги, которые должно полностью обеспечивать государство, называет автор? Как в тексте объясняется причина, по которой рынок не может нейтрализовать внешние эффекты? С какой целью, по мнению автора, государственный сектор «встроен» в рыночную экономику?</w:t>
       </w:r>
     </w:p>
     <w:p>
+      <w:pPr>
+        <w:widowControl/>
+        <w:spacing w:line="240" w:lineRule="auto" w:after="0"/>
+      </w:pPr>
       <w:r>
+        <w:rPr>
+          <w:rFonts w:ascii="Times New Roman" w:hAnsi="Times New Roman" w:eastAsia="Times New Roman"/>
+          <w:color w:val="181A1F"/>
+          <w:sz w:val="28"/>
+        </w:rPr>
         <w:t>Ответ:</w:t>
       </w:r>
     </w:p>
     <w:p>
-      <w:r>
-        <w:t>__________________________________________________________________________________________</w:t>
-      </w:r>
-    </w:p>
-    <w:p>
-      <w:r>
-        <w:t>__________________________________________________________________________________________</w:t>
-      </w:r>
-    </w:p>
-    <w:p>
-      <w:r>
-        <w:t>__________________________________________________________________________________________</w:t>
-      </w:r>
-    </w:p>
-    <w:p>
+      <w:pPr>
+        <w:keepNext/>
+        <w:widowControl/>
+        <w:spacing w:line="240" w:lineRule="auto" w:after="0" w:before="120"/>
+      </w:pPr>
       <w:r>
         <w:rPr>
+          <w:rFonts w:ascii="Times New Roman" w:hAnsi="Times New Roman" w:eastAsia="Times New Roman"/>
           <w:b/>
-          <w:sz w:val="24"/>
+          <w:color w:val="181A1F"/>
+          <w:sz w:val="28"/>
         </w:rPr>
         <w:t>19.</w:t>
       </w:r>
     </w:p>
     <w:p>
+      <w:pPr>
+        <w:widowControl/>
+        <w:spacing w:line="240" w:lineRule="auto" w:after="0"/>
+      </w:pPr>
       <w:r>
         <w:rPr>
+          <w:rFonts w:ascii="Times New Roman" w:hAnsi="Times New Roman" w:eastAsia="Times New Roman"/>
           <w:b w:val="0"/>
           <w:i w:val="0"/>
+          <w:color w:val="181A1F"/>
+          <w:sz w:val="28"/>
         </w:rPr>
         <w:t>На графике изображено изменение ситуации на рынке услуг агентств, специализирующихся на организации праздников, в стране Z. Спрос переместился из положения D в положение D1 при неизменном предложении S. (На графике P — цена услуги; Q — количество услуг.)</w:t>
       </w:r>
     </w:p>
     <w:p>
       <w:pPr>
+        <w:widowControl/>
+        <w:spacing w:line="240" w:lineRule="auto" w:after="0"/>
         <w:jc w:val="center"/>
       </w:pPr>
       <w:r>
+        <w:rPr>
+          <w:rFonts w:ascii="Times New Roman" w:hAnsi="Times New Roman" w:eastAsia="Times New Roman"/>
+          <w:color w:val="181A1F"/>
+          <w:sz w:val="28"/>
+        </w:rPr>
         <w:drawing>
           <wp:inline xmlns:a="http://schemas.openxmlformats.org/drawingml/2006/main" xmlns:pic="http://schemas.openxmlformats.org/drawingml/2006/picture">
             <wp:extent cx="5400000" cy="5400000"/>
@@ -1716,180 +2800,233 @@
       </w:r>
     </w:p>
     <w:p>
+      <w:pPr>
+        <w:widowControl/>
+        <w:spacing w:line="240" w:lineRule="auto" w:after="0"/>
+      </w:pPr>
       <w:r>
         <w:rPr>
+          <w:rFonts w:ascii="Times New Roman" w:hAnsi="Times New Roman" w:eastAsia="Times New Roman"/>
           <w:b w:val="0"/>
           <w:i w:val="0"/>
+          <w:color w:val="181A1F"/>
+          <w:sz w:val="28"/>
         </w:rPr>
         <w:t>Как изменилась равновесная цена? Сначала укажите любое одно обстоятельство (фактор), затем объясните его влияние на спрос (обязательно укажите характер изменения спроса). (Объяснение должно быть дано применительно к рынку, указанному в тексте задания.)</w:t>
       </w:r>
     </w:p>
     <w:p>
+      <w:pPr>
+        <w:widowControl/>
+        <w:spacing w:line="240" w:lineRule="auto" w:after="0"/>
+      </w:pPr>
       <w:r>
         <w:rPr>
+          <w:rFonts w:ascii="Times New Roman" w:hAnsi="Times New Roman" w:eastAsia="Times New Roman"/>
           <w:b w:val="0"/>
           <w:i w:val="0"/>
+          <w:color w:val="181A1F"/>
+          <w:sz w:val="28"/>
         </w:rPr>
         <w:t>Как изменятся предложение и равновесная цена на данном рынке, если при прочих равных условиях государство введёт дополнительные требования по лицензированию и сертификации агентств, специализирующихся на организации праздников?</w:t>
       </w:r>
     </w:p>
     <w:p>
+      <w:pPr>
+        <w:widowControl/>
+        <w:spacing w:line="240" w:lineRule="auto" w:after="0"/>
+      </w:pPr>
       <w:r>
+        <w:rPr>
+          <w:rFonts w:ascii="Times New Roman" w:hAnsi="Times New Roman" w:eastAsia="Times New Roman"/>
+          <w:color w:val="181A1F"/>
+          <w:sz w:val="28"/>
+        </w:rPr>
         <w:t>Ответ:</w:t>
       </w:r>
     </w:p>
     <w:p>
-      <w:r>
-        <w:t>__________________________________________________________________________________________</w:t>
-      </w:r>
-    </w:p>
-    <w:p>
-      <w:r>
-        <w:t>__________________________________________________________________________________________</w:t>
-      </w:r>
-    </w:p>
-    <w:p>
-      <w:r>
-        <w:t>__________________________________________________________________________________________</w:t>
-      </w:r>
-    </w:p>
-    <w:p>
+      <w:pPr>
+        <w:keepNext/>
+        <w:widowControl/>
+        <w:spacing w:line="240" w:lineRule="auto" w:after="0" w:before="120"/>
+      </w:pPr>
       <w:r>
         <w:rPr>
+          <w:rFonts w:ascii="Times New Roman" w:hAnsi="Times New Roman" w:eastAsia="Times New Roman"/>
           <w:b/>
-          <w:sz w:val="24"/>
+          <w:color w:val="181A1F"/>
+          <w:sz w:val="28"/>
         </w:rPr>
         <w:t>20.</w:t>
       </w:r>
     </w:p>
     <w:p>
+      <w:pPr>
+        <w:widowControl/>
+        <w:spacing w:line="240" w:lineRule="auto" w:after="0"/>
+      </w:pPr>
       <w:r>
         <w:rPr>
+          <w:rFonts w:ascii="Times New Roman" w:hAnsi="Times New Roman" w:eastAsia="Times New Roman"/>
           <w:b w:val="0"/>
           <w:i w:val="0"/>
+          <w:color w:val="181A1F"/>
+          <w:sz w:val="28"/>
         </w:rPr>
         <w:t>Одним из проявлений политической деятельности автор называет функционирование общественно-политической организации и политических партий, их участие в деятельности органов государственной власти. Используя обществоведческие знания, приведите три аргумента подтверждающих положительное значение политических партий и общественно-политических движений для общества. (Каждый аргумент должен быть сформулирован как распространённое предложение.)</w:t>
       </w:r>
     </w:p>
     <w:p>
+      <w:pPr>
+        <w:widowControl/>
+        <w:spacing w:line="240" w:lineRule="auto" w:after="0"/>
+      </w:pPr>
       <w:r>
+        <w:rPr>
+          <w:rFonts w:ascii="Times New Roman" w:hAnsi="Times New Roman" w:eastAsia="Times New Roman"/>
+          <w:color w:val="181A1F"/>
+          <w:sz w:val="28"/>
+        </w:rPr>
         <w:t>Ответ:</w:t>
       </w:r>
     </w:p>
     <w:p>
-      <w:r>
-        <w:t>__________________________________________________________________________________________</w:t>
-      </w:r>
-    </w:p>
-    <w:p>
-      <w:r>
-        <w:t>__________________________________________________________________________________________</w:t>
-      </w:r>
-    </w:p>
-    <w:p>
-      <w:r>
-        <w:t>__________________________________________________________________________________________</w:t>
-      </w:r>
-    </w:p>
-    <w:p>
+      <w:pPr>
+        <w:keepNext/>
+        <w:widowControl/>
+        <w:spacing w:line="240" w:lineRule="auto" w:after="0" w:before="120"/>
+      </w:pPr>
       <w:r>
         <w:rPr>
+          <w:rFonts w:ascii="Times New Roman" w:hAnsi="Times New Roman" w:eastAsia="Times New Roman"/>
           <w:b/>
-          <w:sz w:val="24"/>
+          <w:color w:val="181A1F"/>
+          <w:sz w:val="28"/>
         </w:rPr>
         <w:t>21.</w:t>
       </w:r>
     </w:p>
     <w:p>
+      <w:pPr>
+        <w:widowControl/>
+        <w:spacing w:line="240" w:lineRule="auto" w:after="0"/>
+      </w:pPr>
       <w:r>
         <w:rPr>
+          <w:rFonts w:ascii="Times New Roman" w:hAnsi="Times New Roman" w:eastAsia="Times New Roman"/>
           <w:b w:val="0"/>
           <w:i w:val="0"/>
+          <w:color w:val="181A1F"/>
+          <w:sz w:val="28"/>
         </w:rPr>
         <w:t>Используя обществоведческие знания, приведите три суждения, как конкуренция за ресурсы (покупка более дешёвого сырья и материалов, выбор выгодного расположения предприятия, привлечение лучших кадров) способствует развитию предприятия. (Сначала назовите ресурс, а затем приведите суждение. Каждое суждение должно быть сформулировано как распространённое предложение.)</w:t>
       </w:r>
     </w:p>
     <w:p>
+      <w:pPr>
+        <w:widowControl/>
+        <w:spacing w:line="240" w:lineRule="auto" w:after="0"/>
+      </w:pPr>
       <w:r>
+        <w:rPr>
+          <w:rFonts w:ascii="Times New Roman" w:hAnsi="Times New Roman" w:eastAsia="Times New Roman"/>
+          <w:color w:val="181A1F"/>
+          <w:sz w:val="28"/>
+        </w:rPr>
         <w:t>Ответ:</w:t>
       </w:r>
     </w:p>
     <w:p>
-      <w:r>
-        <w:t>__________________________________________________________________________________________</w:t>
-      </w:r>
-    </w:p>
-    <w:p>
-      <w:r>
-        <w:t>__________________________________________________________________________________________</w:t>
-      </w:r>
-    </w:p>
-    <w:p>
-      <w:r>
-        <w:t>__________________________________________________________________________________________</w:t>
-      </w:r>
-    </w:p>
-    <w:p>
+      <w:pPr>
+        <w:keepNext/>
+        <w:widowControl/>
+        <w:spacing w:line="240" w:lineRule="auto" w:after="0" w:before="120"/>
+      </w:pPr>
       <w:r>
         <w:rPr>
+          <w:rFonts w:ascii="Times New Roman" w:hAnsi="Times New Roman" w:eastAsia="Times New Roman"/>
           <w:b/>
-          <w:sz w:val="24"/>
+          <w:color w:val="181A1F"/>
+          <w:sz w:val="28"/>
         </w:rPr>
         <w:t>22.</w:t>
       </w:r>
     </w:p>
     <w:p>
+      <w:pPr>
+        <w:widowControl/>
+        <w:spacing w:line="240" w:lineRule="auto" w:after="0"/>
+      </w:pPr>
       <w:r>
         <w:rPr>
+          <w:rFonts w:ascii="Times New Roman" w:hAnsi="Times New Roman" w:eastAsia="Times New Roman"/>
           <w:b w:val="0"/>
           <w:i w:val="0"/>
+          <w:color w:val="181A1F"/>
+          <w:sz w:val="28"/>
         </w:rPr>
         <w:t>Используя обществоведческие знания, составьте сложный план, позволяющий раскрыть по существу тему «Эффективность деятельности фирмы». Сложный план должен содержать не менее трёх непосредственно раскрывающих тему по существу пунктов, детализированных в подпунктах. (Количество подпунктов каждого детализированного пункта должно быть не менее трёх, за исключением случаев, когда с точки зрения общественных наук возможны только два подпункта.)</w:t>
       </w:r>
     </w:p>
     <w:p>
+      <w:pPr>
+        <w:widowControl/>
+        <w:spacing w:line="240" w:lineRule="auto" w:after="0"/>
+      </w:pPr>
       <w:r>
+        <w:rPr>
+          <w:rFonts w:ascii="Times New Roman" w:hAnsi="Times New Roman" w:eastAsia="Times New Roman"/>
+          <w:color w:val="181A1F"/>
+          <w:sz w:val="28"/>
+        </w:rPr>
         <w:t>Ответ:</w:t>
       </w:r>
     </w:p>
     <w:p>
-      <w:r>
-        <w:t>__________________________________________________________________________________________</w:t>
-      </w:r>
-    </w:p>
-    <w:p>
-      <w:r>
-        <w:t>__________________________________________________________________________________________</w:t>
-      </w:r>
-    </w:p>
-    <w:p>
-      <w:r>
-        <w:t>__________________________________________________________________________________________</w:t>
-      </w:r>
-    </w:p>
-    <w:p>
+      <w:pPr>
+        <w:keepNext/>
+        <w:widowControl/>
+        <w:spacing w:line="240" w:lineRule="auto" w:after="0" w:before="120"/>
+      </w:pPr>
       <w:r>
         <w:rPr>
+          <w:rFonts w:ascii="Times New Roman" w:hAnsi="Times New Roman" w:eastAsia="Times New Roman"/>
           <w:b/>
-          <w:sz w:val="24"/>
+          <w:color w:val="181A1F"/>
+          <w:sz w:val="28"/>
         </w:rPr>
         <w:t>23.</w:t>
       </w:r>
     </w:p>
     <w:p>
+      <w:pPr>
+        <w:widowControl/>
+        <w:spacing w:line="240" w:lineRule="auto" w:after="0"/>
+      </w:pPr>
       <w:r>
         <w:rPr>
+          <w:rFonts w:ascii="Times New Roman" w:hAnsi="Times New Roman" w:eastAsia="Times New Roman"/>
           <w:b w:val="0"/>
           <w:i w:val="0"/>
+          <w:color w:val="181A1F"/>
+          <w:sz w:val="28"/>
         </w:rPr>
         <w:t xml:space="preserve">На графике изображено изменение ситуации на рынке косметических средств для домашнего ухода за лицом в стране Z. Предложение переместилось из положения S в положение S1 при неизменном спросе D. (На графике P — цена товара; Q — количество товара.) </w:t>
       </w:r>
     </w:p>
     <w:p>
       <w:pPr>
+        <w:widowControl/>
+        <w:spacing w:line="240" w:lineRule="auto" w:after="0"/>
         <w:jc w:val="center"/>
       </w:pPr>
       <w:r>
+        <w:rPr>
+          <w:rFonts w:ascii="Times New Roman" w:hAnsi="Times New Roman" w:eastAsia="Times New Roman"/>
+          <w:color w:val="181A1F"/>
+          <w:sz w:val="28"/>
+        </w:rPr>
         <w:drawing>
           <wp:inline xmlns:a="http://schemas.openxmlformats.org/drawingml/2006/main" xmlns:pic="http://schemas.openxmlformats.org/drawingml/2006/picture">
             <wp:extent cx="5400000" cy="5400000"/>
@@ -1925,1682 +3062,224 @@
       </w:r>
     </w:p>
     <w:p>
+      <w:pPr>
+        <w:widowControl/>
+        <w:spacing w:line="240" w:lineRule="auto" w:after="0"/>
+      </w:pPr>
       <w:r>
         <w:rPr>
+          <w:rFonts w:ascii="Times New Roman" w:hAnsi="Times New Roman" w:eastAsia="Times New Roman"/>
           <w:b w:val="0"/>
           <w:i w:val="0"/>
+          <w:color w:val="181A1F"/>
+          <w:sz w:val="28"/>
         </w:rPr>
         <w:t xml:space="preserve">Как изменилась равновесная цена? </w:t>
       </w:r>
     </w:p>
     <w:p>
+      <w:pPr>
+        <w:widowControl/>
+        <w:spacing w:line="240" w:lineRule="auto" w:after="0"/>
+      </w:pPr>
       <w:r>
         <w:rPr>
+          <w:rFonts w:ascii="Times New Roman" w:hAnsi="Times New Roman" w:eastAsia="Times New Roman"/>
           <w:b w:val="0"/>
           <w:i w:val="0"/>
+          <w:color w:val="181A1F"/>
+          <w:sz w:val="28"/>
         </w:rPr>
         <w:t>Что могло вызвать изменение предложения? Сначала укажите любое одно обстоятельство (фактор), затем объясните его влияние на предложение (обязательно укажите характер изменения предложения). (Объяснение должно быть дано применительно к рынку, указанному в тексте задания.)</w:t>
       </w:r>
     </w:p>
     <w:p>
+      <w:pPr>
+        <w:widowControl/>
+        <w:spacing w:line="240" w:lineRule="auto" w:after="0"/>
+      </w:pPr>
       <w:r>
         <w:rPr>
+          <w:rFonts w:ascii="Times New Roman" w:hAnsi="Times New Roman" w:eastAsia="Times New Roman"/>
           <w:b w:val="0"/>
           <w:i w:val="0"/>
+          <w:color w:val="181A1F"/>
+          <w:sz w:val="28"/>
         </w:rPr>
         <w:t>Как изменятся спрос и равновесная цена на данном рынке, если при прочих равных условиях увеличатся предпочтения потребителей пользоваться услугами профессиональных косметологов?</w:t>
       </w:r>
     </w:p>
     <w:p>
+      <w:pPr>
+        <w:widowControl/>
+        <w:spacing w:line="240" w:lineRule="auto" w:after="0"/>
+      </w:pPr>
       <w:r>
+        <w:rPr>
+          <w:rFonts w:ascii="Times New Roman" w:hAnsi="Times New Roman" w:eastAsia="Times New Roman"/>
+          <w:color w:val="181A1F"/>
+          <w:sz w:val="28"/>
+        </w:rPr>
         <w:t>Ответ:</w:t>
       </w:r>
     </w:p>
     <w:p>
-      <w:r>
-        <w:t>__________________________________________________________________________________________</w:t>
-      </w:r>
-    </w:p>
-    <w:p>
-      <w:r>
-        <w:t>__________________________________________________________________________________________</w:t>
-      </w:r>
-    </w:p>
-    <w:p>
-      <w:r>
-        <w:t>__________________________________________________________________________________________</w:t>
-      </w:r>
-    </w:p>
-    <w:p>
+      <w:pPr>
+        <w:keepNext/>
+        <w:widowControl/>
+        <w:spacing w:line="240" w:lineRule="auto" w:after="0" w:before="120"/>
+      </w:pPr>
       <w:r>
         <w:rPr>
+          <w:rFonts w:ascii="Times New Roman" w:hAnsi="Times New Roman" w:eastAsia="Times New Roman"/>
           <w:b/>
-          <w:sz w:val="24"/>
+          <w:color w:val="181A1F"/>
+          <w:sz w:val="28"/>
         </w:rPr>
         <w:t>24.</w:t>
       </w:r>
     </w:p>
     <w:p>
+      <w:pPr>
+        <w:widowControl/>
+        <w:spacing w:line="240" w:lineRule="auto" w:after="0"/>
+      </w:pPr>
       <w:r>
         <w:rPr>
+          <w:rFonts w:ascii="Times New Roman" w:hAnsi="Times New Roman" w:eastAsia="Times New Roman"/>
           <w:b w:val="0"/>
           <w:i w:val="0"/>
+          <w:color w:val="181A1F"/>
+          <w:sz w:val="28"/>
         </w:rPr>
         <w:t>Используя обществоведческие знания, составьте сложный план, позволяющий раскрыть по существу тему «Выборы как форма политического участия граждан». Сложный план должен содержать не менее трёх непосредственно раскрывающих тему по существу пунктов, детализированных в подпунктах. (Количество подпунктов каждого детализированного пункта должно быть не менее трёх, за исключением случаев, когда с точки зрения общественных наук возможны только два подпункта.)</w:t>
       </w:r>
     </w:p>
     <w:p>
+      <w:pPr>
+        <w:widowControl/>
+        <w:spacing w:line="240" w:lineRule="auto" w:after="0"/>
+      </w:pPr>
       <w:r>
+        <w:rPr>
+          <w:rFonts w:ascii="Times New Roman" w:hAnsi="Times New Roman" w:eastAsia="Times New Roman"/>
+          <w:color w:val="181A1F"/>
+          <w:sz w:val="28"/>
+        </w:rPr>
         <w:t>Ответ:</w:t>
       </w:r>
     </w:p>
     <w:p>
-      <w:r>
-        <w:t>__________________________________________________________________________________________</w:t>
-      </w:r>
-    </w:p>
-    <w:p>
-      <w:r>
-        <w:t>__________________________________________________________________________________________</w:t>
-      </w:r>
-    </w:p>
-    <w:p>
-      <w:r>
-        <w:t>__________________________________________________________________________________________</w:t>
-      </w:r>
-    </w:p>
-    <w:p>
-      <w:r>
-        <w:t>__________________________________________________________________________________________</w:t>
-      </w:r>
-    </w:p>
-    <w:p>
-      <w:r>
-        <w:t>__________________________________________________________________________________________</w:t>
-      </w:r>
-    </w:p>
-    <w:p>
+      <w:pPr>
+        <w:keepNext/>
+        <w:widowControl/>
+        <w:spacing w:line="240" w:lineRule="auto" w:after="0" w:before="120"/>
+      </w:pPr>
       <w:r>
         <w:rPr>
+          <w:rFonts w:ascii="Times New Roman" w:hAnsi="Times New Roman" w:eastAsia="Times New Roman"/>
           <w:b/>
-          <w:sz w:val="24"/>
+          <w:color w:val="181A1F"/>
+          <w:sz w:val="28"/>
         </w:rPr>
         <w:t>25.</w:t>
       </w:r>
     </w:p>
     <w:p>
+      <w:pPr>
+        <w:widowControl/>
+        <w:spacing w:line="240" w:lineRule="auto" w:after="0"/>
+      </w:pPr>
       <w:r>
         <w:rPr>
+          <w:rFonts w:ascii="Times New Roman" w:hAnsi="Times New Roman" w:eastAsia="Times New Roman"/>
           <w:b w:val="0"/>
           <w:i w:val="0"/>
+          <w:color w:val="181A1F"/>
+          <w:sz w:val="28"/>
         </w:rPr>
         <w:t>1) Обоснуйте необходимость рационального поведения членов домохозяйств на финансовом рынке. (Обоснование должно быть дано с опорой на обществоведческие знания в нескольких связанных между собой распространённых предложениях, раскрывать причинно-следственные и (или) функциональные связи.)</w:t>
       </w:r>
     </w:p>
     <w:p>
+      <w:pPr>
+        <w:widowControl/>
+        <w:spacing w:line="240" w:lineRule="auto" w:after="0"/>
+      </w:pPr>
       <w:r>
         <w:rPr>
+          <w:rFonts w:ascii="Times New Roman" w:hAnsi="Times New Roman" w:eastAsia="Times New Roman"/>
           <w:b w:val="0"/>
           <w:i w:val="0"/>
+          <w:color w:val="181A1F"/>
+          <w:sz w:val="28"/>
         </w:rPr>
         <w:t>2) Какие небанковские финансовые институты взаимодействуют с домохозяйствами в РФ? Назовите любые три института.</w:t>
       </w:r>
     </w:p>
     <w:p>
+      <w:pPr>
+        <w:widowControl/>
+        <w:spacing w:line="240" w:lineRule="auto" w:after="0"/>
+      </w:pPr>
       <w:r>
         <w:rPr>
+          <w:rFonts w:ascii="Times New Roman" w:hAnsi="Times New Roman" w:eastAsia="Times New Roman"/>
           <w:b w:val="0"/>
           <w:i w:val="0"/>
+          <w:color w:val="181A1F"/>
+          <w:sz w:val="28"/>
         </w:rPr>
         <w:t>3) Проиллюстрируйте примером взаимодействие каждого из институтов, названных в пункте 2), с российскими домохозяйствами. (Каждый пример должен быть сформулирован развёрнуто.)</w:t>
       </w:r>
     </w:p>
     <w:p>
+      <w:pPr>
+        <w:widowControl/>
+        <w:spacing w:line="240" w:lineRule="auto" w:after="0"/>
+      </w:pPr>
       <w:r>
+        <w:rPr>
+          <w:rFonts w:ascii="Times New Roman" w:hAnsi="Times New Roman" w:eastAsia="Times New Roman"/>
+          <w:color w:val="181A1F"/>
+          <w:sz w:val="28"/>
+        </w:rPr>
         <w:t>Ответ:</w:t>
       </w:r>
     </w:p>
     <w:p>
+      <w:pPr>
+        <w:widowControl/>
+        <w:spacing w:line="240" w:lineRule="auto" w:after="0"/>
+      </w:pPr>
       <w:r>
-        <w:t>__________________________________________________________________________________________</w:t>
-      </w:r>
-    </w:p>
-    <w:p>
-      <w:r>
-        <w:t>__________________________________________________________________________________________</w:t>
-      </w:r>
-    </w:p>
-    <w:p>
-      <w:r>
-        <w:t>__________________________________________________________________________________________</w:t>
-      </w:r>
-    </w:p>
-    <w:p>
-      <w:r>
-        <w:t>__________________________________________________________________________________________</w:t>
-      </w:r>
-    </w:p>
-    <w:p>
-      <w:r>
-        <w:t>__________________________________________________________________________________________</w:t>
-      </w:r>
-    </w:p>
-    <w:p>
-      <w:r>
+        <w:rPr>
+          <w:rFonts w:ascii="Times New Roman" w:hAnsi="Times New Roman" w:eastAsia="Times New Roman"/>
+          <w:color w:val="181A1F"/>
+          <w:sz w:val="28"/>
+        </w:rPr>
         <w:br w:type="page"/>
       </w:r>
     </w:p>
-    <w:p>
-      <w:pPr>
-        <w:pStyle w:val="Heading1"/>
-      </w:pPr>
-      <w:r>
-        <w:t>Ответы и критерии</w:t>
-      </w:r>
-    </w:p>
-    <w:tbl>
-      <w:tblPr>
-        <w:tblStyle w:val="TableGrid"/>
-        <w:tblW w:type="auto" w:w="0"/>
-        <w:tblLook w:firstColumn="1" w:firstRow="1" w:lastColumn="0" w:lastRow="0" w:noHBand="0" w:noVBand="1" w:val="04A0"/>
-      </w:tblPr>
-      <w:tblGrid>
-        <w:gridCol w:w="3419"/>
-        <w:gridCol w:w="3419"/>
-        <w:gridCol w:w="3419"/>
-      </w:tblGrid>
-      <w:tr>
-        <w:tc>
-          <w:tcPr>
-            <w:tcW w:type="dxa" w:w="3419"/>
-            <w:shd w:fill="DCE9FA"/>
-          </w:tcPr>
-          <w:p>
-            <w:r>
-              <w:t>№</w:t>
-            </w:r>
-          </w:p>
-        </w:tc>
-        <w:tc>
-          <w:tcPr>
-            <w:tcW w:type="dxa" w:w="3419"/>
-            <w:shd w:fill="DCE9FA"/>
-          </w:tcPr>
-          <w:p>
-            <w:r>
-              <w:t>Ответ</w:t>
-            </w:r>
-          </w:p>
-        </w:tc>
-        <w:tc>
-          <w:tcPr>
-            <w:tcW w:type="dxa" w:w="3419"/>
-            <w:shd w:fill="DCE9FA"/>
-          </w:tcPr>
-          <w:p>
-            <w:r>
-              <w:t>Макс. балл</w:t>
-            </w:r>
-          </w:p>
-        </w:tc>
-      </w:tr>
-      <w:tr>
-        <w:tc>
-          <w:tcPr>
-            <w:tcW w:type="dxa" w:w="3419"/>
-          </w:tcPr>
-          <w:p>
-            <w:r>
-              <w:t>1</w:t>
-            </w:r>
-          </w:p>
-        </w:tc>
-        <w:tc>
-          <w:tcPr>
-            <w:tcW w:type="dxa" w:w="3419"/>
-          </w:tcPr>
-          <w:p>
-            <w:r>
-              <w:t>345</w:t>
-            </w:r>
-          </w:p>
-        </w:tc>
-        <w:tc>
-          <w:tcPr>
-            <w:tcW w:type="dxa" w:w="3419"/>
-          </w:tcPr>
-          <w:p>
-            <w:r>
-              <w:t>1</w:t>
-            </w:r>
-          </w:p>
-        </w:tc>
-      </w:tr>
-      <w:tr>
-        <w:tc>
-          <w:tcPr>
-            <w:tcW w:type="dxa" w:w="3419"/>
-          </w:tcPr>
-          <w:p>
-            <w:r>
-              <w:t>2</w:t>
-            </w:r>
-          </w:p>
-        </w:tc>
-        <w:tc>
-          <w:tcPr>
-            <w:tcW w:type="dxa" w:w="3419"/>
-          </w:tcPr>
-          <w:p>
-            <w:r>
-              <w:t>11222</w:t>
-            </w:r>
-          </w:p>
-        </w:tc>
-        <w:tc>
-          <w:tcPr>
-            <w:tcW w:type="dxa" w:w="3419"/>
-          </w:tcPr>
-          <w:p>
-            <w:r>
-              <w:t>2</w:t>
-            </w:r>
-          </w:p>
-        </w:tc>
-      </w:tr>
-      <w:tr>
-        <w:tc>
-          <w:tcPr>
-            <w:tcW w:type="dxa" w:w="3419"/>
-          </w:tcPr>
-          <w:p>
-            <w:r>
-              <w:t>3</w:t>
-            </w:r>
-          </w:p>
-        </w:tc>
-        <w:tc>
-          <w:tcPr>
-            <w:tcW w:type="dxa" w:w="3419"/>
-          </w:tcPr>
-          <w:p>
-            <w:r>
-              <w:t>34</w:t>
-            </w:r>
-          </w:p>
-        </w:tc>
-        <w:tc>
-          <w:tcPr>
-            <w:tcW w:type="dxa" w:w="3419"/>
-          </w:tcPr>
-          <w:p>
-            <w:r>
-              <w:t>1</w:t>
-            </w:r>
-          </w:p>
-        </w:tc>
-      </w:tr>
-      <w:tr>
-        <w:tc>
-          <w:tcPr>
-            <w:tcW w:type="dxa" w:w="3419"/>
-          </w:tcPr>
-          <w:p>
-            <w:r>
-              <w:t>4</w:t>
-            </w:r>
-          </w:p>
-        </w:tc>
-        <w:tc>
-          <w:tcPr>
-            <w:tcW w:type="dxa" w:w="3419"/>
-          </w:tcPr>
-          <w:p>
-            <w:r>
-              <w:t>25</w:t>
-            </w:r>
-          </w:p>
-        </w:tc>
-        <w:tc>
-          <w:tcPr>
-            <w:tcW w:type="dxa" w:w="3419"/>
-          </w:tcPr>
-          <w:p>
-            <w:r>
-              <w:t>2</w:t>
-            </w:r>
-          </w:p>
-        </w:tc>
-      </w:tr>
-      <w:tr>
-        <w:tc>
-          <w:tcPr>
-            <w:tcW w:type="dxa" w:w="3419"/>
-          </w:tcPr>
-          <w:p>
-            <w:r>
-              <w:t>5</w:t>
-            </w:r>
-          </w:p>
-        </w:tc>
-        <w:tc>
-          <w:tcPr>
-            <w:tcW w:type="dxa" w:w="3419"/>
-          </w:tcPr>
-          <w:p>
-            <w:r>
-              <w:t>123</w:t>
-            </w:r>
-          </w:p>
-        </w:tc>
-        <w:tc>
-          <w:tcPr>
-            <w:tcW w:type="dxa" w:w="3419"/>
-          </w:tcPr>
-          <w:p>
-            <w:r>
-              <w:t>2</w:t>
-            </w:r>
-          </w:p>
-        </w:tc>
-      </w:tr>
-      <w:tr>
-        <w:tc>
-          <w:tcPr>
-            <w:tcW w:type="dxa" w:w="3419"/>
-          </w:tcPr>
-          <w:p>
-            <w:r>
-              <w:t>6</w:t>
-            </w:r>
-          </w:p>
-        </w:tc>
-        <w:tc>
-          <w:tcPr>
-            <w:tcW w:type="dxa" w:w="3419"/>
-          </w:tcPr>
-          <w:p>
-            <w:r>
-              <w:t>245</w:t>
-            </w:r>
-          </w:p>
-        </w:tc>
-        <w:tc>
-          <w:tcPr>
-            <w:tcW w:type="dxa" w:w="3419"/>
-          </w:tcPr>
-          <w:p>
-            <w:r>
-              <w:t>2</w:t>
-            </w:r>
-          </w:p>
-        </w:tc>
-      </w:tr>
-      <w:tr>
-        <w:tc>
-          <w:tcPr>
-            <w:tcW w:type="dxa" w:w="3419"/>
-          </w:tcPr>
-          <w:p>
-            <w:r>
-              <w:t>7</w:t>
-            </w:r>
-          </w:p>
-        </w:tc>
-        <w:tc>
-          <w:tcPr>
-            <w:tcW w:type="dxa" w:w="3419"/>
-          </w:tcPr>
-          <w:p>
-            <w:r>
-              <w:t>125</w:t>
-            </w:r>
-          </w:p>
-        </w:tc>
-        <w:tc>
-          <w:tcPr>
-            <w:tcW w:type="dxa" w:w="3419"/>
-          </w:tcPr>
-          <w:p>
-            <w:r>
-              <w:t>2</w:t>
-            </w:r>
-          </w:p>
-        </w:tc>
-      </w:tr>
-      <w:tr>
-        <w:tc>
-          <w:tcPr>
-            <w:tcW w:type="dxa" w:w="3419"/>
-          </w:tcPr>
-          <w:p>
-            <w:r>
-              <w:t>8</w:t>
-            </w:r>
-          </w:p>
-        </w:tc>
-        <w:tc>
-          <w:tcPr>
-            <w:tcW w:type="dxa" w:w="3419"/>
-          </w:tcPr>
-          <w:p>
-            <w:r>
-              <w:t>235</w:t>
-            </w:r>
-          </w:p>
-        </w:tc>
-        <w:tc>
-          <w:tcPr>
-            <w:tcW w:type="dxa" w:w="3419"/>
-          </w:tcPr>
-          <w:p>
-            <w:r>
-              <w:t>2</w:t>
-            </w:r>
-          </w:p>
-        </w:tc>
-      </w:tr>
-      <w:tr>
-        <w:tc>
-          <w:tcPr>
-            <w:tcW w:type="dxa" w:w="3419"/>
-          </w:tcPr>
-          <w:p>
-            <w:r>
-              <w:t>9</w:t>
-            </w:r>
-          </w:p>
-        </w:tc>
-        <w:tc>
-          <w:tcPr>
-            <w:tcW w:type="dxa" w:w="3419"/>
-          </w:tcPr>
-          <w:p>
-            <w:r>
-              <w:t>345</w:t>
-            </w:r>
-          </w:p>
-        </w:tc>
-        <w:tc>
-          <w:tcPr>
-            <w:tcW w:type="dxa" w:w="3419"/>
-          </w:tcPr>
-          <w:p>
-            <w:r>
-              <w:t>1</w:t>
-            </w:r>
-          </w:p>
-        </w:tc>
-      </w:tr>
-      <w:tr>
-        <w:tc>
-          <w:tcPr>
-            <w:tcW w:type="dxa" w:w="3419"/>
-          </w:tcPr>
-          <w:p>
-            <w:r>
-              <w:t>10</w:t>
-            </w:r>
-          </w:p>
-        </w:tc>
-        <w:tc>
-          <w:tcPr>
-            <w:tcW w:type="dxa" w:w="3419"/>
-          </w:tcPr>
-          <w:p>
-            <w:r>
-              <w:t>24</w:t>
-            </w:r>
-          </w:p>
-        </w:tc>
-        <w:tc>
-          <w:tcPr>
-            <w:tcW w:type="dxa" w:w="3419"/>
-          </w:tcPr>
-          <w:p>
-            <w:r>
-              <w:t>2</w:t>
-            </w:r>
-          </w:p>
-        </w:tc>
-      </w:tr>
-      <w:tr>
-        <w:tc>
-          <w:tcPr>
-            <w:tcW w:type="dxa" w:w="3419"/>
-          </w:tcPr>
-          <w:p>
-            <w:r>
-              <w:t>11</w:t>
-            </w:r>
-          </w:p>
-        </w:tc>
-        <w:tc>
-          <w:tcPr>
-            <w:tcW w:type="dxa" w:w="3419"/>
-          </w:tcPr>
-          <w:p>
-            <w:r>
-              <w:t>235</w:t>
-            </w:r>
-          </w:p>
-        </w:tc>
-        <w:tc>
-          <w:tcPr>
-            <w:tcW w:type="dxa" w:w="3419"/>
-          </w:tcPr>
-          <w:p>
-            <w:r>
-              <w:t>2</w:t>
-            </w:r>
-          </w:p>
-        </w:tc>
-      </w:tr>
-      <w:tr>
-        <w:tc>
-          <w:tcPr>
-            <w:tcW w:type="dxa" w:w="3419"/>
-          </w:tcPr>
-          <w:p>
-            <w:r>
-              <w:t>12</w:t>
-            </w:r>
-          </w:p>
-        </w:tc>
-        <w:tc>
-          <w:tcPr>
-            <w:tcW w:type="dxa" w:w="3419"/>
-          </w:tcPr>
-          <w:p>
-            <w:r>
-              <w:t>16</w:t>
-            </w:r>
-          </w:p>
-        </w:tc>
-        <w:tc>
-          <w:tcPr>
-            <w:tcW w:type="dxa" w:w="3419"/>
-          </w:tcPr>
-          <w:p>
-            <w:r>
-              <w:t>1</w:t>
-            </w:r>
-          </w:p>
-        </w:tc>
-      </w:tr>
-      <w:tr>
-        <w:tc>
-          <w:tcPr>
-            <w:tcW w:type="dxa" w:w="3419"/>
-          </w:tcPr>
-          <w:p>
-            <w:r>
-              <w:t>13</w:t>
-            </w:r>
-          </w:p>
-        </w:tc>
-        <w:tc>
-          <w:tcPr>
-            <w:tcW w:type="dxa" w:w="3419"/>
-          </w:tcPr>
-          <w:p>
-            <w:r>
-              <w:t>234</w:t>
-            </w:r>
-          </w:p>
-        </w:tc>
-        <w:tc>
-          <w:tcPr>
-            <w:tcW w:type="dxa" w:w="3419"/>
-          </w:tcPr>
-          <w:p>
-            <w:r>
-              <w:t>2</w:t>
-            </w:r>
-          </w:p>
-        </w:tc>
-      </w:tr>
-      <w:tr>
-        <w:tc>
-          <w:tcPr>
-            <w:tcW w:type="dxa" w:w="3419"/>
-          </w:tcPr>
-          <w:p>
-            <w:r>
-              <w:t>14</w:t>
-            </w:r>
-          </w:p>
-        </w:tc>
-        <w:tc>
-          <w:tcPr>
-            <w:tcW w:type="dxa" w:w="3419"/>
-          </w:tcPr>
-          <w:p>
-            <w:r>
-              <w:t>235</w:t>
-            </w:r>
-          </w:p>
-        </w:tc>
-        <w:tc>
-          <w:tcPr>
-            <w:tcW w:type="dxa" w:w="3419"/>
-          </w:tcPr>
-          <w:p>
-            <w:r>
-              <w:t>2</w:t>
-            </w:r>
-          </w:p>
-        </w:tc>
-      </w:tr>
-      <w:tr>
-        <w:tc>
-          <w:tcPr>
-            <w:tcW w:type="dxa" w:w="3419"/>
-          </w:tcPr>
-          <w:p>
-            <w:r>
-              <w:t>15</w:t>
-            </w:r>
-          </w:p>
-        </w:tc>
-        <w:tc>
-          <w:tcPr>
-            <w:tcW w:type="dxa" w:w="3419"/>
-          </w:tcPr>
-          <w:p>
-            <w:r>
-              <w:t>134</w:t>
-            </w:r>
-          </w:p>
-        </w:tc>
-        <w:tc>
-          <w:tcPr>
-            <w:tcW w:type="dxa" w:w="3419"/>
-          </w:tcPr>
-          <w:p>
-            <w:r>
-              <w:t>2</w:t>
-            </w:r>
-          </w:p>
-        </w:tc>
-      </w:tr>
-      <w:tr>
-        <w:tc>
-          <w:tcPr>
-            <w:tcW w:type="dxa" w:w="3419"/>
-          </w:tcPr>
-          <w:p>
-            <w:r>
-              <w:t>16</w:t>
-            </w:r>
-          </w:p>
-        </w:tc>
-        <w:tc>
-          <w:tcPr>
-            <w:tcW w:type="dxa" w:w="3419"/>
-          </w:tcPr>
-          <w:p>
-            <w:r>
-              <w:t>14</w:t>
-            </w:r>
-          </w:p>
-        </w:tc>
-        <w:tc>
-          <w:tcPr>
-            <w:tcW w:type="dxa" w:w="3419"/>
-          </w:tcPr>
-          <w:p>
-            <w:r>
-              <w:t>2</w:t>
-            </w:r>
-          </w:p>
-        </w:tc>
-      </w:tr>
-    </w:tbl>
-    <w:p>
-      <w:r>
-        <w:rPr>
-          <w:b/>
-        </w:rPr>
-        <w:t>Задание 17 — до 2 баллов</w:t>
-      </w:r>
-    </w:p>
-    <w:p>
-      <w:r>
-        <w:rPr>
-          <w:b w:val="0"/>
-          <w:i w:val="0"/>
-        </w:rPr>
-        <w:t>1. Дозволение, предписание, запрет;</w:t>
-      </w:r>
-    </w:p>
-    <w:p>
-      <w:r>
-        <w:rPr>
-          <w:b w:val="0"/>
-          <w:i w:val="0"/>
-        </w:rPr>
-        <w:t xml:space="preserve">2. «Разрешено всё, что не запрещено законом»; </w:t>
-      </w:r>
-    </w:p>
-    <w:p>
-      <w:r>
-        <w:rPr>
-          <w:b w:val="0"/>
-          <w:i w:val="0"/>
-        </w:rPr>
-        <w:t>В качестве базового критерия следует выделить общечеловеческие ценности как принципиальные ориентиры социального прогресса (свобода, справедливость, права человека и т.д.</w:t>
-      </w:r>
-    </w:p>
-    <w:p>
-      <w:r>
-        <w:rPr>
-          <w:b/>
-        </w:rPr>
-        <w:t>Задание 18 — до 2 баллов</w:t>
-      </w:r>
-    </w:p>
-    <w:p>
-      <w:r>
-        <w:rPr>
-          <w:b w:val="0"/>
-          <w:i w:val="0"/>
-        </w:rPr>
-        <w:t>1) Это поддержание работы систем национальной обороны, правопорядка, единой энергетической системы, образования, здравоохранения.</w:t>
-      </w:r>
-    </w:p>
-    <w:p>
-      <w:r>
-        <w:rPr>
-          <w:b w:val="0"/>
-          <w:i w:val="0"/>
-        </w:rPr>
-        <w:t>2) Совершенно ясно, что рынок как механизм, ориентирующий экономику только на возрастающий платёжеспособный спрос, не может нейтрализовать внешние эффекты.</w:t>
-      </w:r>
-    </w:p>
-    <w:p>
-      <w:r>
-        <w:rPr>
-          <w:b w:val="0"/>
-          <w:i w:val="0"/>
-        </w:rPr>
-        <w:t>3) Государственный сектор «встроен» в рыночную экономику с другой целью: он способствует эффективному распределению ресурсов в целом в обществе.</w:t>
-      </w:r>
-    </w:p>
-    <w:p>
-      <w:r>
-        <w:rPr>
-          <w:b/>
-        </w:rPr>
-        <w:t>Задание 19 — до 3 баллов</w:t>
-      </w:r>
-    </w:p>
-    <w:p>
-      <w:r>
-        <w:rPr>
-          <w:b w:val="0"/>
-          <w:i w:val="0"/>
-        </w:rPr>
-        <w:t>1) Равновесная цена увеличилась;</w:t>
-      </w:r>
-    </w:p>
-    <w:p>
-      <w:r>
-        <w:rPr>
-          <w:b w:val="0"/>
-          <w:i w:val="0"/>
-        </w:rPr>
-        <w:t>2) Сезон (В стране Z наступил сезон новогодних праздников, связи с чем люди чаще стали обращаться в агентства по организации праздников для проведения различных мероприятий, что привело к росту спроса);</w:t>
-      </w:r>
-    </w:p>
-    <w:p>
-      <w:r>
-        <w:rPr>
-          <w:b w:val="0"/>
-          <w:i w:val="0"/>
-        </w:rPr>
-        <w:t>3) Предложение снизится, равновесная цена увеличится.</w:t>
-      </w:r>
-    </w:p>
-    <w:p>
-      <w:r>
-        <w:rPr>
-          <w:b/>
-        </w:rPr>
-        <w:t>Задание 20 — до 3 баллов</w:t>
-      </w:r>
-    </w:p>
-    <w:p>
-      <w:r>
-        <w:rPr>
-          <w:b w:val="0"/>
-          <w:i w:val="0"/>
-        </w:rPr>
-        <w:t>1. Деятельность политических партий и общественно-политических партий создает политическую конкуренцию в стране, что обеспечивает повышение эффективности работы государственного аппарата, а также сменяемость власти);</w:t>
-      </w:r>
-    </w:p>
-    <w:p>
-      <w:r>
-        <w:rPr>
-          <w:b w:val="0"/>
-          <w:i w:val="0"/>
-        </w:rPr>
-        <w:t>2. Деятельность политических партий и общественно-политических партий позволяет привлекать внимание общества и государства для решения важных социальных проблем в обществе, что способствует их решению;</w:t>
-      </w:r>
-    </w:p>
-    <w:p>
-      <w:r>
-        <w:rPr>
-          <w:b w:val="0"/>
-          <w:i w:val="0"/>
-        </w:rPr>
-        <w:t>3. Деятельность политических партий и общественно-политических партий позволяет реализовать право граждан на объединения, благодаря которому осуществляется решение частных проблем в обществе, за счет чего формируется и развивается гражданское общество.</w:t>
-      </w:r>
-    </w:p>
-    <w:p>
-      <w:r>
-        <w:rPr>
-          <w:b/>
-        </w:rPr>
-        <w:t>Задание 21 — до 3 баллов</w:t>
-      </w:r>
-    </w:p>
-    <w:p>
-      <w:r>
-        <w:rPr>
-          <w:b w:val="0"/>
-          <w:i w:val="0"/>
-        </w:rPr>
-        <w:t>1) Покупка более дешёвого сырья и материалов. Использование более дешёвого и качественного сырья и материалов позволяет снизить себестоимость продукции, а также повысить её качество, благодаря чему предприятие может предложить покупателям товар по более выгодной цене с лучшими качественными характеристиками, что повышает его конкурентоспособность на рынке.</w:t>
-      </w:r>
-    </w:p>
-    <w:p>
-      <w:r>
-        <w:rPr>
-          <w:b w:val="0"/>
-          <w:i w:val="0"/>
-        </w:rPr>
-        <w:t>2) Выбор выгодного расположения предприятия. Удачное размещение предприятия способствует сокращению транспортных расходов на распределение сырья и готовой продукции. Это снижает издержки производства, позволяет удерживать более низкие цены на товар и быстрее удовлетворять потребности потребителей, что укрепляет позиции фирмы на рынке.</w:t>
-      </w:r>
-    </w:p>
-    <w:p>
-      <w:r>
-        <w:rPr>
-          <w:b w:val="0"/>
-          <w:i w:val="0"/>
-        </w:rPr>
-        <w:t>3) Привлечение лучших кадров. Привлечение квалифицированных кадров обеспечивает высокую производительность труда и наиболее эффективный контроль качества производимой продукции. В результате предприятие выпускает более качественный и востребованный товар, способный успешно конкурировать с аналогами других производителей на рынке.</w:t>
-      </w:r>
-    </w:p>
-    <w:p>
-      <w:r>
-        <w:rPr>
-          <w:b/>
-        </w:rPr>
-        <w:t>Задание 22 — до 4 баллов</w:t>
-      </w:r>
-    </w:p>
-    <w:p>
-      <w:r>
-        <w:rPr>
-          <w:b w:val="0"/>
-          <w:i w:val="0"/>
-        </w:rPr>
-        <w:t>1) Признаки фирмы:</w:t>
-      </w:r>
-      <w:r>
-        <w:br/>
-      </w:r>
-      <w:r>
-        <w:rPr>
-          <w:b w:val="0"/>
-          <w:i w:val="0"/>
-        </w:rPr>
-        <w:t>а) создано для производства продукции, выполнения работ или услуг;</w:t>
-      </w:r>
-    </w:p>
-    <w:p>
-      <w:r>
-        <w:rPr>
-          <w:b w:val="0"/>
-          <w:i w:val="0"/>
-        </w:rPr>
-        <w:t>б) его владелец стремится организовать ее деятельность, чтобы получить доход в виде прибыли;</w:t>
-      </w:r>
-    </w:p>
-    <w:p>
-      <w:r>
-        <w:rPr>
-          <w:b w:val="0"/>
-          <w:i w:val="0"/>
-        </w:rPr>
-        <w:t>в) обладает юридической самостоятельностью.</w:t>
-      </w:r>
-    </w:p>
-    <w:p>
-      <w:r>
-        <w:rPr>
-          <w:b w:val="0"/>
-          <w:i w:val="0"/>
-        </w:rPr>
-        <w:t>2) Экономические показатели эффективности деятельности фирмы:</w:t>
-      </w:r>
-    </w:p>
-    <w:p>
-      <w:r>
-        <w:rPr>
-          <w:b w:val="0"/>
-          <w:i w:val="0"/>
-        </w:rPr>
-        <w:t>а) прибыль;</w:t>
-      </w:r>
-    </w:p>
-    <w:p>
-      <w:r>
-        <w:rPr>
-          <w:b w:val="0"/>
-          <w:i w:val="0"/>
-        </w:rPr>
-        <w:t>б) рентабельность;</w:t>
-      </w:r>
-    </w:p>
-    <w:p>
-      <w:r>
-        <w:rPr>
-          <w:b w:val="0"/>
-          <w:i w:val="0"/>
-        </w:rPr>
-        <w:t>в) ликвидность.</w:t>
-      </w:r>
-    </w:p>
-    <w:p>
-      <w:r>
-        <w:rPr>
-          <w:b w:val="0"/>
-          <w:i w:val="0"/>
-        </w:rPr>
-        <w:t>3) Прибыль фирмы:</w:t>
-      </w:r>
-      <w:r>
-        <w:br/>
-      </w:r>
-      <w:r>
-        <w:rPr>
-          <w:b w:val="0"/>
-          <w:i w:val="0"/>
-        </w:rPr>
-        <w:t>а) экономическая;</w:t>
-      </w:r>
-      <w:r>
-        <w:br/>
-      </w:r>
-      <w:r>
-        <w:rPr>
-          <w:b w:val="0"/>
-          <w:i w:val="0"/>
-        </w:rPr>
-        <w:t>б) бухгалтерская.</w:t>
-      </w:r>
-    </w:p>
-    <w:p>
-      <w:r>
-        <w:rPr>
-          <w:b w:val="0"/>
-          <w:i w:val="0"/>
-        </w:rPr>
-        <w:t>4) Источники финансирования фирмы:</w:t>
-      </w:r>
-      <w:r>
-        <w:br/>
-      </w:r>
-      <w:r>
-        <w:rPr>
-          <w:b w:val="0"/>
-          <w:i w:val="0"/>
-        </w:rPr>
-        <w:t>а) внешние;</w:t>
-      </w:r>
-      <w:r>
-        <w:br/>
-      </w:r>
-      <w:r>
-        <w:rPr>
-          <w:b w:val="0"/>
-          <w:i w:val="0"/>
-        </w:rPr>
-        <w:t>б) внутренние.</w:t>
-      </w:r>
-    </w:p>
-    <w:p>
-      <w:r>
-        <w:rPr>
-          <w:b w:val="0"/>
-          <w:i w:val="0"/>
-        </w:rPr>
-        <w:t>5) Внешние источники финансирования фирмы:</w:t>
-      </w:r>
-    </w:p>
-    <w:p>
-      <w:r>
-        <w:rPr>
-          <w:b w:val="0"/>
-          <w:i w:val="0"/>
-        </w:rPr>
-        <w:t>а) выпуск ценных бумаг;</w:t>
-      </w:r>
-    </w:p>
-    <w:p>
-      <w:r>
-        <w:rPr>
-          <w:b w:val="0"/>
-          <w:i w:val="0"/>
-        </w:rPr>
-        <w:t>б) привлечение займов;</w:t>
-      </w:r>
-    </w:p>
-    <w:p>
-      <w:r>
-        <w:rPr>
-          <w:b w:val="0"/>
-          <w:i w:val="0"/>
-        </w:rPr>
-        <w:t>в) государственный заказ.</w:t>
-      </w:r>
-    </w:p>
-    <w:p>
-      <w:r>
-        <w:rPr>
-          <w:b w:val="0"/>
-          <w:i w:val="0"/>
-        </w:rPr>
-        <w:t>6) Внутренние источники финансирования фирмы:</w:t>
-      </w:r>
-    </w:p>
-    <w:p>
-      <w:r>
-        <w:rPr>
-          <w:b w:val="0"/>
-          <w:i w:val="0"/>
-        </w:rPr>
-        <w:t>а) прибыль;</w:t>
-      </w:r>
-    </w:p>
-    <w:p>
-      <w:r>
-        <w:rPr>
-          <w:b w:val="0"/>
-          <w:i w:val="0"/>
-        </w:rPr>
-        <w:t>б) амортизационные отчисления;</w:t>
-      </w:r>
-    </w:p>
-    <w:p>
-      <w:r>
-        <w:rPr>
-          <w:b w:val="0"/>
-          <w:i w:val="0"/>
-        </w:rPr>
-        <w:t>в) доходы от собственности.</w:t>
-      </w:r>
-    </w:p>
-    <w:p>
-      <w:r>
-        <w:rPr>
-          <w:b w:val="0"/>
-          <w:i w:val="0"/>
-        </w:rPr>
-        <w:t>7) Издержки фирмы в краткосрочном периоде:</w:t>
-      </w:r>
-      <w:r>
-        <w:br/>
-      </w:r>
-      <w:r>
-        <w:rPr>
-          <w:b w:val="0"/>
-          <w:i w:val="0"/>
-        </w:rPr>
-        <w:t>а) постоянные;</w:t>
-      </w:r>
-      <w:r>
-        <w:br/>
-      </w:r>
-      <w:r>
-        <w:rPr>
-          <w:b w:val="0"/>
-          <w:i w:val="0"/>
-        </w:rPr>
-        <w:t>б) переменные.</w:t>
-      </w:r>
-    </w:p>
-    <w:p>
-      <w:r>
-        <w:rPr>
-          <w:b w:val="0"/>
-          <w:i w:val="0"/>
-        </w:rPr>
-        <w:t>8) Постоянные издержки в краткосрочном периоде:</w:t>
-      </w:r>
-    </w:p>
-    <w:p>
-      <w:r>
-        <w:rPr>
-          <w:b w:val="0"/>
-          <w:i w:val="0"/>
-        </w:rPr>
-        <w:t>а) арендные платежи;</w:t>
-      </w:r>
-    </w:p>
-    <w:p>
-      <w:r>
-        <w:rPr>
-          <w:b w:val="0"/>
-          <w:i w:val="0"/>
-        </w:rPr>
-        <w:t>б) платежи по кредитам;</w:t>
-      </w:r>
-    </w:p>
-    <w:p>
-      <w:r>
-        <w:rPr>
-          <w:b w:val="0"/>
-          <w:i w:val="0"/>
-        </w:rPr>
-        <w:t>в) выплаты заработной платы в форме оклада.</w:t>
-      </w:r>
-    </w:p>
-    <w:p>
-      <w:r>
-        <w:rPr>
-          <w:b w:val="0"/>
-          <w:i w:val="0"/>
-        </w:rPr>
-        <w:t>9) Переменные издержки в краткосрочном периоде:</w:t>
-      </w:r>
-    </w:p>
-    <w:p>
-      <w:r>
-        <w:rPr>
-          <w:b w:val="0"/>
-          <w:i w:val="0"/>
-        </w:rPr>
-        <w:t>а) тара и упаковка;</w:t>
-      </w:r>
-    </w:p>
-    <w:p>
-      <w:r>
-        <w:rPr>
-          <w:b w:val="0"/>
-          <w:i w:val="0"/>
-        </w:rPr>
-        <w:t>б) транспортировка продукции;</w:t>
-      </w:r>
-    </w:p>
-    <w:p>
-      <w:r>
-        <w:rPr>
-          <w:b w:val="0"/>
-          <w:i w:val="0"/>
-        </w:rPr>
-        <w:t>в) покупка сырья.</w:t>
-      </w:r>
-    </w:p>
-    <w:p>
-      <w:r>
-        <w:rPr>
-          <w:b w:val="0"/>
-          <w:i w:val="0"/>
-        </w:rPr>
-        <w:t>10) Долгосрочные конкурентные преимущества:</w:t>
-      </w:r>
-      <w:r>
-        <w:br/>
-      </w:r>
-      <w:r>
-        <w:rPr>
-          <w:b w:val="0"/>
-          <w:i w:val="0"/>
-        </w:rPr>
-        <w:t>а) уникальная продукция;</w:t>
-      </w:r>
-    </w:p>
-    <w:p>
-      <w:r>
-        <w:rPr>
-          <w:b w:val="0"/>
-          <w:i w:val="0"/>
-        </w:rPr>
-        <w:t>б) применение ресурсосберегающих технологий;</w:t>
-      </w:r>
-    </w:p>
-    <w:p>
-      <w:r>
-        <w:rPr>
-          <w:b w:val="0"/>
-          <w:i w:val="0"/>
-        </w:rPr>
-        <w:t>в) наличие редких ресурсов.</w:t>
-      </w:r>
-    </w:p>
-    <w:p>
-      <w:r>
-        <w:rPr>
-          <w:b w:val="0"/>
-          <w:i w:val="0"/>
-        </w:rPr>
-        <w:t>11) Краткосрочные конкурентные преимущества:</w:t>
-      </w:r>
-      <w:r>
-        <w:br/>
-      </w:r>
-      <w:r>
-        <w:rPr>
-          <w:b w:val="0"/>
-          <w:i w:val="0"/>
-        </w:rPr>
-        <w:t>а) наличие дешёвых трудовых ресурсов;</w:t>
-      </w:r>
-    </w:p>
-    <w:p>
-      <w:r>
-        <w:rPr>
-          <w:b w:val="0"/>
-          <w:i w:val="0"/>
-        </w:rPr>
-        <w:t>б) дешёвые природные ресурсы;</w:t>
-      </w:r>
-    </w:p>
-    <w:p>
-      <w:r>
-        <w:rPr>
-          <w:b w:val="0"/>
-          <w:i w:val="0"/>
-        </w:rPr>
-        <w:t>в) здания, оборудованные на время.</w:t>
-      </w:r>
-    </w:p>
-    <w:p>
-      <w:r>
-        <w:rPr>
-          <w:b w:val="0"/>
-          <w:i w:val="0"/>
-        </w:rPr>
-        <w:t>Обязательные: 1-4, 7, 10, 11</w:t>
-      </w:r>
-    </w:p>
-    <w:p>
-      <w:r>
-        <w:rPr>
-          <w:b/>
-        </w:rPr>
-        <w:t>Задание 23 — до 3 баллов</w:t>
-      </w:r>
-    </w:p>
-    <w:p>
-      <w:r>
-        <w:rPr>
-          <w:b w:val="0"/>
-          <w:i w:val="0"/>
-        </w:rPr>
-        <w:t>1) Равновесная цена уменьшилась;</w:t>
-      </w:r>
-    </w:p>
-    <w:p>
-      <w:r>
-        <w:rPr>
-          <w:b w:val="0"/>
-          <w:i w:val="0"/>
-        </w:rPr>
-        <w:t>2) Цена на ресурсы (В стране Z уменьшились цены на сырье, необходимое для производства косметических изделий, что снизило издержки производителей и позволило выпускать им больше продукции, что привело к увеличению предложения);</w:t>
-      </w:r>
-    </w:p>
-    <w:p>
-      <w:r>
-        <w:rPr>
-          <w:b w:val="0"/>
-          <w:i w:val="0"/>
-        </w:rPr>
-        <w:t>3) Спрос уменьшится, равновесная цена снизится.</w:t>
-      </w:r>
-    </w:p>
-    <w:p>
-      <w:r>
-        <w:rPr>
-          <w:b/>
-        </w:rPr>
-        <w:t>Задание 24 — до 4 баллов</w:t>
-      </w:r>
-    </w:p>
-    <w:p>
-      <w:r>
-        <w:rPr>
-          <w:b w:val="0"/>
-          <w:i w:val="0"/>
-        </w:rPr>
-        <w:t>Выборы как форма политического участия граждан:</w:t>
-      </w:r>
-    </w:p>
-    <w:p>
-      <w:r>
-        <w:rPr>
-          <w:b w:val="0"/>
-          <w:i w:val="0"/>
-        </w:rPr>
-        <w:t>1) Формы участия граждан в политике:</w:t>
-      </w:r>
-    </w:p>
-    <w:p>
-      <w:r>
-        <w:rPr>
-          <w:b w:val="0"/>
-          <w:i w:val="0"/>
-        </w:rPr>
-        <w:t>а) голосование на выборах;</w:t>
-      </w:r>
-    </w:p>
-    <w:p>
-      <w:r>
-        <w:rPr>
-          <w:b w:val="0"/>
-          <w:i w:val="0"/>
-        </w:rPr>
-        <w:t>б) членство в политических партиях;</w:t>
-      </w:r>
-    </w:p>
-    <w:p>
-      <w:r>
-        <w:rPr>
-          <w:b w:val="0"/>
-          <w:i w:val="0"/>
-        </w:rPr>
-        <w:t>в) обращение в органы власти.</w:t>
-      </w:r>
-    </w:p>
-    <w:p>
-      <w:r>
-        <w:rPr>
-          <w:b w:val="0"/>
-          <w:i w:val="0"/>
-        </w:rPr>
-        <w:t>2) Виды выборов:</w:t>
-      </w:r>
-    </w:p>
-    <w:p>
-      <w:r>
-        <w:rPr>
-          <w:b w:val="0"/>
-          <w:i w:val="0"/>
-        </w:rPr>
-        <w:t>а) очередные;</w:t>
-      </w:r>
-    </w:p>
-    <w:p>
-      <w:r>
-        <w:rPr>
-          <w:b w:val="0"/>
-          <w:i w:val="0"/>
-        </w:rPr>
-        <w:t>б) досрочные;</w:t>
-      </w:r>
-    </w:p>
-    <w:p>
-      <w:r>
-        <w:rPr>
-          <w:b w:val="0"/>
-          <w:i w:val="0"/>
-        </w:rPr>
-        <w:t>в) повторные.</w:t>
-      </w:r>
-    </w:p>
-    <w:p>
-      <w:r>
-        <w:rPr>
-          <w:b w:val="0"/>
-          <w:i w:val="0"/>
-        </w:rPr>
-        <w:t>3) Принципы демократических выборов:</w:t>
-      </w:r>
-    </w:p>
-    <w:p>
-      <w:r>
-        <w:rPr>
-          <w:b w:val="0"/>
-          <w:i w:val="0"/>
-        </w:rPr>
-        <w:t>а) принцип равенства;</w:t>
-      </w:r>
-    </w:p>
-    <w:p>
-      <w:r>
-        <w:rPr>
-          <w:b w:val="0"/>
-          <w:i w:val="0"/>
-        </w:rPr>
-        <w:t>б) принцип всеобщности;</w:t>
-      </w:r>
-    </w:p>
-    <w:p>
-      <w:r>
-        <w:rPr>
-          <w:b w:val="0"/>
-          <w:i w:val="0"/>
-        </w:rPr>
-        <w:t>в) принцип тайного голосования.</w:t>
-      </w:r>
-    </w:p>
-    <w:p>
-      <w:r>
-        <w:rPr>
-          <w:b w:val="0"/>
-          <w:i w:val="0"/>
-        </w:rPr>
-        <w:t>4) Функции выборов:</w:t>
-      </w:r>
-    </w:p>
-    <w:p>
-      <w:r>
-        <w:rPr>
-          <w:b w:val="0"/>
-          <w:i w:val="0"/>
-        </w:rPr>
-        <w:t>а) выражение воли народа;</w:t>
-      </w:r>
-    </w:p>
-    <w:p>
-      <w:r>
-        <w:rPr>
-          <w:b w:val="0"/>
-          <w:i w:val="0"/>
-        </w:rPr>
-        <w:t>б) обновление политической элиты;</w:t>
-      </w:r>
-    </w:p>
-    <w:p>
-      <w:r>
-        <w:rPr>
-          <w:b w:val="0"/>
-          <w:i w:val="0"/>
-        </w:rPr>
-        <w:t>в) приобщение граждан к политике.</w:t>
-      </w:r>
-    </w:p>
-    <w:p>
-      <w:r>
-        <w:rPr>
-          <w:b w:val="0"/>
-          <w:i w:val="0"/>
-        </w:rPr>
-        <w:t>5) Избирательные права граждан:</w:t>
-      </w:r>
-    </w:p>
-    <w:p>
-      <w:r>
-        <w:rPr>
-          <w:b w:val="0"/>
-          <w:i w:val="0"/>
-        </w:rPr>
-        <w:t>а) право избирать;</w:t>
-      </w:r>
-    </w:p>
-    <w:p>
-      <w:r>
-        <w:rPr>
-          <w:b w:val="0"/>
-          <w:i w:val="0"/>
-        </w:rPr>
-        <w:t>б) право быть избранным.</w:t>
-      </w:r>
-    </w:p>
-    <w:p>
-      <w:r>
-        <w:rPr>
-          <w:b w:val="0"/>
-          <w:i w:val="0"/>
-        </w:rPr>
-        <w:t>6) Этапы выборов:</w:t>
-      </w:r>
-    </w:p>
-    <w:p>
-      <w:r>
-        <w:rPr>
-          <w:b w:val="0"/>
-          <w:i w:val="0"/>
-        </w:rPr>
-        <w:t>а) выдвижение кандидатов;</w:t>
-      </w:r>
-    </w:p>
-    <w:p>
-      <w:r>
-        <w:rPr>
-          <w:b w:val="0"/>
-          <w:i w:val="0"/>
-        </w:rPr>
-        <w:t>б) предвыборная агитация;</w:t>
-      </w:r>
-    </w:p>
-    <w:p>
-      <w:r>
-        <w:rPr>
-          <w:b w:val="0"/>
-          <w:i w:val="0"/>
-        </w:rPr>
-        <w:t>в) голосование.</w:t>
-      </w:r>
-    </w:p>
-    <w:p>
-      <w:r>
-        <w:rPr>
-          <w:b w:val="0"/>
-          <w:i w:val="0"/>
-        </w:rPr>
-        <w:t>7) Типы избирательных систем:</w:t>
-      </w:r>
-    </w:p>
-    <w:p>
-      <w:r>
-        <w:rPr>
-          <w:b w:val="0"/>
-          <w:i w:val="0"/>
-        </w:rPr>
-        <w:t>а) мажоритарная;</w:t>
-      </w:r>
-    </w:p>
-    <w:p>
-      <w:r>
-        <w:rPr>
-          <w:b w:val="0"/>
-          <w:i w:val="0"/>
-        </w:rPr>
-        <w:t>б) пропорциональная;</w:t>
-      </w:r>
-    </w:p>
-    <w:p>
-      <w:r>
-        <w:rPr>
-          <w:b w:val="0"/>
-          <w:i w:val="0"/>
-        </w:rPr>
-        <w:t>в) смешанная.</w:t>
-      </w:r>
-    </w:p>
-    <w:p>
-      <w:r>
-        <w:rPr>
-          <w:b w:val="0"/>
-          <w:i w:val="0"/>
-        </w:rPr>
-        <w:t>Обязательные: 1, 3-7</w:t>
-      </w:r>
-    </w:p>
-    <w:p>
-      <w:r>
-        <w:rPr>
-          <w:b/>
-        </w:rPr>
-        <w:t>Задание 25 — до 6 баллов</w:t>
-      </w:r>
-    </w:p>
-    <w:p>
-      <w:r>
-        <w:rPr>
-          <w:b w:val="0"/>
-          <w:i w:val="0"/>
-        </w:rPr>
-        <w:t>1) Рациональное поведение членов домохозяйств на финансовом рынке необходимо, так как именно оно позволяет обеспечить благосостояние членов домохозяйства. Вместе с этим, рациональное поведение на финансовом рынке позволяет домохозяйствам сохранять свои сбережения и осуществлять крупные покупки, увеличивая капитал домохозяйства. Также рациональное поведение на финансовом рынке дает домохозяйствам возможность сберечь себя от рисков финансовых потерей и от материального ущерба.</w:t>
-      </w:r>
-    </w:p>
-    <w:p>
-      <w:r>
-        <w:rPr>
-          <w:b w:val="0"/>
-          <w:i w:val="0"/>
-        </w:rPr>
-        <w:t>2) Финансовые институты: Брокеры; Страховые компании; Микрофинансовые организации.</w:t>
-      </w:r>
-    </w:p>
-    <w:p>
-      <w:r>
-        <w:rPr>
-          <w:b w:val="0"/>
-          <w:i w:val="0"/>
-        </w:rPr>
-        <w:t>3) Примеры:</w:t>
-      </w:r>
-    </w:p>
-    <w:p>
-      <w:r>
-        <w:rPr>
-          <w:b w:val="0"/>
-          <w:i w:val="0"/>
-        </w:rPr>
-        <w:t>а) Брокеры (БКС является одним из крупнейшим брокеров в России. Егоров обратился к БКС и через предоставленный доступ к торговле ценными бумагами на Московской бирже приобрел 10 акций компании "Газпром");</w:t>
-      </w:r>
-    </w:p>
-    <w:p>
-      <w:r>
-        <w:rPr>
-          <w:b w:val="0"/>
-          <w:i w:val="0"/>
-        </w:rPr>
-        <w:t>б) Страховые компании (Максимов обратился в “Альфастрахование” и оформил полис ОСАГО для своего автомобиля KIA K5, заплатив страховую премию в 60 000 рублей);</w:t>
-      </w:r>
-    </w:p>
-    <w:p>
-      <w:r>
-        <w:rPr>
-          <w:b w:val="0"/>
-          <w:i w:val="0"/>
-        </w:rPr>
-        <w:t>в) Микрофинансовые организации (Смирнов обратился в МФО “До зарплаты” и взял краткосрочный заём на 50 000 рублей сроком на один месяц).</w:t>
-      </w:r>
-    </w:p>
     <w:sectPr>
-      <w:pgSz w:w="12240" w:h="15840"/>
-      <w:pgMar w:top="964" w:right="850" w:bottom="964" w:left="1134" w:header="720" w:footer="720" w:gutter="0"/>
+      <w:footerReference w:type="default" r:id="rId13"/>
+      <w:pgSz w:w="11906" w:h="16838"/>
+      <w:pgMar w:top="935" w:right="879" w:bottom="879" w:left="992" w:header="397" w:footer="397" w:gutter="0"/>
       <w:cols w:space="720"/>
       <w:docGrid w:linePitch="360"/>
     </w:sectPr>
   </w:body>
 </w:document>
+</file>
+
+<file path=word/footer1.xml><?xml version="1.0" encoding="utf-8"?>
+<w:ftr xmlns:m="http://schemas.openxmlformats.org/officeDocument/2006/math" xmlns:mc="http://schemas.openxmlformats.org/markup-compatibility/2006" xmlns:mo="http://schemas.microsoft.com/office/mac/office/2008/main" xmlns:mv="urn:schemas-microsoft-com:mac:vml" xmlns:o="urn:schemas-microsoft-com:office:office" xmlns:r="http://schemas.openxmlformats.org/officeDocument/2006/relationships" xmlns:v="urn:schemas-microsoft-com:vml" xmlns:w10="urn:schemas-microsoft-com:office:word" xmlns:w14="http://schemas.microsoft.com/office/word/2010/wordml" xmlns:w="http://schemas.openxmlformats.org/wordprocessingml/2006/main" xmlns:wne="http://schemas.microsoft.com/office/word/2006/wordml" xmlns:wp14="http://schemas.microsoft.com/office/word/2010/wordprocessingDrawing" xmlns:wp="http://schemas.openxmlformats.org/drawingml/2006/wordprocessingDrawing" xmlns:wpc="http://schemas.microsoft.com/office/word/2010/wordprocessingCanvas" xmlns:wpg="http://schemas.microsoft.com/office/word/2010/wordprocessingGroup" xmlns:wpi="http://schemas.microsoft.com/office/word/2010/wordprocessingInk" xmlns:wps="http://schemas.microsoft.com/office/word/2010/wordprocessingShape" mc:Ignorable="w14 wp14">
+  <w:p>
+    <w:pPr>
+      <w:pStyle w:val="Footer"/>
+    </w:pPr>
+  </w:p>
+</w:ftr>
 </file>
 
 <file path=word/numbering.xml><?xml version="1.0" encoding="utf-8"?>
@@ -3967,11 +3646,12 @@
     <w:qFormat/>
     <w:rsid w:val="00FC693F"/>
     <w:pPr>
-      <w:spacing w:after="100"/>
+      <w:spacing w:after="0" w:line="240" w:lineRule="auto"/>
     </w:pPr>
     <w:rPr>
-      <w:rFonts w:ascii="Arial" w:hAnsi="Arial"/>
-      <w:sz w:val="22"/>
+      <w:rFonts w:ascii="Times New Roman" w:hAnsi="Times New Roman"/>
+      <w:color w:val="181A1F"/>
+      <w:sz w:val="28"/>
     </w:rPr>
   </w:style>
   <w:style w:type="paragraph" w:styleId="Header">
@@ -4033,10 +3713,10 @@
       <w:outlineLvl w:val="0"/>
     </w:pPr>
     <w:rPr>
-      <w:rFonts w:asciiTheme="majorHAnsi" w:eastAsiaTheme="majorEastAsia" w:hAnsiTheme="majorHAnsi" w:cstheme="majorBidi" w:ascii="Arial" w:hAnsi="Arial"/>
+      <w:rFonts w:asciiTheme="majorHAnsi" w:eastAsiaTheme="majorEastAsia" w:hAnsiTheme="majorHAnsi" w:cstheme="majorBidi" w:ascii="Times New Roman" w:hAnsi="Times New Roman"/>
       <w:b/>
       <w:bCs/>
-      <w:color w:val="365F91" w:themeColor="accent1" w:themeShade="BF"/>
+      <w:color w:val="181A1F"/>
       <w:sz w:val="28"/>
       <w:szCs w:val="28"/>
     </w:rPr>

--- a/доп материалы/пробные варианты/politika_variant_3.docx
+++ b/доп материалы/пробные варианты/politika_variant_3.docx
@@ -4,286 +4,346 @@
   <w:body>
     <w:p>
       <w:pPr>
-        <w:widowControl/>
-        <w:spacing w:line="240" w:lineRule="auto" w:after="120"/>
-        <w:jc w:val="left"/>
+        <w:keepNext/>
+        <w:spacing w:after="60" w:line="240" w:lineRule="auto"/>
+        <w:jc w:val="center"/>
       </w:pPr>
       <w:r>
         <w:rPr>
           <w:rFonts w:ascii="Times New Roman" w:hAnsi="Times New Roman" w:eastAsia="Times New Roman"/>
           <w:b/>
-          <w:color w:val="181A1F"/>
+          <w:i w:val="0"/>
           <w:sz w:val="28"/>
         </w:rPr>
-        <w:t>Тематический пробный вариант № 3. Политика + социология + экономика</w:t>
+        <w:t>Пробный ЕГЭ по обществознанию</w:t>
       </w:r>
     </w:p>
     <w:p>
       <w:pPr>
-        <w:widowControl/>
-        <w:spacing w:line="240" w:lineRule="auto" w:after="140"/>
-        <w:jc w:val="left"/>
-      </w:pPr>
-      <w:r>
-        <w:rPr>
-          <w:rFonts w:ascii="Times New Roman" w:hAnsi="Times New Roman" w:eastAsia="Times New Roman"/>
-          <w:color w:val="181A1F"/>
-          <w:sz w:val="28"/>
-        </w:rPr>
-        <w:t>25 заданий • максимальный первичный балл — 58 • рекомендуемое время — 3 часа 30 минут</w:t>
-      </w:r>
-    </w:p>
-    <w:p>
-      <w:pPr>
-        <w:widowControl/>
-        <w:spacing w:line="240" w:lineRule="auto" w:after="0"/>
-      </w:pPr>
-      <w:r>
-        <w:rPr>
-          <w:rFonts w:ascii="Times New Roman" w:hAnsi="Times New Roman" w:eastAsia="Times New Roman"/>
-          <w:i/>
-          <w:color w:val="181A1F"/>
-          <w:sz w:val="28"/>
-        </w:rPr>
-        <w:t>Смешанный вариант: задания распределены между указанными разделами.</w:t>
-      </w:r>
-    </w:p>
-    <w:p>
-      <w:pPr>
-        <w:pStyle w:val="Heading1"/>
-        <w:keepNext/>
-        <w:widowControl/>
-        <w:spacing w:line="240" w:lineRule="auto" w:after="60" w:before="160"/>
-      </w:pPr>
-      <w:r>
-        <w:rPr>
-          <w:rFonts w:ascii="Times New Roman" w:hAnsi="Times New Roman" w:eastAsia="Times New Roman"/>
-          <w:b/>
-          <w:color w:val="181A1F"/>
-          <w:sz w:val="28"/>
-        </w:rPr>
-        <w:t>Часть 1</w:t>
-      </w:r>
-    </w:p>
-    <w:p>
-      <w:pPr>
-        <w:widowControl/>
-        <w:spacing w:line="240" w:lineRule="auto" w:after="0"/>
-      </w:pPr>
-      <w:r>
-        <w:rPr>
-          <w:rFonts w:ascii="Times New Roman" w:hAnsi="Times New Roman" w:eastAsia="Times New Roman"/>
-          <w:color w:val="181A1F"/>
-          <w:sz w:val="28"/>
-        </w:rPr>
-        <w:t>Ответами к заданиям 1–16 являются последовательности цифр. Запишите ответ без пробелов и дополнительных символов.</w:t>
-      </w:r>
-    </w:p>
-    <w:p>
-      <w:pPr>
-        <w:keepNext/>
-        <w:widowControl/>
-        <w:spacing w:line="240" w:lineRule="auto" w:after="0" w:before="120"/>
-      </w:pPr>
-      <w:r>
-        <w:rPr>
-          <w:rFonts w:ascii="Times New Roman" w:hAnsi="Times New Roman" w:eastAsia="Times New Roman"/>
-          <w:b/>
-          <w:color w:val="181A1F"/>
-          <w:sz w:val="28"/>
-        </w:rPr>
-        <w:t>1.</w:t>
-      </w:r>
-    </w:p>
-    <w:p>
-      <w:pPr>
-        <w:widowControl/>
-        <w:spacing w:line="240" w:lineRule="auto" w:after="0"/>
+        <w:keepNext w:val="0"/>
+        <w:spacing w:after="60" w:line="240" w:lineRule="auto"/>
+        <w:jc w:val="center"/>
       </w:pPr>
       <w:r>
         <w:rPr>
           <w:rFonts w:ascii="Times New Roman" w:hAnsi="Times New Roman" w:eastAsia="Times New Roman"/>
           <w:b w:val="0"/>
           <w:i w:val="0"/>
-          <w:color w:val="181A1F"/>
           <w:sz w:val="28"/>
         </w:rPr>
-        <w:t>В ходе социологического опроса совершеннолетних юношей и девушек страны Z им задавали вопрос: «Почему Вы не хотите активно участвовать в политике?» (Можно было выбрать несколько ответов). Полученные результаты (в % от числа опрошенных) представлены в виде диаграммы.</w:t>
+        <w:t>Политика. Вариант № 3</w:t>
       </w:r>
     </w:p>
     <w:p>
       <w:pPr>
-        <w:widowControl/>
-        <w:spacing w:line="240" w:lineRule="auto" w:after="0"/>
-        <w:jc w:val="center"/>
+        <w:keepNext/>
+        <w:spacing w:after="60" w:line="240" w:lineRule="auto"/>
+        <w:jc w:val="both"/>
       </w:pPr>
       <w:r>
         <w:rPr>
           <w:rFonts w:ascii="Times New Roman" w:hAnsi="Times New Roman" w:eastAsia="Times New Roman"/>
-          <w:color w:val="181A1F"/>
+          <w:b/>
+          <w:i w:val="0"/>
           <w:sz w:val="28"/>
         </w:rPr>
-        <w:drawing>
-          <wp:inline xmlns:a="http://schemas.openxmlformats.org/drawingml/2006/main" xmlns:pic="http://schemas.openxmlformats.org/drawingml/2006/picture">
-            <wp:extent cx="5400000" cy="4752000"/>
-            <wp:docPr id="1" name="Picture 1"/>
-            <wp:cNvGraphicFramePr>
-              <a:graphicFrameLocks noChangeAspect="1"/>
-            </wp:cNvGraphicFramePr>
-            <a:graphic>
-              <a:graphicData uri="http://schemas.openxmlformats.org/drawingml/2006/picture">
-                <pic:pic>
-                  <pic:nvPicPr>
-                    <pic:cNvPr id="0" name="asset-0019.png"/>
-                    <pic:cNvPicPr/>
-                  </pic:nvPicPr>
-                  <pic:blipFill>
-                    <a:blip r:embed="rId9"/>
-                    <a:srcRect b="12000"/>
-                    <a:stretch>
-                      <a:fillRect/>
-                    </a:stretch>
-                  </pic:blipFill>
-                  <pic:spPr>
-                    <a:xfrm>
-                      <a:off x="0" y="0"/>
-                      <a:ext cx="5400000" cy="4752000"/>
-                    </a:xfrm>
-                    <a:prstGeom prst="rect"/>
-                  </pic:spPr>
-                </pic:pic>
-              </a:graphicData>
-            </a:graphic>
-          </wp:inline>
-        </w:drawing>
+        <w:t>Первая часть</w:t>
       </w:r>
     </w:p>
     <w:p>
       <w:pPr>
-        <w:widowControl/>
-        <w:spacing w:line="240" w:lineRule="auto" w:after="0"/>
-      </w:pPr>
+        <w:keepNext w:val="0"/>
+        <w:spacing w:after="60" w:line="240" w:lineRule="auto"/>
+        <w:jc w:val="both"/>
+      </w:pPr>
+      <w:r>
+        <w:rPr>
+          <w:rFonts w:ascii="Times New Roman" w:hAnsi="Times New Roman" w:eastAsia="Times New Roman"/>
+          <w:b/>
+          <w:sz w:val="28"/>
+        </w:rPr>
+        <w:t xml:space="preserve">№1 </w:t>
+      </w:r>
       <w:r>
         <w:rPr>
           <w:rFonts w:ascii="Times New Roman" w:hAnsi="Times New Roman" w:eastAsia="Times New Roman"/>
           <w:b w:val="0"/>
           <w:i w:val="0"/>
-          <w:color w:val="181A1F"/>
           <w:sz w:val="28"/>
         </w:rPr>
-        <w:t>Найдите в приведённом списке выводы, которые можно сделать на основе диаграммы, и запишите цифры, под которыми они указаны.</w:t>
+        <w:t>Ниже приведён ряд признаков. Все они, за исключением двух, относятся к признакам государства любого типа.</w:t>
       </w:r>
     </w:p>
     <w:p>
       <w:pPr>
-        <w:widowControl/>
-        <w:spacing w:line="240" w:lineRule="auto" w:after="0"/>
+        <w:keepNext w:val="0"/>
+        <w:spacing w:after="60" w:line="240" w:lineRule="auto"/>
+        <w:jc w:val="both"/>
       </w:pPr>
       <w:r>
         <w:rPr>
           <w:rFonts w:ascii="Times New Roman" w:hAnsi="Times New Roman" w:eastAsia="Times New Roman"/>
           <w:b w:val="0"/>
           <w:i w:val="0"/>
-          <w:color w:val="181A1F"/>
           <w:sz w:val="28"/>
         </w:rPr>
-        <w:t>1) Доля тех, кто считает, что политика — не дело рядовых граждан среди юношей больше, чем среди девушек.</w:t>
+        <w:t>1) наличие аппарата власти и управления;</w:t>
       </w:r>
     </w:p>
     <w:p>
       <w:pPr>
-        <w:widowControl/>
-        <w:spacing w:line="240" w:lineRule="auto" w:after="0"/>
+        <w:keepNext w:val="0"/>
+        <w:spacing w:after="60" w:line="240" w:lineRule="auto"/>
+        <w:jc w:val="both"/>
       </w:pPr>
       <w:r>
         <w:rPr>
           <w:rFonts w:ascii="Times New Roman" w:hAnsi="Times New Roman" w:eastAsia="Times New Roman"/>
           <w:b w:val="0"/>
           <w:i w:val="0"/>
-          <w:color w:val="181A1F"/>
           <w:sz w:val="28"/>
         </w:rPr>
-        <w:t>2) Равные доли девушек отметили, что у них нет времени заниматься политикой и что всё равно ничего нельзя изменить.</w:t>
+        <w:t>2) легальное право на применение силы;</w:t>
       </w:r>
     </w:p>
     <w:p>
       <w:pPr>
-        <w:widowControl/>
-        <w:spacing w:line="240" w:lineRule="auto" w:after="0"/>
+        <w:keepNext w:val="0"/>
+        <w:spacing w:after="60" w:line="240" w:lineRule="auto"/>
+        <w:jc w:val="both"/>
       </w:pPr>
       <w:r>
         <w:rPr>
           <w:rFonts w:ascii="Times New Roman" w:hAnsi="Times New Roman" w:eastAsia="Times New Roman"/>
           <w:b w:val="0"/>
           <w:i w:val="0"/>
-          <w:color w:val="181A1F"/>
           <w:sz w:val="28"/>
         </w:rPr>
-        <w:t>3) Доля тех, кто отметил, что ничего не понимает в политике, среди юношей меньше, чем среди девушек.</w:t>
+        <w:t>3) суверенитет;</w:t>
       </w:r>
     </w:p>
     <w:p>
       <w:pPr>
-        <w:widowControl/>
-        <w:spacing w:line="240" w:lineRule="auto" w:after="0"/>
+        <w:keepNext w:val="0"/>
+        <w:spacing w:after="60" w:line="240" w:lineRule="auto"/>
+        <w:jc w:val="both"/>
       </w:pPr>
       <w:r>
         <w:rPr>
           <w:rFonts w:ascii="Times New Roman" w:hAnsi="Times New Roman" w:eastAsia="Times New Roman"/>
           <w:b w:val="0"/>
           <w:i w:val="0"/>
-          <w:color w:val="181A1F"/>
           <w:sz w:val="28"/>
         </w:rPr>
-        <w:t>4) Среди юношей мнение о том, что равно ничего нельзя изменить, менее популярно, чем мнение о том, что политики — «грязное дело».</w:t>
+        <w:t>4) монопольное право издавать законы;</w:t>
       </w:r>
     </w:p>
     <w:p>
       <w:pPr>
-        <w:widowControl/>
-        <w:spacing w:line="240" w:lineRule="auto" w:after="0"/>
+        <w:keepNext w:val="0"/>
+        <w:spacing w:after="60" w:line="240" w:lineRule="auto"/>
+        <w:jc w:val="both"/>
       </w:pPr>
       <w:r>
         <w:rPr>
           <w:rFonts w:ascii="Times New Roman" w:hAnsi="Times New Roman" w:eastAsia="Times New Roman"/>
           <w:b w:val="0"/>
           <w:i w:val="0"/>
-          <w:color w:val="181A1F"/>
           <w:sz w:val="28"/>
         </w:rPr>
-        <w:t>5) Одинаковые доли опрошенных в обеих группах затруднились с ответом.</w:t>
+        <w:t>5) республиканская форма правления;</w:t>
       </w:r>
     </w:p>
     <w:p>
       <w:pPr>
-        <w:keepNext/>
-        <w:widowControl/>
-        <w:spacing w:line="240" w:lineRule="auto" w:after="0" w:before="120"/>
-      </w:pPr>
-      <w:r>
-        <w:rPr>
-          <w:rFonts w:ascii="Times New Roman" w:hAnsi="Times New Roman" w:eastAsia="Times New Roman"/>
-          <w:b/>
-          <w:color w:val="181A1F"/>
-          <w:sz w:val="28"/>
-        </w:rPr>
-        <w:t>2.</w:t>
-      </w:r>
-    </w:p>
-    <w:p>
-      <w:pPr>
-        <w:widowControl/>
-        <w:spacing w:line="240" w:lineRule="auto" w:after="0"/>
+        <w:keepNext w:val="0"/>
+        <w:spacing w:after="60" w:line="240" w:lineRule="auto"/>
+        <w:jc w:val="both"/>
       </w:pPr>
       <w:r>
         <w:rPr>
           <w:rFonts w:ascii="Times New Roman" w:hAnsi="Times New Roman" w:eastAsia="Times New Roman"/>
           <w:b w:val="0"/>
           <w:i w:val="0"/>
-          <w:color w:val="181A1F"/>
           <w:sz w:val="28"/>
         </w:rPr>
-        <w:t>Установите соответствие между факторами предложения телевизоров на соответствующем рынке и возможными изменениями предложения: к каждому элементу, данному в первом столбце, подберите элемент из второго столбца.</w:t>
+        <w:t>6) унитарное государственное устройство.</w:t>
+      </w:r>
+    </w:p>
+    <w:p>
+      <w:pPr>
+        <w:keepNext w:val="0"/>
+        <w:spacing w:after="60" w:line="240" w:lineRule="auto"/>
+        <w:jc w:val="both"/>
+      </w:pPr>
+      <w:r>
+        <w:rPr>
+          <w:rFonts w:ascii="Times New Roman" w:hAnsi="Times New Roman" w:eastAsia="Times New Roman"/>
+          <w:b w:val="0"/>
+          <w:i w:val="0"/>
+          <w:sz w:val="28"/>
+        </w:rPr>
+        <w:t>Найдите два признака, «выпадающих» из общего ряда, и запишите в таблицу цифры, под которыми они указаны.</w:t>
+      </w:r>
+    </w:p>
+    <w:p>
+      <w:pPr>
+        <w:keepNext w:val="0"/>
+        <w:spacing w:after="60" w:line="240" w:lineRule="auto"/>
+        <w:jc w:val="both"/>
+      </w:pPr>
+      <w:r>
+        <w:rPr>
+          <w:rFonts w:ascii="Times New Roman" w:hAnsi="Times New Roman" w:eastAsia="Times New Roman"/>
+          <w:b w:val="0"/>
+          <w:i w:val="0"/>
+          <w:sz w:val="28"/>
+        </w:rPr>
+        <w:t>Ответ:</w:t>
+      </w:r>
+    </w:p>
+    <w:p>
+      <w:pPr>
+        <w:keepNext w:val="0"/>
+        <w:spacing w:after="60" w:line="240" w:lineRule="auto"/>
+        <w:jc w:val="both"/>
+      </w:pPr>
+      <w:r>
+        <w:rPr>
+          <w:rFonts w:ascii="Times New Roman" w:hAnsi="Times New Roman" w:eastAsia="Times New Roman"/>
+          <w:b/>
+          <w:sz w:val="28"/>
+        </w:rPr>
+        <w:t xml:space="preserve">№2 </w:t>
+      </w:r>
+      <w:r>
+        <w:rPr>
+          <w:rFonts w:ascii="Times New Roman" w:hAnsi="Times New Roman" w:eastAsia="Times New Roman"/>
+          <w:b w:val="0"/>
+          <w:i w:val="0"/>
+          <w:sz w:val="28"/>
+        </w:rPr>
+        <w:t>Выберите верные суждения об искусстве и запишите цифры, под которыми они указаны.</w:t>
+      </w:r>
+    </w:p>
+    <w:p>
+      <w:pPr>
+        <w:keepNext w:val="0"/>
+        <w:spacing w:after="60" w:line="240" w:lineRule="auto"/>
+        <w:jc w:val="both"/>
+      </w:pPr>
+      <w:r>
+        <w:rPr>
+          <w:rFonts w:ascii="Times New Roman" w:hAnsi="Times New Roman" w:eastAsia="Times New Roman"/>
+          <w:b w:val="0"/>
+          <w:i w:val="0"/>
+          <w:sz w:val="28"/>
+        </w:rPr>
+        <w:t>1) Искусство нацелено на открытие объективных закономерностей, действующих в природе и обществе.</w:t>
+      </w:r>
+    </w:p>
+    <w:p>
+      <w:pPr>
+        <w:keepNext w:val="0"/>
+        <w:spacing w:after="60" w:line="240" w:lineRule="auto"/>
+        <w:jc w:val="both"/>
+      </w:pPr>
+      <w:r>
+        <w:rPr>
+          <w:rFonts w:ascii="Times New Roman" w:hAnsi="Times New Roman" w:eastAsia="Times New Roman"/>
+          <w:b w:val="0"/>
+          <w:i w:val="0"/>
+          <w:sz w:val="28"/>
+        </w:rPr>
+        <w:t>2) Искусство отражает действительность в образно-символической форме.</w:t>
+      </w:r>
+    </w:p>
+    <w:p>
+      <w:pPr>
+        <w:keepNext w:val="0"/>
+        <w:spacing w:after="60" w:line="240" w:lineRule="auto"/>
+        <w:jc w:val="both"/>
+      </w:pPr>
+      <w:r>
+        <w:rPr>
+          <w:rFonts w:ascii="Times New Roman" w:hAnsi="Times New Roman" w:eastAsia="Times New Roman"/>
+          <w:b w:val="0"/>
+          <w:i w:val="0"/>
+          <w:sz w:val="28"/>
+        </w:rPr>
+        <w:t>3) Искусство, в отличие от других форм (областей) духовной культуры, способно оказывать эмоциональное воздействие на человека.</w:t>
+      </w:r>
+    </w:p>
+    <w:p>
+      <w:pPr>
+        <w:keepNext w:val="0"/>
+        <w:spacing w:after="60" w:line="240" w:lineRule="auto"/>
+        <w:jc w:val="both"/>
+      </w:pPr>
+      <w:r>
+        <w:rPr>
+          <w:rFonts w:ascii="Times New Roman" w:hAnsi="Times New Roman" w:eastAsia="Times New Roman"/>
+          <w:b w:val="0"/>
+          <w:i w:val="0"/>
+          <w:sz w:val="28"/>
+        </w:rPr>
+        <w:t>4) Только искусство объясняет события, явления окружающего мира.</w:t>
+      </w:r>
+    </w:p>
+    <w:p>
+      <w:pPr>
+        <w:keepNext w:val="0"/>
+        <w:spacing w:after="60" w:line="240" w:lineRule="auto"/>
+        <w:jc w:val="both"/>
+      </w:pPr>
+      <w:r>
+        <w:rPr>
+          <w:rFonts w:ascii="Times New Roman" w:hAnsi="Times New Roman" w:eastAsia="Times New Roman"/>
+          <w:b w:val="0"/>
+          <w:i w:val="0"/>
+          <w:sz w:val="28"/>
+        </w:rPr>
+        <w:t>5) B искусстве огромную роль играет воображение художника и зрителя.</w:t>
+      </w:r>
+    </w:p>
+    <w:p>
+      <w:pPr>
+        <w:keepNext w:val="0"/>
+        <w:spacing w:after="60" w:line="240" w:lineRule="auto"/>
+        <w:jc w:val="both"/>
+      </w:pPr>
+      <w:r>
+        <w:rPr>
+          <w:rFonts w:ascii="Times New Roman" w:hAnsi="Times New Roman" w:eastAsia="Times New Roman"/>
+          <w:b w:val="0"/>
+          <w:i w:val="0"/>
+          <w:sz w:val="28"/>
+        </w:rPr>
+        <w:t>Ответ:</w:t>
+      </w:r>
+    </w:p>
+    <w:p>
+      <w:pPr>
+        <w:keepNext w:val="0"/>
+        <w:spacing w:after="60" w:line="240" w:lineRule="auto"/>
+        <w:jc w:val="both"/>
+      </w:pPr>
+      <w:r>
+        <w:rPr>
+          <w:rFonts w:ascii="Times New Roman" w:hAnsi="Times New Roman" w:eastAsia="Times New Roman"/>
+          <w:b/>
+          <w:sz w:val="28"/>
+        </w:rPr>
+        <w:t xml:space="preserve">№3 </w:t>
+      </w:r>
+      <w:r>
+        <w:rPr>
+          <w:rFonts w:ascii="Times New Roman" w:hAnsi="Times New Roman" w:eastAsia="Times New Roman"/>
+          <w:b w:val="0"/>
+          <w:i w:val="0"/>
+          <w:sz w:val="28"/>
+        </w:rPr>
+        <w:t>Установите соответствие между отличительными чертами и формами культуры, которым они соответствуют: к каждой позиции, данной в первом столбце, подберите соответствующую позицию из второго столбца.</w:t>
       </w:r>
     </w:p>
     <w:tbl>
@@ -301,38 +361,52 @@
         <w:tc>
           <w:tcPr>
             <w:tcW w:type="dxa" w:w="5128"/>
+            <w:vAlign w:val="center"/>
+            <w:tcMar>
+              <w:top w:w="80" w:type="dxa"/>
+              <w:start w:w="100" w:type="dxa"/>
+              <w:bottom w:w="80" w:type="dxa"/>
+              <w:end w:w="100" w:type="dxa"/>
+            </w:tcMar>
           </w:tcPr>
           <w:p>
             <w:pPr>
+              <w:keepNext w:val="0"/>
               <w:spacing w:after="0" w:line="240" w:lineRule="auto"/>
+              <w:jc w:val="left"/>
             </w:pPr>
             <w:r>
               <w:rPr>
                 <w:rFonts w:ascii="Times New Roman" w:hAnsi="Times New Roman" w:eastAsia="Times New Roman"/>
-                <w:b/>
-                <w:color w:val="181A1F"/>
                 <w:sz w:val="28"/>
               </w:rPr>
-              <w:t>ФАКТОРЫ ПРЕДЛОЖЕНИЯ ТЕЛЕВИЗОРОВ</w:t>
+              <w:t>ОТЛИЧИТЕЛЬНЫЕ ЧЕРТЫ</w:t>
             </w:r>
           </w:p>
         </w:tc>
         <w:tc>
           <w:tcPr>
             <w:tcW w:type="dxa" w:w="5128"/>
+            <w:vAlign w:val="center"/>
+            <w:tcMar>
+              <w:top w:w="80" w:type="dxa"/>
+              <w:start w:w="100" w:type="dxa"/>
+              <w:bottom w:w="80" w:type="dxa"/>
+              <w:end w:w="100" w:type="dxa"/>
+            </w:tcMar>
           </w:tcPr>
           <w:p>
             <w:pPr>
+              <w:keepNext w:val="0"/>
               <w:spacing w:after="0" w:line="240" w:lineRule="auto"/>
+              <w:jc w:val="left"/>
             </w:pPr>
             <w:r>
               <w:rPr>
                 <w:rFonts w:ascii="Times New Roman" w:hAnsi="Times New Roman" w:eastAsia="Times New Roman"/>
-                <w:b/>
-                <w:color w:val="181A1F"/>
                 <w:sz w:val="28"/>
               </w:rPr>
-              <w:t>ВОЗМОЖНЫЕ ИЗМЕНЕНИЯ ПРЕДЛОЖЕНИЯ</w:t>
+              <w:t>ФОРМЫ КУЛЬТУРЫ</w:t>
             </w:r>
           </w:p>
         </w:tc>
@@ -341,62 +415,69 @@
         <w:tc>
           <w:tcPr>
             <w:tcW w:type="dxa" w:w="5128"/>
+            <w:vAlign w:val="center"/>
+            <w:tcMar>
+              <w:top w:w="80" w:type="dxa"/>
+              <w:start w:w="100" w:type="dxa"/>
+              <w:bottom w:w="80" w:type="dxa"/>
+              <w:end w:w="100" w:type="dxa"/>
+            </w:tcMar>
           </w:tcPr>
           <w:p>
             <w:pPr>
+              <w:keepNext w:val="0"/>
               <w:spacing w:after="0" w:line="240" w:lineRule="auto"/>
+              <w:jc w:val="left"/>
             </w:pPr>
             <w:r>
               <w:rPr>
                 <w:rFonts w:ascii="Times New Roman" w:hAnsi="Times New Roman" w:eastAsia="Times New Roman"/>
-                <w:color w:val="181A1F"/>
                 <w:sz w:val="28"/>
               </w:rPr>
-              <w:t>А) снижение процентов по кредитам для производителей</w:t>
-              <w:br/>
-              <w:t>Б) ожидание падения цен на телевизоры</w:t>
-              <w:br/>
-              <w:t>В) использование устаревшей технологии</w:t>
-              <w:br/>
-              <w:t>Г) рост расходов на оплату труда работников</w:t>
-              <w:br/>
-              <w:t>Д) банкротство фирм, выпускающих телевизоры</w:t>
+              <w:t>А) анонимность произведенийБ) коммерческий характерВ) коллективность творческих процессовГ) упрощение смыслов в художественных образахД) высокая интеллектуальная и художественная сложность произведений</w:t>
             </w:r>
           </w:p>
         </w:tc>
         <w:tc>
           <w:tcPr>
             <w:tcW w:type="dxa" w:w="5128"/>
+            <w:vAlign w:val="center"/>
+            <w:tcMar>
+              <w:top w:w="80" w:type="dxa"/>
+              <w:start w:w="100" w:type="dxa"/>
+              <w:bottom w:w="80" w:type="dxa"/>
+              <w:end w:w="100" w:type="dxa"/>
+            </w:tcMar>
           </w:tcPr>
           <w:p>
             <w:pPr>
+              <w:keepNext w:val="0"/>
               <w:spacing w:after="0" w:line="240" w:lineRule="auto"/>
+              <w:jc w:val="left"/>
             </w:pPr>
             <w:r>
               <w:rPr>
                 <w:rFonts w:ascii="Times New Roman" w:hAnsi="Times New Roman" w:eastAsia="Times New Roman"/>
-                <w:color w:val="181A1F"/>
                 <w:sz w:val="28"/>
               </w:rPr>
-              <w:t>1) увеличение</w:t>
-              <w:br/>
-              <w:t>2) уменьшение</w:t>
+              <w:t>1) народная2) массовая3) элитарная</w:t>
             </w:r>
           </w:p>
         </w:tc>
       </w:tr>
     </w:tbl>
+    <w:p/>
     <w:p>
       <w:pPr>
-        <w:widowControl/>
-        <w:spacing w:line="240" w:lineRule="auto" w:after="0"/>
+        <w:keepNext w:val="0"/>
+        <w:spacing w:after="60" w:line="240" w:lineRule="auto"/>
+        <w:jc w:val="both"/>
       </w:pPr>
       <w:r>
         <w:rPr>
           <w:rFonts w:ascii="Times New Roman" w:hAnsi="Times New Roman" w:eastAsia="Times New Roman"/>
           <w:b w:val="0"/>
           <w:i w:val="0"/>
-          <w:color w:val="181A1F"/>
           <w:sz w:val="28"/>
         </w:rPr>
         <w:t>Запишите в ответ цифры, расположив их в порядке, соответствующем буквам:</w:t>
@@ -420,35 +501,49 @@
         <w:tc>
           <w:tcPr>
             <w:tcW w:type="dxa" w:w="2051"/>
+            <w:vAlign w:val="center"/>
+            <w:tcMar>
+              <w:top w:w="80" w:type="dxa"/>
+              <w:start w:w="100" w:type="dxa"/>
+              <w:bottom w:w="80" w:type="dxa"/>
+              <w:end w:w="100" w:type="dxa"/>
+            </w:tcMar>
           </w:tcPr>
           <w:p>
             <w:pPr>
+              <w:keepNext w:val="0"/>
               <w:spacing w:after="0" w:line="240" w:lineRule="auto"/>
+              <w:jc w:val="left"/>
             </w:pPr>
             <w:r>
               <w:rPr>
                 <w:rFonts w:ascii="Times New Roman" w:hAnsi="Times New Roman" w:eastAsia="Times New Roman"/>
-                <w:b/>
-                <w:color w:val="181A1F"/>
                 <w:sz w:val="28"/>
               </w:rPr>
-              <w:t>А</w:t>
+              <w:t>A</w:t>
             </w:r>
           </w:p>
         </w:tc>
         <w:tc>
           <w:tcPr>
             <w:tcW w:type="dxa" w:w="2051"/>
+            <w:vAlign w:val="center"/>
+            <w:tcMar>
+              <w:top w:w="80" w:type="dxa"/>
+              <w:start w:w="100" w:type="dxa"/>
+              <w:bottom w:w="80" w:type="dxa"/>
+              <w:end w:w="100" w:type="dxa"/>
+            </w:tcMar>
           </w:tcPr>
           <w:p>
             <w:pPr>
+              <w:keepNext w:val="0"/>
               <w:spacing w:after="0" w:line="240" w:lineRule="auto"/>
+              <w:jc w:val="left"/>
             </w:pPr>
             <w:r>
               <w:rPr>
                 <w:rFonts w:ascii="Times New Roman" w:hAnsi="Times New Roman" w:eastAsia="Times New Roman"/>
-                <w:b/>
-                <w:color w:val="181A1F"/>
                 <w:sz w:val="28"/>
               </w:rPr>
               <w:t>Б</w:t>
@@ -458,16 +553,23 @@
         <w:tc>
           <w:tcPr>
             <w:tcW w:type="dxa" w:w="2051"/>
+            <w:vAlign w:val="center"/>
+            <w:tcMar>
+              <w:top w:w="80" w:type="dxa"/>
+              <w:start w:w="100" w:type="dxa"/>
+              <w:bottom w:w="80" w:type="dxa"/>
+              <w:end w:w="100" w:type="dxa"/>
+            </w:tcMar>
           </w:tcPr>
           <w:p>
             <w:pPr>
+              <w:keepNext w:val="0"/>
               <w:spacing w:after="0" w:line="240" w:lineRule="auto"/>
+              <w:jc w:val="left"/>
             </w:pPr>
             <w:r>
               <w:rPr>
                 <w:rFonts w:ascii="Times New Roman" w:hAnsi="Times New Roman" w:eastAsia="Times New Roman"/>
-                <w:b/>
-                <w:color w:val="181A1F"/>
                 <w:sz w:val="28"/>
               </w:rPr>
               <w:t>В</w:t>
@@ -477,16 +579,23 @@
         <w:tc>
           <w:tcPr>
             <w:tcW w:type="dxa" w:w="2051"/>
+            <w:vAlign w:val="center"/>
+            <w:tcMar>
+              <w:top w:w="80" w:type="dxa"/>
+              <w:start w:w="100" w:type="dxa"/>
+              <w:bottom w:w="80" w:type="dxa"/>
+              <w:end w:w="100" w:type="dxa"/>
+            </w:tcMar>
           </w:tcPr>
           <w:p>
             <w:pPr>
+              <w:keepNext w:val="0"/>
               <w:spacing w:after="0" w:line="240" w:lineRule="auto"/>
+              <w:jc w:val="left"/>
             </w:pPr>
             <w:r>
               <w:rPr>
                 <w:rFonts w:ascii="Times New Roman" w:hAnsi="Times New Roman" w:eastAsia="Times New Roman"/>
-                <w:b/>
-                <w:color w:val="181A1F"/>
                 <w:sz w:val="28"/>
               </w:rPr>
               <w:t>Г</w:t>
@@ -496,16 +605,23 @@
         <w:tc>
           <w:tcPr>
             <w:tcW w:type="dxa" w:w="2051"/>
+            <w:vAlign w:val="center"/>
+            <w:tcMar>
+              <w:top w:w="80" w:type="dxa"/>
+              <w:start w:w="100" w:type="dxa"/>
+              <w:bottom w:w="80" w:type="dxa"/>
+              <w:end w:w="100" w:type="dxa"/>
+            </w:tcMar>
           </w:tcPr>
           <w:p>
             <w:pPr>
+              <w:keepNext w:val="0"/>
               <w:spacing w:after="0" w:line="240" w:lineRule="auto"/>
+              <w:jc w:val="left"/>
             </w:pPr>
             <w:r>
               <w:rPr>
                 <w:rFonts w:ascii="Times New Roman" w:hAnsi="Times New Roman" w:eastAsia="Times New Roman"/>
-                <w:b/>
-                <w:color w:val="181A1F"/>
                 <w:sz w:val="28"/>
               </w:rPr>
               <w:t>Д</w:t>
@@ -517,15 +633,23 @@
         <w:tc>
           <w:tcPr>
             <w:tcW w:type="dxa" w:w="2051"/>
+            <w:vAlign w:val="center"/>
+            <w:tcMar>
+              <w:top w:w="80" w:type="dxa"/>
+              <w:start w:w="100" w:type="dxa"/>
+              <w:bottom w:w="80" w:type="dxa"/>
+              <w:end w:w="100" w:type="dxa"/>
+            </w:tcMar>
           </w:tcPr>
           <w:p>
             <w:pPr>
+              <w:keepNext w:val="0"/>
               <w:spacing w:after="0" w:line="240" w:lineRule="auto"/>
+              <w:jc w:val="left"/>
             </w:pPr>
             <w:r>
               <w:rPr>
                 <w:rFonts w:ascii="Times New Roman" w:hAnsi="Times New Roman" w:eastAsia="Times New Roman"/>
-                <w:color w:val="181A1F"/>
                 <w:sz w:val="28"/>
               </w:rPr>
             </w:r>
@@ -534,15 +658,23 @@
         <w:tc>
           <w:tcPr>
             <w:tcW w:type="dxa" w:w="2051"/>
+            <w:vAlign w:val="center"/>
+            <w:tcMar>
+              <w:top w:w="80" w:type="dxa"/>
+              <w:start w:w="100" w:type="dxa"/>
+              <w:bottom w:w="80" w:type="dxa"/>
+              <w:end w:w="100" w:type="dxa"/>
+            </w:tcMar>
           </w:tcPr>
           <w:p>
             <w:pPr>
+              <w:keepNext w:val="0"/>
               <w:spacing w:after="0" w:line="240" w:lineRule="auto"/>
+              <w:jc w:val="left"/>
             </w:pPr>
             <w:r>
               <w:rPr>
                 <w:rFonts w:ascii="Times New Roman" w:hAnsi="Times New Roman" w:eastAsia="Times New Roman"/>
-                <w:color w:val="181A1F"/>
                 <w:sz w:val="28"/>
               </w:rPr>
             </w:r>
@@ -551,15 +683,23 @@
         <w:tc>
           <w:tcPr>
             <w:tcW w:type="dxa" w:w="2051"/>
+            <w:vAlign w:val="center"/>
+            <w:tcMar>
+              <w:top w:w="80" w:type="dxa"/>
+              <w:start w:w="100" w:type="dxa"/>
+              <w:bottom w:w="80" w:type="dxa"/>
+              <w:end w:w="100" w:type="dxa"/>
+            </w:tcMar>
           </w:tcPr>
           <w:p>
             <w:pPr>
+              <w:keepNext w:val="0"/>
               <w:spacing w:after="0" w:line="240" w:lineRule="auto"/>
+              <w:jc w:val="left"/>
             </w:pPr>
             <w:r>
               <w:rPr>
                 <w:rFonts w:ascii="Times New Roman" w:hAnsi="Times New Roman" w:eastAsia="Times New Roman"/>
-                <w:color w:val="181A1F"/>
                 <w:sz w:val="28"/>
               </w:rPr>
             </w:r>
@@ -568,15 +708,23 @@
         <w:tc>
           <w:tcPr>
             <w:tcW w:type="dxa" w:w="2051"/>
+            <w:vAlign w:val="center"/>
+            <w:tcMar>
+              <w:top w:w="80" w:type="dxa"/>
+              <w:start w:w="100" w:type="dxa"/>
+              <w:bottom w:w="80" w:type="dxa"/>
+              <w:end w:w="100" w:type="dxa"/>
+            </w:tcMar>
           </w:tcPr>
           <w:p>
             <w:pPr>
+              <w:keepNext w:val="0"/>
               <w:spacing w:after="0" w:line="240" w:lineRule="auto"/>
+              <w:jc w:val="left"/>
             </w:pPr>
             <w:r>
               <w:rPr>
                 <w:rFonts w:ascii="Times New Roman" w:hAnsi="Times New Roman" w:eastAsia="Times New Roman"/>
-                <w:color w:val="181A1F"/>
                 <w:sz w:val="28"/>
               </w:rPr>
             </w:r>
@@ -585,15 +733,23 @@
         <w:tc>
           <w:tcPr>
             <w:tcW w:type="dxa" w:w="2051"/>
+            <w:vAlign w:val="center"/>
+            <w:tcMar>
+              <w:top w:w="80" w:type="dxa"/>
+              <w:start w:w="100" w:type="dxa"/>
+              <w:bottom w:w="80" w:type="dxa"/>
+              <w:end w:w="100" w:type="dxa"/>
+            </w:tcMar>
           </w:tcPr>
           <w:p>
             <w:pPr>
+              <w:keepNext w:val="0"/>
               <w:spacing w:after="0" w:line="240" w:lineRule="auto"/>
+              <w:jc w:val="left"/>
             </w:pPr>
             <w:r>
               <w:rPr>
                 <w:rFonts w:ascii="Times New Roman" w:hAnsi="Times New Roman" w:eastAsia="Times New Roman"/>
-                <w:color w:val="181A1F"/>
                 <w:sz w:val="28"/>
               </w:rPr>
             </w:r>
@@ -601,806 +757,1021 @@
         </w:tc>
       </w:tr>
     </w:tbl>
+    <w:p/>
     <w:p>
       <w:pPr>
-        <w:keepNext/>
-        <w:widowControl/>
-        <w:spacing w:line="240" w:lineRule="auto" w:after="0" w:before="120"/>
-      </w:pPr>
-      <w:r>
-        <w:rPr>
-          <w:rFonts w:ascii="Times New Roman" w:hAnsi="Times New Roman" w:eastAsia="Times New Roman"/>
-          <w:b/>
-          <w:color w:val="181A1F"/>
-          <w:sz w:val="28"/>
-        </w:rPr>
-        <w:t>3.</w:t>
-      </w:r>
-    </w:p>
-    <w:p>
-      <w:pPr>
-        <w:widowControl/>
-        <w:spacing w:line="240" w:lineRule="auto" w:after="0"/>
+        <w:keepNext w:val="0"/>
+        <w:spacing w:after="60" w:line="240" w:lineRule="auto"/>
+        <w:jc w:val="both"/>
       </w:pPr>
       <w:r>
         <w:rPr>
           <w:rFonts w:ascii="Times New Roman" w:hAnsi="Times New Roman" w:eastAsia="Times New Roman"/>
           <w:b w:val="0"/>
           <w:i w:val="0"/>
-          <w:color w:val="181A1F"/>
           <w:sz w:val="28"/>
         </w:rPr>
-        <w:t>Ниже приведён перечень действий. Все они, за исключением двух, относятся к цифровым финансовым услугам.</w:t>
+        <w:t>Ответ:</w:t>
       </w:r>
     </w:p>
     <w:p>
       <w:pPr>
-        <w:widowControl/>
-        <w:spacing w:line="240" w:lineRule="auto" w:after="0"/>
-      </w:pPr>
+        <w:keepNext w:val="0"/>
+        <w:spacing w:after="60" w:line="240" w:lineRule="auto"/>
+        <w:jc w:val="both"/>
+      </w:pPr>
+      <w:r>
+        <w:rPr>
+          <w:rFonts w:ascii="Times New Roman" w:hAnsi="Times New Roman" w:eastAsia="Times New Roman"/>
+          <w:b/>
+          <w:sz w:val="28"/>
+        </w:rPr>
+        <w:t xml:space="preserve">№4 </w:t>
+      </w:r>
       <w:r>
         <w:rPr>
           <w:rFonts w:ascii="Times New Roman" w:hAnsi="Times New Roman" w:eastAsia="Times New Roman"/>
           <w:b w:val="0"/>
           <w:i w:val="0"/>
-          <w:color w:val="181A1F"/>
           <w:sz w:val="28"/>
         </w:rPr>
-        <w:t>1) открытие депозита в мобильном приложении банка;</w:t>
+        <w:t>В государстве Z существенно увеличивается интеллектуальная составляющая трудового процесса. Какие иные признаки из перечисленных свидетельствуют о том, что государство Z развивается как постиндустриальное общество? Запишите цифры, под которыми они указаны.</w:t>
       </w:r>
     </w:p>
     <w:p>
       <w:pPr>
-        <w:widowControl/>
-        <w:spacing w:line="240" w:lineRule="auto" w:after="0"/>
+        <w:keepNext w:val="0"/>
+        <w:spacing w:after="60" w:line="240" w:lineRule="auto"/>
+        <w:jc w:val="both"/>
       </w:pPr>
       <w:r>
         <w:rPr>
           <w:rFonts w:ascii="Times New Roman" w:hAnsi="Times New Roman" w:eastAsia="Times New Roman"/>
           <w:b w:val="0"/>
           <w:i w:val="0"/>
-          <w:color w:val="181A1F"/>
           <w:sz w:val="28"/>
         </w:rPr>
-        <w:t>2) оформление потребительского кредита онлайн;</w:t>
+        <w:t>1) доминирование сферы услуг в структуре экономики</w:t>
       </w:r>
     </w:p>
     <w:p>
       <w:pPr>
-        <w:widowControl/>
-        <w:spacing w:line="240" w:lineRule="auto" w:after="0"/>
+        <w:keepNext w:val="0"/>
+        <w:spacing w:after="60" w:line="240" w:lineRule="auto"/>
+        <w:jc w:val="both"/>
       </w:pPr>
       <w:r>
         <w:rPr>
           <w:rFonts w:ascii="Times New Roman" w:hAnsi="Times New Roman" w:eastAsia="Times New Roman"/>
           <w:b w:val="0"/>
           <w:i w:val="0"/>
-          <w:color w:val="181A1F"/>
           <w:sz w:val="28"/>
         </w:rPr>
-        <w:t>3) установка в торговом центре банкомата;</w:t>
+        <w:t>2) развитие наукоёмких, ресурсосберегающих производств</w:t>
       </w:r>
     </w:p>
     <w:p>
       <w:pPr>
-        <w:widowControl/>
-        <w:spacing w:line="240" w:lineRule="auto" w:after="0"/>
+        <w:keepNext w:val="0"/>
+        <w:spacing w:after="60" w:line="240" w:lineRule="auto"/>
+        <w:jc w:val="both"/>
       </w:pPr>
       <w:r>
         <w:rPr>
           <w:rFonts w:ascii="Times New Roman" w:hAnsi="Times New Roman" w:eastAsia="Times New Roman"/>
           <w:b w:val="0"/>
           <w:i w:val="0"/>
-          <w:color w:val="181A1F"/>
           <w:sz w:val="28"/>
         </w:rPr>
-        <w:t>4) финансовая консультация при личном посещении банка;</w:t>
+        <w:t>3) основной фактор производства — информация (знание)</w:t>
       </w:r>
     </w:p>
     <w:p>
       <w:pPr>
-        <w:widowControl/>
-        <w:spacing w:line="240" w:lineRule="auto" w:after="0"/>
+        <w:keepNext w:val="0"/>
+        <w:spacing w:after="60" w:line="240" w:lineRule="auto"/>
+        <w:jc w:val="both"/>
       </w:pPr>
       <w:r>
         <w:rPr>
           <w:rFonts w:ascii="Times New Roman" w:hAnsi="Times New Roman" w:eastAsia="Times New Roman"/>
           <w:b w:val="0"/>
           <w:i w:val="0"/>
-          <w:color w:val="181A1F"/>
           <w:sz w:val="28"/>
         </w:rPr>
-        <w:t>5) заключение электронной сделки по покупке ценных бумаг;</w:t>
+        <w:t>4) широкий ассортимент продукции, производимой в сельском хозяйстве</w:t>
       </w:r>
     </w:p>
     <w:p>
       <w:pPr>
-        <w:widowControl/>
-        <w:spacing w:line="240" w:lineRule="auto" w:after="0"/>
+        <w:keepNext w:val="0"/>
+        <w:spacing w:after="60" w:line="240" w:lineRule="auto"/>
+        <w:jc w:val="both"/>
       </w:pPr>
       <w:r>
         <w:rPr>
           <w:rFonts w:ascii="Times New Roman" w:hAnsi="Times New Roman" w:eastAsia="Times New Roman"/>
           <w:b w:val="0"/>
           <w:i w:val="0"/>
-          <w:color w:val="181A1F"/>
           <w:sz w:val="28"/>
         </w:rPr>
-        <w:t>6) продление страхового полиса на сайте компании.</w:t>
+        <w:t>5) традиционная легитимность власти</w:t>
       </w:r>
     </w:p>
     <w:p>
       <w:pPr>
-        <w:widowControl/>
-        <w:spacing w:line="240" w:lineRule="auto" w:after="0"/>
+        <w:keepNext w:val="0"/>
+        <w:spacing w:after="60" w:line="240" w:lineRule="auto"/>
+        <w:jc w:val="both"/>
       </w:pPr>
       <w:r>
         <w:rPr>
           <w:rFonts w:ascii="Times New Roman" w:hAnsi="Times New Roman" w:eastAsia="Times New Roman"/>
           <w:b w:val="0"/>
           <w:i w:val="0"/>
-          <w:color w:val="181A1F"/>
           <w:sz w:val="28"/>
         </w:rPr>
-        <w:t>Найдите два действия, «выпадающих» из общего ряда, и запишите в таблицу цифры, под которыми они указаны.</w:t>
+        <w:t>6) широкое внедрение компьютерной техники в различные области жизни</w:t>
       </w:r>
     </w:p>
     <w:p>
       <w:pPr>
-        <w:keepNext/>
-        <w:widowControl/>
-        <w:spacing w:line="240" w:lineRule="auto" w:after="0" w:before="120"/>
-      </w:pPr>
-      <w:r>
-        <w:rPr>
-          <w:rFonts w:ascii="Times New Roman" w:hAnsi="Times New Roman" w:eastAsia="Times New Roman"/>
-          <w:b/>
-          <w:color w:val="181A1F"/>
-          <w:sz w:val="28"/>
-        </w:rPr>
-        <w:t>4.</w:t>
-      </w:r>
-    </w:p>
-    <w:p>
-      <w:pPr>
-        <w:widowControl/>
-        <w:spacing w:line="240" w:lineRule="auto" w:after="0"/>
+        <w:keepNext w:val="0"/>
+        <w:spacing w:after="60" w:line="240" w:lineRule="auto"/>
+        <w:jc w:val="both"/>
       </w:pPr>
       <w:r>
         <w:rPr>
           <w:rFonts w:ascii="Times New Roman" w:hAnsi="Times New Roman" w:eastAsia="Times New Roman"/>
           <w:b w:val="0"/>
           <w:i w:val="0"/>
-          <w:color w:val="181A1F"/>
           <w:sz w:val="28"/>
         </w:rPr>
-        <w:t>А. был избран губернатором области Z. Oн уделяет большое внимание защите прав и свобод граждан, развитию институтов гражданского общества. В общении он доброжелателен, открыт для критики. Что из перечисленного ниже характеризует тип политического лидерства, описанный в данной ситуации? Запишите цифры, под которыми указаны верные характеристики.</w:t>
+        <w:t>Ответ:</w:t>
       </w:r>
     </w:p>
     <w:p>
       <w:pPr>
-        <w:widowControl/>
-        <w:spacing w:line="240" w:lineRule="auto" w:after="0"/>
-      </w:pPr>
+        <w:keepNext w:val="0"/>
+        <w:spacing w:after="60" w:line="240" w:lineRule="auto"/>
+        <w:jc w:val="both"/>
+      </w:pPr>
+      <w:r>
+        <w:rPr>
+          <w:rFonts w:ascii="Times New Roman" w:hAnsi="Times New Roman" w:eastAsia="Times New Roman"/>
+          <w:b/>
+          <w:sz w:val="28"/>
+        </w:rPr>
+        <w:t xml:space="preserve">№5 </w:t>
+      </w:r>
       <w:r>
         <w:rPr>
           <w:rFonts w:ascii="Times New Roman" w:hAnsi="Times New Roman" w:eastAsia="Times New Roman"/>
           <w:b w:val="0"/>
           <w:i w:val="0"/>
-          <w:color w:val="181A1F"/>
           <w:sz w:val="28"/>
         </w:rPr>
-        <w:t>1) общенациональный</w:t>
+        <w:t>Выберите суждения о государственном бюджете и запишите цифры, под которыми они указаны.</w:t>
       </w:r>
     </w:p>
     <w:p>
       <w:pPr>
-        <w:widowControl/>
-        <w:spacing w:line="240" w:lineRule="auto" w:after="0"/>
+        <w:keepNext w:val="0"/>
+        <w:spacing w:after="60" w:line="240" w:lineRule="auto"/>
+        <w:jc w:val="both"/>
       </w:pPr>
       <w:r>
         <w:rPr>
           <w:rFonts w:ascii="Times New Roman" w:hAnsi="Times New Roman" w:eastAsia="Times New Roman"/>
           <w:b w:val="0"/>
           <w:i w:val="0"/>
-          <w:color w:val="181A1F"/>
           <w:sz w:val="28"/>
         </w:rPr>
-        <w:t>2) демократический</w:t>
+        <w:t>1) К функциям государственного бюджета относят содержание институтов государства.</w:t>
       </w:r>
     </w:p>
     <w:p>
       <w:pPr>
-        <w:widowControl/>
-        <w:spacing w:line="240" w:lineRule="auto" w:after="0"/>
+        <w:keepNext w:val="0"/>
+        <w:spacing w:after="60" w:line="240" w:lineRule="auto"/>
+        <w:jc w:val="both"/>
       </w:pPr>
       <w:r>
         <w:rPr>
           <w:rFonts w:ascii="Times New Roman" w:hAnsi="Times New Roman" w:eastAsia="Times New Roman"/>
           <w:b w:val="0"/>
           <w:i w:val="0"/>
-          <w:color w:val="181A1F"/>
           <w:sz w:val="28"/>
         </w:rPr>
-        <w:t>3) традиционный</w:t>
+        <w:t>2) Государственный бюджет, как правило, утверждается правительством.</w:t>
       </w:r>
     </w:p>
     <w:p>
       <w:pPr>
-        <w:widowControl/>
-        <w:spacing w:line="240" w:lineRule="auto" w:after="0"/>
+        <w:keepNext w:val="0"/>
+        <w:spacing w:after="60" w:line="240" w:lineRule="auto"/>
+        <w:jc w:val="both"/>
       </w:pPr>
       <w:r>
         <w:rPr>
           <w:rFonts w:ascii="Times New Roman" w:hAnsi="Times New Roman" w:eastAsia="Times New Roman"/>
           <w:b w:val="0"/>
           <w:i w:val="0"/>
-          <w:color w:val="181A1F"/>
           <w:sz w:val="28"/>
         </w:rPr>
-        <w:t>4) авторитарный</w:t>
+        <w:t>3) Рост дефицита государственного бюджета может привести к снижению инвестиционной активности в стране.</w:t>
       </w:r>
     </w:p>
     <w:p>
       <w:pPr>
-        <w:widowControl/>
-        <w:spacing w:line="240" w:lineRule="auto" w:after="0"/>
+        <w:keepNext w:val="0"/>
+        <w:spacing w:after="60" w:line="240" w:lineRule="auto"/>
+        <w:jc w:val="both"/>
       </w:pPr>
       <w:r>
         <w:rPr>
           <w:rFonts w:ascii="Times New Roman" w:hAnsi="Times New Roman" w:eastAsia="Times New Roman"/>
           <w:b w:val="0"/>
           <w:i w:val="0"/>
-          <w:color w:val="181A1F"/>
           <w:sz w:val="28"/>
         </w:rPr>
-        <w:t>5) региональный</w:t>
+        <w:t>4) В структуру расходной части бюджета входят акцизы.</w:t>
       </w:r>
     </w:p>
     <w:p>
       <w:pPr>
-        <w:widowControl/>
-        <w:spacing w:line="240" w:lineRule="auto" w:after="0"/>
+        <w:keepNext w:val="0"/>
+        <w:spacing w:after="60" w:line="240" w:lineRule="auto"/>
+        <w:jc w:val="both"/>
       </w:pPr>
       <w:r>
         <w:rPr>
           <w:rFonts w:ascii="Times New Roman" w:hAnsi="Times New Roman" w:eastAsia="Times New Roman"/>
           <w:b w:val="0"/>
           <w:i w:val="0"/>
-          <w:color w:val="181A1F"/>
           <w:sz w:val="28"/>
         </w:rPr>
-        <w:t>6) харизматический</w:t>
+        <w:t>5) Государственный бюджет — это смета доходов и расходов государства на определённый период времени.</w:t>
       </w:r>
     </w:p>
     <w:p>
       <w:pPr>
-        <w:keepNext/>
-        <w:widowControl/>
-        <w:spacing w:line="240" w:lineRule="auto" w:after="0" w:before="120"/>
-      </w:pPr>
-      <w:r>
-        <w:rPr>
-          <w:rFonts w:ascii="Times New Roman" w:hAnsi="Times New Roman" w:eastAsia="Times New Roman"/>
-          <w:b/>
-          <w:color w:val="181A1F"/>
-          <w:sz w:val="28"/>
-        </w:rPr>
-        <w:t>5.</w:t>
-      </w:r>
-    </w:p>
-    <w:p>
-      <w:pPr>
-        <w:widowControl/>
-        <w:spacing w:line="240" w:lineRule="auto" w:after="0"/>
+        <w:keepNext w:val="0"/>
+        <w:spacing w:after="60" w:line="240" w:lineRule="auto"/>
+        <w:jc w:val="both"/>
       </w:pPr>
       <w:r>
         <w:rPr>
           <w:rFonts w:ascii="Times New Roman" w:hAnsi="Times New Roman" w:eastAsia="Times New Roman"/>
           <w:b w:val="0"/>
           <w:i w:val="0"/>
-          <w:color w:val="181A1F"/>
           <w:sz w:val="28"/>
         </w:rPr>
-        <w:t>Выберите верные суждения о политической элите и запишите цифры, под которыми они указаны.</w:t>
+        <w:t>Ответ:</w:t>
       </w:r>
     </w:p>
     <w:p>
       <w:pPr>
-        <w:widowControl/>
-        <w:spacing w:line="240" w:lineRule="auto" w:after="0"/>
-      </w:pPr>
+        <w:keepNext w:val="0"/>
+        <w:spacing w:after="60" w:line="240" w:lineRule="auto"/>
+        <w:jc w:val="both"/>
+      </w:pPr>
+      <w:r>
+        <w:rPr>
+          <w:rFonts w:ascii="Times New Roman" w:hAnsi="Times New Roman" w:eastAsia="Times New Roman"/>
+          <w:b/>
+          <w:sz w:val="28"/>
+        </w:rPr>
+        <w:t xml:space="preserve">№6 </w:t>
+      </w:r>
       <w:r>
         <w:rPr>
           <w:rFonts w:ascii="Times New Roman" w:hAnsi="Times New Roman" w:eastAsia="Times New Roman"/>
           <w:b w:val="0"/>
           <w:i w:val="0"/>
-          <w:color w:val="181A1F"/>
           <w:sz w:val="28"/>
         </w:rPr>
-        <w:t>1) В зависимости от участия в осуществлении власти политическая элита делится на правящую и оппозиционную (контрэлиту).</w:t>
+        <w:t>Установите соответствие между примерами и видами издержек фирмы в краткосрочном периоде: к каждой позиции, данной в первом столбце, подберите соответствующую позицию из второго столбца.</w:t>
       </w:r>
     </w:p>
+    <w:tbl>
+      <w:tblPr>
+        <w:tblStyle w:val="TableGrid"/>
+        <w:tblW w:type="auto" w:w="0"/>
+        <w:tblLayout w:type="autofit"/>
+        <w:tblLook w:firstColumn="1" w:firstRow="1" w:lastColumn="0" w:lastRow="0" w:noHBand="0" w:noVBand="1" w:val="04A0"/>
+      </w:tblPr>
+      <w:tblGrid>
+        <w:gridCol w:w="5128"/>
+        <w:gridCol w:w="5128"/>
+      </w:tblGrid>
+      <w:tr>
+        <w:tc>
+          <w:tcPr>
+            <w:tcW w:type="dxa" w:w="5128"/>
+            <w:vAlign w:val="center"/>
+            <w:tcMar>
+              <w:top w:w="80" w:type="dxa"/>
+              <w:start w:w="100" w:type="dxa"/>
+              <w:bottom w:w="80" w:type="dxa"/>
+              <w:end w:w="100" w:type="dxa"/>
+            </w:tcMar>
+          </w:tcPr>
+          <w:p>
+            <w:pPr>
+              <w:keepNext w:val="0"/>
+              <w:spacing w:after="0" w:line="240" w:lineRule="auto"/>
+              <w:jc w:val="left"/>
+            </w:pPr>
+            <w:r>
+              <w:rPr>
+                <w:rFonts w:ascii="Times New Roman" w:hAnsi="Times New Roman" w:eastAsia="Times New Roman"/>
+                <w:sz w:val="28"/>
+              </w:rPr>
+              <w:t>ПРИМЕРЫ</w:t>
+            </w:r>
+          </w:p>
+        </w:tc>
+        <w:tc>
+          <w:tcPr>
+            <w:tcW w:type="dxa" w:w="5128"/>
+            <w:vAlign w:val="center"/>
+            <w:tcMar>
+              <w:top w:w="80" w:type="dxa"/>
+              <w:start w:w="100" w:type="dxa"/>
+              <w:bottom w:w="80" w:type="dxa"/>
+              <w:end w:w="100" w:type="dxa"/>
+            </w:tcMar>
+          </w:tcPr>
+          <w:p>
+            <w:pPr>
+              <w:keepNext w:val="0"/>
+              <w:spacing w:after="0" w:line="240" w:lineRule="auto"/>
+              <w:jc w:val="left"/>
+            </w:pPr>
+            <w:r>
+              <w:rPr>
+                <w:rFonts w:ascii="Times New Roman" w:hAnsi="Times New Roman" w:eastAsia="Times New Roman"/>
+                <w:sz w:val="28"/>
+              </w:rPr>
+              <w:t>ВИДЫ ИЗДЕРЖЕК</w:t>
+            </w:r>
+          </w:p>
+        </w:tc>
+      </w:tr>
+      <w:tr>
+        <w:tc>
+          <w:tcPr>
+            <w:tcW w:type="dxa" w:w="5128"/>
+            <w:vAlign w:val="center"/>
+            <w:tcMar>
+              <w:top w:w="80" w:type="dxa"/>
+              <w:start w:w="100" w:type="dxa"/>
+              <w:bottom w:w="80" w:type="dxa"/>
+              <w:end w:w="100" w:type="dxa"/>
+            </w:tcMar>
+          </w:tcPr>
+          <w:p>
+            <w:pPr>
+              <w:keepNext w:val="0"/>
+              <w:spacing w:after="0" w:line="240" w:lineRule="auto"/>
+              <w:jc w:val="left"/>
+            </w:pPr>
+            <w:r>
+              <w:rPr>
+                <w:rFonts w:ascii="Times New Roman" w:hAnsi="Times New Roman" w:eastAsia="Times New Roman"/>
+                <w:sz w:val="28"/>
+              </w:rPr>
+              <w:t>A) выплаты на застрахованное имуществоБ) приобретение сырьяB) оплата банковских кредитов и процентов по нимГ) сдельная оплата труда наёмных работниковД) арендная плата за помещение</w:t>
+            </w:r>
+          </w:p>
+        </w:tc>
+        <w:tc>
+          <w:tcPr>
+            <w:tcW w:type="dxa" w:w="5128"/>
+            <w:vAlign w:val="center"/>
+            <w:tcMar>
+              <w:top w:w="80" w:type="dxa"/>
+              <w:start w:w="100" w:type="dxa"/>
+              <w:bottom w:w="80" w:type="dxa"/>
+              <w:end w:w="100" w:type="dxa"/>
+            </w:tcMar>
+          </w:tcPr>
+          <w:p>
+            <w:pPr>
+              <w:keepNext w:val="0"/>
+              <w:spacing w:after="0" w:line="240" w:lineRule="auto"/>
+              <w:jc w:val="left"/>
+            </w:pPr>
+            <w:r>
+              <w:rPr>
+                <w:rFonts w:ascii="Times New Roman" w:hAnsi="Times New Roman" w:eastAsia="Times New Roman"/>
+                <w:sz w:val="28"/>
+              </w:rPr>
+              <w:t>1) постоянные2) переменные</w:t>
+            </w:r>
+          </w:p>
+        </w:tc>
+      </w:tr>
+    </w:tbl>
+    <w:p/>
     <w:p>
       <w:pPr>
-        <w:widowControl/>
-        <w:spacing w:line="240" w:lineRule="auto" w:after="0"/>
+        <w:keepNext w:val="0"/>
+        <w:spacing w:after="60" w:line="240" w:lineRule="auto"/>
+        <w:jc w:val="both"/>
       </w:pPr>
       <w:r>
         <w:rPr>
           <w:rFonts w:ascii="Times New Roman" w:hAnsi="Times New Roman" w:eastAsia="Times New Roman"/>
           <w:b w:val="0"/>
           <w:i w:val="0"/>
-          <w:color w:val="181A1F"/>
           <w:sz w:val="28"/>
         </w:rPr>
-        <w:t>2) Политическая элита разрабатывает стратегию и тактику развития общества, определяет политическую программу действий.</w:t>
+        <w:t>Запишите в ответ цифры, расположив их в порядке, соответствующем буквам:</w:t>
       </w:r>
     </w:p>
+    <w:tbl>
+      <w:tblPr>
+        <w:tblStyle w:val="TableGrid"/>
+        <w:tblW w:type="auto" w:w="0"/>
+        <w:tblLayout w:type="autofit"/>
+        <w:tblLook w:firstColumn="1" w:firstRow="1" w:lastColumn="0" w:lastRow="0" w:noHBand="0" w:noVBand="1" w:val="04A0"/>
+      </w:tblPr>
+      <w:tblGrid>
+        <w:gridCol w:w="2051"/>
+        <w:gridCol w:w="2051"/>
+        <w:gridCol w:w="2051"/>
+        <w:gridCol w:w="2051"/>
+        <w:gridCol w:w="2051"/>
+      </w:tblGrid>
+      <w:tr>
+        <w:tc>
+          <w:tcPr>
+            <w:tcW w:type="dxa" w:w="2051"/>
+            <w:vAlign w:val="center"/>
+            <w:tcMar>
+              <w:top w:w="80" w:type="dxa"/>
+              <w:start w:w="100" w:type="dxa"/>
+              <w:bottom w:w="80" w:type="dxa"/>
+              <w:end w:w="100" w:type="dxa"/>
+            </w:tcMar>
+          </w:tcPr>
+          <w:p>
+            <w:pPr>
+              <w:keepNext w:val="0"/>
+              <w:spacing w:after="0" w:line="240" w:lineRule="auto"/>
+              <w:jc w:val="left"/>
+            </w:pPr>
+            <w:r>
+              <w:rPr>
+                <w:rFonts w:ascii="Times New Roman" w:hAnsi="Times New Roman" w:eastAsia="Times New Roman"/>
+                <w:sz w:val="28"/>
+              </w:rPr>
+              <w:t>A</w:t>
+            </w:r>
+          </w:p>
+        </w:tc>
+        <w:tc>
+          <w:tcPr>
+            <w:tcW w:type="dxa" w:w="2051"/>
+            <w:vAlign w:val="center"/>
+            <w:tcMar>
+              <w:top w:w="80" w:type="dxa"/>
+              <w:start w:w="100" w:type="dxa"/>
+              <w:bottom w:w="80" w:type="dxa"/>
+              <w:end w:w="100" w:type="dxa"/>
+            </w:tcMar>
+          </w:tcPr>
+          <w:p>
+            <w:pPr>
+              <w:keepNext w:val="0"/>
+              <w:spacing w:after="0" w:line="240" w:lineRule="auto"/>
+              <w:jc w:val="left"/>
+            </w:pPr>
+            <w:r>
+              <w:rPr>
+                <w:rFonts w:ascii="Times New Roman" w:hAnsi="Times New Roman" w:eastAsia="Times New Roman"/>
+                <w:sz w:val="28"/>
+              </w:rPr>
+              <w:t>Б</w:t>
+            </w:r>
+          </w:p>
+        </w:tc>
+        <w:tc>
+          <w:tcPr>
+            <w:tcW w:type="dxa" w:w="2051"/>
+            <w:vAlign w:val="center"/>
+            <w:tcMar>
+              <w:top w:w="80" w:type="dxa"/>
+              <w:start w:w="100" w:type="dxa"/>
+              <w:bottom w:w="80" w:type="dxa"/>
+              <w:end w:w="100" w:type="dxa"/>
+            </w:tcMar>
+          </w:tcPr>
+          <w:p>
+            <w:pPr>
+              <w:keepNext w:val="0"/>
+              <w:spacing w:after="0" w:line="240" w:lineRule="auto"/>
+              <w:jc w:val="left"/>
+            </w:pPr>
+            <w:r>
+              <w:rPr>
+                <w:rFonts w:ascii="Times New Roman" w:hAnsi="Times New Roman" w:eastAsia="Times New Roman"/>
+                <w:sz w:val="28"/>
+              </w:rPr>
+              <w:t>В</w:t>
+            </w:r>
+          </w:p>
+        </w:tc>
+        <w:tc>
+          <w:tcPr>
+            <w:tcW w:type="dxa" w:w="2051"/>
+            <w:vAlign w:val="center"/>
+            <w:tcMar>
+              <w:top w:w="80" w:type="dxa"/>
+              <w:start w:w="100" w:type="dxa"/>
+              <w:bottom w:w="80" w:type="dxa"/>
+              <w:end w:w="100" w:type="dxa"/>
+            </w:tcMar>
+          </w:tcPr>
+          <w:p>
+            <w:pPr>
+              <w:keepNext w:val="0"/>
+              <w:spacing w:after="0" w:line="240" w:lineRule="auto"/>
+              <w:jc w:val="left"/>
+            </w:pPr>
+            <w:r>
+              <w:rPr>
+                <w:rFonts w:ascii="Times New Roman" w:hAnsi="Times New Roman" w:eastAsia="Times New Roman"/>
+                <w:sz w:val="28"/>
+              </w:rPr>
+              <w:t>Г</w:t>
+            </w:r>
+          </w:p>
+        </w:tc>
+        <w:tc>
+          <w:tcPr>
+            <w:tcW w:type="dxa" w:w="2051"/>
+            <w:vAlign w:val="center"/>
+            <w:tcMar>
+              <w:top w:w="80" w:type="dxa"/>
+              <w:start w:w="100" w:type="dxa"/>
+              <w:bottom w:w="80" w:type="dxa"/>
+              <w:end w:w="100" w:type="dxa"/>
+            </w:tcMar>
+          </w:tcPr>
+          <w:p>
+            <w:pPr>
+              <w:keepNext w:val="0"/>
+              <w:spacing w:after="0" w:line="240" w:lineRule="auto"/>
+              <w:jc w:val="left"/>
+            </w:pPr>
+            <w:r>
+              <w:rPr>
+                <w:rFonts w:ascii="Times New Roman" w:hAnsi="Times New Roman" w:eastAsia="Times New Roman"/>
+                <w:sz w:val="28"/>
+              </w:rPr>
+              <w:t>Д</w:t>
+            </w:r>
+          </w:p>
+        </w:tc>
+      </w:tr>
+      <w:tr>
+        <w:tc>
+          <w:tcPr>
+            <w:tcW w:type="dxa" w:w="2051"/>
+            <w:vAlign w:val="center"/>
+            <w:tcMar>
+              <w:top w:w="80" w:type="dxa"/>
+              <w:start w:w="100" w:type="dxa"/>
+              <w:bottom w:w="80" w:type="dxa"/>
+              <w:end w:w="100" w:type="dxa"/>
+            </w:tcMar>
+          </w:tcPr>
+          <w:p>
+            <w:pPr>
+              <w:keepNext w:val="0"/>
+              <w:spacing w:after="0" w:line="240" w:lineRule="auto"/>
+              <w:jc w:val="left"/>
+            </w:pPr>
+            <w:r>
+              <w:rPr>
+                <w:rFonts w:ascii="Times New Roman" w:hAnsi="Times New Roman" w:eastAsia="Times New Roman"/>
+                <w:sz w:val="28"/>
+              </w:rPr>
+            </w:r>
+          </w:p>
+        </w:tc>
+        <w:tc>
+          <w:tcPr>
+            <w:tcW w:type="dxa" w:w="2051"/>
+            <w:vAlign w:val="center"/>
+            <w:tcMar>
+              <w:top w:w="80" w:type="dxa"/>
+              <w:start w:w="100" w:type="dxa"/>
+              <w:bottom w:w="80" w:type="dxa"/>
+              <w:end w:w="100" w:type="dxa"/>
+            </w:tcMar>
+          </w:tcPr>
+          <w:p>
+            <w:pPr>
+              <w:keepNext w:val="0"/>
+              <w:spacing w:after="0" w:line="240" w:lineRule="auto"/>
+              <w:jc w:val="left"/>
+            </w:pPr>
+            <w:r>
+              <w:rPr>
+                <w:rFonts w:ascii="Times New Roman" w:hAnsi="Times New Roman" w:eastAsia="Times New Roman"/>
+                <w:sz w:val="28"/>
+              </w:rPr>
+            </w:r>
+          </w:p>
+        </w:tc>
+        <w:tc>
+          <w:tcPr>
+            <w:tcW w:type="dxa" w:w="2051"/>
+            <w:vAlign w:val="center"/>
+            <w:tcMar>
+              <w:top w:w="80" w:type="dxa"/>
+              <w:start w:w="100" w:type="dxa"/>
+              <w:bottom w:w="80" w:type="dxa"/>
+              <w:end w:w="100" w:type="dxa"/>
+            </w:tcMar>
+          </w:tcPr>
+          <w:p>
+            <w:pPr>
+              <w:keepNext w:val="0"/>
+              <w:spacing w:after="0" w:line="240" w:lineRule="auto"/>
+              <w:jc w:val="left"/>
+            </w:pPr>
+            <w:r>
+              <w:rPr>
+                <w:rFonts w:ascii="Times New Roman" w:hAnsi="Times New Roman" w:eastAsia="Times New Roman"/>
+                <w:sz w:val="28"/>
+              </w:rPr>
+            </w:r>
+          </w:p>
+        </w:tc>
+        <w:tc>
+          <w:tcPr>
+            <w:tcW w:type="dxa" w:w="2051"/>
+            <w:vAlign w:val="center"/>
+            <w:tcMar>
+              <w:top w:w="80" w:type="dxa"/>
+              <w:start w:w="100" w:type="dxa"/>
+              <w:bottom w:w="80" w:type="dxa"/>
+              <w:end w:w="100" w:type="dxa"/>
+            </w:tcMar>
+          </w:tcPr>
+          <w:p>
+            <w:pPr>
+              <w:keepNext w:val="0"/>
+              <w:spacing w:after="0" w:line="240" w:lineRule="auto"/>
+              <w:jc w:val="left"/>
+            </w:pPr>
+            <w:r>
+              <w:rPr>
+                <w:rFonts w:ascii="Times New Roman" w:hAnsi="Times New Roman" w:eastAsia="Times New Roman"/>
+                <w:sz w:val="28"/>
+              </w:rPr>
+            </w:r>
+          </w:p>
+        </w:tc>
+        <w:tc>
+          <w:tcPr>
+            <w:tcW w:type="dxa" w:w="2051"/>
+            <w:vAlign w:val="center"/>
+            <w:tcMar>
+              <w:top w:w="80" w:type="dxa"/>
+              <w:start w:w="100" w:type="dxa"/>
+              <w:bottom w:w="80" w:type="dxa"/>
+              <w:end w:w="100" w:type="dxa"/>
+            </w:tcMar>
+          </w:tcPr>
+          <w:p>
+            <w:pPr>
+              <w:keepNext w:val="0"/>
+              <w:spacing w:after="0" w:line="240" w:lineRule="auto"/>
+              <w:jc w:val="left"/>
+            </w:pPr>
+            <w:r>
+              <w:rPr>
+                <w:rFonts w:ascii="Times New Roman" w:hAnsi="Times New Roman" w:eastAsia="Times New Roman"/>
+                <w:sz w:val="28"/>
+              </w:rPr>
+            </w:r>
+          </w:p>
+        </w:tc>
+      </w:tr>
+    </w:tbl>
+    <w:p/>
     <w:p>
       <w:pPr>
-        <w:widowControl/>
-        <w:spacing w:line="240" w:lineRule="auto" w:after="0"/>
+        <w:keepNext w:val="0"/>
+        <w:spacing w:after="60" w:line="240" w:lineRule="auto"/>
+        <w:jc w:val="both"/>
       </w:pPr>
       <w:r>
         <w:rPr>
           <w:rFonts w:ascii="Times New Roman" w:hAnsi="Times New Roman" w:eastAsia="Times New Roman"/>
           <w:b w:val="0"/>
           <w:i w:val="0"/>
-          <w:color w:val="181A1F"/>
           <w:sz w:val="28"/>
         </w:rPr>
-        <w:t xml:space="preserve">3) Политическая элита это привилегированная группа, которая занимает руководящие позиции в государстве и непосредственно участвует в принятии важнейших решений, связанных с использованием власти. </w:t>
+        <w:t>Ответ:</w:t>
       </w:r>
     </w:p>
     <w:p>
       <w:pPr>
-        <w:widowControl/>
-        <w:spacing w:line="240" w:lineRule="auto" w:after="0"/>
-      </w:pPr>
+        <w:keepNext w:val="0"/>
+        <w:spacing w:after="60" w:line="240" w:lineRule="auto"/>
+        <w:jc w:val="both"/>
+      </w:pPr>
+      <w:r>
+        <w:rPr>
+          <w:rFonts w:ascii="Times New Roman" w:hAnsi="Times New Roman" w:eastAsia="Times New Roman"/>
+          <w:b/>
+          <w:sz w:val="28"/>
+        </w:rPr>
+        <w:t xml:space="preserve">№7 </w:t>
+      </w:r>
       <w:r>
         <w:rPr>
           <w:rFonts w:ascii="Times New Roman" w:hAnsi="Times New Roman" w:eastAsia="Times New Roman"/>
           <w:b w:val="0"/>
           <w:i w:val="0"/>
-          <w:color w:val="181A1F"/>
           <w:sz w:val="28"/>
         </w:rPr>
-        <w:t>4) Каналами рекрутирования политической элиты служат только политические партии.</w:t>
+        <w:t>Представьте, что Вы помогаете учителю оформить презентацию к уроку обществознания по теме «Инфляция». Один из слайдов называется «Меры, способствующие снижению инфляции». Что из перечисленного следует включить в этот слайд? Запишите цифры, под которыми указаны эти меры.</w:t>
       </w:r>
     </w:p>
     <w:p>
       <w:pPr>
-        <w:widowControl/>
-        <w:spacing w:line="240" w:lineRule="auto" w:after="0"/>
+        <w:keepNext w:val="0"/>
+        <w:spacing w:after="60" w:line="240" w:lineRule="auto"/>
+        <w:jc w:val="both"/>
       </w:pPr>
       <w:r>
         <w:rPr>
           <w:rFonts w:ascii="Times New Roman" w:hAnsi="Times New Roman" w:eastAsia="Times New Roman"/>
           <w:b w:val="0"/>
           <w:i w:val="0"/>
-          <w:color w:val="181A1F"/>
           <w:sz w:val="28"/>
         </w:rPr>
-        <w:t>5) B зависимости от типа осуществления власти выделяют профессиональные и демократические элиты.</w:t>
+        <w:t xml:space="preserve">1) увеличение расходов государства на социальные нужды </w:t>
       </w:r>
     </w:p>
     <w:p>
       <w:pPr>
-        <w:keepNext/>
-        <w:widowControl/>
-        <w:spacing w:line="240" w:lineRule="auto" w:after="0" w:before="120"/>
-      </w:pPr>
-      <w:r>
-        <w:rPr>
-          <w:rFonts w:ascii="Times New Roman" w:hAnsi="Times New Roman" w:eastAsia="Times New Roman"/>
-          <w:b/>
-          <w:color w:val="181A1F"/>
-          <w:sz w:val="28"/>
-        </w:rPr>
-        <w:t>6.</w:t>
-      </w:r>
-    </w:p>
-    <w:p>
-      <w:pPr>
-        <w:widowControl/>
-        <w:spacing w:line="240" w:lineRule="auto" w:after="0"/>
+        <w:keepNext w:val="0"/>
+        <w:spacing w:after="60" w:line="240" w:lineRule="auto"/>
+        <w:jc w:val="both"/>
       </w:pPr>
       <w:r>
         <w:rPr>
           <w:rFonts w:ascii="Times New Roman" w:hAnsi="Times New Roman" w:eastAsia="Times New Roman"/>
           <w:b w:val="0"/>
           <w:i w:val="0"/>
-          <w:color w:val="181A1F"/>
           <w:sz w:val="28"/>
         </w:rPr>
-        <w:t>Выберите верные суждения о социальном конфликте и запишите цифры, под которыми они указаны.</w:t>
+        <w:t>2) снижение налоговых ставок для населения</w:t>
       </w:r>
     </w:p>
     <w:p>
       <w:pPr>
-        <w:widowControl/>
-        <w:spacing w:line="240" w:lineRule="auto" w:after="0"/>
+        <w:keepNext w:val="0"/>
+        <w:spacing w:after="60" w:line="240" w:lineRule="auto"/>
+        <w:jc w:val="both"/>
       </w:pPr>
       <w:r>
         <w:rPr>
           <w:rFonts w:ascii="Times New Roman" w:hAnsi="Times New Roman" w:eastAsia="Times New Roman"/>
           <w:b w:val="0"/>
           <w:i w:val="0"/>
-          <w:color w:val="181A1F"/>
           <w:sz w:val="28"/>
         </w:rPr>
-        <w:t>1) Социальный конфликт — это всегда конфликт индивидуальных интересов.</w:t>
+        <w:t>3) изъятие «лишних» денег центральным банком</w:t>
       </w:r>
     </w:p>
     <w:p>
       <w:pPr>
-        <w:widowControl/>
-        <w:spacing w:line="240" w:lineRule="auto" w:after="0"/>
+        <w:keepNext w:val="0"/>
+        <w:spacing w:after="60" w:line="240" w:lineRule="auto"/>
+        <w:jc w:val="both"/>
       </w:pPr>
       <w:r>
         <w:rPr>
           <w:rFonts w:ascii="Times New Roman" w:hAnsi="Times New Roman" w:eastAsia="Times New Roman"/>
           <w:b w:val="0"/>
           <w:i w:val="0"/>
-          <w:color w:val="181A1F"/>
           <w:sz w:val="28"/>
         </w:rPr>
-        <w:t>2) В процессе социального конфликта стороны осознают свои интересы и стараются их защитить.</w:t>
+        <w:t>4) отказ от повышения заработной платы и пенсий</w:t>
       </w:r>
     </w:p>
     <w:p>
       <w:pPr>
-        <w:widowControl/>
-        <w:spacing w:line="240" w:lineRule="auto" w:after="0"/>
+        <w:keepNext w:val="0"/>
+        <w:spacing w:after="60" w:line="240" w:lineRule="auto"/>
+        <w:jc w:val="both"/>
       </w:pPr>
       <w:r>
         <w:rPr>
           <w:rFonts w:ascii="Times New Roman" w:hAnsi="Times New Roman" w:eastAsia="Times New Roman"/>
           <w:b w:val="0"/>
           <w:i w:val="0"/>
-          <w:color w:val="181A1F"/>
           <w:sz w:val="28"/>
         </w:rPr>
-        <w:t>3) Все конфликты оказывают дезинтегративное, разрушительное влияние на общественную жизнь.</w:t>
+        <w:t xml:space="preserve">5) переход на натуральный обмен </w:t>
       </w:r>
     </w:p>
     <w:p>
       <w:pPr>
-        <w:widowControl/>
-        <w:spacing w:line="240" w:lineRule="auto" w:after="0"/>
+        <w:keepNext w:val="0"/>
+        <w:spacing w:after="60" w:line="240" w:lineRule="auto"/>
+        <w:jc w:val="both"/>
       </w:pPr>
       <w:r>
         <w:rPr>
           <w:rFonts w:ascii="Times New Roman" w:hAnsi="Times New Roman" w:eastAsia="Times New Roman"/>
           <w:b w:val="0"/>
           <w:i w:val="0"/>
-          <w:color w:val="181A1F"/>
           <w:sz w:val="28"/>
         </w:rPr>
-        <w:t>4) Конфликты могут быть скрытыми или явными, но в их основе всегда лежит отсутствие согласия между двумя или более сторонами.</w:t>
+        <w:t>6) искажение всех основных экономических показателей</w:t>
       </w:r>
     </w:p>
     <w:p>
       <w:pPr>
-        <w:widowControl/>
-        <w:spacing w:line="240" w:lineRule="auto" w:after="0"/>
+        <w:keepNext w:val="0"/>
+        <w:spacing w:after="60" w:line="240" w:lineRule="auto"/>
+        <w:jc w:val="both"/>
       </w:pPr>
       <w:r>
         <w:rPr>
           <w:rFonts w:ascii="Times New Roman" w:hAnsi="Times New Roman" w:eastAsia="Times New Roman"/>
           <w:b w:val="0"/>
           <w:i w:val="0"/>
-          <w:color w:val="181A1F"/>
           <w:sz w:val="28"/>
         </w:rPr>
-        <w:t>5) Последствия социального конфликта нельзя оценить однозначно.</w:t>
+        <w:t>Ответ:</w:t>
       </w:r>
     </w:p>
     <w:p>
       <w:pPr>
-        <w:keepNext/>
-        <w:widowControl/>
-        <w:spacing w:line="240" w:lineRule="auto" w:after="0" w:before="120"/>
+        <w:keepNext w:val="0"/>
+        <w:spacing w:after="60" w:line="240" w:lineRule="auto"/>
+        <w:jc w:val="both"/>
       </w:pPr>
       <w:r>
         <w:rPr>
           <w:rFonts w:ascii="Times New Roman" w:hAnsi="Times New Roman" w:eastAsia="Times New Roman"/>
           <w:b/>
-          <w:color w:val="181A1F"/>
           <w:sz w:val="28"/>
         </w:rPr>
-        <w:t>7.</w:t>
+        <w:t xml:space="preserve">№8 </w:t>
       </w:r>
-    </w:p>
-    <w:p>
-      <w:pPr>
-        <w:widowControl/>
-        <w:spacing w:line="240" w:lineRule="auto" w:after="0"/>
-      </w:pPr>
       <w:r>
         <w:rPr>
           <w:rFonts w:ascii="Times New Roman" w:hAnsi="Times New Roman" w:eastAsia="Times New Roman"/>
           <w:b w:val="0"/>
           <w:i w:val="0"/>
-          <w:color w:val="181A1F"/>
           <w:sz w:val="28"/>
         </w:rPr>
-        <w:t>Каждые 6 лет в стране Z проходят парламентские выборы. Какие из приведённых признаков свидетельствуют о том, что выборы проводятся по пропорциональной избирательной системе? Запишите номера, под которыми они указаны.</w:t>
+        <w:t>Выберите верные суждения о социальном поведении и социальном контроле. Запишите цифры, под которыми они указаны.</w:t>
       </w:r>
     </w:p>
     <w:p>
       <w:pPr>
-        <w:widowControl/>
-        <w:spacing w:line="240" w:lineRule="auto" w:after="0"/>
+        <w:keepNext w:val="0"/>
+        <w:spacing w:after="60" w:line="240" w:lineRule="auto"/>
+        <w:jc w:val="both"/>
       </w:pPr>
       <w:r>
         <w:rPr>
           <w:rFonts w:ascii="Times New Roman" w:hAnsi="Times New Roman" w:eastAsia="Times New Roman"/>
           <w:b w:val="0"/>
           <w:i w:val="0"/>
-          <w:color w:val="181A1F"/>
           <w:sz w:val="28"/>
         </w:rPr>
-        <w:t>1) Количество депутатских мандатов определяется процентом голосов, полученных партией на выборах.</w:t>
+        <w:t xml:space="preserve">1) Социальное поведение, как правило, основывается на исполнении людьми социальных норм в процессе взаимодействия друг с другом. </w:t>
       </w:r>
     </w:p>
     <w:p>
       <w:pPr>
-        <w:widowControl/>
-        <w:spacing w:line="240" w:lineRule="auto" w:after="0"/>
+        <w:keepNext w:val="0"/>
+        <w:spacing w:after="60" w:line="240" w:lineRule="auto"/>
+        <w:jc w:val="both"/>
       </w:pPr>
       <w:r>
         <w:rPr>
           <w:rFonts w:ascii="Times New Roman" w:hAnsi="Times New Roman" w:eastAsia="Times New Roman"/>
           <w:b w:val="0"/>
           <w:i w:val="0"/>
-          <w:color w:val="181A1F"/>
           <w:sz w:val="28"/>
         </w:rPr>
-        <w:t>2) Избиратели голосуют за политическую программу той или иной партии/блока партий.</w:t>
+        <w:t xml:space="preserve">2) Формальный контроль связан прежде всего с процессом взаимного контроля участников какого-либо коллектива. </w:t>
       </w:r>
     </w:p>
     <w:p>
       <w:pPr>
-        <w:widowControl/>
-        <w:spacing w:line="240" w:lineRule="auto" w:after="0"/>
+        <w:keepNext w:val="0"/>
+        <w:spacing w:after="60" w:line="240" w:lineRule="auto"/>
+        <w:jc w:val="both"/>
       </w:pPr>
       <w:r>
         <w:rPr>
           <w:rFonts w:ascii="Times New Roman" w:hAnsi="Times New Roman" w:eastAsia="Times New Roman"/>
           <w:b w:val="0"/>
           <w:i w:val="0"/>
-          <w:color w:val="181A1F"/>
           <w:sz w:val="28"/>
         </w:rPr>
-        <w:t>3) B парламенте представлены все официально зарегистрированные политические партии.</w:t>
+        <w:t xml:space="preserve">3) Социальный контроль включает в себя систему методов и стратегий, с помощью которых индивид согласовывает своё поведение с социальными предписаниями и ожиданиями окружающих. </w:t>
       </w:r>
     </w:p>
     <w:p>
       <w:pPr>
-        <w:widowControl/>
-        <w:spacing w:line="240" w:lineRule="auto" w:after="0"/>
+        <w:keepNext w:val="0"/>
+        <w:spacing w:after="60" w:line="240" w:lineRule="auto"/>
+        <w:jc w:val="both"/>
       </w:pPr>
       <w:r>
         <w:rPr>
           <w:rFonts w:ascii="Times New Roman" w:hAnsi="Times New Roman" w:eastAsia="Times New Roman"/>
           <w:b w:val="0"/>
           <w:i w:val="0"/>
-          <w:color w:val="181A1F"/>
           <w:sz w:val="28"/>
         </w:rPr>
-        <w:t>4) В стране для выдвижения кандидатов и проведения выборов создаются одномандатные округа.</w:t>
+        <w:t xml:space="preserve">4) Меры поощрения, признания стимулируют поведение индивидов, добросовестно исполняющих предписания социальных норм. </w:t>
       </w:r>
     </w:p>
     <w:p>
       <w:pPr>
-        <w:widowControl/>
-        <w:spacing w:line="240" w:lineRule="auto" w:after="0"/>
+        <w:keepNext w:val="0"/>
+        <w:spacing w:after="60" w:line="240" w:lineRule="auto"/>
+        <w:jc w:val="both"/>
       </w:pPr>
       <w:r>
         <w:rPr>
           <w:rFonts w:ascii="Times New Roman" w:hAnsi="Times New Roman" w:eastAsia="Times New Roman"/>
           <w:b w:val="0"/>
           <w:i w:val="0"/>
-          <w:color w:val="181A1F"/>
           <w:sz w:val="28"/>
         </w:rPr>
-        <w:t>5) Места в парламенте получают партии, набравшие больше 6% голосов.</w:t>
+        <w:t>5) Самоконтроль личности является формальным методом социального контроля.</w:t>
       </w:r>
     </w:p>
     <w:p>
       <w:pPr>
-        <w:widowControl/>
-        <w:spacing w:line="240" w:lineRule="auto" w:after="0"/>
+        <w:keepNext w:val="0"/>
+        <w:spacing w:after="60" w:line="240" w:lineRule="auto"/>
+        <w:jc w:val="both"/>
       </w:pPr>
       <w:r>
         <w:rPr>
           <w:rFonts w:ascii="Times New Roman" w:hAnsi="Times New Roman" w:eastAsia="Times New Roman"/>
           <w:b w:val="0"/>
           <w:i w:val="0"/>
-          <w:color w:val="181A1F"/>
           <w:sz w:val="28"/>
         </w:rPr>
-        <w:t>6) В стране активно проходит предвыборная кампания.</w:t>
+        <w:t>Ответ:</w:t>
       </w:r>
     </w:p>
     <w:p>
       <w:pPr>
-        <w:keepNext/>
-        <w:widowControl/>
-        <w:spacing w:line="240" w:lineRule="auto" w:after="0" w:before="120"/>
+        <w:keepNext w:val="0"/>
+        <w:spacing w:after="60" w:line="240" w:lineRule="auto"/>
+        <w:jc w:val="both"/>
       </w:pPr>
       <w:r>
         <w:rPr>
           <w:rFonts w:ascii="Times New Roman" w:hAnsi="Times New Roman" w:eastAsia="Times New Roman"/>
           <w:b/>
-          <w:color w:val="181A1F"/>
           <w:sz w:val="28"/>
         </w:rPr>
-        <w:t>8.</w:t>
+        <w:t xml:space="preserve">№9 </w:t>
       </w:r>
-    </w:p>
-    <w:p>
-      <w:pPr>
-        <w:widowControl/>
-        <w:spacing w:line="240" w:lineRule="auto" w:after="0"/>
-      </w:pPr>
       <w:r>
         <w:rPr>
           <w:rFonts w:ascii="Times New Roman" w:hAnsi="Times New Roman" w:eastAsia="Times New Roman"/>
           <w:b w:val="0"/>
           <w:i w:val="0"/>
-          <w:color w:val="181A1F"/>
           <w:sz w:val="28"/>
         </w:rPr>
-        <w:t>В государстве каждые пять лет проходят выборы его главы и депутатов парламента. Какие из перечисленных признаков позволяют считать политический режим в государстве недемократическим? Запишите цифры, под которыми они указаны.</w:t>
+        <w:t>В ходе социологических опросов совершеннолетних жителей им предложили определить их отношение к проблеме неравенства доходов. Полученные результаты (в % от числа опрошенных) представлены в виде диаграммы.</w:t>
       </w:r>
     </w:p>
     <w:p>
       <w:pPr>
-        <w:widowControl/>
-        <w:spacing w:line="240" w:lineRule="auto" w:after="0"/>
+        <w:spacing w:after="80"/>
+        <w:jc w:val="center"/>
       </w:pPr>
       <w:r>
-        <w:rPr>
-          <w:rFonts w:ascii="Times New Roman" w:hAnsi="Times New Roman" w:eastAsia="Times New Roman"/>
-          <w:b w:val="0"/>
-          <w:i w:val="0"/>
-          <w:color w:val="181A1F"/>
-          <w:sz w:val="28"/>
-        </w:rPr>
-        <w:t>1) наличие государственного аппарата</w:t>
-      </w:r>
-    </w:p>
-    <w:p>
-      <w:pPr>
-        <w:widowControl/>
-        <w:spacing w:line="240" w:lineRule="auto" w:after="0"/>
-      </w:pPr>
-      <w:r>
-        <w:rPr>
-          <w:rFonts w:ascii="Times New Roman" w:hAnsi="Times New Roman" w:eastAsia="Times New Roman"/>
-          <w:b w:val="0"/>
-          <w:i w:val="0"/>
-          <w:color w:val="181A1F"/>
-          <w:sz w:val="28"/>
-        </w:rPr>
-        <w:t>2) зависимость правосудия от мнения главы государства</w:t>
-      </w:r>
-    </w:p>
-    <w:p>
-      <w:pPr>
-        <w:widowControl/>
-        <w:spacing w:line="240" w:lineRule="auto" w:after="0"/>
-      </w:pPr>
-      <w:r>
-        <w:rPr>
-          <w:rFonts w:ascii="Times New Roman" w:hAnsi="Times New Roman" w:eastAsia="Times New Roman"/>
-          <w:b w:val="0"/>
-          <w:i w:val="0"/>
-          <w:color w:val="181A1F"/>
-          <w:sz w:val="28"/>
-        </w:rPr>
-        <w:t>3) всесторонний контроль государства за жизнью общества и гражданина</w:t>
-      </w:r>
-    </w:p>
-    <w:p>
-      <w:pPr>
-        <w:widowControl/>
-        <w:spacing w:line="240" w:lineRule="auto" w:after="0"/>
-      </w:pPr>
-      <w:r>
-        <w:rPr>
-          <w:rFonts w:ascii="Times New Roman" w:hAnsi="Times New Roman" w:eastAsia="Times New Roman"/>
-          <w:b w:val="0"/>
-          <w:i w:val="0"/>
-          <w:color w:val="181A1F"/>
-          <w:sz w:val="28"/>
-        </w:rPr>
-        <w:t>4) монополия государства на правотворчество</w:t>
-      </w:r>
-    </w:p>
-    <w:p>
-      <w:pPr>
-        <w:widowControl/>
-        <w:spacing w:line="240" w:lineRule="auto" w:after="0"/>
-      </w:pPr>
-      <w:r>
-        <w:rPr>
-          <w:rFonts w:ascii="Times New Roman" w:hAnsi="Times New Roman" w:eastAsia="Times New Roman"/>
-          <w:b w:val="0"/>
-          <w:i w:val="0"/>
-          <w:color w:val="181A1F"/>
-          <w:sz w:val="28"/>
-        </w:rPr>
-        <w:t>5) массовые репрессии и террор со стороны силовых структур</w:t>
-      </w:r>
-    </w:p>
-    <w:p>
-      <w:pPr>
-        <w:widowControl/>
-        <w:spacing w:line="240" w:lineRule="auto" w:after="0"/>
-      </w:pPr>
-      <w:r>
-        <w:rPr>
-          <w:rFonts w:ascii="Times New Roman" w:hAnsi="Times New Roman" w:eastAsia="Times New Roman"/>
-          <w:b w:val="0"/>
-          <w:i w:val="0"/>
-          <w:color w:val="181A1F"/>
-          <w:sz w:val="28"/>
-        </w:rPr>
-        <w:t>6) обеспечение охраны государственной границы</w:t>
-      </w:r>
-    </w:p>
-    <w:p>
-      <w:pPr>
-        <w:keepNext/>
-        <w:widowControl/>
-        <w:spacing w:line="240" w:lineRule="auto" w:after="0" w:before="120"/>
-      </w:pPr>
-      <w:r>
-        <w:rPr>
-          <w:rFonts w:ascii="Times New Roman" w:hAnsi="Times New Roman" w:eastAsia="Times New Roman"/>
-          <w:b/>
-          <w:color w:val="181A1F"/>
-          <w:sz w:val="28"/>
-        </w:rPr>
-        <w:t>9.</w:t>
-      </w:r>
-    </w:p>
-    <w:p>
-      <w:pPr>
-        <w:widowControl/>
-        <w:spacing w:line="240" w:lineRule="auto" w:after="0"/>
-      </w:pPr>
-      <w:r>
-        <w:rPr>
-          <w:rFonts w:ascii="Times New Roman" w:hAnsi="Times New Roman" w:eastAsia="Times New Roman"/>
-          <w:b w:val="0"/>
-          <w:i w:val="0"/>
-          <w:color w:val="181A1F"/>
-          <w:sz w:val="28"/>
-        </w:rPr>
-        <w:t>В ходе социологического опроса совершеннолетних граждан страны Z, имеющих разный уровень образования, им задавали вопрос: «Где Вы, как правило, покупаете одежду и обувь?» (Можно было выбрать не более двух ответов). Полученные результаты (в % от числа опрошенных) представлены в виде диаграммы.</w:t>
-      </w:r>
-    </w:p>
-    <w:p>
-      <w:pPr>
-        <w:widowControl/>
-        <w:spacing w:line="240" w:lineRule="auto" w:after="0"/>
-        <w:jc w:val="center"/>
-      </w:pPr>
-      <w:r>
-        <w:rPr>
-          <w:rFonts w:ascii="Times New Roman" w:hAnsi="Times New Roman" w:eastAsia="Times New Roman"/>
-          <w:color w:val="181A1F"/>
-          <w:sz w:val="28"/>
-        </w:rPr>
         <w:drawing>
           <wp:inline xmlns:a="http://schemas.openxmlformats.org/drawingml/2006/main" xmlns:pic="http://schemas.openxmlformats.org/drawingml/2006/picture">
-            <wp:extent cx="5400000" cy="4752000"/>
-            <wp:docPr id="2" name="Picture 2"/>
+            <wp:extent cx="3780000" cy="3780000"/>
+            <wp:docPr id="1" name="Picture 1"/>
             <wp:cNvGraphicFramePr>
               <a:graphicFrameLocks noChangeAspect="1"/>
             </wp:cNvGraphicFramePr>
@@ -1408,12 +1779,11 @@
               <a:graphicData uri="http://schemas.openxmlformats.org/drawingml/2006/picture">
                 <pic:pic>
                   <pic:nvPicPr>
-                    <pic:cNvPr id="0" name="asset-0072.png"/>
+                    <pic:cNvPr id="0" name="asset-0045.png"/>
                     <pic:cNvPicPr/>
                   </pic:nvPicPr>
                   <pic:blipFill>
-                    <a:blip r:embed="rId10"/>
-                    <a:srcRect b="12000"/>
+                    <a:blip r:embed="rId9"/>
                     <a:stretch>
                       <a:fillRect/>
                     </a:stretch>
@@ -1421,7 +1791,7 @@
                   <pic:spPr>
                     <a:xfrm>
                       <a:off x="0" y="0"/>
-                      <a:ext cx="5400000" cy="4752000"/>
+                      <a:ext cx="3780000" cy="3780000"/>
                     </a:xfrm>
                     <a:prstGeom prst="rect"/>
                   </pic:spPr>
@@ -1434,1146 +1804,111 @@
     </w:p>
     <w:p>
       <w:pPr>
-        <w:widowControl/>
-        <w:spacing w:line="240" w:lineRule="auto" w:after="0"/>
+        <w:keepNext w:val="0"/>
+        <w:spacing w:after="60" w:line="240" w:lineRule="auto"/>
+        <w:jc w:val="both"/>
       </w:pPr>
       <w:r>
         <w:rPr>
           <w:rFonts w:ascii="Times New Roman" w:hAnsi="Times New Roman" w:eastAsia="Times New Roman"/>
           <w:b w:val="0"/>
           <w:i w:val="0"/>
-          <w:color w:val="181A1F"/>
           <w:sz w:val="28"/>
         </w:rPr>
-        <w:t>Найдите в приведенном списке выводы, которые можно сделать на основе диаграммы, и запишите цифры, под которыми они указаны.</w:t>
+        <w:t>Найдите в приведённом списке выводы, которые можно сделать на основе диаграммы, и запишите цифры, под которыми они указаны.</w:t>
       </w:r>
     </w:p>
     <w:p>
       <w:pPr>
-        <w:widowControl/>
-        <w:spacing w:line="240" w:lineRule="auto" w:after="0"/>
+        <w:keepNext w:val="0"/>
+        <w:spacing w:after="60" w:line="240" w:lineRule="auto"/>
+        <w:jc w:val="both"/>
       </w:pPr>
       <w:r>
         <w:rPr>
           <w:rFonts w:ascii="Times New Roman" w:hAnsi="Times New Roman" w:eastAsia="Times New Roman"/>
           <w:b w:val="0"/>
           <w:i w:val="0"/>
-          <w:color w:val="181A1F"/>
           <w:sz w:val="28"/>
         </w:rPr>
-        <w:t>1) Доля тех, кто покупает одежду и обувь в интернет-магазине, среди получивших среднее образование больше, чем среди получивших высшее образование.</w:t>
+        <w:t>1) В 2024 г. среди опрошенных доля тех, кто считает, что любое неравенство вредно, больше доли тех, кто считает, что неравенство доходов допустимо только в случае незначительного разрыва между бедными и богатыми.</w:t>
       </w:r>
     </w:p>
     <w:p>
       <w:pPr>
-        <w:widowControl/>
-        <w:spacing w:line="240" w:lineRule="auto" w:after="0"/>
+        <w:keepNext w:val="0"/>
+        <w:spacing w:after="60" w:line="240" w:lineRule="auto"/>
+        <w:jc w:val="both"/>
       </w:pPr>
       <w:r>
         <w:rPr>
           <w:rFonts w:ascii="Times New Roman" w:hAnsi="Times New Roman" w:eastAsia="Times New Roman"/>
           <w:b w:val="0"/>
           <w:i w:val="0"/>
-          <w:color w:val="181A1F"/>
           <w:sz w:val="28"/>
         </w:rPr>
-        <w:t>2) Равные доли респондентов, получивших среднее образование, покупают одежду и обувь в торговых центрах и специализированных магазинах.</w:t>
+        <w:t>2) В 2024 г. наиболее популярно мнение, что неравенство доходов полезно.</w:t>
       </w:r>
     </w:p>
     <w:p>
       <w:pPr>
-        <w:widowControl/>
-        <w:spacing w:line="240" w:lineRule="auto" w:after="0"/>
+        <w:keepNext w:val="0"/>
+        <w:spacing w:after="60" w:line="240" w:lineRule="auto"/>
+        <w:jc w:val="both"/>
       </w:pPr>
       <w:r>
         <w:rPr>
           <w:rFonts w:ascii="Times New Roman" w:hAnsi="Times New Roman" w:eastAsia="Times New Roman"/>
           <w:b w:val="0"/>
           <w:i w:val="0"/>
-          <w:color w:val="181A1F"/>
           <w:sz w:val="28"/>
         </w:rPr>
-        <w:t>3) Доля тех, кто покупает одежду и обувь на вещевых рынках, среди получивших среднее образование больше, чем среди получивших высшее образование.</w:t>
+        <w:t>3) В 2014 г. среди опрошенных доля тех, кто считает, что неравенство доходов полезно, больше доли тех, кто считает, что неравенство доходов допустимо только в случае незначительного разрыва между бедными и богатыми.</w:t>
       </w:r>
     </w:p>
     <w:p>
       <w:pPr>
-        <w:widowControl/>
-        <w:spacing w:line="240" w:lineRule="auto" w:after="0"/>
+        <w:keepNext w:val="0"/>
+        <w:spacing w:after="60" w:line="240" w:lineRule="auto"/>
+        <w:jc w:val="both"/>
       </w:pPr>
       <w:r>
         <w:rPr>
           <w:rFonts w:ascii="Times New Roman" w:hAnsi="Times New Roman" w:eastAsia="Times New Roman"/>
           <w:b w:val="0"/>
           <w:i w:val="0"/>
-          <w:color w:val="181A1F"/>
           <w:sz w:val="28"/>
         </w:rPr>
-        <w:t>4) Среди получивших высшее образование доля тех, кто покупает одежду и обувь в торговом центре, больше доли тех, кто покупает одежду и обувь на вещевых рынках.</w:t>
+        <w:t>4) Доля тех, кто отметил, что неравенство доходов допустимо только в случае незначительного разрыва между бедными и богатыми, сократилась за 10 лет.</w:t>
       </w:r>
     </w:p>
     <w:p>
       <w:pPr>
-        <w:widowControl/>
-        <w:spacing w:line="240" w:lineRule="auto" w:after="0"/>
+        <w:keepNext w:val="0"/>
+        <w:spacing w:after="60" w:line="240" w:lineRule="auto"/>
+        <w:jc w:val="both"/>
       </w:pPr>
       <w:r>
         <w:rPr>
           <w:rFonts w:ascii="Times New Roman" w:hAnsi="Times New Roman" w:eastAsia="Times New Roman"/>
           <w:b w:val="0"/>
           <w:i w:val="0"/>
-          <w:color w:val="181A1F"/>
           <w:sz w:val="28"/>
         </w:rPr>
-        <w:t xml:space="preserve">5) Равные доли опрошенных каждой группы затруднились ответить. </w:t>
+        <w:t>5) Доля тех, кто затруднился ответить, в 2024 г. меньше, чем в 2014 г.</w:t>
       </w:r>
     </w:p>
     <w:p>
       <w:pPr>
-        <w:keepNext/>
-        <w:widowControl/>
-        <w:spacing w:line="240" w:lineRule="auto" w:after="0" w:before="120"/>
-      </w:pPr>
-      <w:r>
-        <w:rPr>
-          <w:rFonts w:ascii="Times New Roman" w:hAnsi="Times New Roman" w:eastAsia="Times New Roman"/>
-          <w:b/>
-          <w:color w:val="181A1F"/>
-          <w:sz w:val="28"/>
-        </w:rPr>
-        <w:t>10.</w:t>
-      </w:r>
-    </w:p>
-    <w:p>
-      <w:pPr>
-        <w:widowControl/>
-        <w:spacing w:line="240" w:lineRule="auto" w:after="0"/>
+        <w:keepNext w:val="0"/>
+        <w:spacing w:after="60" w:line="240" w:lineRule="auto"/>
+        <w:jc w:val="both"/>
       </w:pPr>
       <w:r>
         <w:rPr>
           <w:rFonts w:ascii="Times New Roman" w:hAnsi="Times New Roman" w:eastAsia="Times New Roman"/>
           <w:b w:val="0"/>
           <w:i w:val="0"/>
-          <w:color w:val="181A1F"/>
-          <w:sz w:val="28"/>
-        </w:rPr>
-        <w:t>Выберите верные суждения об инфляции и запишите цифры, под которыми они указаны.</w:t>
-      </w:r>
-    </w:p>
-    <w:p>
-      <w:pPr>
-        <w:widowControl/>
-        <w:spacing w:line="240" w:lineRule="auto" w:after="0"/>
-      </w:pPr>
-      <w:r>
-        <w:rPr>
-          <w:rFonts w:ascii="Times New Roman" w:hAnsi="Times New Roman" w:eastAsia="Times New Roman"/>
-          <w:b w:val="0"/>
-          <w:i w:val="0"/>
-          <w:color w:val="181A1F"/>
-          <w:sz w:val="28"/>
-        </w:rPr>
-        <w:t>1) В периоды высокой инфляции повышается покупательная способность национальной валюты.</w:t>
-      </w:r>
-    </w:p>
-    <w:p>
-      <w:pPr>
-        <w:widowControl/>
-        <w:spacing w:line="240" w:lineRule="auto" w:after="0"/>
-      </w:pPr>
-      <w:r>
-        <w:rPr>
-          <w:rFonts w:ascii="Times New Roman" w:hAnsi="Times New Roman" w:eastAsia="Times New Roman"/>
-          <w:b w:val="0"/>
-          <w:i w:val="0"/>
-          <w:color w:val="181A1F"/>
-          <w:sz w:val="28"/>
-        </w:rPr>
-        <w:t>2) Высокая инфляция усиливает риск, связанный с инновациями и долгосрочными инвестициями.</w:t>
-      </w:r>
-    </w:p>
-    <w:p>
-      <w:pPr>
-        <w:widowControl/>
-        <w:spacing w:line="240" w:lineRule="auto" w:after="0"/>
-      </w:pPr>
-      <w:r>
-        <w:rPr>
-          <w:rFonts w:ascii="Times New Roman" w:hAnsi="Times New Roman" w:eastAsia="Times New Roman"/>
-          <w:b w:val="0"/>
-          <w:i w:val="0"/>
-          <w:color w:val="181A1F"/>
-          <w:sz w:val="28"/>
-        </w:rPr>
-        <w:t>3) От инфляции страдают вкладчики банков, если уровень инфляции ниже процента по депозитам.</w:t>
-      </w:r>
-    </w:p>
-    <w:p>
-      <w:pPr>
-        <w:widowControl/>
-        <w:spacing w:line="240" w:lineRule="auto" w:after="0"/>
-      </w:pPr>
-      <w:r>
-        <w:rPr>
-          <w:rFonts w:ascii="Times New Roman" w:hAnsi="Times New Roman" w:eastAsia="Times New Roman"/>
-          <w:b w:val="0"/>
-          <w:i w:val="0"/>
-          <w:color w:val="181A1F"/>
-          <w:sz w:val="28"/>
-        </w:rPr>
-        <w:t>4) Инфляцией называют процесс долговременного устойчивого повышения общего уровня цен в стране.</w:t>
-      </w:r>
-    </w:p>
-    <w:p>
-      <w:pPr>
-        <w:widowControl/>
-        <w:spacing w:line="240" w:lineRule="auto" w:after="0"/>
-      </w:pPr>
-      <w:r>
-        <w:rPr>
-          <w:rFonts w:ascii="Times New Roman" w:hAnsi="Times New Roman" w:eastAsia="Times New Roman"/>
-          <w:b w:val="0"/>
-          <w:i w:val="0"/>
-          <w:color w:val="181A1F"/>
-          <w:sz w:val="28"/>
-        </w:rPr>
-        <w:t>5) Экономисты различают фрикционную, структурную и циклическую инфляцию.</w:t>
-      </w:r>
-    </w:p>
-    <w:p>
-      <w:pPr>
-        <w:keepNext/>
-        <w:widowControl/>
-        <w:spacing w:line="240" w:lineRule="auto" w:after="0" w:before="120"/>
-      </w:pPr>
-      <w:r>
-        <w:rPr>
-          <w:rFonts w:ascii="Times New Roman" w:hAnsi="Times New Roman" w:eastAsia="Times New Roman"/>
-          <w:b/>
-          <w:color w:val="181A1F"/>
-          <w:sz w:val="28"/>
-        </w:rPr>
-        <w:t>11.</w:t>
-      </w:r>
-    </w:p>
-    <w:p>
-      <w:pPr>
-        <w:widowControl/>
-        <w:spacing w:line="240" w:lineRule="auto" w:after="0"/>
-      </w:pPr>
-      <w:r>
-        <w:rPr>
-          <w:rFonts w:ascii="Times New Roman" w:hAnsi="Times New Roman" w:eastAsia="Times New Roman"/>
-          <w:b w:val="0"/>
-          <w:i w:val="0"/>
-          <w:color w:val="181A1F"/>
-          <w:sz w:val="28"/>
-        </w:rPr>
-        <w:t>Выберите верные суждения об этнических группах и межнациональных отношениях и запишите цифры, под которыми они указаны.</w:t>
-      </w:r>
-    </w:p>
-    <w:p>
-      <w:pPr>
-        <w:widowControl/>
-        <w:spacing w:line="240" w:lineRule="auto" w:after="0"/>
-      </w:pPr>
-      <w:r>
-        <w:rPr>
-          <w:rFonts w:ascii="Times New Roman" w:hAnsi="Times New Roman" w:eastAsia="Times New Roman"/>
-          <w:b w:val="0"/>
-          <w:i w:val="0"/>
-          <w:color w:val="181A1F"/>
-          <w:sz w:val="28"/>
-        </w:rPr>
-        <w:t>1) Один из способов предотвращения межнациональных конфликтов в демократическом обществе — компактное расселение людей одной национальности в пределах многонационального государства.</w:t>
-      </w:r>
-    </w:p>
-    <w:p>
-      <w:pPr>
-        <w:widowControl/>
-        <w:spacing w:line="240" w:lineRule="auto" w:after="0"/>
-      </w:pPr>
-      <w:r>
-        <w:rPr>
-          <w:rFonts w:ascii="Times New Roman" w:hAnsi="Times New Roman" w:eastAsia="Times New Roman"/>
-          <w:b w:val="0"/>
-          <w:i w:val="0"/>
-          <w:color w:val="181A1F"/>
-          <w:sz w:val="28"/>
-        </w:rPr>
-        <w:t>2) Этническими общностями являются племена, народности, нации.</w:t>
-      </w:r>
-    </w:p>
-    <w:p>
-      <w:pPr>
-        <w:widowControl/>
-        <w:spacing w:line="240" w:lineRule="auto" w:after="0"/>
-      </w:pPr>
-      <w:r>
-        <w:rPr>
-          <w:rFonts w:ascii="Times New Roman" w:hAnsi="Times New Roman" w:eastAsia="Times New Roman"/>
-          <w:b w:val="0"/>
-          <w:i w:val="0"/>
-          <w:color w:val="181A1F"/>
-          <w:sz w:val="28"/>
-        </w:rPr>
-        <w:t>3) Одним из способов гармонизации межнациональных отношений является развитие культурных связей между народами.</w:t>
-      </w:r>
-    </w:p>
-    <w:p>
-      <w:pPr>
-        <w:widowControl/>
-        <w:spacing w:line="240" w:lineRule="auto" w:after="0"/>
-      </w:pPr>
-      <w:r>
-        <w:rPr>
-          <w:rFonts w:ascii="Times New Roman" w:hAnsi="Times New Roman" w:eastAsia="Times New Roman"/>
-          <w:b w:val="0"/>
-          <w:i w:val="0"/>
-          <w:color w:val="181A1F"/>
-          <w:sz w:val="28"/>
-        </w:rPr>
-        <w:t>4) Все этнические общности обязательно имеют свою государственность.</w:t>
-      </w:r>
-    </w:p>
-    <w:p>
-      <w:pPr>
-        <w:widowControl/>
-        <w:spacing w:line="240" w:lineRule="auto" w:after="0"/>
-      </w:pPr>
-      <w:r>
-        <w:rPr>
-          <w:rFonts w:ascii="Times New Roman" w:hAnsi="Times New Roman" w:eastAsia="Times New Roman"/>
-          <w:b w:val="0"/>
-          <w:i w:val="0"/>
-          <w:color w:val="181A1F"/>
-          <w:sz w:val="28"/>
-        </w:rPr>
-        <w:t>5) Один из способов предотвращения межнациональных конфликтов в демократическом обществе — обеспечение прав и свобод всех граждан независимо от их национальной принадлежности.</w:t>
-      </w:r>
-    </w:p>
-    <w:p>
-      <w:pPr>
-        <w:keepNext/>
-        <w:widowControl/>
-        <w:spacing w:line="240" w:lineRule="auto" w:after="0" w:before="120"/>
-      </w:pPr>
-      <w:r>
-        <w:rPr>
-          <w:rFonts w:ascii="Times New Roman" w:hAnsi="Times New Roman" w:eastAsia="Times New Roman"/>
-          <w:b/>
-          <w:color w:val="181A1F"/>
-          <w:sz w:val="28"/>
-        </w:rPr>
-        <w:t>12.</w:t>
-      </w:r>
-    </w:p>
-    <w:p>
-      <w:pPr>
-        <w:widowControl/>
-        <w:spacing w:line="240" w:lineRule="auto" w:after="0"/>
-      </w:pPr>
-      <w:r>
-        <w:rPr>
-          <w:rFonts w:ascii="Times New Roman" w:hAnsi="Times New Roman" w:eastAsia="Times New Roman"/>
-          <w:b w:val="0"/>
-          <w:i w:val="0"/>
-          <w:color w:val="181A1F"/>
-          <w:sz w:val="28"/>
-        </w:rPr>
-        <w:t>Ниже приведен ряд источников финансирования бизнеса. Все они, за исключением двух, относятся к внешним источникам финансирования бизнеса.</w:t>
-      </w:r>
-    </w:p>
-    <w:p>
-      <w:pPr>
-        <w:widowControl/>
-        <w:spacing w:line="240" w:lineRule="auto" w:after="0"/>
-      </w:pPr>
-      <w:r>
-        <w:rPr>
-          <w:rFonts w:ascii="Times New Roman" w:hAnsi="Times New Roman" w:eastAsia="Times New Roman"/>
-          <w:b w:val="0"/>
-          <w:i w:val="0"/>
-          <w:color w:val="181A1F"/>
-          <w:sz w:val="28"/>
-        </w:rPr>
-        <w:t>1) амортизационные отчисления;</w:t>
-      </w:r>
-    </w:p>
-    <w:p>
-      <w:pPr>
-        <w:widowControl/>
-        <w:spacing w:line="240" w:lineRule="auto" w:after="0"/>
-      </w:pPr>
-      <w:r>
-        <w:rPr>
-          <w:rFonts w:ascii="Times New Roman" w:hAnsi="Times New Roman" w:eastAsia="Times New Roman"/>
-          <w:b w:val="0"/>
-          <w:i w:val="0"/>
-          <w:color w:val="181A1F"/>
-          <w:sz w:val="28"/>
-        </w:rPr>
-        <w:t>2) средства государственного бюджета;</w:t>
-      </w:r>
-    </w:p>
-    <w:p>
-      <w:pPr>
-        <w:widowControl/>
-        <w:spacing w:line="240" w:lineRule="auto" w:after="0"/>
-      </w:pPr>
-      <w:r>
-        <w:rPr>
-          <w:rFonts w:ascii="Times New Roman" w:hAnsi="Times New Roman" w:eastAsia="Times New Roman"/>
-          <w:b w:val="0"/>
-          <w:i w:val="0"/>
-          <w:color w:val="181A1F"/>
-          <w:sz w:val="28"/>
-        </w:rPr>
-        <w:t>3) целевые банковские кредиты;</w:t>
-      </w:r>
-    </w:p>
-    <w:p>
-      <w:pPr>
-        <w:widowControl/>
-        <w:spacing w:line="240" w:lineRule="auto" w:after="0"/>
-      </w:pPr>
-      <w:r>
-        <w:rPr>
-          <w:rFonts w:ascii="Times New Roman" w:hAnsi="Times New Roman" w:eastAsia="Times New Roman"/>
-          <w:b w:val="0"/>
-          <w:i w:val="0"/>
-          <w:color w:val="181A1F"/>
-          <w:sz w:val="28"/>
-        </w:rPr>
-        <w:t>4) продажа акций и облигаций;</w:t>
-      </w:r>
-    </w:p>
-    <w:p>
-      <w:pPr>
-        <w:widowControl/>
-        <w:spacing w:line="240" w:lineRule="auto" w:after="0"/>
-      </w:pPr>
-      <w:r>
-        <w:rPr>
-          <w:rFonts w:ascii="Times New Roman" w:hAnsi="Times New Roman" w:eastAsia="Times New Roman"/>
-          <w:b w:val="0"/>
-          <w:i w:val="0"/>
-          <w:color w:val="181A1F"/>
-          <w:sz w:val="28"/>
-        </w:rPr>
-        <w:t>5) средства внебюджетных фондов;</w:t>
-      </w:r>
-    </w:p>
-    <w:p>
-      <w:pPr>
-        <w:widowControl/>
-        <w:spacing w:line="240" w:lineRule="auto" w:after="0"/>
-      </w:pPr>
-      <w:r>
-        <w:rPr>
-          <w:rFonts w:ascii="Times New Roman" w:hAnsi="Times New Roman" w:eastAsia="Times New Roman"/>
-          <w:b w:val="0"/>
-          <w:i w:val="0"/>
-          <w:color w:val="181A1F"/>
-          <w:sz w:val="28"/>
-        </w:rPr>
-        <w:t>6) прибыль фирмы.</w:t>
-      </w:r>
-    </w:p>
-    <w:p>
-      <w:pPr>
-        <w:widowControl/>
-        <w:spacing w:line="240" w:lineRule="auto" w:after="0"/>
-      </w:pPr>
-      <w:r>
-        <w:rPr>
-          <w:rFonts w:ascii="Times New Roman" w:hAnsi="Times New Roman" w:eastAsia="Times New Roman"/>
-          <w:b w:val="0"/>
-          <w:i w:val="0"/>
-          <w:color w:val="181A1F"/>
-          <w:sz w:val="28"/>
-        </w:rPr>
-        <w:t>Найдите два примера, «выпадающих» из общего ряда, и запишите в таблицу цифры, под которыми они указаны.</w:t>
-      </w:r>
-    </w:p>
-    <w:p>
-      <w:pPr>
-        <w:keepNext/>
-        <w:widowControl/>
-        <w:spacing w:line="240" w:lineRule="auto" w:after="0" w:before="120"/>
-      </w:pPr>
-      <w:r>
-        <w:rPr>
-          <w:rFonts w:ascii="Times New Roman" w:hAnsi="Times New Roman" w:eastAsia="Times New Roman"/>
-          <w:b/>
-          <w:color w:val="181A1F"/>
-          <w:sz w:val="28"/>
-        </w:rPr>
-        <w:t>13.</w:t>
-      </w:r>
-    </w:p>
-    <w:p>
-      <w:pPr>
-        <w:widowControl/>
-        <w:spacing w:line="240" w:lineRule="auto" w:after="0"/>
-      </w:pPr>
-      <w:r>
-        <w:rPr>
-          <w:rFonts w:ascii="Times New Roman" w:hAnsi="Times New Roman" w:eastAsia="Times New Roman"/>
-          <w:b w:val="0"/>
-          <w:i w:val="0"/>
-          <w:color w:val="181A1F"/>
-          <w:sz w:val="28"/>
-        </w:rPr>
-        <w:t>Выберите верные суждения о семье и её типах и запишите цифры, под которыми они указаны.</w:t>
-      </w:r>
-    </w:p>
-    <w:p>
-      <w:pPr>
-        <w:widowControl/>
-        <w:spacing w:line="240" w:lineRule="auto" w:after="0"/>
-      </w:pPr>
-      <w:r>
-        <w:rPr>
-          <w:rFonts w:ascii="Times New Roman" w:hAnsi="Times New Roman" w:eastAsia="Times New Roman"/>
-          <w:b w:val="0"/>
-          <w:i w:val="0"/>
-          <w:color w:val="181A1F"/>
-          <w:sz w:val="28"/>
-        </w:rPr>
-        <w:t>1) Семьёй считают любую группу людей, имеющих общие интересы.</w:t>
-      </w:r>
-    </w:p>
-    <w:p>
-      <w:pPr>
-        <w:widowControl/>
-        <w:spacing w:line="240" w:lineRule="auto" w:after="0"/>
-      </w:pPr>
-      <w:r>
-        <w:rPr>
-          <w:rFonts w:ascii="Times New Roman" w:hAnsi="Times New Roman" w:eastAsia="Times New Roman"/>
-          <w:b w:val="0"/>
-          <w:i w:val="0"/>
-          <w:color w:val="181A1F"/>
-          <w:sz w:val="28"/>
-        </w:rPr>
-        <w:t>2) Для семьи демократического (партнерского) типа характерно справедливое разделение домашних обязанностей.</w:t>
-      </w:r>
-    </w:p>
-    <w:p>
-      <w:pPr>
-        <w:widowControl/>
-        <w:spacing w:line="240" w:lineRule="auto" w:after="0"/>
-      </w:pPr>
-      <w:r>
-        <w:rPr>
-          <w:rFonts w:ascii="Times New Roman" w:hAnsi="Times New Roman" w:eastAsia="Times New Roman"/>
-          <w:b w:val="0"/>
-          <w:i w:val="0"/>
-          <w:color w:val="181A1F"/>
-          <w:sz w:val="28"/>
-        </w:rPr>
-        <w:t>3) Семье традиционного (патриархального) типа свойственна экономическая зависимость женщины от мужчины.</w:t>
-      </w:r>
-    </w:p>
-    <w:p>
-      <w:pPr>
-        <w:widowControl/>
-        <w:spacing w:line="240" w:lineRule="auto" w:after="0"/>
-      </w:pPr>
-      <w:r>
-        <w:rPr>
-          <w:rFonts w:ascii="Times New Roman" w:hAnsi="Times New Roman" w:eastAsia="Times New Roman"/>
-          <w:b w:val="0"/>
-          <w:i w:val="0"/>
-          <w:color w:val="181A1F"/>
-          <w:sz w:val="28"/>
-        </w:rPr>
-        <w:t>4) Нуклеарная семья  — семья, состоящая из родителей (родителя) и детей.</w:t>
-      </w:r>
-    </w:p>
-    <w:p>
-      <w:pPr>
-        <w:widowControl/>
-        <w:spacing w:line="240" w:lineRule="auto" w:after="0"/>
-      </w:pPr>
-      <w:r>
-        <w:rPr>
-          <w:rFonts w:ascii="Times New Roman" w:hAnsi="Times New Roman" w:eastAsia="Times New Roman"/>
-          <w:b w:val="0"/>
-          <w:i w:val="0"/>
-          <w:color w:val="181A1F"/>
-          <w:sz w:val="28"/>
-        </w:rPr>
-        <w:t>5) Для семьи демократического (партнерского) типа характерно возложение всех домашних обязанностей на женщину.</w:t>
-      </w:r>
-    </w:p>
-    <w:p>
-      <w:pPr>
-        <w:keepNext/>
-        <w:widowControl/>
-        <w:spacing w:line="240" w:lineRule="auto" w:after="0" w:before="120"/>
-      </w:pPr>
-      <w:r>
-        <w:rPr>
-          <w:rFonts w:ascii="Times New Roman" w:hAnsi="Times New Roman" w:eastAsia="Times New Roman"/>
-          <w:b/>
-          <w:color w:val="181A1F"/>
-          <w:sz w:val="28"/>
-        </w:rPr>
-        <w:t>14.</w:t>
-      </w:r>
-    </w:p>
-    <w:p>
-      <w:pPr>
-        <w:widowControl/>
-        <w:spacing w:line="240" w:lineRule="auto" w:after="0"/>
-      </w:pPr>
-      <w:r>
-        <w:rPr>
-          <w:rFonts w:ascii="Times New Roman" w:hAnsi="Times New Roman" w:eastAsia="Times New Roman"/>
-          <w:b w:val="0"/>
-          <w:i w:val="0"/>
-          <w:color w:val="181A1F"/>
-          <w:sz w:val="28"/>
-        </w:rPr>
-        <w:t>Ателье специализируется на пошиве вечерних платьев и костюмов. Найдите в приведённом списке примеры переменных издержек ателье в краткосрочном периоде и запишите цифры, под которыми они указаны.</w:t>
-      </w:r>
-    </w:p>
-    <w:p>
-      <w:pPr>
-        <w:widowControl/>
-        <w:spacing w:line="240" w:lineRule="auto" w:after="0"/>
-      </w:pPr>
-      <w:r>
-        <w:rPr>
-          <w:rFonts w:ascii="Times New Roman" w:hAnsi="Times New Roman" w:eastAsia="Times New Roman"/>
-          <w:b w:val="0"/>
-          <w:i w:val="0"/>
-          <w:color w:val="181A1F"/>
-          <w:sz w:val="28"/>
-        </w:rPr>
-        <w:t>1) оклад главного бухгалтера</w:t>
-      </w:r>
-    </w:p>
-    <w:p>
-      <w:pPr>
-        <w:widowControl/>
-        <w:spacing w:line="240" w:lineRule="auto" w:after="0"/>
-      </w:pPr>
-      <w:r>
-        <w:rPr>
-          <w:rFonts w:ascii="Times New Roman" w:hAnsi="Times New Roman" w:eastAsia="Times New Roman"/>
-          <w:b w:val="0"/>
-          <w:i w:val="0"/>
-          <w:color w:val="181A1F"/>
-          <w:sz w:val="28"/>
-        </w:rPr>
-        <w:t>2) оплата потреблённой электроэнергии</w:t>
-      </w:r>
-    </w:p>
-    <w:p>
-      <w:pPr>
-        <w:widowControl/>
-        <w:spacing w:line="240" w:lineRule="auto" w:after="0"/>
-      </w:pPr>
-      <w:r>
-        <w:rPr>
-          <w:rFonts w:ascii="Times New Roman" w:hAnsi="Times New Roman" w:eastAsia="Times New Roman"/>
-          <w:b w:val="0"/>
-          <w:i w:val="0"/>
-          <w:color w:val="181A1F"/>
-          <w:sz w:val="28"/>
-        </w:rPr>
-        <w:t>3) сдельная оплата труда мастеров</w:t>
-      </w:r>
-    </w:p>
-    <w:p>
-      <w:pPr>
-        <w:widowControl/>
-        <w:spacing w:line="240" w:lineRule="auto" w:after="0"/>
-      </w:pPr>
-      <w:r>
-        <w:rPr>
-          <w:rFonts w:ascii="Times New Roman" w:hAnsi="Times New Roman" w:eastAsia="Times New Roman"/>
-          <w:b w:val="0"/>
-          <w:i w:val="0"/>
-          <w:color w:val="181A1F"/>
-          <w:sz w:val="28"/>
-        </w:rPr>
-        <w:t>4) арендная плата за помещение</w:t>
-      </w:r>
-    </w:p>
-    <w:p>
-      <w:pPr>
-        <w:widowControl/>
-        <w:spacing w:line="240" w:lineRule="auto" w:after="0"/>
-      </w:pPr>
-      <w:r>
-        <w:rPr>
-          <w:rFonts w:ascii="Times New Roman" w:hAnsi="Times New Roman" w:eastAsia="Times New Roman"/>
-          <w:b w:val="0"/>
-          <w:i w:val="0"/>
-          <w:color w:val="181A1F"/>
-          <w:sz w:val="28"/>
-        </w:rPr>
-        <w:t>5) приобретение тканей, фурнитуры</w:t>
-      </w:r>
-    </w:p>
-    <w:p>
-      <w:pPr>
-        <w:widowControl/>
-        <w:spacing w:line="240" w:lineRule="auto" w:after="0"/>
-      </w:pPr>
-      <w:r>
-        <w:rPr>
-          <w:rFonts w:ascii="Times New Roman" w:hAnsi="Times New Roman" w:eastAsia="Times New Roman"/>
-          <w:b w:val="0"/>
-          <w:i w:val="0"/>
-          <w:color w:val="181A1F"/>
-          <w:sz w:val="28"/>
-        </w:rPr>
-        <w:t>6) страховые взносы</w:t>
-      </w:r>
-    </w:p>
-    <w:p>
-      <w:pPr>
-        <w:keepNext/>
-        <w:widowControl/>
-        <w:spacing w:line="240" w:lineRule="auto" w:after="0" w:before="120"/>
-      </w:pPr>
-      <w:r>
-        <w:rPr>
-          <w:rFonts w:ascii="Times New Roman" w:hAnsi="Times New Roman" w:eastAsia="Times New Roman"/>
-          <w:b/>
-          <w:color w:val="181A1F"/>
-          <w:sz w:val="28"/>
-        </w:rPr>
-        <w:t>15.</w:t>
-      </w:r>
-    </w:p>
-    <w:p>
-      <w:pPr>
-        <w:widowControl/>
-        <w:spacing w:line="240" w:lineRule="auto" w:after="0"/>
-      </w:pPr>
-      <w:r>
-        <w:rPr>
-          <w:rFonts w:ascii="Times New Roman" w:hAnsi="Times New Roman" w:eastAsia="Times New Roman"/>
-          <w:b w:val="0"/>
-          <w:i w:val="0"/>
-          <w:color w:val="181A1F"/>
-          <w:sz w:val="28"/>
-        </w:rPr>
-        <w:t>Выберите верные суждения о мировой экономике и международных экономических отношениях. Запишите цифры, под которыми они указаны.</w:t>
-      </w:r>
-    </w:p>
-    <w:p>
-      <w:pPr>
-        <w:widowControl/>
-        <w:spacing w:line="240" w:lineRule="auto" w:after="0"/>
-      </w:pPr>
-      <w:r>
-        <w:rPr>
-          <w:rFonts w:ascii="Times New Roman" w:hAnsi="Times New Roman" w:eastAsia="Times New Roman"/>
-          <w:b w:val="0"/>
-          <w:i w:val="0"/>
-          <w:color w:val="181A1F"/>
-          <w:sz w:val="28"/>
-        </w:rPr>
-        <w:t>1) Мировая экономика — это система, в которую входят все национальные экономики мира.</w:t>
-      </w:r>
-    </w:p>
-    <w:p>
-      <w:pPr>
-        <w:widowControl/>
-        <w:spacing w:line="240" w:lineRule="auto" w:after="0"/>
-      </w:pPr>
-      <w:r>
-        <w:rPr>
-          <w:rFonts w:ascii="Times New Roman" w:hAnsi="Times New Roman" w:eastAsia="Times New Roman"/>
-          <w:b w:val="0"/>
-          <w:i w:val="0"/>
-          <w:color w:val="181A1F"/>
-          <w:sz w:val="28"/>
-        </w:rPr>
-        <w:t>2) Протекционизм — политика государства, ориентированная на свободное развитие международной торговли.</w:t>
-      </w:r>
-    </w:p>
-    <w:p>
-      <w:pPr>
-        <w:widowControl/>
-        <w:spacing w:line="240" w:lineRule="auto" w:after="0"/>
-      </w:pPr>
-      <w:r>
-        <w:rPr>
-          <w:rFonts w:ascii="Times New Roman" w:hAnsi="Times New Roman" w:eastAsia="Times New Roman"/>
-          <w:b w:val="0"/>
-          <w:i w:val="0"/>
-          <w:color w:val="181A1F"/>
-          <w:sz w:val="28"/>
-        </w:rPr>
-        <w:t>3) В основе развития мировой экономики лежат объективные закономерности интернационализации рыночного хозяйства, выходящего за национальные рамки.</w:t>
-      </w:r>
-    </w:p>
-    <w:p>
-      <w:pPr>
-        <w:widowControl/>
-        <w:spacing w:line="240" w:lineRule="auto" w:after="0"/>
-      </w:pPr>
-      <w:r>
-        <w:rPr>
-          <w:rFonts w:ascii="Times New Roman" w:hAnsi="Times New Roman" w:eastAsia="Times New Roman"/>
-          <w:b w:val="0"/>
-          <w:i w:val="0"/>
-          <w:color w:val="181A1F"/>
-          <w:sz w:val="28"/>
-        </w:rPr>
-        <w:t>4) Под субъектами мировой экономики понимаются хозяйственные единицы, деятельность которых выходит за национальные границы.</w:t>
-      </w:r>
-    </w:p>
-    <w:p>
-      <w:pPr>
-        <w:widowControl/>
-        <w:spacing w:line="240" w:lineRule="auto" w:after="0"/>
-      </w:pPr>
-      <w:r>
-        <w:rPr>
-          <w:rFonts w:ascii="Times New Roman" w:hAnsi="Times New Roman" w:eastAsia="Times New Roman"/>
-          <w:b w:val="0"/>
-          <w:i w:val="0"/>
-          <w:color w:val="181A1F"/>
-          <w:sz w:val="28"/>
-        </w:rPr>
-        <w:t>5) К тарифным методам регулирования международной торговли относят установление квот, экспортные кредиты и т.п.</w:t>
-      </w:r>
-    </w:p>
-    <w:p>
-      <w:pPr>
-        <w:keepNext/>
-        <w:widowControl/>
-        <w:spacing w:line="240" w:lineRule="auto" w:after="0" w:before="120"/>
-      </w:pPr>
-      <w:r>
-        <w:rPr>
-          <w:rFonts w:ascii="Times New Roman" w:hAnsi="Times New Roman" w:eastAsia="Times New Roman"/>
-          <w:b/>
-          <w:color w:val="181A1F"/>
-          <w:sz w:val="28"/>
-        </w:rPr>
-        <w:t>16.</w:t>
-      </w:r>
-    </w:p>
-    <w:p>
-      <w:pPr>
-        <w:widowControl/>
-        <w:spacing w:line="240" w:lineRule="auto" w:after="0"/>
-      </w:pPr>
-      <w:r>
-        <w:rPr>
-          <w:rFonts w:ascii="Times New Roman" w:hAnsi="Times New Roman" w:eastAsia="Times New Roman"/>
-          <w:b w:val="0"/>
-          <w:i w:val="0"/>
-          <w:color w:val="181A1F"/>
-          <w:sz w:val="28"/>
-        </w:rPr>
-        <w:t>Выберите верные суждения о банковской системе и запишите цифры, под которыми они указаны.</w:t>
-      </w:r>
-    </w:p>
-    <w:p>
-      <w:pPr>
-        <w:widowControl/>
-        <w:spacing w:line="240" w:lineRule="auto" w:after="0"/>
-      </w:pPr>
-      <w:r>
-        <w:rPr>
-          <w:rFonts w:ascii="Times New Roman" w:hAnsi="Times New Roman" w:eastAsia="Times New Roman"/>
-          <w:b w:val="0"/>
-          <w:i w:val="0"/>
-          <w:color w:val="181A1F"/>
-          <w:sz w:val="28"/>
-        </w:rPr>
-        <w:t>1) Деятельность Банка России нацелена на обеспечение стабильности финансового рынка Российской Федерации.</w:t>
-      </w:r>
-    </w:p>
-    <w:p>
-      <w:pPr>
-        <w:widowControl/>
-        <w:spacing w:line="240" w:lineRule="auto" w:after="0"/>
-      </w:pPr>
-      <w:r>
-        <w:rPr>
-          <w:rFonts w:ascii="Times New Roman" w:hAnsi="Times New Roman" w:eastAsia="Times New Roman"/>
-          <w:b w:val="0"/>
-          <w:i w:val="0"/>
-          <w:color w:val="181A1F"/>
-          <w:sz w:val="28"/>
-        </w:rPr>
-        <w:t>2) Цель деятельности Банка России — получение прибыли.</w:t>
-      </w:r>
-    </w:p>
-    <w:p>
-      <w:pPr>
-        <w:widowControl/>
-        <w:spacing w:line="240" w:lineRule="auto" w:after="0"/>
-      </w:pPr>
-      <w:r>
-        <w:rPr>
-          <w:rFonts w:ascii="Times New Roman" w:hAnsi="Times New Roman" w:eastAsia="Times New Roman"/>
-          <w:b w:val="0"/>
-          <w:i w:val="0"/>
-          <w:color w:val="181A1F"/>
-          <w:sz w:val="28"/>
-        </w:rPr>
-        <w:t>3) Коммерческие банки проводят монопольную эмиссию денег.</w:t>
-      </w:r>
-    </w:p>
-    <w:p>
-      <w:pPr>
-        <w:widowControl/>
-        <w:spacing w:line="240" w:lineRule="auto" w:after="0"/>
-      </w:pPr>
-      <w:r>
-        <w:rPr>
-          <w:rFonts w:ascii="Times New Roman" w:hAnsi="Times New Roman" w:eastAsia="Times New Roman"/>
-          <w:b w:val="0"/>
-          <w:i w:val="0"/>
-          <w:color w:val="181A1F"/>
-          <w:sz w:val="28"/>
-        </w:rPr>
-        <w:t>4) Коммерческие банки аккумулируют сбережения домохозяйств.</w:t>
-      </w:r>
-    </w:p>
-    <w:p>
-      <w:pPr>
-        <w:widowControl/>
-        <w:spacing w:line="240" w:lineRule="auto" w:after="0"/>
-      </w:pPr>
-      <w:r>
-        <w:rPr>
-          <w:rFonts w:ascii="Times New Roman" w:hAnsi="Times New Roman" w:eastAsia="Times New Roman"/>
-          <w:b w:val="0"/>
-          <w:i w:val="0"/>
-          <w:color w:val="181A1F"/>
-          <w:sz w:val="28"/>
-        </w:rPr>
-        <w:t>5) Коммерческие банки устанавливают правила проведения банковских</w:t>
-      </w:r>
-    </w:p>
-    <w:p>
-      <w:pPr>
-        <w:widowControl/>
-        <w:spacing w:line="240" w:lineRule="auto" w:after="0"/>
-      </w:pPr>
-      <w:r>
-        <w:rPr>
-          <w:rFonts w:ascii="Times New Roman" w:hAnsi="Times New Roman" w:eastAsia="Times New Roman"/>
-          <w:b w:val="0"/>
-          <w:i w:val="0"/>
-          <w:color w:val="181A1F"/>
-          <w:sz w:val="28"/>
-        </w:rPr>
-        <w:t>операций.</w:t>
-      </w:r>
-    </w:p>
-    <w:p>
-      <w:pPr>
-        <w:widowControl/>
-        <w:spacing w:line="240" w:lineRule="auto" w:after="0"/>
-      </w:pPr>
-      <w:r>
-        <w:rPr>
-          <w:rFonts w:ascii="Times New Roman" w:hAnsi="Times New Roman" w:eastAsia="Times New Roman"/>
-          <w:color w:val="181A1F"/>
-          <w:sz w:val="28"/>
-        </w:rPr>
-        <w:br w:type="page"/>
-      </w:r>
-    </w:p>
-    <w:p>
-      <w:pPr>
-        <w:pStyle w:val="Heading1"/>
-        <w:keepNext/>
-        <w:widowControl/>
-        <w:spacing w:line="240" w:lineRule="auto" w:after="60" w:before="160"/>
-      </w:pPr>
-      <w:r>
-        <w:rPr>
-          <w:rFonts w:ascii="Times New Roman" w:hAnsi="Times New Roman" w:eastAsia="Times New Roman"/>
-          <w:b/>
-          <w:color w:val="181A1F"/>
-          <w:sz w:val="28"/>
-        </w:rPr>
-        <w:t>Часть 2</w:t>
-      </w:r>
-    </w:p>
-    <w:p>
-      <w:pPr>
-        <w:widowControl/>
-        <w:spacing w:line="240" w:lineRule="auto" w:after="0"/>
-      </w:pPr>
-      <w:r>
-        <w:rPr>
-          <w:rFonts w:ascii="Times New Roman" w:hAnsi="Times New Roman" w:eastAsia="Times New Roman"/>
-          <w:color w:val="181A1F"/>
-          <w:sz w:val="28"/>
-        </w:rPr>
-        <w:t>Для заданий 17–25 запишите полный развёрнутый ответ. Каждый вопрос самодостаточен и тематически соответствует варианту.</w:t>
-      </w:r>
-    </w:p>
-    <w:p>
-      <w:pPr>
-        <w:keepNext/>
-        <w:widowControl/>
-        <w:spacing w:line="240" w:lineRule="auto" w:after="0" w:before="120"/>
-      </w:pPr>
-      <w:r>
-        <w:rPr>
-          <w:rFonts w:ascii="Times New Roman" w:hAnsi="Times New Roman" w:eastAsia="Times New Roman"/>
-          <w:b/>
-          <w:color w:val="181A1F"/>
-          <w:sz w:val="28"/>
-        </w:rPr>
-        <w:t>17.</w:t>
-      </w:r>
-    </w:p>
-    <w:p>
-      <w:pPr>
-        <w:widowControl/>
-        <w:spacing w:line="240" w:lineRule="auto" w:after="0"/>
-      </w:pPr>
-      <w:r>
-        <w:rPr>
-          <w:rFonts w:ascii="Times New Roman" w:hAnsi="Times New Roman" w:eastAsia="Times New Roman"/>
-          <w:b w:val="0"/>
-          <w:i w:val="0"/>
-          <w:color w:val="181A1F"/>
-          <w:sz w:val="28"/>
-        </w:rPr>
-        <w:t xml:space="preserve">В процессе исторического развития в социуме объективно возникают регуляторы социальных связей, вследствие чего он существует и развивается как целостная система. К числу таких регуляторов можно отнести социальные ценности и социальные нормы. Первые являются принципиальными, фундаментальными ориентирами общественной жизни. Они осуществляют самую общую, стратегическую регуляцию поведения людей и социальных групп… </w:t>
-      </w:r>
-    </w:p>
-    <w:p>
-      <w:pPr>
-        <w:widowControl/>
-        <w:spacing w:line="240" w:lineRule="auto" w:after="0"/>
-      </w:pPr>
-      <w:r>
-        <w:rPr>
-          <w:rFonts w:ascii="Times New Roman" w:hAnsi="Times New Roman" w:eastAsia="Times New Roman"/>
-          <w:b w:val="0"/>
-          <w:i w:val="0"/>
-          <w:color w:val="181A1F"/>
-          <w:sz w:val="28"/>
-        </w:rPr>
-        <w:t xml:space="preserve">Социальная норма определяет исторически сложившийся в конкретном обществе предел, меру, интервал допустимого (дозволенного или обязательного) поведения, деятельности людей, социальных групп, социальных институтов. Социальные нормы могут быть зафиксированы в письменных документах (законах, уставах, религиозных текстах) или существовать во мнениях, взглядах, обычаях, традициях. Однако всем им свойственны три основных способа регулирования: дозволение – указание на варианты поведения, которые не запрещены, желательны, но не обязательны; предписание – указание на требуемые действия; запрет – указание на действия, которые не следует совершать. </w:t>
-      </w:r>
-    </w:p>
-    <w:p>
-      <w:pPr>
-        <w:widowControl/>
-        <w:spacing w:line="240" w:lineRule="auto" w:after="0"/>
-      </w:pPr>
-      <w:r>
-        <w:rPr>
-          <w:rFonts w:ascii="Times New Roman" w:hAnsi="Times New Roman" w:eastAsia="Times New Roman"/>
-          <w:b w:val="0"/>
-          <w:i w:val="0"/>
-          <w:color w:val="181A1F"/>
-          <w:sz w:val="28"/>
-        </w:rPr>
-        <w:t xml:space="preserve">В отличие от недавнего прошлого, когда действовал принцип «запрещено всё, что не приказано (дозволено)», в современных условиях утверждается новый принцип общественной жизни: «разрешено всё, что не запрещено законом». </w:t>
-      </w:r>
-    </w:p>
-    <w:p>
-      <w:pPr>
-        <w:widowControl/>
-        <w:spacing w:line="240" w:lineRule="auto" w:after="0"/>
-      </w:pPr>
-      <w:r>
-        <w:rPr>
-          <w:rFonts w:ascii="Times New Roman" w:hAnsi="Times New Roman" w:eastAsia="Times New Roman"/>
-          <w:b w:val="0"/>
-          <w:i w:val="0"/>
-          <w:color w:val="181A1F"/>
-          <w:sz w:val="28"/>
-        </w:rPr>
-        <w:t xml:space="preserve">Для правовых норм характерны письменное закрепление, издание и отмена их в официальном порядке, чёткое и однозначное описание вариантов либо границ поведения, наличие ясно обозначенной санкции, обеспечение их соблюдения силой государства. Право – объективная, внешняя по отношению к индивиду система правил, руководящая его поведением. </w:t>
-      </w:r>
-    </w:p>
-    <w:p>
-      <w:pPr>
-        <w:widowControl/>
-        <w:spacing w:line="240" w:lineRule="auto" w:after="0"/>
-      </w:pPr>
-      <w:r>
-        <w:rPr>
-          <w:rFonts w:ascii="Times New Roman" w:hAnsi="Times New Roman" w:eastAsia="Times New Roman"/>
-          <w:b w:val="0"/>
-          <w:i w:val="0"/>
-          <w:color w:val="181A1F"/>
-          <w:sz w:val="28"/>
-        </w:rPr>
-        <w:t xml:space="preserve">В отличие от права, мораль, во-первых, несёт оценочную нагрузку (хорошо – плохо, справедливо – несправедливо), во-вторых, в связи с этим её нормы действуют прежде всего через внутренние психологические механизмы, где на первый план выступают такие понятия, как совесть, долг, честь и т.д. </w:t>
-      </w:r>
-    </w:p>
-    <w:p>
-      <w:pPr>
-        <w:widowControl/>
-        <w:spacing w:line="240" w:lineRule="auto" w:after="0"/>
-      </w:pPr>
-      <w:r>
-        <w:rPr>
-          <w:rFonts w:ascii="Times New Roman" w:hAnsi="Times New Roman" w:eastAsia="Times New Roman"/>
-          <w:b w:val="0"/>
-          <w:i w:val="0"/>
-          <w:color w:val="181A1F"/>
-          <w:sz w:val="28"/>
-        </w:rPr>
-        <w:t>Как правило, требования морали и права совпадают. Воровство аморально, а хищение имущества наказывается в уголовном порядке. Однако в некоторых случаях моральная и правовая оценка того или иного поступка могут не совпадать. Так, человек может поступить вполне правомерно, но при этом совершенно безнравственно, и наоборот. Это связано с несовершенством самих нормативных систем, а также, в некоторых случаях, с нравственными ориентирами субкультур, не совпадающими с общепринятыми правовыми и моральными нормами.</w:t>
-      </w:r>
-    </w:p>
-    <w:p>
-      <w:pPr>
-        <w:widowControl/>
-        <w:spacing w:line="240" w:lineRule="auto" w:after="0"/>
-      </w:pPr>
-      <w:r>
-        <w:rPr>
-          <w:rFonts w:ascii="Times New Roman" w:hAnsi="Times New Roman" w:eastAsia="Times New Roman"/>
-          <w:b w:val="0"/>
-          <w:i w:val="0"/>
-          <w:color w:val="181A1F"/>
-          <w:sz w:val="28"/>
-        </w:rPr>
-        <w:t>Границы между позитивным и негативным девиантным поведением достаточно подвижны, так как существует множественность критериев оценки того или иного поведенческого акта. В качестве базового критерия следует выделить общечеловеческие ценности как принципиальные ориентиры социального прогресса (свобода, справедливость, права человека и т.д.).  (По Л.С. Башировой)</w:t>
-      </w:r>
-    </w:p>
-    <w:p>
-      <w:pPr>
-        <w:widowControl/>
-        <w:spacing w:line="240" w:lineRule="auto" w:after="0"/>
-      </w:pPr>
-      <w:r>
-        <w:rPr>
-          <w:rFonts w:ascii="Times New Roman" w:hAnsi="Times New Roman" w:eastAsia="Times New Roman"/>
-          <w:b w:val="0"/>
-          <w:i w:val="0"/>
-          <w:color w:val="181A1F"/>
-          <w:sz w:val="28"/>
-        </w:rPr>
-        <w:t>Какие три способа регулирования свойственны всем социальным нормам? Какой новый принцип общественной жизни утверждается в современных условиях? Что следует выделить в качестве базового критерия оценки того или иного поведенческого акта? (Ответы на три вопроса даются только с опорой на текст.)</w:t>
-      </w:r>
-    </w:p>
-    <w:p>
-      <w:pPr>
-        <w:widowControl/>
-        <w:spacing w:line="240" w:lineRule="auto" w:after="0"/>
-      </w:pPr>
-      <w:r>
-        <w:rPr>
-          <w:rFonts w:ascii="Times New Roman" w:hAnsi="Times New Roman" w:eastAsia="Times New Roman"/>
-          <w:color w:val="181A1F"/>
           <w:sz w:val="28"/>
         </w:rPr>
         <w:t>Ответ:</w:t>
@@ -2581,141 +1916,119 @@
     </w:p>
     <w:p>
       <w:pPr>
-        <w:keepNext/>
-        <w:widowControl/>
-        <w:spacing w:line="240" w:lineRule="auto" w:after="0" w:before="120"/>
+        <w:keepNext w:val="0"/>
+        <w:spacing w:after="60" w:line="240" w:lineRule="auto"/>
+        <w:jc w:val="both"/>
       </w:pPr>
       <w:r>
         <w:rPr>
           <w:rFonts w:ascii="Times New Roman" w:hAnsi="Times New Roman" w:eastAsia="Times New Roman"/>
           <w:b/>
-          <w:color w:val="181A1F"/>
           <w:sz w:val="28"/>
         </w:rPr>
-        <w:t>18.</w:t>
+        <w:t xml:space="preserve">№10 </w:t>
       </w:r>
-    </w:p>
-    <w:p>
-      <w:pPr>
-        <w:widowControl/>
-        <w:spacing w:line="240" w:lineRule="auto" w:after="0"/>
-      </w:pPr>
       <w:r>
         <w:rPr>
           <w:rFonts w:ascii="Times New Roman" w:hAnsi="Times New Roman" w:eastAsia="Times New Roman"/>
           <w:b w:val="0"/>
           <w:i w:val="0"/>
-          <w:color w:val="181A1F"/>
           <w:sz w:val="28"/>
         </w:rPr>
-        <w:t xml:space="preserve">Как показывает практика, рынок не существует в чистом виде ни в одной стране. Избавляя общество от товарного дефицита, стимулируя прогресс, рыночная экономика не в состоянии избавиться от социально-экономических проблем, которые невозможно решать на рыночной основе. Это поддержание работы систем национальной обороны, правопорядка, единой энергетической системы, образования, здравоохранения. Эти товары и услуги должно полностью обеспечивать государство, финансируя их из средств государственного бюджета за счёт налогов и других платежей. </w:t>
+        <w:t>Выберите верные суждения о политическом процессе и запишите цифры, под которыми они указаны.</w:t>
       </w:r>
     </w:p>
     <w:p>
       <w:pPr>
-        <w:widowControl/>
-        <w:spacing w:line="240" w:lineRule="auto" w:after="0"/>
+        <w:keepNext w:val="0"/>
+        <w:spacing w:after="60" w:line="240" w:lineRule="auto"/>
+        <w:jc w:val="both"/>
       </w:pPr>
       <w:r>
         <w:rPr>
           <w:rFonts w:ascii="Times New Roman" w:hAnsi="Times New Roman" w:eastAsia="Times New Roman"/>
           <w:b w:val="0"/>
           <w:i w:val="0"/>
-          <w:color w:val="181A1F"/>
           <w:sz w:val="28"/>
         </w:rPr>
-        <w:t xml:space="preserve">Совершенно ясно, что рынок как механизм, ориентирующий экономику только на возрастающий платёжеспособный спрос, не может нейтрализовать внешние эффекты. Суть их заключается в том, что деятельность предприятий в рыночной экономике имеет кроме положительных результатов ещё и отрицательные, которые реально влияют на благосостояние других членов общества. Например, это загрязнение окружающей среды, исчерпание природных ресурсов в результате всё возрастающего вовлечения их в хозяйственный оборот. </w:t>
+        <w:t>1) В зависимости от объекта власти различают прогрессивные и регрессивные политические процессы.</w:t>
       </w:r>
     </w:p>
     <w:p>
       <w:pPr>
-        <w:widowControl/>
-        <w:spacing w:line="240" w:lineRule="auto" w:after="0"/>
+        <w:keepNext w:val="0"/>
+        <w:spacing w:after="60" w:line="240" w:lineRule="auto"/>
+        <w:jc w:val="both"/>
       </w:pPr>
       <w:r>
         <w:rPr>
           <w:rFonts w:ascii="Times New Roman" w:hAnsi="Times New Roman" w:eastAsia="Times New Roman"/>
           <w:b w:val="0"/>
           <w:i w:val="0"/>
-          <w:color w:val="181A1F"/>
           <w:sz w:val="28"/>
         </w:rPr>
-        <w:t xml:space="preserve">Регулирование внешних эффектов должно брать на себя государство. Негативное воздействие внешних эффектов государство гасит перераспределением доходов через государственный бюджет или перераспределением выгод, полученных от положительных внешних эффектов, административных запретов на применение вредных технологий, эксплуатации природных ресурсов. </w:t>
+        <w:t>2) Домохозяйства и фирмы являются субъектами политического процесса.</w:t>
       </w:r>
     </w:p>
     <w:p>
       <w:pPr>
-        <w:widowControl/>
-        <w:spacing w:line="240" w:lineRule="auto" w:after="0"/>
+        <w:keepNext w:val="0"/>
+        <w:spacing w:after="60" w:line="240" w:lineRule="auto"/>
+        <w:jc w:val="both"/>
       </w:pPr>
       <w:r>
         <w:rPr>
           <w:rFonts w:ascii="Times New Roman" w:hAnsi="Times New Roman" w:eastAsia="Times New Roman"/>
           <w:b w:val="0"/>
           <w:i w:val="0"/>
-          <w:color w:val="181A1F"/>
           <w:sz w:val="28"/>
         </w:rPr>
-        <w:t xml:space="preserve">Особого внимания требует ещё одна группа проблем, порождаемых ограниченностью рыночного механизма. Это социально-экономические права личности и, прежде всего, право на труд. </w:t>
+        <w:t>3) Политический процесс включает в себя совокупность действий индивидов, групп, политических институтов, реализующих свои политические цели и интересы.</w:t>
       </w:r>
     </w:p>
     <w:p>
       <w:pPr>
-        <w:widowControl/>
-        <w:spacing w:line="240" w:lineRule="auto" w:after="0"/>
+        <w:keepNext w:val="0"/>
+        <w:spacing w:after="60" w:line="240" w:lineRule="auto"/>
+        <w:jc w:val="both"/>
       </w:pPr>
       <w:r>
         <w:rPr>
           <w:rFonts w:ascii="Times New Roman" w:hAnsi="Times New Roman" w:eastAsia="Times New Roman"/>
           <w:b w:val="0"/>
           <w:i w:val="0"/>
-          <w:color w:val="181A1F"/>
           <w:sz w:val="28"/>
         </w:rPr>
-        <w:t xml:space="preserve">Кроме этого, без активного вмешательства со стороны государства невозможны крупные инвестиционные проекты, не дающие скорой прибыли и связанные с большим риском; смягчение неравномерности регионального развития; необходимая борьба с инфляцией и монополизмом. Государственный сектор «встроен» в рыночную экономику с другой целью: он способствует эффективному распределению ресурсов в целом в обществе. </w:t>
+        <w:t xml:space="preserve">4) Политический процесс отражает технологию осуществления политической власти, принятия и воплощения в жизнь политических решений. </w:t>
       </w:r>
     </w:p>
     <w:p>
       <w:pPr>
-        <w:widowControl/>
-        <w:spacing w:line="240" w:lineRule="auto" w:after="0"/>
+        <w:keepNext w:val="0"/>
+        <w:spacing w:after="60" w:line="240" w:lineRule="auto"/>
+        <w:jc w:val="both"/>
       </w:pPr>
       <w:r>
         <w:rPr>
           <w:rFonts w:ascii="Times New Roman" w:hAnsi="Times New Roman" w:eastAsia="Times New Roman"/>
           <w:b w:val="0"/>
           <w:i w:val="0"/>
-          <w:color w:val="181A1F"/>
           <w:sz w:val="28"/>
         </w:rPr>
-        <w:t>Государственное регулирование предпринимательской деятельности осуществляется в основном косвенными методами, главный из которых — налоговая система. Однако возможно и прямое влияние государства на экономику путём государственных инвестиций, дотаций, создания и функционирования предприятий государственного сектора. (По В.В. Рубину)</w:t>
+        <w:t>5) Субъекты различных политических процессов стремятся реализовать свои интересы и требования посредством принимаемых государством управленческих решений.</w:t>
       </w:r>
     </w:p>
     <w:p>
       <w:pPr>
-        <w:widowControl/>
-        <w:spacing w:line="240" w:lineRule="auto" w:after="0"/>
+        <w:keepNext w:val="0"/>
+        <w:spacing w:after="60" w:line="240" w:lineRule="auto"/>
+        <w:jc w:val="both"/>
       </w:pPr>
       <w:r>
         <w:rPr>
           <w:rFonts w:ascii="Times New Roman" w:hAnsi="Times New Roman" w:eastAsia="Times New Roman"/>
           <w:b w:val="0"/>
           <w:i w:val="0"/>
-          <w:color w:val="181A1F"/>
-          <w:sz w:val="28"/>
-        </w:rPr>
-        <w:t>Какие товары и услуги, которые должно полностью обеспечивать государство, называет автор? Как в тексте объясняется причина, по которой рынок не может нейтрализовать внешние эффекты? С какой целью, по мнению автора, государственный сектор «встроен» в рыночную экономику?</w:t>
-      </w:r>
-    </w:p>
-    <w:p>
-      <w:pPr>
-        <w:widowControl/>
-        <w:spacing w:line="240" w:lineRule="auto" w:after="0"/>
-      </w:pPr>
-      <w:r>
-        <w:rPr>
-          <w:rFonts w:ascii="Times New Roman" w:hAnsi="Times New Roman" w:eastAsia="Times New Roman"/>
-          <w:color w:val="181A1F"/>
           <w:sz w:val="28"/>
         </w:rPr>
         <w:t>Ответ:</w:t>
@@ -2723,52 +2036,1747 @@
     </w:p>
     <w:p>
       <w:pPr>
-        <w:keepNext/>
-        <w:widowControl/>
-        <w:spacing w:line="240" w:lineRule="auto" w:after="0" w:before="120"/>
+        <w:keepNext w:val="0"/>
+        <w:spacing w:after="60" w:line="240" w:lineRule="auto"/>
+        <w:jc w:val="both"/>
       </w:pPr>
       <w:r>
         <w:rPr>
           <w:rFonts w:ascii="Times New Roman" w:hAnsi="Times New Roman" w:eastAsia="Times New Roman"/>
           <w:b/>
-          <w:color w:val="181A1F"/>
           <w:sz w:val="28"/>
         </w:rPr>
-        <w:t>19.</w:t>
+        <w:t xml:space="preserve">№11 </w:t>
       </w:r>
-    </w:p>
-    <w:p>
-      <w:pPr>
-        <w:widowControl/>
-        <w:spacing w:line="240" w:lineRule="auto" w:after="0"/>
-      </w:pPr>
       <w:r>
         <w:rPr>
           <w:rFonts w:ascii="Times New Roman" w:hAnsi="Times New Roman" w:eastAsia="Times New Roman"/>
           <w:b w:val="0"/>
           <w:i w:val="0"/>
-          <w:color w:val="181A1F"/>
           <w:sz w:val="28"/>
         </w:rPr>
-        <w:t>На графике изображено изменение ситуации на рынке услуг агентств, специализирующихся на организации праздников, в стране Z. Спрос переместился из положения D в положение D1 при неизменном предложении S. (На графике P — цена услуги; Q — количество услуг.)</w:t>
+        <w:t>Политическая реформа в стране Z способствовала развитию демократии. Какие изменения в жизни общества непосредственно отражают этот процесс? Запишите цифры, под которыми они указаны.</w:t>
       </w:r>
     </w:p>
     <w:p>
       <w:pPr>
-        <w:widowControl/>
-        <w:spacing w:line="240" w:lineRule="auto" w:after="0"/>
-        <w:jc w:val="center"/>
+        <w:keepNext w:val="0"/>
+        <w:spacing w:after="60" w:line="240" w:lineRule="auto"/>
+        <w:jc w:val="both"/>
       </w:pPr>
       <w:r>
         <w:rPr>
           <w:rFonts w:ascii="Times New Roman" w:hAnsi="Times New Roman" w:eastAsia="Times New Roman"/>
-          <w:color w:val="181A1F"/>
+          <w:b w:val="0"/>
+          <w:i w:val="0"/>
           <w:sz w:val="28"/>
         </w:rPr>
+        <w:t>1) отмена общеобязательной официальной идеологии</w:t>
+      </w:r>
+    </w:p>
+    <w:p>
+      <w:pPr>
+        <w:keepNext w:val="0"/>
+        <w:spacing w:after="60" w:line="240" w:lineRule="auto"/>
+        <w:jc w:val="both"/>
+      </w:pPr>
+      <w:r>
+        <w:rPr>
+          <w:rFonts w:ascii="Times New Roman" w:hAnsi="Times New Roman" w:eastAsia="Times New Roman"/>
+          <w:b w:val="0"/>
+          <w:i w:val="0"/>
+          <w:sz w:val="28"/>
+        </w:rPr>
+        <w:t>2) разрешение деятельности политической оппозиции</w:t>
+      </w:r>
+    </w:p>
+    <w:p>
+      <w:pPr>
+        <w:keepNext w:val="0"/>
+        <w:spacing w:after="60" w:line="240" w:lineRule="auto"/>
+        <w:jc w:val="both"/>
+      </w:pPr>
+      <w:r>
+        <w:rPr>
+          <w:rFonts w:ascii="Times New Roman" w:hAnsi="Times New Roman" w:eastAsia="Times New Roman"/>
+          <w:b w:val="0"/>
+          <w:i w:val="0"/>
+          <w:sz w:val="28"/>
+        </w:rPr>
+        <w:t>3) выборы президента на альтернативной основе</w:t>
+      </w:r>
+    </w:p>
+    <w:p>
+      <w:pPr>
+        <w:keepNext w:val="0"/>
+        <w:spacing w:after="60" w:line="240" w:lineRule="auto"/>
+        <w:jc w:val="both"/>
+      </w:pPr>
+      <w:r>
+        <w:rPr>
+          <w:rFonts w:ascii="Times New Roman" w:hAnsi="Times New Roman" w:eastAsia="Times New Roman"/>
+          <w:b w:val="0"/>
+          <w:i w:val="0"/>
+          <w:sz w:val="28"/>
+        </w:rPr>
+        <w:t>4) принятие новых законов</w:t>
+      </w:r>
+    </w:p>
+    <w:p>
+      <w:pPr>
+        <w:keepNext w:val="0"/>
+        <w:spacing w:after="60" w:line="240" w:lineRule="auto"/>
+        <w:jc w:val="both"/>
+      </w:pPr>
+      <w:r>
+        <w:rPr>
+          <w:rFonts w:ascii="Times New Roman" w:hAnsi="Times New Roman" w:eastAsia="Times New Roman"/>
+          <w:b w:val="0"/>
+          <w:i w:val="0"/>
+          <w:sz w:val="28"/>
+        </w:rPr>
+        <w:t>5) закрытие негосударственных учебных заведений</w:t>
+      </w:r>
+    </w:p>
+    <w:p>
+      <w:pPr>
+        <w:keepNext w:val="0"/>
+        <w:spacing w:after="60" w:line="240" w:lineRule="auto"/>
+        <w:jc w:val="both"/>
+      </w:pPr>
+      <w:r>
+        <w:rPr>
+          <w:rFonts w:ascii="Times New Roman" w:hAnsi="Times New Roman" w:eastAsia="Times New Roman"/>
+          <w:b w:val="0"/>
+          <w:i w:val="0"/>
+          <w:sz w:val="28"/>
+        </w:rPr>
+        <w:t>6) переход к унитарной форме государства</w:t>
+      </w:r>
+    </w:p>
+    <w:p>
+      <w:pPr>
+        <w:keepNext w:val="0"/>
+        <w:spacing w:after="60" w:line="240" w:lineRule="auto"/>
+        <w:jc w:val="both"/>
+      </w:pPr>
+      <w:r>
+        <w:rPr>
+          <w:rFonts w:ascii="Times New Roman" w:hAnsi="Times New Roman" w:eastAsia="Times New Roman"/>
+          <w:b w:val="0"/>
+          <w:i w:val="0"/>
+          <w:sz w:val="28"/>
+        </w:rPr>
+        <w:t>Ответ:</w:t>
+      </w:r>
+    </w:p>
+    <w:p>
+      <w:pPr>
+        <w:keepNext w:val="0"/>
+        <w:spacing w:after="60" w:line="240" w:lineRule="auto"/>
+        <w:jc w:val="both"/>
+      </w:pPr>
+      <w:r>
+        <w:rPr>
+          <w:rFonts w:ascii="Times New Roman" w:hAnsi="Times New Roman" w:eastAsia="Times New Roman"/>
+          <w:b/>
+          <w:sz w:val="28"/>
+        </w:rPr>
+        <w:t xml:space="preserve">№12 </w:t>
+      </w:r>
+      <w:r>
+        <w:rPr>
+          <w:rFonts w:ascii="Times New Roman" w:hAnsi="Times New Roman" w:eastAsia="Times New Roman"/>
+          <w:b w:val="0"/>
+          <w:i w:val="0"/>
+          <w:sz w:val="28"/>
+        </w:rPr>
+        <w:t>Согласно Конституции, Российская Федерация — социальное государство. Найдите в приведённом списке черты, характеризующие социальное государство, и запишите цифры, под которыми они указаны.</w:t>
+      </w:r>
+    </w:p>
+    <w:p>
+      <w:pPr>
+        <w:keepNext w:val="0"/>
+        <w:spacing w:after="60" w:line="240" w:lineRule="auto"/>
+        <w:jc w:val="both"/>
+      </w:pPr>
+      <w:r>
+        <w:rPr>
+          <w:rFonts w:ascii="Times New Roman" w:hAnsi="Times New Roman" w:eastAsia="Times New Roman"/>
+          <w:b w:val="0"/>
+          <w:i w:val="0"/>
+          <w:sz w:val="28"/>
+        </w:rPr>
+        <w:t>1) Политика государства направлена на создание условий, обеспечивающих достойную жизнь и свободное развитие человека.</w:t>
+      </w:r>
+    </w:p>
+    <w:p>
+      <w:pPr>
+        <w:keepNext w:val="0"/>
+        <w:spacing w:after="60" w:line="240" w:lineRule="auto"/>
+        <w:jc w:val="both"/>
+      </w:pPr>
+      <w:r>
+        <w:rPr>
+          <w:rFonts w:ascii="Times New Roman" w:hAnsi="Times New Roman" w:eastAsia="Times New Roman"/>
+          <w:b w:val="0"/>
+          <w:i w:val="0"/>
+          <w:sz w:val="28"/>
+        </w:rPr>
+        <w:t>2) Суверенитет Российской Федерации распространяется на всю её территорию.</w:t>
+      </w:r>
+    </w:p>
+    <w:p>
+      <w:pPr>
+        <w:keepNext w:val="0"/>
+        <w:spacing w:after="60" w:line="240" w:lineRule="auto"/>
+        <w:jc w:val="both"/>
+      </w:pPr>
+      <w:r>
+        <w:rPr>
+          <w:rFonts w:ascii="Times New Roman" w:hAnsi="Times New Roman" w:eastAsia="Times New Roman"/>
+          <w:b w:val="0"/>
+          <w:i w:val="0"/>
+          <w:sz w:val="28"/>
+        </w:rPr>
+        <w:t>3) В Российской Федерации охраняются труд и здоровье людей.</w:t>
+      </w:r>
+    </w:p>
+    <w:p>
+      <w:pPr>
+        <w:keepNext w:val="0"/>
+        <w:spacing w:after="60" w:line="240" w:lineRule="auto"/>
+        <w:jc w:val="both"/>
+      </w:pPr>
+      <w:r>
+        <w:rPr>
+          <w:rFonts w:ascii="Times New Roman" w:hAnsi="Times New Roman" w:eastAsia="Times New Roman"/>
+          <w:b w:val="0"/>
+          <w:i w:val="0"/>
+          <w:sz w:val="28"/>
+        </w:rPr>
+        <w:t>4) В Российской Федерации обеспечивается государственная поддержка семьи, материнства, отцовства и детства.</w:t>
+      </w:r>
+    </w:p>
+    <w:p>
+      <w:pPr>
+        <w:keepNext w:val="0"/>
+        <w:spacing w:after="60" w:line="240" w:lineRule="auto"/>
+        <w:jc w:val="both"/>
+      </w:pPr>
+      <w:r>
+        <w:rPr>
+          <w:rFonts w:ascii="Times New Roman" w:hAnsi="Times New Roman" w:eastAsia="Times New Roman"/>
+          <w:b w:val="0"/>
+          <w:i w:val="0"/>
+          <w:sz w:val="28"/>
+        </w:rPr>
+        <w:t>5) Никакая идеология не может устанавливаться в качестве государственной или обязательной.</w:t>
+      </w:r>
+    </w:p>
+    <w:p>
+      <w:pPr>
+        <w:keepNext w:val="0"/>
+        <w:spacing w:after="60" w:line="240" w:lineRule="auto"/>
+        <w:jc w:val="both"/>
+      </w:pPr>
+      <w:r>
+        <w:rPr>
+          <w:rFonts w:ascii="Times New Roman" w:hAnsi="Times New Roman" w:eastAsia="Times New Roman"/>
+          <w:b w:val="0"/>
+          <w:i w:val="0"/>
+          <w:sz w:val="28"/>
+        </w:rPr>
+        <w:t>Ответ:</w:t>
+      </w:r>
+    </w:p>
+    <w:p>
+      <w:pPr>
+        <w:keepNext w:val="0"/>
+        <w:spacing w:after="60" w:line="240" w:lineRule="auto"/>
+        <w:jc w:val="both"/>
+      </w:pPr>
+      <w:r>
+        <w:rPr>
+          <w:rFonts w:ascii="Times New Roman" w:hAnsi="Times New Roman" w:eastAsia="Times New Roman"/>
+          <w:b/>
+          <w:sz w:val="28"/>
+        </w:rPr>
+        <w:t xml:space="preserve">№13 </w:t>
+      </w:r>
+      <w:r>
+        <w:rPr>
+          <w:rFonts w:ascii="Times New Roman" w:hAnsi="Times New Roman" w:eastAsia="Times New Roman"/>
+          <w:b w:val="0"/>
+          <w:i w:val="0"/>
+          <w:sz w:val="28"/>
+        </w:rPr>
+        <w:t xml:space="preserve">Установите соответствие между полномочиями и субъектами государственной власти Российской Федерации, реализующими эти полномочия: к каждой позиции, данной в первом столбце, подберите соответствующую позицию из второго столбца.  </w:t>
+      </w:r>
+    </w:p>
+    <w:tbl>
+      <w:tblPr>
+        <w:tblStyle w:val="TableGrid"/>
+        <w:tblW w:type="auto" w:w="0"/>
+        <w:tblLayout w:type="autofit"/>
+        <w:tblLook w:firstColumn="1" w:firstRow="1" w:lastColumn="0" w:lastRow="0" w:noHBand="0" w:noVBand="1" w:val="04A0"/>
+      </w:tblPr>
+      <w:tblGrid>
+        <w:gridCol w:w="5128"/>
+        <w:gridCol w:w="5128"/>
+      </w:tblGrid>
+      <w:tr>
+        <w:tc>
+          <w:tcPr>
+            <w:tcW w:type="dxa" w:w="5128"/>
+            <w:vAlign w:val="center"/>
+            <w:tcMar>
+              <w:top w:w="80" w:type="dxa"/>
+              <w:start w:w="100" w:type="dxa"/>
+              <w:bottom w:w="80" w:type="dxa"/>
+              <w:end w:w="100" w:type="dxa"/>
+            </w:tcMar>
+          </w:tcPr>
+          <w:p>
+            <w:pPr>
+              <w:keepNext w:val="0"/>
+              <w:spacing w:after="0" w:line="240" w:lineRule="auto"/>
+              <w:jc w:val="left"/>
+            </w:pPr>
+            <w:r>
+              <w:rPr>
+                <w:rFonts w:ascii="Times New Roman" w:hAnsi="Times New Roman" w:eastAsia="Times New Roman"/>
+                <w:sz w:val="28"/>
+              </w:rPr>
+              <w:t>ПОЛНОМОЧИЯ</w:t>
+            </w:r>
+          </w:p>
+        </w:tc>
+        <w:tc>
+          <w:tcPr>
+            <w:tcW w:type="dxa" w:w="5128"/>
+            <w:vAlign w:val="center"/>
+            <w:tcMar>
+              <w:top w:w="80" w:type="dxa"/>
+              <w:start w:w="100" w:type="dxa"/>
+              <w:bottom w:w="80" w:type="dxa"/>
+              <w:end w:w="100" w:type="dxa"/>
+            </w:tcMar>
+          </w:tcPr>
+          <w:p>
+            <w:pPr>
+              <w:keepNext w:val="0"/>
+              <w:spacing w:after="0" w:line="240" w:lineRule="auto"/>
+              <w:jc w:val="left"/>
+            </w:pPr>
+            <w:r>
+              <w:rPr>
+                <w:rFonts w:ascii="Times New Roman" w:hAnsi="Times New Roman" w:eastAsia="Times New Roman"/>
+                <w:sz w:val="28"/>
+              </w:rPr>
+              <w:t>СУБЪЕКТЫ ГОСУДАРСТВЕННОЙ ВЛАСТИ РОССИЙСКОЙ ФЕДЕРАЦИИ</w:t>
+            </w:r>
+          </w:p>
+        </w:tc>
+      </w:tr>
+      <w:tr>
+        <w:tc>
+          <w:tcPr>
+            <w:tcW w:type="dxa" w:w="5128"/>
+            <w:vAlign w:val="center"/>
+            <w:tcMar>
+              <w:top w:w="80" w:type="dxa"/>
+              <w:start w:w="100" w:type="dxa"/>
+              <w:bottom w:w="80" w:type="dxa"/>
+              <w:end w:w="100" w:type="dxa"/>
+            </w:tcMar>
+          </w:tcPr>
+          <w:p>
+            <w:pPr>
+              <w:keepNext w:val="0"/>
+              <w:spacing w:after="0" w:line="240" w:lineRule="auto"/>
+              <w:jc w:val="left"/>
+            </w:pPr>
+            <w:r>
+              <w:rPr>
+                <w:rFonts w:ascii="Times New Roman" w:hAnsi="Times New Roman" w:eastAsia="Times New Roman"/>
+                <w:sz w:val="28"/>
+              </w:rPr>
+              <w:t>А) подписание и обнародование федеральных законов Б) утверждение изменения границ между субъектами Российской Федерации В) обеспечение исполнения федерального бюджета Г) утверждение военной доктрины Д) осуществление помилования</w:t>
+            </w:r>
+          </w:p>
+        </w:tc>
+        <w:tc>
+          <w:tcPr>
+            <w:tcW w:type="dxa" w:w="5128"/>
+            <w:vAlign w:val="center"/>
+            <w:tcMar>
+              <w:top w:w="80" w:type="dxa"/>
+              <w:start w:w="100" w:type="dxa"/>
+              <w:bottom w:w="80" w:type="dxa"/>
+              <w:end w:w="100" w:type="dxa"/>
+            </w:tcMar>
+          </w:tcPr>
+          <w:p>
+            <w:pPr>
+              <w:keepNext w:val="0"/>
+              <w:spacing w:after="0" w:line="240" w:lineRule="auto"/>
+              <w:jc w:val="left"/>
+            </w:pPr>
+            <w:r>
+              <w:rPr>
+                <w:rFonts w:ascii="Times New Roman" w:hAnsi="Times New Roman" w:eastAsia="Times New Roman"/>
+                <w:sz w:val="28"/>
+              </w:rPr>
+              <w:t>1) Президент РФ2) Совет Федерации3) Правительство РФ</w:t>
+            </w:r>
+          </w:p>
+        </w:tc>
+      </w:tr>
+    </w:tbl>
+    <w:p/>
+    <w:p>
+      <w:pPr>
+        <w:keepNext w:val="0"/>
+        <w:spacing w:after="60" w:line="240" w:lineRule="auto"/>
+        <w:jc w:val="both"/>
+      </w:pPr>
+      <w:r>
+        <w:rPr>
+          <w:rFonts w:ascii="Times New Roman" w:hAnsi="Times New Roman" w:eastAsia="Times New Roman"/>
+          <w:b w:val="0"/>
+          <w:i w:val="0"/>
+          <w:sz w:val="28"/>
+        </w:rPr>
+        <w:t>Запишите в таблицу выбранные цифры под соответствующими буквами:</w:t>
+      </w:r>
+    </w:p>
+    <w:tbl>
+      <w:tblPr>
+        <w:tblStyle w:val="TableGrid"/>
+        <w:tblW w:type="auto" w:w="0"/>
+        <w:tblLayout w:type="autofit"/>
+        <w:tblLook w:firstColumn="1" w:firstRow="1" w:lastColumn="0" w:lastRow="0" w:noHBand="0" w:noVBand="1" w:val="04A0"/>
+      </w:tblPr>
+      <w:tblGrid>
+        <w:gridCol w:w="2051"/>
+        <w:gridCol w:w="2051"/>
+        <w:gridCol w:w="2051"/>
+        <w:gridCol w:w="2051"/>
+        <w:gridCol w:w="2051"/>
+      </w:tblGrid>
+      <w:tr>
+        <w:tc>
+          <w:tcPr>
+            <w:tcW w:type="dxa" w:w="2051"/>
+            <w:vAlign w:val="center"/>
+            <w:tcMar>
+              <w:top w:w="80" w:type="dxa"/>
+              <w:start w:w="100" w:type="dxa"/>
+              <w:bottom w:w="80" w:type="dxa"/>
+              <w:end w:w="100" w:type="dxa"/>
+            </w:tcMar>
+          </w:tcPr>
+          <w:p>
+            <w:pPr>
+              <w:keepNext w:val="0"/>
+              <w:spacing w:after="0" w:line="240" w:lineRule="auto"/>
+              <w:jc w:val="left"/>
+            </w:pPr>
+            <w:r>
+              <w:rPr>
+                <w:rFonts w:ascii="Times New Roman" w:hAnsi="Times New Roman" w:eastAsia="Times New Roman"/>
+                <w:sz w:val="28"/>
+              </w:rPr>
+              <w:t>A</w:t>
+            </w:r>
+          </w:p>
+        </w:tc>
+        <w:tc>
+          <w:tcPr>
+            <w:tcW w:type="dxa" w:w="2051"/>
+            <w:vAlign w:val="center"/>
+            <w:tcMar>
+              <w:top w:w="80" w:type="dxa"/>
+              <w:start w:w="100" w:type="dxa"/>
+              <w:bottom w:w="80" w:type="dxa"/>
+              <w:end w:w="100" w:type="dxa"/>
+            </w:tcMar>
+          </w:tcPr>
+          <w:p>
+            <w:pPr>
+              <w:keepNext w:val="0"/>
+              <w:spacing w:after="0" w:line="240" w:lineRule="auto"/>
+              <w:jc w:val="left"/>
+            </w:pPr>
+            <w:r>
+              <w:rPr>
+                <w:rFonts w:ascii="Times New Roman" w:hAnsi="Times New Roman" w:eastAsia="Times New Roman"/>
+                <w:sz w:val="28"/>
+              </w:rPr>
+              <w:t>Б</w:t>
+            </w:r>
+          </w:p>
+        </w:tc>
+        <w:tc>
+          <w:tcPr>
+            <w:tcW w:type="dxa" w:w="2051"/>
+            <w:vAlign w:val="center"/>
+            <w:tcMar>
+              <w:top w:w="80" w:type="dxa"/>
+              <w:start w:w="100" w:type="dxa"/>
+              <w:bottom w:w="80" w:type="dxa"/>
+              <w:end w:w="100" w:type="dxa"/>
+            </w:tcMar>
+          </w:tcPr>
+          <w:p>
+            <w:pPr>
+              <w:keepNext w:val="0"/>
+              <w:spacing w:after="0" w:line="240" w:lineRule="auto"/>
+              <w:jc w:val="left"/>
+            </w:pPr>
+            <w:r>
+              <w:rPr>
+                <w:rFonts w:ascii="Times New Roman" w:hAnsi="Times New Roman" w:eastAsia="Times New Roman"/>
+                <w:sz w:val="28"/>
+              </w:rPr>
+              <w:t>В</w:t>
+            </w:r>
+          </w:p>
+        </w:tc>
+        <w:tc>
+          <w:tcPr>
+            <w:tcW w:type="dxa" w:w="2051"/>
+            <w:vAlign w:val="center"/>
+            <w:tcMar>
+              <w:top w:w="80" w:type="dxa"/>
+              <w:start w:w="100" w:type="dxa"/>
+              <w:bottom w:w="80" w:type="dxa"/>
+              <w:end w:w="100" w:type="dxa"/>
+            </w:tcMar>
+          </w:tcPr>
+          <w:p>
+            <w:pPr>
+              <w:keepNext w:val="0"/>
+              <w:spacing w:after="0" w:line="240" w:lineRule="auto"/>
+              <w:jc w:val="left"/>
+            </w:pPr>
+            <w:r>
+              <w:rPr>
+                <w:rFonts w:ascii="Times New Roman" w:hAnsi="Times New Roman" w:eastAsia="Times New Roman"/>
+                <w:sz w:val="28"/>
+              </w:rPr>
+              <w:t>Г</w:t>
+            </w:r>
+          </w:p>
+        </w:tc>
+        <w:tc>
+          <w:tcPr>
+            <w:tcW w:type="dxa" w:w="2051"/>
+            <w:vAlign w:val="center"/>
+            <w:tcMar>
+              <w:top w:w="80" w:type="dxa"/>
+              <w:start w:w="100" w:type="dxa"/>
+              <w:bottom w:w="80" w:type="dxa"/>
+              <w:end w:w="100" w:type="dxa"/>
+            </w:tcMar>
+          </w:tcPr>
+          <w:p>
+            <w:pPr>
+              <w:keepNext w:val="0"/>
+              <w:spacing w:after="0" w:line="240" w:lineRule="auto"/>
+              <w:jc w:val="left"/>
+            </w:pPr>
+            <w:r>
+              <w:rPr>
+                <w:rFonts w:ascii="Times New Roman" w:hAnsi="Times New Roman" w:eastAsia="Times New Roman"/>
+                <w:sz w:val="28"/>
+              </w:rPr>
+              <w:t>Д</w:t>
+            </w:r>
+          </w:p>
+        </w:tc>
+      </w:tr>
+      <w:tr>
+        <w:tc>
+          <w:tcPr>
+            <w:tcW w:type="dxa" w:w="2051"/>
+            <w:vAlign w:val="center"/>
+            <w:tcMar>
+              <w:top w:w="80" w:type="dxa"/>
+              <w:start w:w="100" w:type="dxa"/>
+              <w:bottom w:w="80" w:type="dxa"/>
+              <w:end w:w="100" w:type="dxa"/>
+            </w:tcMar>
+          </w:tcPr>
+          <w:p>
+            <w:pPr>
+              <w:keepNext w:val="0"/>
+              <w:spacing w:after="0" w:line="240" w:lineRule="auto"/>
+              <w:jc w:val="left"/>
+            </w:pPr>
+            <w:r>
+              <w:rPr>
+                <w:rFonts w:ascii="Times New Roman" w:hAnsi="Times New Roman" w:eastAsia="Times New Roman"/>
+                <w:sz w:val="28"/>
+              </w:rPr>
+            </w:r>
+          </w:p>
+        </w:tc>
+        <w:tc>
+          <w:tcPr>
+            <w:tcW w:type="dxa" w:w="2051"/>
+            <w:vAlign w:val="center"/>
+            <w:tcMar>
+              <w:top w:w="80" w:type="dxa"/>
+              <w:start w:w="100" w:type="dxa"/>
+              <w:bottom w:w="80" w:type="dxa"/>
+              <w:end w:w="100" w:type="dxa"/>
+            </w:tcMar>
+          </w:tcPr>
+          <w:p>
+            <w:pPr>
+              <w:keepNext w:val="0"/>
+              <w:spacing w:after="0" w:line="240" w:lineRule="auto"/>
+              <w:jc w:val="left"/>
+            </w:pPr>
+            <w:r>
+              <w:rPr>
+                <w:rFonts w:ascii="Times New Roman" w:hAnsi="Times New Roman" w:eastAsia="Times New Roman"/>
+                <w:sz w:val="28"/>
+              </w:rPr>
+            </w:r>
+          </w:p>
+        </w:tc>
+        <w:tc>
+          <w:tcPr>
+            <w:tcW w:type="dxa" w:w="2051"/>
+            <w:vAlign w:val="center"/>
+            <w:tcMar>
+              <w:top w:w="80" w:type="dxa"/>
+              <w:start w:w="100" w:type="dxa"/>
+              <w:bottom w:w="80" w:type="dxa"/>
+              <w:end w:w="100" w:type="dxa"/>
+            </w:tcMar>
+          </w:tcPr>
+          <w:p>
+            <w:pPr>
+              <w:keepNext w:val="0"/>
+              <w:spacing w:after="0" w:line="240" w:lineRule="auto"/>
+              <w:jc w:val="left"/>
+            </w:pPr>
+            <w:r>
+              <w:rPr>
+                <w:rFonts w:ascii="Times New Roman" w:hAnsi="Times New Roman" w:eastAsia="Times New Roman"/>
+                <w:sz w:val="28"/>
+              </w:rPr>
+            </w:r>
+          </w:p>
+        </w:tc>
+        <w:tc>
+          <w:tcPr>
+            <w:tcW w:type="dxa" w:w="2051"/>
+            <w:vAlign w:val="center"/>
+            <w:tcMar>
+              <w:top w:w="80" w:type="dxa"/>
+              <w:start w:w="100" w:type="dxa"/>
+              <w:bottom w:w="80" w:type="dxa"/>
+              <w:end w:w="100" w:type="dxa"/>
+            </w:tcMar>
+          </w:tcPr>
+          <w:p>
+            <w:pPr>
+              <w:keepNext w:val="0"/>
+              <w:spacing w:after="0" w:line="240" w:lineRule="auto"/>
+              <w:jc w:val="left"/>
+            </w:pPr>
+            <w:r>
+              <w:rPr>
+                <w:rFonts w:ascii="Times New Roman" w:hAnsi="Times New Roman" w:eastAsia="Times New Roman"/>
+                <w:sz w:val="28"/>
+              </w:rPr>
+            </w:r>
+          </w:p>
+        </w:tc>
+        <w:tc>
+          <w:tcPr>
+            <w:tcW w:type="dxa" w:w="2051"/>
+            <w:vAlign w:val="center"/>
+            <w:tcMar>
+              <w:top w:w="80" w:type="dxa"/>
+              <w:start w:w="100" w:type="dxa"/>
+              <w:bottom w:w="80" w:type="dxa"/>
+              <w:end w:w="100" w:type="dxa"/>
+            </w:tcMar>
+          </w:tcPr>
+          <w:p>
+            <w:pPr>
+              <w:keepNext w:val="0"/>
+              <w:spacing w:after="0" w:line="240" w:lineRule="auto"/>
+              <w:jc w:val="left"/>
+            </w:pPr>
+            <w:r>
+              <w:rPr>
+                <w:rFonts w:ascii="Times New Roman" w:hAnsi="Times New Roman" w:eastAsia="Times New Roman"/>
+                <w:sz w:val="28"/>
+              </w:rPr>
+            </w:r>
+          </w:p>
+        </w:tc>
+      </w:tr>
+    </w:tbl>
+    <w:p/>
+    <w:p>
+      <w:pPr>
+        <w:keepNext w:val="0"/>
+        <w:spacing w:after="60" w:line="240" w:lineRule="auto"/>
+        <w:jc w:val="both"/>
+      </w:pPr>
+      <w:r>
+        <w:rPr>
+          <w:rFonts w:ascii="Times New Roman" w:hAnsi="Times New Roman" w:eastAsia="Times New Roman"/>
+          <w:b w:val="0"/>
+          <w:i w:val="0"/>
+          <w:sz w:val="28"/>
+        </w:rPr>
+        <w:t>Ответ:</w:t>
+      </w:r>
+    </w:p>
+    <w:p>
+      <w:pPr>
+        <w:keepNext w:val="0"/>
+        <w:spacing w:after="60" w:line="240" w:lineRule="auto"/>
+        <w:jc w:val="both"/>
+      </w:pPr>
+      <w:r>
+        <w:rPr>
+          <w:rFonts w:ascii="Times New Roman" w:hAnsi="Times New Roman" w:eastAsia="Times New Roman"/>
+          <w:b/>
+          <w:sz w:val="28"/>
+        </w:rPr>
+        <w:t xml:space="preserve">№14 </w:t>
+      </w:r>
+      <w:r>
+        <w:rPr>
+          <w:rFonts w:ascii="Times New Roman" w:hAnsi="Times New Roman" w:eastAsia="Times New Roman"/>
+          <w:b w:val="0"/>
+          <w:i w:val="0"/>
+          <w:sz w:val="28"/>
+        </w:rPr>
+        <w:t>Выберите верные суждения о системе права и запишите цифры, под которыми они указаны.</w:t>
+      </w:r>
+    </w:p>
+    <w:p>
+      <w:pPr>
+        <w:keepNext w:val="0"/>
+        <w:spacing w:after="60" w:line="240" w:lineRule="auto"/>
+        <w:jc w:val="both"/>
+      </w:pPr>
+      <w:r>
+        <w:rPr>
+          <w:rFonts w:ascii="Times New Roman" w:hAnsi="Times New Roman" w:eastAsia="Times New Roman"/>
+          <w:b w:val="0"/>
+          <w:i w:val="0"/>
+          <w:sz w:val="28"/>
+        </w:rPr>
+        <w:t>1) Система права — это внутренняя структура права, которая складывается объективным образом как отражение реально существующих и развивающихся общественных отношений.</w:t>
+      </w:r>
+    </w:p>
+    <w:p>
+      <w:pPr>
+        <w:keepNext w:val="0"/>
+        <w:spacing w:after="60" w:line="240" w:lineRule="auto"/>
+        <w:jc w:val="both"/>
+      </w:pPr>
+      <w:r>
+        <w:rPr>
+          <w:rFonts w:ascii="Times New Roman" w:hAnsi="Times New Roman" w:eastAsia="Times New Roman"/>
+          <w:b w:val="0"/>
+          <w:i w:val="0"/>
+          <w:sz w:val="28"/>
+        </w:rPr>
+        <w:t>2) Нормы права различаются только по формам выражения.</w:t>
+      </w:r>
+    </w:p>
+    <w:p>
+      <w:pPr>
+        <w:keepNext w:val="0"/>
+        <w:spacing w:after="60" w:line="240" w:lineRule="auto"/>
+        <w:jc w:val="both"/>
+      </w:pPr>
+      <w:r>
+        <w:rPr>
+          <w:rFonts w:ascii="Times New Roman" w:hAnsi="Times New Roman" w:eastAsia="Times New Roman"/>
+          <w:b w:val="0"/>
+          <w:i w:val="0"/>
+          <w:sz w:val="28"/>
+        </w:rPr>
+        <w:t>3) Правовые нормы регулируют все аспекты общественных отношений.</w:t>
+      </w:r>
+    </w:p>
+    <w:p>
+      <w:pPr>
+        <w:keepNext w:val="0"/>
+        <w:spacing w:after="60" w:line="240" w:lineRule="auto"/>
+        <w:jc w:val="both"/>
+      </w:pPr>
+      <w:r>
+        <w:rPr>
+          <w:rFonts w:ascii="Times New Roman" w:hAnsi="Times New Roman" w:eastAsia="Times New Roman"/>
+          <w:b w:val="0"/>
+          <w:i w:val="0"/>
+          <w:sz w:val="28"/>
+        </w:rPr>
+        <w:t>4) Разграничение норм по отраслям права происходит по таким признакам, как предмет и метод правового регулирования.</w:t>
+      </w:r>
+    </w:p>
+    <w:p>
+      <w:pPr>
+        <w:keepNext w:val="0"/>
+        <w:spacing w:after="60" w:line="240" w:lineRule="auto"/>
+        <w:jc w:val="both"/>
+      </w:pPr>
+      <w:r>
+        <w:rPr>
+          <w:rFonts w:ascii="Times New Roman" w:hAnsi="Times New Roman" w:eastAsia="Times New Roman"/>
+          <w:b w:val="0"/>
+          <w:i w:val="0"/>
+          <w:sz w:val="28"/>
+        </w:rPr>
+        <w:t>5) Процессуальное право — это совокупность отраслей, основная задача которых — установление порядка осуществления и защиты прав и обязанностей субъектов.</w:t>
+      </w:r>
+    </w:p>
+    <w:p>
+      <w:pPr>
+        <w:keepNext w:val="0"/>
+        <w:spacing w:after="60" w:line="240" w:lineRule="auto"/>
+        <w:jc w:val="both"/>
+      </w:pPr>
+      <w:r>
+        <w:rPr>
+          <w:rFonts w:ascii="Times New Roman" w:hAnsi="Times New Roman" w:eastAsia="Times New Roman"/>
+          <w:b w:val="0"/>
+          <w:i w:val="0"/>
+          <w:sz w:val="28"/>
+        </w:rPr>
+        <w:t>Ответ:</w:t>
+      </w:r>
+    </w:p>
+    <w:p>
+      <w:pPr>
+        <w:keepNext w:val="0"/>
+        <w:spacing w:after="60" w:line="240" w:lineRule="auto"/>
+        <w:jc w:val="both"/>
+      </w:pPr>
+      <w:r>
+        <w:rPr>
+          <w:rFonts w:ascii="Times New Roman" w:hAnsi="Times New Roman" w:eastAsia="Times New Roman"/>
+          <w:b/>
+          <w:sz w:val="28"/>
+        </w:rPr>
+        <w:t xml:space="preserve">№15 </w:t>
+      </w:r>
+      <w:r>
+        <w:rPr>
+          <w:rFonts w:ascii="Times New Roman" w:hAnsi="Times New Roman" w:eastAsia="Times New Roman"/>
+          <w:b w:val="0"/>
+          <w:i w:val="0"/>
+          <w:sz w:val="28"/>
+        </w:rPr>
+        <w:t>Установите соответствие между характеристиками и видами социальных норм: к каждой позиции, данной в первом столбце, подберите соответствующую позицию из второго столбца.</w:t>
+      </w:r>
+    </w:p>
+    <w:tbl>
+      <w:tblPr>
+        <w:tblStyle w:val="TableGrid"/>
+        <w:tblW w:type="auto" w:w="0"/>
+        <w:tblLayout w:type="autofit"/>
+        <w:tblLook w:firstColumn="1" w:firstRow="1" w:lastColumn="0" w:lastRow="0" w:noHBand="0" w:noVBand="1" w:val="04A0"/>
+      </w:tblPr>
+      <w:tblGrid>
+        <w:gridCol w:w="5128"/>
+        <w:gridCol w:w="5128"/>
+      </w:tblGrid>
+      <w:tr>
+        <w:tc>
+          <w:tcPr>
+            <w:tcW w:type="dxa" w:w="5128"/>
+            <w:vAlign w:val="center"/>
+            <w:tcMar>
+              <w:top w:w="80" w:type="dxa"/>
+              <w:start w:w="100" w:type="dxa"/>
+              <w:bottom w:w="80" w:type="dxa"/>
+              <w:end w:w="100" w:type="dxa"/>
+            </w:tcMar>
+          </w:tcPr>
+          <w:p>
+            <w:pPr>
+              <w:keepNext w:val="0"/>
+              <w:spacing w:after="0" w:line="240" w:lineRule="auto"/>
+              <w:jc w:val="left"/>
+            </w:pPr>
+            <w:r>
+              <w:rPr>
+                <w:rFonts w:ascii="Times New Roman" w:hAnsi="Times New Roman" w:eastAsia="Times New Roman"/>
+                <w:sz w:val="28"/>
+              </w:rPr>
+              <w:t>ХАРАКТЕРИСТИКИ</w:t>
+            </w:r>
+          </w:p>
+        </w:tc>
+        <w:tc>
+          <w:tcPr>
+            <w:tcW w:type="dxa" w:w="5128"/>
+            <w:vAlign w:val="center"/>
+            <w:tcMar>
+              <w:top w:w="80" w:type="dxa"/>
+              <w:start w:w="100" w:type="dxa"/>
+              <w:bottom w:w="80" w:type="dxa"/>
+              <w:end w:w="100" w:type="dxa"/>
+            </w:tcMar>
+          </w:tcPr>
+          <w:p>
+            <w:pPr>
+              <w:keepNext w:val="0"/>
+              <w:spacing w:after="0" w:line="240" w:lineRule="auto"/>
+              <w:jc w:val="left"/>
+            </w:pPr>
+            <w:r>
+              <w:rPr>
+                <w:rFonts w:ascii="Times New Roman" w:hAnsi="Times New Roman" w:eastAsia="Times New Roman"/>
+                <w:sz w:val="28"/>
+              </w:rPr>
+              <w:t>ВИДЫ СОЦИАЛЬНЫХ НОРМ</w:t>
+            </w:r>
+          </w:p>
+        </w:tc>
+      </w:tr>
+      <w:tr>
+        <w:tc>
+          <w:tcPr>
+            <w:tcW w:type="dxa" w:w="5128"/>
+            <w:vAlign w:val="center"/>
+            <w:tcMar>
+              <w:top w:w="80" w:type="dxa"/>
+              <w:start w:w="100" w:type="dxa"/>
+              <w:bottom w:w="80" w:type="dxa"/>
+              <w:end w:w="100" w:type="dxa"/>
+            </w:tcMar>
+          </w:tcPr>
+          <w:p>
+            <w:pPr>
+              <w:keepNext w:val="0"/>
+              <w:spacing w:after="0" w:line="240" w:lineRule="auto"/>
+              <w:jc w:val="left"/>
+            </w:pPr>
+            <w:r>
+              <w:rPr>
+                <w:rFonts w:ascii="Times New Roman" w:hAnsi="Times New Roman" w:eastAsia="Times New Roman"/>
+                <w:sz w:val="28"/>
+              </w:rPr>
+              <w:t>А) формальная определённостьБ) общеобязательность для всего населения, проживающего на территории определённого государстваВ) мера общественно значимого поведенияГ) охрана исключительно силой общественного мнения и (или) внутренними убеждениями человекаД) регулирование общественных отношений</w:t>
+            </w:r>
+          </w:p>
+        </w:tc>
+        <w:tc>
+          <w:tcPr>
+            <w:tcW w:type="dxa" w:w="5128"/>
+            <w:vAlign w:val="center"/>
+            <w:tcMar>
+              <w:top w:w="80" w:type="dxa"/>
+              <w:start w:w="100" w:type="dxa"/>
+              <w:bottom w:w="80" w:type="dxa"/>
+              <w:end w:w="100" w:type="dxa"/>
+            </w:tcMar>
+          </w:tcPr>
+          <w:p>
+            <w:pPr>
+              <w:keepNext w:val="0"/>
+              <w:spacing w:after="0" w:line="240" w:lineRule="auto"/>
+              <w:jc w:val="left"/>
+            </w:pPr>
+            <w:r>
+              <w:rPr>
+                <w:rFonts w:ascii="Times New Roman" w:hAnsi="Times New Roman" w:eastAsia="Times New Roman"/>
+                <w:sz w:val="28"/>
+              </w:rPr>
+              <w:t>1) только правовые нормы2) только моральные нормы3) и правовые, и моральные нормы</w:t>
+            </w:r>
+          </w:p>
+        </w:tc>
+      </w:tr>
+    </w:tbl>
+    <w:p/>
+    <w:p>
+      <w:pPr>
+        <w:keepNext w:val="0"/>
+        <w:spacing w:after="60" w:line="240" w:lineRule="auto"/>
+        <w:jc w:val="both"/>
+      </w:pPr>
+      <w:r>
+        <w:rPr>
+          <w:rFonts w:ascii="Times New Roman" w:hAnsi="Times New Roman" w:eastAsia="Times New Roman"/>
+          <w:b w:val="0"/>
+          <w:i w:val="0"/>
+          <w:sz w:val="28"/>
+        </w:rPr>
+        <w:t>Запишите в ответ цифры, расположив их в порядке, соответствующем буквам:</w:t>
+      </w:r>
+    </w:p>
+    <w:tbl>
+      <w:tblPr>
+        <w:tblStyle w:val="TableGrid"/>
+        <w:tblW w:type="auto" w:w="0"/>
+        <w:tblLayout w:type="autofit"/>
+        <w:tblLook w:firstColumn="1" w:firstRow="1" w:lastColumn="0" w:lastRow="0" w:noHBand="0" w:noVBand="1" w:val="04A0"/>
+      </w:tblPr>
+      <w:tblGrid>
+        <w:gridCol w:w="2051"/>
+        <w:gridCol w:w="2051"/>
+        <w:gridCol w:w="2051"/>
+        <w:gridCol w:w="2051"/>
+        <w:gridCol w:w="2051"/>
+      </w:tblGrid>
+      <w:tr>
+        <w:tc>
+          <w:tcPr>
+            <w:tcW w:type="dxa" w:w="2051"/>
+            <w:vAlign w:val="center"/>
+            <w:tcMar>
+              <w:top w:w="80" w:type="dxa"/>
+              <w:start w:w="100" w:type="dxa"/>
+              <w:bottom w:w="80" w:type="dxa"/>
+              <w:end w:w="100" w:type="dxa"/>
+            </w:tcMar>
+          </w:tcPr>
+          <w:p>
+            <w:pPr>
+              <w:keepNext w:val="0"/>
+              <w:spacing w:after="0" w:line="240" w:lineRule="auto"/>
+              <w:jc w:val="left"/>
+            </w:pPr>
+            <w:r>
+              <w:rPr>
+                <w:rFonts w:ascii="Times New Roman" w:hAnsi="Times New Roman" w:eastAsia="Times New Roman"/>
+                <w:sz w:val="28"/>
+              </w:rPr>
+              <w:t>A</w:t>
+            </w:r>
+          </w:p>
+        </w:tc>
+        <w:tc>
+          <w:tcPr>
+            <w:tcW w:type="dxa" w:w="2051"/>
+            <w:vAlign w:val="center"/>
+            <w:tcMar>
+              <w:top w:w="80" w:type="dxa"/>
+              <w:start w:w="100" w:type="dxa"/>
+              <w:bottom w:w="80" w:type="dxa"/>
+              <w:end w:w="100" w:type="dxa"/>
+            </w:tcMar>
+          </w:tcPr>
+          <w:p>
+            <w:pPr>
+              <w:keepNext w:val="0"/>
+              <w:spacing w:after="0" w:line="240" w:lineRule="auto"/>
+              <w:jc w:val="left"/>
+            </w:pPr>
+            <w:r>
+              <w:rPr>
+                <w:rFonts w:ascii="Times New Roman" w:hAnsi="Times New Roman" w:eastAsia="Times New Roman"/>
+                <w:sz w:val="28"/>
+              </w:rPr>
+              <w:t>Б</w:t>
+            </w:r>
+          </w:p>
+        </w:tc>
+        <w:tc>
+          <w:tcPr>
+            <w:tcW w:type="dxa" w:w="2051"/>
+            <w:vAlign w:val="center"/>
+            <w:tcMar>
+              <w:top w:w="80" w:type="dxa"/>
+              <w:start w:w="100" w:type="dxa"/>
+              <w:bottom w:w="80" w:type="dxa"/>
+              <w:end w:w="100" w:type="dxa"/>
+            </w:tcMar>
+          </w:tcPr>
+          <w:p>
+            <w:pPr>
+              <w:keepNext w:val="0"/>
+              <w:spacing w:after="0" w:line="240" w:lineRule="auto"/>
+              <w:jc w:val="left"/>
+            </w:pPr>
+            <w:r>
+              <w:rPr>
+                <w:rFonts w:ascii="Times New Roman" w:hAnsi="Times New Roman" w:eastAsia="Times New Roman"/>
+                <w:sz w:val="28"/>
+              </w:rPr>
+              <w:t>В</w:t>
+            </w:r>
+          </w:p>
+        </w:tc>
+        <w:tc>
+          <w:tcPr>
+            <w:tcW w:type="dxa" w:w="2051"/>
+            <w:vAlign w:val="center"/>
+            <w:tcMar>
+              <w:top w:w="80" w:type="dxa"/>
+              <w:start w:w="100" w:type="dxa"/>
+              <w:bottom w:w="80" w:type="dxa"/>
+              <w:end w:w="100" w:type="dxa"/>
+            </w:tcMar>
+          </w:tcPr>
+          <w:p>
+            <w:pPr>
+              <w:keepNext w:val="0"/>
+              <w:spacing w:after="0" w:line="240" w:lineRule="auto"/>
+              <w:jc w:val="left"/>
+            </w:pPr>
+            <w:r>
+              <w:rPr>
+                <w:rFonts w:ascii="Times New Roman" w:hAnsi="Times New Roman" w:eastAsia="Times New Roman"/>
+                <w:sz w:val="28"/>
+              </w:rPr>
+              <w:t>Г</w:t>
+            </w:r>
+          </w:p>
+        </w:tc>
+        <w:tc>
+          <w:tcPr>
+            <w:tcW w:type="dxa" w:w="2051"/>
+            <w:vAlign w:val="center"/>
+            <w:tcMar>
+              <w:top w:w="80" w:type="dxa"/>
+              <w:start w:w="100" w:type="dxa"/>
+              <w:bottom w:w="80" w:type="dxa"/>
+              <w:end w:w="100" w:type="dxa"/>
+            </w:tcMar>
+          </w:tcPr>
+          <w:p>
+            <w:pPr>
+              <w:keepNext w:val="0"/>
+              <w:spacing w:after="0" w:line="240" w:lineRule="auto"/>
+              <w:jc w:val="left"/>
+            </w:pPr>
+            <w:r>
+              <w:rPr>
+                <w:rFonts w:ascii="Times New Roman" w:hAnsi="Times New Roman" w:eastAsia="Times New Roman"/>
+                <w:sz w:val="28"/>
+              </w:rPr>
+              <w:t>Д</w:t>
+            </w:r>
+          </w:p>
+        </w:tc>
+      </w:tr>
+      <w:tr>
+        <w:tc>
+          <w:tcPr>
+            <w:tcW w:type="dxa" w:w="2051"/>
+            <w:vAlign w:val="center"/>
+            <w:tcMar>
+              <w:top w:w="80" w:type="dxa"/>
+              <w:start w:w="100" w:type="dxa"/>
+              <w:bottom w:w="80" w:type="dxa"/>
+              <w:end w:w="100" w:type="dxa"/>
+            </w:tcMar>
+          </w:tcPr>
+          <w:p>
+            <w:pPr>
+              <w:keepNext w:val="0"/>
+              <w:spacing w:after="0" w:line="240" w:lineRule="auto"/>
+              <w:jc w:val="left"/>
+            </w:pPr>
+            <w:r>
+              <w:rPr>
+                <w:rFonts w:ascii="Times New Roman" w:hAnsi="Times New Roman" w:eastAsia="Times New Roman"/>
+                <w:sz w:val="28"/>
+              </w:rPr>
+            </w:r>
+          </w:p>
+        </w:tc>
+        <w:tc>
+          <w:tcPr>
+            <w:tcW w:type="dxa" w:w="2051"/>
+            <w:vAlign w:val="center"/>
+            <w:tcMar>
+              <w:top w:w="80" w:type="dxa"/>
+              <w:start w:w="100" w:type="dxa"/>
+              <w:bottom w:w="80" w:type="dxa"/>
+              <w:end w:w="100" w:type="dxa"/>
+            </w:tcMar>
+          </w:tcPr>
+          <w:p>
+            <w:pPr>
+              <w:keepNext w:val="0"/>
+              <w:spacing w:after="0" w:line="240" w:lineRule="auto"/>
+              <w:jc w:val="left"/>
+            </w:pPr>
+            <w:r>
+              <w:rPr>
+                <w:rFonts w:ascii="Times New Roman" w:hAnsi="Times New Roman" w:eastAsia="Times New Roman"/>
+                <w:sz w:val="28"/>
+              </w:rPr>
+            </w:r>
+          </w:p>
+        </w:tc>
+        <w:tc>
+          <w:tcPr>
+            <w:tcW w:type="dxa" w:w="2051"/>
+            <w:vAlign w:val="center"/>
+            <w:tcMar>
+              <w:top w:w="80" w:type="dxa"/>
+              <w:start w:w="100" w:type="dxa"/>
+              <w:bottom w:w="80" w:type="dxa"/>
+              <w:end w:w="100" w:type="dxa"/>
+            </w:tcMar>
+          </w:tcPr>
+          <w:p>
+            <w:pPr>
+              <w:keepNext w:val="0"/>
+              <w:spacing w:after="0" w:line="240" w:lineRule="auto"/>
+              <w:jc w:val="left"/>
+            </w:pPr>
+            <w:r>
+              <w:rPr>
+                <w:rFonts w:ascii="Times New Roman" w:hAnsi="Times New Roman" w:eastAsia="Times New Roman"/>
+                <w:sz w:val="28"/>
+              </w:rPr>
+            </w:r>
+          </w:p>
+        </w:tc>
+        <w:tc>
+          <w:tcPr>
+            <w:tcW w:type="dxa" w:w="2051"/>
+            <w:vAlign w:val="center"/>
+            <w:tcMar>
+              <w:top w:w="80" w:type="dxa"/>
+              <w:start w:w="100" w:type="dxa"/>
+              <w:bottom w:w="80" w:type="dxa"/>
+              <w:end w:w="100" w:type="dxa"/>
+            </w:tcMar>
+          </w:tcPr>
+          <w:p>
+            <w:pPr>
+              <w:keepNext w:val="0"/>
+              <w:spacing w:after="0" w:line="240" w:lineRule="auto"/>
+              <w:jc w:val="left"/>
+            </w:pPr>
+            <w:r>
+              <w:rPr>
+                <w:rFonts w:ascii="Times New Roman" w:hAnsi="Times New Roman" w:eastAsia="Times New Roman"/>
+                <w:sz w:val="28"/>
+              </w:rPr>
+            </w:r>
+          </w:p>
+        </w:tc>
+        <w:tc>
+          <w:tcPr>
+            <w:tcW w:type="dxa" w:w="2051"/>
+            <w:vAlign w:val="center"/>
+            <w:tcMar>
+              <w:top w:w="80" w:type="dxa"/>
+              <w:start w:w="100" w:type="dxa"/>
+              <w:bottom w:w="80" w:type="dxa"/>
+              <w:end w:w="100" w:type="dxa"/>
+            </w:tcMar>
+          </w:tcPr>
+          <w:p>
+            <w:pPr>
+              <w:keepNext w:val="0"/>
+              <w:spacing w:after="0" w:line="240" w:lineRule="auto"/>
+              <w:jc w:val="left"/>
+            </w:pPr>
+            <w:r>
+              <w:rPr>
+                <w:rFonts w:ascii="Times New Roman" w:hAnsi="Times New Roman" w:eastAsia="Times New Roman"/>
+                <w:sz w:val="28"/>
+              </w:rPr>
+            </w:r>
+          </w:p>
+        </w:tc>
+      </w:tr>
+    </w:tbl>
+    <w:p/>
+    <w:p>
+      <w:pPr>
+        <w:keepNext w:val="0"/>
+        <w:spacing w:after="60" w:line="240" w:lineRule="auto"/>
+        <w:jc w:val="both"/>
+      </w:pPr>
+      <w:r>
+        <w:rPr>
+          <w:rFonts w:ascii="Times New Roman" w:hAnsi="Times New Roman" w:eastAsia="Times New Roman"/>
+          <w:b w:val="0"/>
+          <w:i w:val="0"/>
+          <w:sz w:val="28"/>
+        </w:rPr>
+        <w:t>Ответ:</w:t>
+      </w:r>
+    </w:p>
+    <w:p>
+      <w:pPr>
+        <w:keepNext w:val="0"/>
+        <w:spacing w:after="60" w:line="240" w:lineRule="auto"/>
+        <w:jc w:val="both"/>
+      </w:pPr>
+      <w:r>
+        <w:rPr>
+          <w:rFonts w:ascii="Times New Roman" w:hAnsi="Times New Roman" w:eastAsia="Times New Roman"/>
+          <w:b/>
+          <w:sz w:val="28"/>
+        </w:rPr>
+        <w:t xml:space="preserve">№16 </w:t>
+      </w:r>
+      <w:r>
+        <w:rPr>
+          <w:rFonts w:ascii="Times New Roman" w:hAnsi="Times New Roman" w:eastAsia="Times New Roman"/>
+          <w:b w:val="0"/>
+          <w:i w:val="0"/>
+          <w:sz w:val="28"/>
+        </w:rPr>
+        <w:t>Организационно-правовая форма фирмы, оказывающей услуги по ремонту обуви и сумок, — производственный кооператив. Найдите в приведённом ниже перечне черты, отличающие производственный кооператив от акционерного общества, и запишите цифры, под которыми они указаны.</w:t>
+      </w:r>
+    </w:p>
+    <w:p>
+      <w:pPr>
+        <w:keepNext w:val="0"/>
+        <w:spacing w:after="60" w:line="240" w:lineRule="auto"/>
+        <w:jc w:val="both"/>
+      </w:pPr>
+      <w:r>
+        <w:rPr>
+          <w:rFonts w:ascii="Times New Roman" w:hAnsi="Times New Roman" w:eastAsia="Times New Roman"/>
+          <w:b w:val="0"/>
+          <w:i w:val="0"/>
+          <w:sz w:val="28"/>
+        </w:rPr>
+        <w:t>1) Объединяет нескольких мастеров, лично участвующих в оказании услуг.</w:t>
+      </w:r>
+    </w:p>
+    <w:p>
+      <w:pPr>
+        <w:keepNext w:val="0"/>
+        <w:spacing w:after="60" w:line="240" w:lineRule="auto"/>
+        <w:jc w:val="both"/>
+      </w:pPr>
+      <w:r>
+        <w:rPr>
+          <w:rFonts w:ascii="Times New Roman" w:hAnsi="Times New Roman" w:eastAsia="Times New Roman"/>
+          <w:b w:val="0"/>
+          <w:i w:val="0"/>
+          <w:sz w:val="28"/>
+        </w:rPr>
+        <w:t>2) Обязанность работников соблюдать трудовую дисциплину.</w:t>
+      </w:r>
+    </w:p>
+    <w:p>
+      <w:pPr>
+        <w:keepNext w:val="0"/>
+        <w:spacing w:after="60" w:line="240" w:lineRule="auto"/>
+        <w:jc w:val="both"/>
+      </w:pPr>
+      <w:r>
+        <w:rPr>
+          <w:rFonts w:ascii="Times New Roman" w:hAnsi="Times New Roman" w:eastAsia="Times New Roman"/>
+          <w:b w:val="0"/>
+          <w:i w:val="0"/>
+          <w:sz w:val="28"/>
+        </w:rPr>
+        <w:t>3) Получение дивидендов по итогам года.</w:t>
+      </w:r>
+    </w:p>
+    <w:p>
+      <w:pPr>
+        <w:keepNext w:val="0"/>
+        <w:spacing w:after="60" w:line="240" w:lineRule="auto"/>
+        <w:jc w:val="both"/>
+      </w:pPr>
+      <w:r>
+        <w:rPr>
+          <w:rFonts w:ascii="Times New Roman" w:hAnsi="Times New Roman" w:eastAsia="Times New Roman"/>
+          <w:b w:val="0"/>
+          <w:i w:val="0"/>
+          <w:sz w:val="28"/>
+        </w:rPr>
+        <w:t>4) Участие работников в управлении предприятием по принципу один работник — один голос на общем собрании.</w:t>
+      </w:r>
+    </w:p>
+    <w:p>
+      <w:pPr>
+        <w:keepNext w:val="0"/>
+        <w:spacing w:after="60" w:line="240" w:lineRule="auto"/>
+        <w:jc w:val="both"/>
+      </w:pPr>
+      <w:r>
+        <w:rPr>
+          <w:rFonts w:ascii="Times New Roman" w:hAnsi="Times New Roman" w:eastAsia="Times New Roman"/>
+          <w:b w:val="0"/>
+          <w:i w:val="0"/>
+          <w:sz w:val="28"/>
+        </w:rPr>
+        <w:t>5) Обязательное заключение трудового договора с работниками.</w:t>
+      </w:r>
+    </w:p>
+    <w:p>
+      <w:pPr>
+        <w:keepNext w:val="0"/>
+        <w:spacing w:after="60" w:line="240" w:lineRule="auto"/>
+        <w:jc w:val="both"/>
+      </w:pPr>
+      <w:r>
+        <w:rPr>
+          <w:rFonts w:ascii="Times New Roman" w:hAnsi="Times New Roman" w:eastAsia="Times New Roman"/>
+          <w:b w:val="0"/>
+          <w:i w:val="0"/>
+          <w:sz w:val="28"/>
+        </w:rPr>
+        <w:t>6) Распределение прибыли между работниками в соответствии с их трудовым участием.</w:t>
+      </w:r>
+    </w:p>
+    <w:p>
+      <w:pPr>
+        <w:keepNext w:val="0"/>
+        <w:spacing w:after="60" w:line="240" w:lineRule="auto"/>
+        <w:jc w:val="both"/>
+      </w:pPr>
+      <w:r>
+        <w:rPr>
+          <w:rFonts w:ascii="Times New Roman" w:hAnsi="Times New Roman" w:eastAsia="Times New Roman"/>
+          <w:b w:val="0"/>
+          <w:i w:val="0"/>
+          <w:sz w:val="28"/>
+        </w:rPr>
+        <w:t>Ответ:</w:t>
+      </w:r>
+    </w:p>
+    <w:p>
+      <w:r>
+        <w:br w:type="page"/>
+      </w:r>
+    </w:p>
+    <w:p>
+      <w:pPr>
+        <w:keepNext/>
+        <w:spacing w:after="60" w:line="240" w:lineRule="auto"/>
+        <w:jc w:val="both"/>
+      </w:pPr>
+      <w:r>
+        <w:rPr>
+          <w:rFonts w:ascii="Times New Roman" w:hAnsi="Times New Roman" w:eastAsia="Times New Roman"/>
+          <w:b/>
+          <w:i w:val="0"/>
+          <w:sz w:val="28"/>
+        </w:rPr>
+        <w:t>Вторая часть</w:t>
+      </w:r>
+    </w:p>
+    <w:p>
+      <w:pPr>
+        <w:keepNext w:val="0"/>
+        <w:spacing w:after="60" w:line="240" w:lineRule="auto"/>
+        <w:jc w:val="both"/>
+      </w:pPr>
+      <w:r>
+        <w:rPr>
+          <w:rFonts w:ascii="Times New Roman" w:hAnsi="Times New Roman" w:eastAsia="Times New Roman"/>
+          <w:b w:val="0"/>
+          <w:i w:val="0"/>
+          <w:sz w:val="28"/>
+        </w:rPr>
+        <w:t>Понятие политической системы наряду с понятием политической власти является сегодня одним из центральных в политологии. Единого определения, как и другие понятия, оно не имеет. И это объяснимо: многообразие представлений о политике не может не породить многообразия представлений обо всём, что с ней связано. Термин «политическая система» состоит из двух слов, и его содержание определяется применением понятия системы к сфере политического. Где начинается и где заканчивается политическое? Где та граница, которая разделяет политические и неполитические явления: деятельность, власть, процессы, системы?</w:t>
+      </w:r>
+    </w:p>
+    <w:p>
+      <w:pPr>
+        <w:keepNext w:val="0"/>
+        <w:spacing w:after="60" w:line="240" w:lineRule="auto"/>
+        <w:jc w:val="both"/>
+      </w:pPr>
+      <w:r>
+        <w:rPr>
+          <w:rFonts w:ascii="Times New Roman" w:hAnsi="Times New Roman" w:eastAsia="Times New Roman"/>
+          <w:b w:val="0"/>
+          <w:i w:val="0"/>
+          <w:sz w:val="28"/>
+        </w:rPr>
+        <w:t>Не вызывает сомнения, что всё политическое так или иначе связано с государством, с государственной властью. Партии создаются для того, чтобы бороться за места в парламенте. Лидер становится политическим только тогда, когда он претендует на руководящее кресло в государственном учреждении или чего–то добивается от государства. Всякая политика утратила бы смысл, не будь государства.</w:t>
+      </w:r>
+    </w:p>
+    <w:p>
+      <w:pPr>
+        <w:keepNext w:val="0"/>
+        <w:spacing w:after="60" w:line="240" w:lineRule="auto"/>
+        <w:jc w:val="both"/>
+      </w:pPr>
+      <w:r>
+        <w:rPr>
+          <w:rFonts w:ascii="Times New Roman" w:hAnsi="Times New Roman" w:eastAsia="Times New Roman"/>
+          <w:b w:val="0"/>
+          <w:i w:val="0"/>
+          <w:sz w:val="28"/>
+        </w:rPr>
+        <w:t>Но столь же очевидно, что не всё государственное является политическим. Многие функции, связанные с организацией внутренней деятельности государственных учреждений, имеют явно неполитический характер. Политической может быть только публичная деятельность государства, т.е. такая деятельность, которая затрагивает интересы широких слоёв или больших социальных групп. Но и в публичной деятельности государства есть сферы, которые мы не относим к политике. Это государственное управление в интересах всего общества. Не принято относить к политической сфере организацию здравоохранения, народного образования, дорожного движения и многое другое. Только там, где с помощью государства происходит согласование интересов различных социальных групп или посредством государства реализуются интересы одних групп в ущерб другим, начинается политика. В государственной деятельности следует, таким образом, отличать политическое и неполитическое (технологическое) управление. (О.Ф. Шабров)</w:t>
+      </w:r>
+    </w:p>
+    <w:p>
+      <w:pPr>
+        <w:keepNext/>
+        <w:spacing w:after="60" w:line="240" w:lineRule="auto"/>
+        <w:jc w:val="both"/>
+      </w:pPr>
+      <w:r>
+        <w:rPr>
+          <w:rFonts w:ascii="Times New Roman" w:hAnsi="Times New Roman" w:eastAsia="Times New Roman"/>
+          <w:b/>
+          <w:i w:val="0"/>
+          <w:sz w:val="28"/>
+        </w:rPr>
+        <w:t>№17</w:t>
+      </w:r>
+    </w:p>
+    <w:p>
+      <w:pPr>
+        <w:keepNext w:val="0"/>
+        <w:spacing w:after="60" w:line="240" w:lineRule="auto"/>
+        <w:jc w:val="both"/>
+      </w:pPr>
+      <w:r>
+        <w:rPr>
+          <w:rFonts w:ascii="Times New Roman" w:hAnsi="Times New Roman" w:eastAsia="Times New Roman"/>
+          <w:b w:val="0"/>
+          <w:i w:val="0"/>
+          <w:sz w:val="28"/>
+        </w:rPr>
+        <w:t>Как в тексте объясняется отсутствие единого определения политической системы? В какой ситуации лидер, по мнению автора, становится политическим? Как автор отвечает на вопрос о том, где начинается политика?</w:t>
+      </w:r>
+    </w:p>
+    <w:p>
+      <w:pPr>
+        <w:keepNext w:val="0"/>
+        <w:spacing w:after="60" w:line="240" w:lineRule="auto"/>
+        <w:jc w:val="both"/>
+      </w:pPr>
+      <w:r>
+        <w:rPr>
+          <w:rFonts w:ascii="Times New Roman" w:hAnsi="Times New Roman" w:eastAsia="Times New Roman"/>
+          <w:b w:val="0"/>
+          <w:i w:val="0"/>
+          <w:sz w:val="28"/>
+        </w:rPr>
+        <w:t>Ответ:</w:t>
+      </w:r>
+    </w:p>
+    <w:p>
+      <w:pPr>
+        <w:keepNext/>
+        <w:spacing w:after="60" w:line="240" w:lineRule="auto"/>
+        <w:jc w:val="both"/>
+      </w:pPr>
+      <w:r>
+        <w:rPr>
+          <w:rFonts w:ascii="Times New Roman" w:hAnsi="Times New Roman" w:eastAsia="Times New Roman"/>
+          <w:b/>
+          <w:i w:val="0"/>
+          <w:sz w:val="28"/>
+        </w:rPr>
+        <w:t>№18</w:t>
+      </w:r>
+    </w:p>
+    <w:p>
+      <w:pPr>
+        <w:keepNext w:val="0"/>
+        <w:spacing w:after="60" w:line="240" w:lineRule="auto"/>
+        <w:jc w:val="both"/>
+      </w:pPr>
+      <w:r>
+        <w:rPr>
+          <w:rFonts w:ascii="Times New Roman" w:hAnsi="Times New Roman" w:eastAsia="Times New Roman"/>
+          <w:b w:val="0"/>
+          <w:i w:val="0"/>
+          <w:sz w:val="28"/>
+        </w:rPr>
+        <w:t>В тексте упомянуты ключевые понятия социально-гуманитарных наук.</w:t>
+      </w:r>
+    </w:p>
+    <w:p>
+      <w:pPr>
+        <w:keepNext w:val="0"/>
+        <w:spacing w:after="60" w:line="240" w:lineRule="auto"/>
+        <w:jc w:val="both"/>
+      </w:pPr>
+      <w:r>
+        <w:rPr>
+          <w:rFonts w:ascii="Times New Roman" w:hAnsi="Times New Roman" w:eastAsia="Times New Roman"/>
+          <w:b w:val="0"/>
+          <w:i w:val="0"/>
+          <w:sz w:val="28"/>
+        </w:rPr>
+        <w:t>Используя обществоведческие знания,</w:t>
+      </w:r>
+    </w:p>
+    <w:p>
+      <w:pPr>
+        <w:keepNext w:val="0"/>
+        <w:spacing w:after="60" w:line="240" w:lineRule="auto"/>
+        <w:jc w:val="both"/>
+      </w:pPr>
+      <w:r>
+        <w:rPr>
+          <w:rFonts w:ascii="Times New Roman" w:hAnsi="Times New Roman" w:eastAsia="Times New Roman"/>
+          <w:b w:val="0"/>
+          <w:i w:val="0"/>
+          <w:sz w:val="28"/>
+        </w:rPr>
+        <w:t>— укажите не менее трёх основных признаков государства как политического института;</w:t>
+      </w:r>
+    </w:p>
+    <w:p>
+      <w:pPr>
+        <w:keepNext w:val="0"/>
+        <w:spacing w:after="60" w:line="240" w:lineRule="auto"/>
+        <w:jc w:val="both"/>
+      </w:pPr>
+      <w:r>
+        <w:rPr>
+          <w:rFonts w:ascii="Times New Roman" w:hAnsi="Times New Roman" w:eastAsia="Times New Roman"/>
+          <w:b w:val="0"/>
+          <w:i w:val="0"/>
+          <w:sz w:val="28"/>
+        </w:rPr>
+        <w:t>— объясните связь указанной авторами цели политической партии с развитием политической культуры общества. (Объяснение может быть дано в одном или нескольких предложениях.)</w:t>
+      </w:r>
+    </w:p>
+    <w:p>
+      <w:pPr>
+        <w:keepNext w:val="0"/>
+        <w:spacing w:after="60" w:line="240" w:lineRule="auto"/>
+        <w:jc w:val="both"/>
+      </w:pPr>
+      <w:r>
+        <w:rPr>
+          <w:rFonts w:ascii="Times New Roman" w:hAnsi="Times New Roman" w:eastAsia="Times New Roman"/>
+          <w:b w:val="0"/>
+          <w:i w:val="0"/>
+          <w:sz w:val="28"/>
+        </w:rPr>
+        <w:t>Ответ:</w:t>
+      </w:r>
+    </w:p>
+    <w:p>
+      <w:pPr>
+        <w:keepNext w:val="0"/>
+        <w:spacing w:after="60" w:line="240" w:lineRule="auto"/>
+        <w:jc w:val="both"/>
+      </w:pPr>
+      <w:r>
+        <w:rPr>
+          <w:rFonts w:ascii="Times New Roman" w:hAnsi="Times New Roman" w:eastAsia="Times New Roman"/>
+          <w:b/>
+          <w:sz w:val="28"/>
+        </w:rPr>
+        <w:t xml:space="preserve">№19 </w:t>
+      </w:r>
+      <w:r>
+        <w:rPr>
+          <w:rFonts w:ascii="Times New Roman" w:hAnsi="Times New Roman" w:eastAsia="Times New Roman"/>
+          <w:b w:val="0"/>
+          <w:i w:val="0"/>
+          <w:sz w:val="28"/>
+        </w:rPr>
+        <w:t>Существуют следующие формы цифровой коммуникации властных структур РФ с гражданами при помощи цифровых технологий: убеждение граждан о необходимости проведения определенных мер, советы граждан властным структурам либо представителям части общества, информирование властных структур/ведомостей/общественности о социально значимых проблемах и/или возможных решениях. Используя обществоведческие знания и факты общественной жизни, проиллюстрируйте примером применение каждой из названных форм. (В каждом случае сначала укажите форму, затем приведите соответствующий пример. Каждый пример должен быть сформулирован развёрнуто.)</w:t>
+      </w:r>
+    </w:p>
+    <w:p>
+      <w:pPr>
+        <w:keepNext w:val="0"/>
+        <w:spacing w:after="60" w:line="240" w:lineRule="auto"/>
+        <w:jc w:val="both"/>
+      </w:pPr>
+      <w:r>
+        <w:rPr>
+          <w:rFonts w:ascii="Times New Roman" w:hAnsi="Times New Roman" w:eastAsia="Times New Roman"/>
+          <w:b w:val="0"/>
+          <w:i w:val="0"/>
+          <w:sz w:val="28"/>
+        </w:rPr>
+        <w:t>Ответ:</w:t>
+      </w:r>
+    </w:p>
+    <w:p>
+      <w:pPr>
+        <w:keepNext w:val="0"/>
+        <w:spacing w:after="60" w:line="240" w:lineRule="auto"/>
+        <w:jc w:val="both"/>
+      </w:pPr>
+      <w:r>
+        <w:rPr>
+          <w:rFonts w:ascii="Times New Roman" w:hAnsi="Times New Roman" w:eastAsia="Times New Roman"/>
+          <w:b/>
+          <w:sz w:val="28"/>
+        </w:rPr>
+        <w:t xml:space="preserve">№20 </w:t>
+      </w:r>
+      <w:r>
+        <w:rPr>
+          <w:rFonts w:ascii="Times New Roman" w:hAnsi="Times New Roman" w:eastAsia="Times New Roman"/>
+          <w:b w:val="0"/>
+          <w:i w:val="0"/>
+          <w:sz w:val="28"/>
+        </w:rPr>
+        <w:t>Используя обществоведческие знания, приведите три аргумента о таком негативном последствии цифровой коммуникации, как распространение популистских идей. (Каждое суждение должно быть сформулировано как распространённое предложение.)</w:t>
+      </w:r>
+    </w:p>
+    <w:p>
+      <w:pPr>
+        <w:keepNext w:val="0"/>
+        <w:spacing w:after="60" w:line="240" w:lineRule="auto"/>
+        <w:jc w:val="both"/>
+      </w:pPr>
+      <w:r>
+        <w:rPr>
+          <w:rFonts w:ascii="Times New Roman" w:hAnsi="Times New Roman" w:eastAsia="Times New Roman"/>
+          <w:b w:val="0"/>
+          <w:i w:val="0"/>
+          <w:sz w:val="28"/>
+        </w:rPr>
+        <w:t>Ответ:</w:t>
+      </w:r>
+    </w:p>
+    <w:p>
+      <w:pPr>
+        <w:keepNext w:val="0"/>
+        <w:spacing w:after="60" w:line="240" w:lineRule="auto"/>
+        <w:jc w:val="both"/>
+      </w:pPr>
+      <w:r>
+        <w:rPr>
+          <w:rFonts w:ascii="Times New Roman" w:hAnsi="Times New Roman" w:eastAsia="Times New Roman"/>
+          <w:b/>
+          <w:sz w:val="28"/>
+        </w:rPr>
+        <w:t xml:space="preserve">№21 </w:t>
+      </w:r>
+      <w:r>
+        <w:rPr>
+          <w:rFonts w:ascii="Times New Roman" w:hAnsi="Times New Roman" w:eastAsia="Times New Roman"/>
+          <w:b w:val="0"/>
+          <w:i w:val="0"/>
+          <w:sz w:val="28"/>
+        </w:rPr>
+        <w:t>На графике изображено изменение ситуации на рынке стульев. Кривая предложения переместилась из положения S в положение S1 при неизменном спросе D. (На графике P – цена товара; Q – количество товара.)</w:t>
+      </w:r>
+    </w:p>
+    <w:p>
+      <w:pPr>
+        <w:spacing w:after="80"/>
+        <w:jc w:val="center"/>
+      </w:pPr>
+      <w:r>
         <w:drawing>
           <wp:inline xmlns:a="http://schemas.openxmlformats.org/drawingml/2006/main" xmlns:pic="http://schemas.openxmlformats.org/drawingml/2006/picture">
-            <wp:extent cx="5400000" cy="5400000"/>
-            <wp:docPr id="3" name="Picture 3"/>
+            <wp:extent cx="3348000" cy="3348000"/>
+            <wp:docPr id="2" name="Picture 2"/>
             <wp:cNvGraphicFramePr>
               <a:graphicFrameLocks noChangeAspect="1"/>
             </wp:cNvGraphicFramePr>
@@ -2776,11 +3784,11 @@
               <a:graphicData uri="http://schemas.openxmlformats.org/drawingml/2006/picture">
                 <pic:pic>
                   <pic:nvPicPr>
-                    <pic:cNvPr id="0" name="asset-0053.png"/>
+                    <pic:cNvPr id="0" name="asset-0027.png"/>
                     <pic:cNvPicPr/>
                   </pic:nvPicPr>
                   <pic:blipFill>
-                    <a:blip r:embed="rId11"/>
+                    <a:blip r:embed="rId10"/>
                     <a:stretch>
                       <a:fillRect/>
                     </a:stretch>
@@ -2788,7 +3796,7 @@
                   <pic:spPr>
                     <a:xfrm>
                       <a:off x="0" y="0"/>
-                      <a:ext cx="5400000" cy="5400000"/>
+                      <a:ext cx="3348000" cy="3348000"/>
                     </a:xfrm>
                     <a:prstGeom prst="rect"/>
                   </pic:spPr>
@@ -2801,45 +3809,63 @@
     </w:p>
     <w:p>
       <w:pPr>
-        <w:widowControl/>
-        <w:spacing w:line="240" w:lineRule="auto" w:after="0"/>
+        <w:keepNext w:val="0"/>
+        <w:spacing w:after="60" w:line="240" w:lineRule="auto"/>
+        <w:jc w:val="both"/>
       </w:pPr>
       <w:r>
         <w:rPr>
           <w:rFonts w:ascii="Times New Roman" w:hAnsi="Times New Roman" w:eastAsia="Times New Roman"/>
           <w:b w:val="0"/>
           <w:i w:val="0"/>
-          <w:color w:val="181A1F"/>
           <w:sz w:val="28"/>
         </w:rPr>
-        <w:t>Как изменилась равновесная цена? Сначала укажите любое одно обстоятельство (фактор), затем объясните его влияние на спрос (обязательно укажите характер изменения спроса). (Объяснение должно быть дано применительно к рынку, указанному в тексте задания.)</w:t>
+        <w:t xml:space="preserve">Как изменилась равновесная цена? </w:t>
       </w:r>
     </w:p>
     <w:p>
       <w:pPr>
-        <w:widowControl/>
-        <w:spacing w:line="240" w:lineRule="auto" w:after="0"/>
+        <w:keepNext w:val="0"/>
+        <w:spacing w:after="60" w:line="240" w:lineRule="auto"/>
+        <w:jc w:val="both"/>
       </w:pPr>
       <w:r>
         <w:rPr>
           <w:rFonts w:ascii="Times New Roman" w:hAnsi="Times New Roman" w:eastAsia="Times New Roman"/>
           <w:b w:val="0"/>
           <w:i w:val="0"/>
-          <w:color w:val="181A1F"/>
           <w:sz w:val="28"/>
         </w:rPr>
-        <w:t>Как изменятся предложение и равновесная цена на данном рынке, если при прочих равных условиях государство введёт дополнительные требования по лицензированию и сертификации агентств, специализирующихся на организации праздников?</w:t>
+        <w:t xml:space="preserve">Что могло вызвать изменение предложения? Сначала укажите любое одно обстоятельство (фактор), затем объясните его влияние на предложение (обязательно укажите характер изменения предложения). (Объяснение должно быть дано применительно к рынку, указанному в тексте задания.) </w:t>
       </w:r>
     </w:p>
     <w:p>
       <w:pPr>
-        <w:widowControl/>
-        <w:spacing w:line="240" w:lineRule="auto" w:after="0"/>
+        <w:keepNext w:val="0"/>
+        <w:spacing w:after="60" w:line="240" w:lineRule="auto"/>
+        <w:jc w:val="both"/>
       </w:pPr>
       <w:r>
         <w:rPr>
           <w:rFonts w:ascii="Times New Roman" w:hAnsi="Times New Roman" w:eastAsia="Times New Roman"/>
-          <w:color w:val="181A1F"/>
+          <w:b w:val="0"/>
+          <w:i w:val="0"/>
+          <w:sz w:val="28"/>
+        </w:rPr>
+        <w:t>Как изменятся спрос и равновесная цена на данном рынке, если при прочих равных условиях откроются новые предприятия общественного питания с большим количеством посадочных мест?</w:t>
+      </w:r>
+    </w:p>
+    <w:p>
+      <w:pPr>
+        <w:keepNext w:val="0"/>
+        <w:spacing w:after="60" w:line="240" w:lineRule="auto"/>
+        <w:jc w:val="both"/>
+      </w:pPr>
+      <w:r>
+        <w:rPr>
+          <w:rFonts w:ascii="Times New Roman" w:hAnsi="Times New Roman" w:eastAsia="Times New Roman"/>
+          <w:b w:val="0"/>
+          <w:i w:val="0"/>
           <w:sz w:val="28"/>
         </w:rPr>
         <w:t>Ответ:</w:t>
@@ -2847,45 +3873,87 @@
     </w:p>
     <w:p>
       <w:pPr>
-        <w:keepNext/>
-        <w:widowControl/>
-        <w:spacing w:line="240" w:lineRule="auto" w:after="0" w:before="120"/>
+        <w:keepNext w:val="0"/>
+        <w:spacing w:after="60" w:line="240" w:lineRule="auto"/>
+        <w:jc w:val="both"/>
       </w:pPr>
       <w:r>
         <w:rPr>
           <w:rFonts w:ascii="Times New Roman" w:hAnsi="Times New Roman" w:eastAsia="Times New Roman"/>
           <w:b/>
-          <w:color w:val="181A1F"/>
           <w:sz w:val="28"/>
         </w:rPr>
-        <w:t>20.</w:t>
+        <w:t xml:space="preserve">№22 </w:t>
       </w:r>
-    </w:p>
-    <w:p>
-      <w:pPr>
-        <w:widowControl/>
-        <w:spacing w:line="240" w:lineRule="auto" w:after="0"/>
-      </w:pPr>
       <w:r>
         <w:rPr>
           <w:rFonts w:ascii="Times New Roman" w:hAnsi="Times New Roman" w:eastAsia="Times New Roman"/>
           <w:b w:val="0"/>
           <w:i w:val="0"/>
-          <w:color w:val="181A1F"/>
           <w:sz w:val="28"/>
         </w:rPr>
-        <w:t>Одним из проявлений политической деятельности автор называет функционирование общественно-политической организации и политических партий, их участие в деятельности органов государственной власти. Используя обществоведческие знания, приведите три аргумента подтверждающих положительное значение политических партий и общественно-политических движений для общества. (Каждый аргумент должен быть сформулирован как распространённое предложение.)</w:t>
+        <w:t>Экономика государства Z основана на промышленности, производящей стандартную продукцию. Для нее характерны частная собственность и свобода хозяйственной инициативы, высокий уровень конкуренции. Доля государственного сектора в экономике незначительна.</w:t>
       </w:r>
     </w:p>
     <w:p>
       <w:pPr>
-        <w:widowControl/>
-        <w:spacing w:line="240" w:lineRule="auto" w:after="0"/>
+        <w:keepNext w:val="0"/>
+        <w:spacing w:after="60" w:line="240" w:lineRule="auto"/>
+        <w:jc w:val="both"/>
       </w:pPr>
       <w:r>
         <w:rPr>
           <w:rFonts w:ascii="Times New Roman" w:hAnsi="Times New Roman" w:eastAsia="Times New Roman"/>
-          <w:color w:val="181A1F"/>
+          <w:b w:val="0"/>
+          <w:i w:val="0"/>
+          <w:sz w:val="28"/>
+        </w:rPr>
+        <w:t>Появилась массовая культура, наблюдается бурное развитие средств массовой коммуникации, растет урбанизация.</w:t>
+      </w:r>
+    </w:p>
+    <w:p>
+      <w:pPr>
+        <w:keepNext w:val="0"/>
+        <w:spacing w:after="60" w:line="240" w:lineRule="auto"/>
+        <w:jc w:val="both"/>
+      </w:pPr>
+      <w:r>
+        <w:rPr>
+          <w:rFonts w:ascii="Times New Roman" w:hAnsi="Times New Roman" w:eastAsia="Times New Roman"/>
+          <w:b w:val="0"/>
+          <w:i w:val="0"/>
+          <w:sz w:val="28"/>
+        </w:rPr>
+        <w:t>В государстве Z все граждане имеют равные гражданские и политические права и свободы, а также гарантии их защиты. Периодически проводятся свободные выборы.</w:t>
+      </w:r>
+    </w:p>
+    <w:p>
+      <w:pPr>
+        <w:keepNext w:val="0"/>
+        <w:spacing w:after="60" w:line="240" w:lineRule="auto"/>
+        <w:jc w:val="both"/>
+      </w:pPr>
+      <w:r>
+        <w:rPr>
+          <w:rFonts w:ascii="Times New Roman" w:hAnsi="Times New Roman" w:eastAsia="Times New Roman"/>
+          <w:b w:val="0"/>
+          <w:i w:val="0"/>
+          <w:sz w:val="28"/>
+        </w:rPr>
+        <w:t>Законодательную власть осуществляют парламент, а всенародно избираемый глава государства формирует правительство и возглавляет исполнительную власть. К какому типу относится общество Z? К какому типу относится экономика государства Z? Какой политический режим установился в государстве Z? Какой факт из условия задачи позволяет сделать вывод о том, что государство Z — президентская республика?</w:t>
+      </w:r>
+    </w:p>
+    <w:p>
+      <w:pPr>
+        <w:keepNext w:val="0"/>
+        <w:spacing w:after="60" w:line="240" w:lineRule="auto"/>
+        <w:jc w:val="both"/>
+      </w:pPr>
+      <w:r>
+        <w:rPr>
+          <w:rFonts w:ascii="Times New Roman" w:hAnsi="Times New Roman" w:eastAsia="Times New Roman"/>
+          <w:b w:val="0"/>
+          <w:i w:val="0"/>
           <w:sz w:val="28"/>
         </w:rPr>
         <w:t>Ответ:</w:t>
@@ -2893,45 +3961,87 @@
     </w:p>
     <w:p>
       <w:pPr>
-        <w:keepNext/>
-        <w:widowControl/>
-        <w:spacing w:line="240" w:lineRule="auto" w:after="0" w:before="120"/>
+        <w:keepNext w:val="0"/>
+        <w:spacing w:after="60" w:line="240" w:lineRule="auto"/>
+        <w:jc w:val="both"/>
       </w:pPr>
       <w:r>
         <w:rPr>
           <w:rFonts w:ascii="Times New Roman" w:hAnsi="Times New Roman" w:eastAsia="Times New Roman"/>
           <w:b/>
-          <w:color w:val="181A1F"/>
           <w:sz w:val="28"/>
         </w:rPr>
-        <w:t>21.</w:t>
+        <w:t xml:space="preserve">№23 </w:t>
       </w:r>
-    </w:p>
-    <w:p>
-      <w:pPr>
-        <w:widowControl/>
-        <w:spacing w:line="240" w:lineRule="auto" w:after="0"/>
-      </w:pPr>
       <w:r>
         <w:rPr>
           <w:rFonts w:ascii="Times New Roman" w:hAnsi="Times New Roman" w:eastAsia="Times New Roman"/>
           <w:b w:val="0"/>
           <w:i w:val="0"/>
-          <w:color w:val="181A1F"/>
           <w:sz w:val="28"/>
         </w:rPr>
-        <w:t>Используя обществоведческие знания, приведите три суждения, как конкуренция за ресурсы (покупка более дешёвого сырья и материалов, выбор выгодного расположения предприятия, привлечение лучших кадров) способствует развитию предприятия. (Сначала назовите ресурс, а затем приведите суждение. Каждое суждение должно быть сформулировано как распространённое предложение.)</w:t>
+        <w:t xml:space="preserve">Конституция Российской Федерации закрепляет основы конституционного строя нашего государства, права и свободы человека и гражданина. </w:t>
       </w:r>
     </w:p>
     <w:p>
       <w:pPr>
-        <w:widowControl/>
-        <w:spacing w:line="240" w:lineRule="auto" w:after="0"/>
+        <w:keepNext w:val="0"/>
+        <w:spacing w:after="60" w:line="240" w:lineRule="auto"/>
+        <w:jc w:val="both"/>
       </w:pPr>
       <w:r>
         <w:rPr>
           <w:rFonts w:ascii="Times New Roman" w:hAnsi="Times New Roman" w:eastAsia="Times New Roman"/>
-          <w:color w:val="181A1F"/>
+          <w:b w:val="0"/>
+          <w:i w:val="0"/>
+          <w:sz w:val="28"/>
+        </w:rPr>
+        <w:t xml:space="preserve">На основе положений Конституции Российской Федерации объясните смысл следующих характеристик российского государства: 1) федеративное государство; 2) наличие условий для свободного предпринимательства; 3) гарантия презумпции невиновности. </w:t>
+      </w:r>
+    </w:p>
+    <w:p>
+      <w:pPr>
+        <w:keepNext w:val="0"/>
+        <w:spacing w:after="60" w:line="240" w:lineRule="auto"/>
+        <w:jc w:val="both"/>
+      </w:pPr>
+      <w:r>
+        <w:rPr>
+          <w:rFonts w:ascii="Times New Roman" w:hAnsi="Times New Roman" w:eastAsia="Times New Roman"/>
+          <w:b w:val="0"/>
+          <w:i w:val="0"/>
+          <w:sz w:val="28"/>
+        </w:rPr>
+        <w:t xml:space="preserve">(Каждое объяснение должно быть сформулировано как распространённое предложение с опорой на конкретное положение Конституции Российской Федерации. </w:t>
+      </w:r>
+    </w:p>
+    <w:p>
+      <w:pPr>
+        <w:keepNext w:val="0"/>
+        <w:spacing w:after="60" w:line="240" w:lineRule="auto"/>
+        <w:jc w:val="both"/>
+      </w:pPr>
+      <w:r>
+        <w:rPr>
+          <w:rFonts w:ascii="Times New Roman" w:hAnsi="Times New Roman" w:eastAsia="Times New Roman"/>
+          <w:b w:val="0"/>
+          <w:i w:val="0"/>
+          <w:sz w:val="28"/>
+        </w:rPr>
+        <w:t>Обратите внимание на то, что правильное выполнение задания не требует указания в ответе номеров соответствующих статей Конституции и дословного воспроизведения их содержания.)</w:t>
+      </w:r>
+    </w:p>
+    <w:p>
+      <w:pPr>
+        <w:keepNext w:val="0"/>
+        <w:spacing w:after="60" w:line="240" w:lineRule="auto"/>
+        <w:jc w:val="both"/>
+      </w:pPr>
+      <w:r>
+        <w:rPr>
+          <w:rFonts w:ascii="Times New Roman" w:hAnsi="Times New Roman" w:eastAsia="Times New Roman"/>
+          <w:b w:val="0"/>
+          <w:i w:val="0"/>
           <w:sz w:val="28"/>
         </w:rPr>
         <w:t>Ответ:</w:t>
@@ -2939,45 +4049,39 @@
     </w:p>
     <w:p>
       <w:pPr>
-        <w:keepNext/>
-        <w:widowControl/>
-        <w:spacing w:line="240" w:lineRule="auto" w:after="0" w:before="120"/>
+        <w:keepNext w:val="0"/>
+        <w:spacing w:after="60" w:line="240" w:lineRule="auto"/>
+        <w:jc w:val="both"/>
       </w:pPr>
       <w:r>
         <w:rPr>
           <w:rFonts w:ascii="Times New Roman" w:hAnsi="Times New Roman" w:eastAsia="Times New Roman"/>
           <w:b/>
-          <w:color w:val="181A1F"/>
           <w:sz w:val="28"/>
         </w:rPr>
-        <w:t>22.</w:t>
+        <w:t xml:space="preserve">№24 </w:t>
       </w:r>
-    </w:p>
-    <w:p>
-      <w:pPr>
-        <w:widowControl/>
-        <w:spacing w:line="240" w:lineRule="auto" w:after="0"/>
-      </w:pPr>
       <w:r>
         <w:rPr>
           <w:rFonts w:ascii="Times New Roman" w:hAnsi="Times New Roman" w:eastAsia="Times New Roman"/>
           <w:b w:val="0"/>
           <w:i w:val="0"/>
-          <w:color w:val="181A1F"/>
           <w:sz w:val="28"/>
         </w:rPr>
-        <w:t>Используя обществоведческие знания, составьте сложный план, позволяющий раскрыть по существу тему «Эффективность деятельности фирмы». Сложный план должен содержать не менее трёх непосредственно раскрывающих тему по существу пунктов, детализированных в подпунктах. (Количество подпунктов каждого детализированного пункта должно быть не менее трёх, за исключением случаев, когда с точки зрения общественных наук возможны только два подпункта.)</w:t>
+        <w:t>Используя обществоведческие знания, составьте сложный план, позволяющий раскрыть по существу тему «Гражданин как субъект политики». Сложный план должен содержать не менее трёх непосредственно раскрывающих тему по существу пунктов, детализированных в подпунктах. (Количество подпунктов каждого детализированного пункта должно быть не менее трёх, за исключением случаев, когда с точки зрения общественных наук возможны только два подпункта.)</w:t>
       </w:r>
     </w:p>
     <w:p>
       <w:pPr>
-        <w:widowControl/>
-        <w:spacing w:line="240" w:lineRule="auto" w:after="0"/>
+        <w:keepNext w:val="0"/>
+        <w:spacing w:after="60" w:line="240" w:lineRule="auto"/>
+        <w:jc w:val="both"/>
       </w:pPr>
       <w:r>
         <w:rPr>
           <w:rFonts w:ascii="Times New Roman" w:hAnsi="Times New Roman" w:eastAsia="Times New Roman"/>
-          <w:color w:val="181A1F"/>
+          <w:b w:val="0"/>
+          <w:i w:val="0"/>
           <w:sz w:val="28"/>
         </w:rPr>
         <w:t>Ответ:</w:t>
@@ -2985,301 +4089,84 @@
     </w:p>
     <w:p>
       <w:pPr>
-        <w:keepNext/>
-        <w:widowControl/>
-        <w:spacing w:line="240" w:lineRule="auto" w:after="0" w:before="120"/>
+        <w:keepNext w:val="0"/>
+        <w:spacing w:after="60" w:line="240" w:lineRule="auto"/>
+        <w:jc w:val="both"/>
       </w:pPr>
       <w:r>
         <w:rPr>
           <w:rFonts w:ascii="Times New Roman" w:hAnsi="Times New Roman" w:eastAsia="Times New Roman"/>
           <w:b/>
-          <w:color w:val="181A1F"/>
           <w:sz w:val="28"/>
         </w:rPr>
-        <w:t>23.</w:t>
+        <w:t xml:space="preserve">№25 </w:t>
       </w:r>
-    </w:p>
-    <w:p>
-      <w:pPr>
-        <w:widowControl/>
-        <w:spacing w:line="240" w:lineRule="auto" w:after="0"/>
-      </w:pPr>
       <w:r>
         <w:rPr>
           <w:rFonts w:ascii="Times New Roman" w:hAnsi="Times New Roman" w:eastAsia="Times New Roman"/>
           <w:b w:val="0"/>
           <w:i w:val="0"/>
-          <w:color w:val="181A1F"/>
           <w:sz w:val="28"/>
         </w:rPr>
-        <w:t xml:space="preserve">На графике изображено изменение ситуации на рынке косметических средств для домашнего ухода за лицом в стране Z. Предложение переместилось из положения S в положение S1 при неизменном спросе D. (На графике P — цена товара; Q — количество товара.) </w:t>
+        <w:t>1) Обоснуйте необходимость политического плюрализма в демократическом государстве. (Обоснование должно быть дано с опорой на обществоведческие знания в нескольких связанных между собой распространённых предложениях, раскрывать причинно-следственные и (или) функциональные связи.)</w:t>
       </w:r>
     </w:p>
     <w:p>
       <w:pPr>
-        <w:widowControl/>
-        <w:spacing w:line="240" w:lineRule="auto" w:after="0"/>
-        <w:jc w:val="center"/>
-      </w:pPr>
-      <w:r>
-        <w:rPr>
-          <w:rFonts w:ascii="Times New Roman" w:hAnsi="Times New Roman" w:eastAsia="Times New Roman"/>
-          <w:color w:val="181A1F"/>
-          <w:sz w:val="28"/>
-        </w:rPr>
-        <w:drawing>
-          <wp:inline xmlns:a="http://schemas.openxmlformats.org/drawingml/2006/main" xmlns:pic="http://schemas.openxmlformats.org/drawingml/2006/picture">
-            <wp:extent cx="5400000" cy="5400000"/>
-            <wp:docPr id="4" name="Picture 4"/>
-            <wp:cNvGraphicFramePr>
-              <a:graphicFrameLocks noChangeAspect="1"/>
-            </wp:cNvGraphicFramePr>
-            <a:graphic>
-              <a:graphicData uri="http://schemas.openxmlformats.org/drawingml/2006/picture">
-                <pic:pic>
-                  <pic:nvPicPr>
-                    <pic:cNvPr id="0" name="asset-0006.png"/>
-                    <pic:cNvPicPr/>
-                  </pic:nvPicPr>
-                  <pic:blipFill>
-                    <a:blip r:embed="rId12"/>
-                    <a:stretch>
-                      <a:fillRect/>
-                    </a:stretch>
-                  </pic:blipFill>
-                  <pic:spPr>
-                    <a:xfrm>
-                      <a:off x="0" y="0"/>
-                      <a:ext cx="5400000" cy="5400000"/>
-                    </a:xfrm>
-                    <a:prstGeom prst="rect"/>
-                  </pic:spPr>
-                </pic:pic>
-              </a:graphicData>
-            </a:graphic>
-          </wp:inline>
-        </w:drawing>
-      </w:r>
-    </w:p>
-    <w:p>
-      <w:pPr>
-        <w:widowControl/>
-        <w:spacing w:line="240" w:lineRule="auto" w:after="0"/>
+        <w:keepNext w:val="0"/>
+        <w:spacing w:after="60" w:line="240" w:lineRule="auto"/>
+        <w:jc w:val="both"/>
       </w:pPr>
       <w:r>
         <w:rPr>
           <w:rFonts w:ascii="Times New Roman" w:hAnsi="Times New Roman" w:eastAsia="Times New Roman"/>
           <w:b w:val="0"/>
           <w:i w:val="0"/>
-          <w:color w:val="181A1F"/>
           <w:sz w:val="28"/>
         </w:rPr>
-        <w:t xml:space="preserve">Как изменилась равновесная цена? </w:t>
+        <w:t>2) Какими способами СМИ могут стимулировать участие граждан в политической деятельности? Укажите любые три способа, не противоречащие российскому законодательству</w:t>
       </w:r>
     </w:p>
     <w:p>
       <w:pPr>
-        <w:widowControl/>
-        <w:spacing w:line="240" w:lineRule="auto" w:after="0"/>
+        <w:keepNext w:val="0"/>
+        <w:spacing w:after="60" w:line="240" w:lineRule="auto"/>
+        <w:jc w:val="both"/>
       </w:pPr>
       <w:r>
         <w:rPr>
           <w:rFonts w:ascii="Times New Roman" w:hAnsi="Times New Roman" w:eastAsia="Times New Roman"/>
           <w:b w:val="0"/>
           <w:i w:val="0"/>
-          <w:color w:val="181A1F"/>
           <w:sz w:val="28"/>
         </w:rPr>
-        <w:t>Что могло вызвать изменение предложения? Сначала укажите любое одно обстоятельство (фактор), затем объясните его влияние на предложение (обязательно укажите характер изменения предложения). (Объяснение должно быть дано применительно к рынку, указанному в тексте задания.)</w:t>
+        <w:t xml:space="preserve">3) Для каждого из указанных в пункте 2) способов приведите по одному примеру, иллюстрирующему работу российских СМИ. (Каждый пример должен быть сформулирован развёрнуто.) </w:t>
       </w:r>
     </w:p>
     <w:p>
       <w:pPr>
-        <w:widowControl/>
-        <w:spacing w:line="240" w:lineRule="auto" w:after="0"/>
+        <w:keepNext w:val="0"/>
+        <w:spacing w:after="60" w:line="240" w:lineRule="auto"/>
+        <w:jc w:val="both"/>
       </w:pPr>
       <w:r>
         <w:rPr>
           <w:rFonts w:ascii="Times New Roman" w:hAnsi="Times New Roman" w:eastAsia="Times New Roman"/>
           <w:b w:val="0"/>
           <w:i w:val="0"/>
-          <w:color w:val="181A1F"/>
-          <w:sz w:val="28"/>
-        </w:rPr>
-        <w:t>Как изменятся спрос и равновесная цена на данном рынке, если при прочих равных условиях увеличатся предпочтения потребителей пользоваться услугами профессиональных косметологов?</w:t>
-      </w:r>
-    </w:p>
-    <w:p>
-      <w:pPr>
-        <w:widowControl/>
-        <w:spacing w:line="240" w:lineRule="auto" w:after="0"/>
-      </w:pPr>
-      <w:r>
-        <w:rPr>
-          <w:rFonts w:ascii="Times New Roman" w:hAnsi="Times New Roman" w:eastAsia="Times New Roman"/>
-          <w:color w:val="181A1F"/>
           <w:sz w:val="28"/>
         </w:rPr>
         <w:t>Ответ:</w:t>
       </w:r>
     </w:p>
-    <w:p>
-      <w:pPr>
-        <w:keepNext/>
-        <w:widowControl/>
-        <w:spacing w:line="240" w:lineRule="auto" w:after="0" w:before="120"/>
-      </w:pPr>
-      <w:r>
-        <w:rPr>
-          <w:rFonts w:ascii="Times New Roman" w:hAnsi="Times New Roman" w:eastAsia="Times New Roman"/>
-          <w:b/>
-          <w:color w:val="181A1F"/>
-          <w:sz w:val="28"/>
-        </w:rPr>
-        <w:t>24.</w:t>
-      </w:r>
-    </w:p>
-    <w:p>
-      <w:pPr>
-        <w:widowControl/>
-        <w:spacing w:line="240" w:lineRule="auto" w:after="0"/>
-      </w:pPr>
-      <w:r>
-        <w:rPr>
-          <w:rFonts w:ascii="Times New Roman" w:hAnsi="Times New Roman" w:eastAsia="Times New Roman"/>
-          <w:b w:val="0"/>
-          <w:i w:val="0"/>
-          <w:color w:val="181A1F"/>
-          <w:sz w:val="28"/>
-        </w:rPr>
-        <w:t>Используя обществоведческие знания, составьте сложный план, позволяющий раскрыть по существу тему «Выборы как форма политического участия граждан». Сложный план должен содержать не менее трёх непосредственно раскрывающих тему по существу пунктов, детализированных в подпунктах. (Количество подпунктов каждого детализированного пункта должно быть не менее трёх, за исключением случаев, когда с точки зрения общественных наук возможны только два подпункта.)</w:t>
-      </w:r>
-    </w:p>
-    <w:p>
-      <w:pPr>
-        <w:widowControl/>
-        <w:spacing w:line="240" w:lineRule="auto" w:after="0"/>
-      </w:pPr>
-      <w:r>
-        <w:rPr>
-          <w:rFonts w:ascii="Times New Roman" w:hAnsi="Times New Roman" w:eastAsia="Times New Roman"/>
-          <w:color w:val="181A1F"/>
-          <w:sz w:val="28"/>
-        </w:rPr>
-        <w:t>Ответ:</w:t>
-      </w:r>
-    </w:p>
-    <w:p>
-      <w:pPr>
-        <w:keepNext/>
-        <w:widowControl/>
-        <w:spacing w:line="240" w:lineRule="auto" w:after="0" w:before="120"/>
-      </w:pPr>
-      <w:r>
-        <w:rPr>
-          <w:rFonts w:ascii="Times New Roman" w:hAnsi="Times New Roman" w:eastAsia="Times New Roman"/>
-          <w:b/>
-          <w:color w:val="181A1F"/>
-          <w:sz w:val="28"/>
-        </w:rPr>
-        <w:t>25.</w:t>
-      </w:r>
-    </w:p>
-    <w:p>
-      <w:pPr>
-        <w:widowControl/>
-        <w:spacing w:line="240" w:lineRule="auto" w:after="0"/>
-      </w:pPr>
-      <w:r>
-        <w:rPr>
-          <w:rFonts w:ascii="Times New Roman" w:hAnsi="Times New Roman" w:eastAsia="Times New Roman"/>
-          <w:b w:val="0"/>
-          <w:i w:val="0"/>
-          <w:color w:val="181A1F"/>
-          <w:sz w:val="28"/>
-        </w:rPr>
-        <w:t>1) Обоснуйте необходимость рационального поведения членов домохозяйств на финансовом рынке. (Обоснование должно быть дано с опорой на обществоведческие знания в нескольких связанных между собой распространённых предложениях, раскрывать причинно-следственные и (или) функциональные связи.)</w:t>
-      </w:r>
-    </w:p>
-    <w:p>
-      <w:pPr>
-        <w:widowControl/>
-        <w:spacing w:line="240" w:lineRule="auto" w:after="0"/>
-      </w:pPr>
-      <w:r>
-        <w:rPr>
-          <w:rFonts w:ascii="Times New Roman" w:hAnsi="Times New Roman" w:eastAsia="Times New Roman"/>
-          <w:b w:val="0"/>
-          <w:i w:val="0"/>
-          <w:color w:val="181A1F"/>
-          <w:sz w:val="28"/>
-        </w:rPr>
-        <w:t>2) Какие небанковские финансовые институты взаимодействуют с домохозяйствами в РФ? Назовите любые три института.</w:t>
-      </w:r>
-    </w:p>
-    <w:p>
-      <w:pPr>
-        <w:widowControl/>
-        <w:spacing w:line="240" w:lineRule="auto" w:after="0"/>
-      </w:pPr>
-      <w:r>
-        <w:rPr>
-          <w:rFonts w:ascii="Times New Roman" w:hAnsi="Times New Roman" w:eastAsia="Times New Roman"/>
-          <w:b w:val="0"/>
-          <w:i w:val="0"/>
-          <w:color w:val="181A1F"/>
-          <w:sz w:val="28"/>
-        </w:rPr>
-        <w:t>3) Проиллюстрируйте примером взаимодействие каждого из институтов, названных в пункте 2), с российскими домохозяйствами. (Каждый пример должен быть сформулирован развёрнуто.)</w:t>
-      </w:r>
-    </w:p>
-    <w:p>
-      <w:pPr>
-        <w:widowControl/>
-        <w:spacing w:line="240" w:lineRule="auto" w:after="0"/>
-      </w:pPr>
-      <w:r>
-        <w:rPr>
-          <w:rFonts w:ascii="Times New Roman" w:hAnsi="Times New Roman" w:eastAsia="Times New Roman"/>
-          <w:color w:val="181A1F"/>
-          <w:sz w:val="28"/>
-        </w:rPr>
-        <w:t>Ответ:</w:t>
-      </w:r>
-    </w:p>
-    <w:p>
-      <w:pPr>
-        <w:widowControl/>
-        <w:spacing w:line="240" w:lineRule="auto" w:after="0"/>
-      </w:pPr>
-      <w:r>
-        <w:rPr>
-          <w:rFonts w:ascii="Times New Roman" w:hAnsi="Times New Roman" w:eastAsia="Times New Roman"/>
-          <w:color w:val="181A1F"/>
-          <w:sz w:val="28"/>
-        </w:rPr>
-        <w:br w:type="page"/>
-      </w:r>
-    </w:p>
     <w:sectPr>
-      <w:footerReference w:type="default" r:id="rId13"/>
-      <w:pgSz w:w="11906" w:h="16838"/>
-      <w:pgMar w:top="935" w:right="879" w:bottom="879" w:left="992" w:header="397" w:footer="397" w:gutter="0"/>
+      <w:pgSz w:w="12240" w:h="15840"/>
+      <w:pgMar w:top="964" w:right="850" w:bottom="964" w:left="1134" w:header="720" w:footer="720" w:gutter="0"/>
       <w:cols w:space="720"/>
       <w:docGrid w:linePitch="360"/>
     </w:sectPr>
   </w:body>
 </w:document>
-</file>
-
-<file path=word/footer1.xml><?xml version="1.0" encoding="utf-8"?>
-<w:ftr xmlns:m="http://schemas.openxmlformats.org/officeDocument/2006/math" xmlns:mc="http://schemas.openxmlformats.org/markup-compatibility/2006" xmlns:mo="http://schemas.microsoft.com/office/mac/office/2008/main" xmlns:mv="urn:schemas-microsoft-com:mac:vml" xmlns:o="urn:schemas-microsoft-com:office:office" xmlns:r="http://schemas.openxmlformats.org/officeDocument/2006/relationships" xmlns:v="urn:schemas-microsoft-com:vml" xmlns:w10="urn:schemas-microsoft-com:office:word" xmlns:w14="http://schemas.microsoft.com/office/word/2010/wordml" xmlns:w="http://schemas.openxmlformats.org/wordprocessingml/2006/main" xmlns:wne="http://schemas.microsoft.com/office/word/2006/wordml" xmlns:wp14="http://schemas.microsoft.com/office/word/2010/wordprocessingDrawing" xmlns:wp="http://schemas.openxmlformats.org/drawingml/2006/wordprocessingDrawing" xmlns:wpc="http://schemas.microsoft.com/office/word/2010/wordprocessingCanvas" xmlns:wpg="http://schemas.microsoft.com/office/word/2010/wordprocessingGroup" xmlns:wpi="http://schemas.microsoft.com/office/word/2010/wordprocessingInk" xmlns:wps="http://schemas.microsoft.com/office/word/2010/wordprocessingShape" mc:Ignorable="w14 wp14">
-  <w:p>
-    <w:pPr>
-      <w:pStyle w:val="Footer"/>
-    </w:pPr>
-  </w:p>
-</w:ftr>
 </file>
 
 <file path=word/numbering.xml><?xml version="1.0" encoding="utf-8"?>
@@ -3646,11 +4533,10 @@
     <w:qFormat/>
     <w:rsid w:val="00FC693F"/>
     <w:pPr>
-      <w:spacing w:after="0" w:line="240" w:lineRule="auto"/>
+      <w:spacing w:after="60" w:line="240" w:lineRule="auto"/>
     </w:pPr>
     <w:rPr>
-      <w:rFonts w:ascii="Times New Roman" w:hAnsi="Times New Roman"/>
-      <w:color w:val="181A1F"/>
+      <w:rFonts w:ascii="Times New Roman" w:hAnsi="Times New Roman" w:eastAsia="Times New Roman"/>
       <w:sz w:val="28"/>
     </w:rPr>
   </w:style>
@@ -3713,10 +4599,10 @@
       <w:outlineLvl w:val="0"/>
     </w:pPr>
     <w:rPr>
-      <w:rFonts w:asciiTheme="majorHAnsi" w:eastAsiaTheme="majorEastAsia" w:hAnsiTheme="majorHAnsi" w:cstheme="majorBidi" w:ascii="Times New Roman" w:hAnsi="Times New Roman"/>
+      <w:rFonts w:asciiTheme="majorHAnsi" w:eastAsiaTheme="majorEastAsia" w:hAnsiTheme="majorHAnsi" w:cstheme="majorBidi"/>
       <w:b/>
       <w:bCs/>
-      <w:color w:val="181A1F"/>
+      <w:color w:val="365F91" w:themeColor="accent1" w:themeShade="BF"/>
       <w:sz w:val="28"/>
       <w:szCs w:val="28"/>
     </w:rPr>
@@ -3737,7 +4623,7 @@
       <w:outlineLvl w:val="1"/>
     </w:pPr>
     <w:rPr>
-      <w:rFonts w:asciiTheme="majorHAnsi" w:eastAsiaTheme="majorEastAsia" w:hAnsiTheme="majorHAnsi" w:cstheme="majorBidi" w:ascii="Arial" w:hAnsi="Arial"/>
+      <w:rFonts w:asciiTheme="majorHAnsi" w:eastAsiaTheme="majorEastAsia" w:hAnsiTheme="majorHAnsi" w:cstheme="majorBidi"/>
       <w:b/>
       <w:bCs/>
       <w:color w:val="4F81BD" w:themeColor="accent1"/>
@@ -4002,7 +4888,7 @@
       <w:contextualSpacing/>
     </w:pPr>
     <w:rPr>
-      <w:rFonts w:asciiTheme="majorHAnsi" w:eastAsiaTheme="majorEastAsia" w:hAnsiTheme="majorHAnsi" w:cstheme="majorBidi" w:ascii="Arial" w:hAnsi="Arial"/>
+      <w:rFonts w:asciiTheme="majorHAnsi" w:eastAsiaTheme="majorEastAsia" w:hAnsiTheme="majorHAnsi" w:cstheme="majorBidi"/>
       <w:color w:val="17365D" w:themeColor="text2" w:themeShade="BF"/>
       <w:spacing w:val="5"/>
       <w:kern w:val="28"/>
